--- a/docs/escalations/ENG-CS-2026-08-06-01_Closure_Schedule.docx
+++ b/docs/escalations/ENG-CS-2026-08-06-01_Closure_Schedule.docx
@@ -230,7 +230,7 @@
                 <w:color w:val="1A1A1A"/>
                 <w:sz w:val="21"/>
               </w:rPr>
-              <w:t>____________________   (the sender fills this in at dispatch)</w:t>
+              <w:t>Close of business today, 2026-08-06</w:t>
             </w:r>
           </w:p>
         </w:tc>
@@ -314,7 +314,7 @@
                 <w:color w:val="1A1A1A"/>
                 <w:sz w:val="21"/>
               </w:rPr>
-              <w:t>Issued once and not revised in place. A change becomes ENG-CS-2026-08-06-02, authored fresh.</w:t>
+              <w:t>Frozen at dispatch, not at drafting. Once it has gone out it is never revised in place, and a change becomes ENG-CS-2026-08-06-02, authored fresh.</w:t>
             </w:r>
           </w:p>
         </w:tc>
@@ -14911,6 +14911,27 @@
     </w:p>
     <w:p>
       <w:pPr>
+        <w:spacing w:before="240" w:after="120"/>
+      </w:pPr>
+      <w:r>
+        <w:rPr>
+          <w:b/>
+          <w:color w:val="1A1A1A"/>
+          <w:sz w:val="21"/>
+        </w:rPr>
+        <w:t xml:space="preserve">Response requested by close of business today, 2026-08-06. </w:t>
+      </w:r>
+      <w:r>
+        <w:rPr>
+          <w:b w:val="0"/>
+          <w:color w:val="1A1A1A"/>
+          <w:sz w:val="21"/>
+        </w:rPr>
+        <w:t>That deadline is for what can be answered today, and it is not a request for any decision to be rushed. Partial returns land immediately: one answered item releases its story whether or not the rest of the schedule is complete. Anything that cannot be settled today is answered under rule 1 rather than left blank, with the word pending and the date it is expected, which is itself a usable answer because the work behind it can then be planned against a date instead of against silence.</w:t>
+      </w:r>
+    </w:p>
+    <w:p>
+      <w:pPr>
         <w:spacing w:before="120" w:after="120"/>
       </w:pPr>
       <w:r>
@@ -14920,7 +14941,7 @@
           <w:color w:val="5A5A5A"/>
           <w:sz w:val="19"/>
         </w:rPr>
-        <w:t>Nothing here is a request for a decision to be rushed. An item left open is recorded as open, and the work behind it stays where it is. What the record cannot do is carry an answer nobody gave, so a blank stays a blank until somebody fills it.</w:t>
+        <w:t>An item left open is recorded as open, and the work behind it stays where it is. What the record cannot do is carry an answer nobody gave, so a blank stays a blank until somebody fills it.</w:t>
       </w:r>
     </w:p>
     <w:sectPr>

--- a/docs/escalations/ENG-CS-2026-08-06-01_Closure_Schedule.docx
+++ b/docs/escalations/ENG-CS-2026-08-06-01_Closure_Schedule.docx
@@ -53,7 +53,7 @@
           <w:color w:val="1A1A1A"/>
           <w:sz w:val="24"/>
         </w:rPr>
-        <w:t>Everything the platform is waiting on from outside engineering, what each item has to contain before it can be closed, and the piece of work it releases when it arrives. Nine items, each with a table to fill in.</w:t>
+        <w:t>Everything the platform is waiting on from outside engineering, what each item has to contain before it can be closed, and the piece of work it releases when it arrives. Eleven items, each with a table to fill in.</w:t>
       </w:r>
     </w:p>
     <w:tbl>
@@ -273,6 +273,48 @@
                 <w:sz w:val="21"/>
               </w:rPr>
               <w:t>Client · Finance · Legal · Management · Counsel · Product · Corne Labs</w:t>
+            </w:r>
+          </w:p>
+        </w:tc>
+      </w:tr>
+      <w:tr>
+        <w:tc>
+          <w:tcPr>
+            <w:tcW w:type="dxa" w:w="2608"/>
+          </w:tcPr>
+          <w:p>
+            <w:pPr>
+              <w:spacing w:after="40" w:before="40"/>
+            </w:pPr>
+            <w:r/>
+            <w:r>
+              <w:rPr>
+                <w:b/>
+                <w:i w:val="0"/>
+                <w:color w:val="1A1A1A"/>
+                <w:sz w:val="21"/>
+              </w:rPr>
+              <w:t>Revised</w:t>
+            </w:r>
+          </w:p>
+        </w:tc>
+        <w:tc>
+          <w:tcPr>
+            <w:tcW w:type="dxa" w:w="6690"/>
+          </w:tcPr>
+          <w:p>
+            <w:pPr>
+              <w:spacing w:after="40" w:before="40"/>
+            </w:pPr>
+            <w:r/>
+            <w:r>
+              <w:rPr>
+                <w:b w:val="0"/>
+                <w:i w:val="0"/>
+                <w:color w:val="1A1A1A"/>
+                <w:sz w:val="21"/>
+              </w:rPr>
+              <w:t>6 August 2026, before dispatch, after the answers to ENG-DR-2026-08-06-01 came back the same day. Two of those five answers closed. Three did not, and the three that did not are now items on this schedule. Nine items became eleven.</w:t>
             </w:r>
           </w:p>
         </w:tc>
@@ -348,7 +390,7 @@
           <w:color w:val="1A1A1A"/>
           <w:sz w:val="21"/>
         </w:rPr>
-        <w:t xml:space="preserve">This asks no new questions. </w:t>
+        <w:t xml:space="preserve">This asks no new question. </w:t>
       </w:r>
       <w:r>
         <w:rPr>
@@ -357,6 +399,27 @@
           <w:sz w:val="21"/>
         </w:rPr>
         <w:t>ENG-DR-2026-08-06-01 went out on 6 August and asks five questions the team cannot answer for itself. This document asks nothing new. It is a schedule of what has to arrive, in what form, and from whom, for each item already open, so one reader can see the whole outstanding list at once rather than discovering it one blocked story at a time.</w:t>
+      </w:r>
+    </w:p>
+    <w:p>
+      <w:pPr>
+        <w:spacing w:before="0" w:after="120"/>
+      </w:pPr>
+      <w:r>
+        <w:rPr>
+          <w:b/>
+          <w:color w:val="1A1A1A"/>
+          <w:sz w:val="21"/>
+        </w:rPr>
+        <w:t xml:space="preserve">Part B is the one place that reads like a new question and is not. </w:t>
+      </w:r>
+      <w:r>
+        <w:rPr>
+          <w:b w:val="0"/>
+          <w:color w:val="1A1A1A"/>
+          <w:sz w:val="21"/>
+        </w:rPr>
+        <w:t>Two of those five decision requests came back on 6 August with answers that contradict themselves, in the same document, on the same pages. Part B asks which of the two readings is meant. That is the same question already asked, returned unresolved, not a further one.</w:t>
       </w:r>
     </w:p>
     <w:p>
@@ -1338,7 +1401,7 @@
           <w:color w:val="1A1A1A"/>
           <w:sz w:val="23"/>
         </w:rPr>
-        <w:t>The nine items, and what each one releases</w:t>
+        <w:t>The eleven items, and what each one releases</w:t>
       </w:r>
     </w:p>
     <w:tbl>
@@ -1743,7 +1806,7 @@
                 <w:color w:val="1A1A1A"/>
                 <w:sz w:val="18"/>
               </w:rPr>
-              <w:t>Legal review, gate G4</w:t>
+              <w:t>Legal review, gate G4, and the outstanding half of EXT-10</w:t>
             </w:r>
           </w:p>
         </w:tc>
@@ -1928,6 +1991,170 @@
                 <w:sz w:val="18"/>
               </w:rPr>
               <w:t>Part A</w:t>
+            </w:r>
+          </w:p>
+        </w:tc>
+      </w:tr>
+      <w:tr>
+        <w:tc>
+          <w:tcPr>
+            <w:tcW w:type="dxa" w:w="1077"/>
+          </w:tcPr>
+          <w:p>
+            <w:pPr>
+              <w:spacing w:after="40" w:before="40"/>
+            </w:pPr>
+            <w:r/>
+            <w:r>
+              <w:rPr>
+                <w:b w:val="0"/>
+                <w:i w:val="0"/>
+                <w:color w:val="1A1A1A"/>
+                <w:sz w:val="18"/>
+              </w:rPr>
+              <w:t>EXT-8</w:t>
+            </w:r>
+          </w:p>
+        </w:tc>
+        <w:tc>
+          <w:tcPr>
+            <w:tcW w:type="dxa" w:w="3175"/>
+          </w:tcPr>
+          <w:p>
+            <w:pPr>
+              <w:spacing w:after="40" w:before="40"/>
+            </w:pPr>
+            <w:r/>
+            <w:r>
+              <w:rPr>
+                <w:b w:val="0"/>
+                <w:i w:val="0"/>
+                <w:color w:val="1A1A1A"/>
+                <w:sz w:val="18"/>
+              </w:rPr>
+              <w:t>Three contradictions inside the identifier answer, and four gaps</w:t>
+            </w:r>
+          </w:p>
+        </w:tc>
+        <w:tc>
+          <w:tcPr>
+            <w:tcW w:type="dxa" w:w="4025"/>
+          </w:tcPr>
+          <w:p>
+            <w:pPr>
+              <w:spacing w:after="40" w:before="40"/>
+            </w:pPr>
+            <w:r/>
+            <w:r>
+              <w:rPr>
+                <w:b w:val="0"/>
+                <w:i w:val="0"/>
+                <w:color w:val="1A1A1A"/>
+                <w:sz w:val="18"/>
+              </w:rPr>
+              <w:t>The identifier half of E9-S2</w:t>
+            </w:r>
+          </w:p>
+        </w:tc>
+        <w:tc>
+          <w:tcPr>
+            <w:tcW w:type="dxa" w:w="1020"/>
+          </w:tcPr>
+          <w:p>
+            <w:pPr>
+              <w:spacing w:after="40" w:before="40"/>
+            </w:pPr>
+            <w:r/>
+            <w:r>
+              <w:rPr>
+                <w:b w:val="0"/>
+                <w:i w:val="0"/>
+                <w:color w:val="1A1A1A"/>
+                <w:sz w:val="18"/>
+              </w:rPr>
+              <w:t>Part B</w:t>
+            </w:r>
+          </w:p>
+        </w:tc>
+      </w:tr>
+      <w:tr>
+        <w:tc>
+          <w:tcPr>
+            <w:tcW w:type="dxa" w:w="1077"/>
+          </w:tcPr>
+          <w:p>
+            <w:pPr>
+              <w:spacing w:after="40" w:before="40"/>
+            </w:pPr>
+            <w:r/>
+            <w:r>
+              <w:rPr>
+                <w:b w:val="0"/>
+                <w:i w:val="0"/>
+                <w:color w:val="1A1A1A"/>
+                <w:sz w:val="18"/>
+              </w:rPr>
+              <w:t>EXT-9</w:t>
+            </w:r>
+          </w:p>
+        </w:tc>
+        <w:tc>
+          <w:tcPr>
+            <w:tcW w:type="dxa" w:w="3175"/>
+          </w:tcPr>
+          <w:p>
+            <w:pPr>
+              <w:spacing w:after="40" w:before="40"/>
+            </w:pPr>
+            <w:r/>
+            <w:r>
+              <w:rPr>
+                <w:b w:val="0"/>
+                <w:i w:val="0"/>
+                <w:color w:val="1A1A1A"/>
+                <w:sz w:val="18"/>
+              </w:rPr>
+              <w:t>The commission rate. The structure is settled, the number is not</w:t>
+            </w:r>
+          </w:p>
+        </w:tc>
+        <w:tc>
+          <w:tcPr>
+            <w:tcW w:type="dxa" w:w="4025"/>
+          </w:tcPr>
+          <w:p>
+            <w:pPr>
+              <w:spacing w:after="40" w:before="40"/>
+            </w:pPr>
+            <w:r/>
+            <w:r>
+              <w:rPr>
+                <w:b w:val="0"/>
+                <w:i w:val="0"/>
+                <w:color w:val="1A1A1A"/>
+                <w:sz w:val="18"/>
+              </w:rPr>
+              <w:t>E9-S3's commission half, and two points of EXT-4</w:t>
+            </w:r>
+          </w:p>
+        </w:tc>
+        <w:tc>
+          <w:tcPr>
+            <w:tcW w:type="dxa" w:w="1020"/>
+          </w:tcPr>
+          <w:p>
+            <w:pPr>
+              <w:spacing w:after="40" w:before="40"/>
+            </w:pPr>
+            <w:r/>
+            <w:r>
+              <w:rPr>
+                <w:b w:val="0"/>
+                <w:i w:val="0"/>
+                <w:color w:val="1A1A1A"/>
+                <w:sz w:val="18"/>
+              </w:rPr>
+              <w:t>Part B</w:t>
             </w:r>
           </w:p>
         </w:tc>
@@ -2195,7 +2422,7 @@
           <w:color w:val="5A5A5A"/>
           <w:sz w:val="18"/>
         </w:rPr>
-        <w:t>EXT-8 to EXT-12 are outstanding too. They went out on 6 August inside ENG-DR-2026-08-06-01 and appear in Part B of this document with no answer column, because an answer given in two places is an answer that can differ in two places.</w:t>
+        <w:t>EXT-8 and EXT-9 joined this schedule on 6 August, after they were answered. That is not a contradiction. Both were answered the same day inside ENG-DR-2026-08-06-01, and both answers left a point unsettled that the answer itself created. An item that has been answered and is still open is exactly what this schedule is for. EXT-10 is answered and half-open too, and it is chased at EXT-4 rather than given a row of its own, because what it now waits on is counsel's signature. EXT-11 and EXT-12 are closed.</w:t>
       </w:r>
     </w:p>
     <w:p>
@@ -3986,7 +4213,7 @@
                 <w:color w:val="5A5A5A"/>
                 <w:sz w:val="17"/>
               </w:rPr>
-              <w:t>Format: the region code, or write "deferred pending EXT-11". EXT-11 decides whether the internal policy's closed list of three transfer conditions governs or the published policy's reasonable steps does. If the closed list wins, the region must be Nigerian or covered by one of those three conditions.</w:t>
+              <w:t>Format: the region code. EXT-11 answered this on 6 August and the deferral is withdrawn. The internal policy governs and the closed list wins, so this is now a choice rather than a wait: a Nigerian region, which needs no instrument, or a non-Nigerian region, which cannot carry production data until an NDPC-approved Cross-Border Data Transfer Instrument or standard contractual clauses are executed. The ruling's own words: "Until executed and documented, no new production transfer should rely on general consent or 'reasonable steps'."</w:t>
             </w:r>
           </w:p>
         </w:tc>
@@ -4058,7 +4285,7 @@
                 <w:color w:val="1A1A1A"/>
                 <w:sz w:val="19"/>
               </w:rPr>
-              <w:t>The access key and secret for that bucket.</w:t>
+              <w:t>If the region is non-Nigerian, the executed transfer instrument.</w:t>
             </w:r>
           </w:p>
           <w:p>
@@ -4072,7 +4299,7 @@
                 <w:color w:val="5A5A5A"/>
                 <w:sz w:val="17"/>
               </w:rPr>
-              <w:t>Do not write them here. Write who received them, on what date, through which channel, and confirm they are scoped to this bucket alone and not to the whole account.</w:t>
+              <w:t>Format: the instrument's date, its parties, and which subprocessors it covers, or the date it is expected. No such executed instrument exists today, which means a non-Nigerian region answered without this row is an answer that cannot be acted on.</w:t>
             </w:r>
           </w:p>
         </w:tc>
@@ -4144,7 +4371,7 @@
                 <w:color w:val="1A1A1A"/>
                 <w:sz w:val="19"/>
               </w:rPr>
-              <w:t>Confirmation that public reads are denied at the bucket policy.</w:t>
+              <w:t>The access key and secret for that bucket.</w:t>
             </w:r>
           </w:p>
           <w:p>
@@ -4158,7 +4385,7 @@
                 <w:color w:val="5A5A5A"/>
                 <w:sz w:val="17"/>
               </w:rPr>
-              <w:t>Format: yes or no, and the date it was checked. ADR-0004 makes this a production requirement rather than a preference.</w:t>
+              <w:t>Do not write them here. Write who received them, on what date, through which channel, and confirm they are scoped to this bucket alone and not to the whole account.</w:t>
             </w:r>
           </w:p>
         </w:tc>
@@ -4230,7 +4457,7 @@
                 <w:color w:val="1A1A1A"/>
                 <w:sz w:val="19"/>
               </w:rPr>
-              <w:t>Whether object versioning is enabled.</w:t>
+              <w:t>Confirmation that public reads are denied at the bucket policy.</w:t>
             </w:r>
           </w:p>
           <w:p>
@@ -4244,7 +4471,7 @@
                 <w:color w:val="5A5A5A"/>
                 <w:sz w:val="17"/>
               </w:rPr>
-              <w:t>Format: on or off. This is not housekeeping. E8-S1 requires erasure to crypto-shred rather than leave orphaned objects, and versioning changes what deletion means.</w:t>
+              <w:t>Format: yes or no, and the date it was checked. ADR-0004 makes this a production requirement rather than a preference.</w:t>
             </w:r>
           </w:p>
         </w:tc>
@@ -4297,6 +4524,92 @@
                 <w:sz w:val="19"/>
               </w:rPr>
               <w:t>7</w:t>
+            </w:r>
+          </w:p>
+        </w:tc>
+        <w:tc>
+          <w:tcPr>
+            <w:tcW w:type="dxa" w:w="5272"/>
+          </w:tcPr>
+          <w:p>
+            <w:pPr>
+              <w:spacing w:after="40" w:before="40"/>
+            </w:pPr>
+            <w:r/>
+            <w:r>
+              <w:rPr>
+                <w:b w:val="0"/>
+                <w:i w:val="0"/>
+                <w:color w:val="1A1A1A"/>
+                <w:sz w:val="19"/>
+              </w:rPr>
+              <w:t>Whether object versioning is enabled.</w:t>
+            </w:r>
+          </w:p>
+          <w:p>
+            <w:pPr>
+              <w:spacing w:after="40" w:before="0"/>
+            </w:pPr>
+            <w:r>
+              <w:rPr>
+                <w:b w:val="0"/>
+                <w:i/>
+                <w:color w:val="5A5A5A"/>
+                <w:sz w:val="17"/>
+              </w:rPr>
+              <w:t>Format: on or off. This is not housekeeping. E8-S1 requires erasure to crypto-shred rather than leave orphaned objects, and versioning changes what deletion means.</w:t>
+            </w:r>
+          </w:p>
+        </w:tc>
+        <w:tc>
+          <w:tcPr>
+            <w:tcW w:type="dxa" w:w="3515"/>
+            <w:shd w:val="clear" w:fill="FFFDF2"/>
+          </w:tcPr>
+          <w:p>
+            <w:pPr>
+              <w:spacing w:after="40" w:before="40"/>
+            </w:pPr>
+            <w:r/>
+            <w:r>
+              <w:rPr>
+                <w:b w:val="0"/>
+                <w:i/>
+                <w:color w:val="5A5A5A"/>
+                <w:sz w:val="18"/>
+              </w:rPr>
+            </w:r>
+          </w:p>
+          <w:p>
+            <w:pPr>
+              <w:spacing w:after="40"/>
+            </w:pPr>
+          </w:p>
+          <w:p>
+            <w:pPr>
+              <w:spacing w:after="40"/>
+            </w:pPr>
+          </w:p>
+        </w:tc>
+      </w:tr>
+      <w:tr>
+        <w:tc>
+          <w:tcPr>
+            <w:tcW w:type="dxa" w:w="510"/>
+          </w:tcPr>
+          <w:p>
+            <w:pPr>
+              <w:spacing w:after="40" w:before="40"/>
+            </w:pPr>
+            <w:r/>
+            <w:r>
+              <w:rPr>
+                <w:b/>
+                <w:i w:val="0"/>
+                <w:color w:val="1A1A1A"/>
+                <w:sz w:val="19"/>
+              </w:rPr>
+              <w:t>8</w:t>
             </w:r>
           </w:p>
         </w:tc>
@@ -4436,7 +4749,7 @@
                 <w:color w:val="1A1A1A"/>
                 <w:sz w:val="19"/>
               </w:rPr>
-              <w:t>The bucket is [name] at endpoint [url], region [code, or deferred pending EXT-11].</w:t>
+              <w:t>The bucket is [name] at endpoint [url], region [code]. That region is [Nigerian / not</w:t>
             </w:r>
           </w:p>
         </w:tc>
@@ -4459,7 +4772,7 @@
                 <w:color w:val="1A1A1A"/>
                 <w:sz w:val="19"/>
               </w:rPr>
-              <w:t>Credentials were issued to [name] on [date] by [channel], scoped to this bucket only.</w:t>
+              <w:t>Nigerian]. If not Nigerian, the cross-border transfer instrument is dated [date] between</w:t>
             </w:r>
           </w:p>
         </w:tc>
@@ -4482,7 +4795,7 @@
                 <w:color w:val="1A1A1A"/>
                 <w:sz w:val="19"/>
               </w:rPr>
-              <w:t>Public reads are denied at the bucket policy: [yes/no], checked [date]. Object</w:t>
+              <w:t>[parties] and covers [subprocessors], or is expected [date]. Credentials were issued to</w:t>
             </w:r>
           </w:p>
         </w:tc>
@@ -4505,7 +4818,53 @@
                 <w:color w:val="1A1A1A"/>
                 <w:sz w:val="19"/>
               </w:rPr>
-              <w:t>versioning is [on/off]. Lifecycle rules applied: [rules, or none].</w:t>
+              <w:t>[name] on [date] by [channel], scoped to this bucket only. Public reads are denied at the</w:t>
+            </w:r>
+          </w:p>
+        </w:tc>
+      </w:tr>
+      <w:tr>
+        <w:tc>
+          <w:tcPr>
+            <w:tcW w:type="dxa" w:w="9298"/>
+            <w:shd w:val="clear" w:fill="F7F7F7"/>
+          </w:tcPr>
+          <w:p>
+            <w:pPr>
+              <w:spacing w:after="40" w:before="40"/>
+            </w:pPr>
+            <w:r/>
+            <w:r>
+              <w:rPr>
+                <w:b w:val="0"/>
+                <w:i/>
+                <w:color w:val="1A1A1A"/>
+                <w:sz w:val="19"/>
+              </w:rPr>
+              <w:t>bucket policy: [yes/no], checked [date]. Object versioning is [on/off]. Lifecycle rules</w:t>
+            </w:r>
+          </w:p>
+        </w:tc>
+      </w:tr>
+      <w:tr>
+        <w:tc>
+          <w:tcPr>
+            <w:tcW w:type="dxa" w:w="9298"/>
+            <w:shd w:val="clear" w:fill="F7F7F7"/>
+          </w:tcPr>
+          <w:p>
+            <w:pPr>
+              <w:spacing w:after="40" w:before="40"/>
+            </w:pPr>
+            <w:r/>
+            <w:r>
+              <w:rPr>
+                <w:b w:val="0"/>
+                <w:i/>
+                <w:color w:val="1A1A1A"/>
+                <w:sz w:val="19"/>
+              </w:rPr>
+              <w:t>applied: [rules, or none].</w:t>
             </w:r>
           </w:p>
         </w:tc>
@@ -5718,7 +6077,7 @@
                 <w:color w:val="1A1A1A"/>
                 <w:sz w:val="19"/>
               </w:rPr>
-              <w:t>Whether to wait for EXT-12 before publishing DNS.</w:t>
+              <w:t>Confirmation that the sending domain sits under safebuyrealtiesltd.com.</w:t>
             </w:r>
           </w:p>
           <w:p>
@@ -5732,7 +6091,93 @@
                 <w:color w:val="5A5A5A"/>
                 <w:sz w:val="17"/>
               </w:rPr>
-              <w:t>Format: proceed now, or wait. EXT-12 settles the canonical domain. A sending domain chosen before that answer may have to move, which means publishing DNS again and warming it again.</w:t>
+              <w:t>Format: yes, or the domain you are using instead and why. EXT-12 answered the canonical domain on 6 August and this row stopped being a wait. The answer is www.safebuyrealtiesltd.com, held in a company-controlled account with the registrar, DNS, certificates, renewal billing and recovery credentials under MD/CEO and authorised administrator oversight. The same answer instructs that safebuyrealties.com must not be printed on instruments unless Management separately confirms ownership. A sending domain under anything else now needs a reason, which is the reverse of where this row stood that morning.</w:t>
+            </w:r>
+          </w:p>
+        </w:tc>
+        <w:tc>
+          <w:tcPr>
+            <w:tcW w:type="dxa" w:w="3515"/>
+            <w:shd w:val="clear" w:fill="FFFDF2"/>
+          </w:tcPr>
+          <w:p>
+            <w:pPr>
+              <w:spacing w:after="40" w:before="40"/>
+            </w:pPr>
+            <w:r/>
+            <w:r>
+              <w:rPr>
+                <w:b w:val="0"/>
+                <w:i/>
+                <w:color w:val="5A5A5A"/>
+                <w:sz w:val="18"/>
+              </w:rPr>
+            </w:r>
+          </w:p>
+          <w:p>
+            <w:pPr>
+              <w:spacing w:after="40"/>
+            </w:pPr>
+          </w:p>
+          <w:p>
+            <w:pPr>
+              <w:spacing w:after="40"/>
+            </w:pPr>
+          </w:p>
+        </w:tc>
+      </w:tr>
+      <w:tr>
+        <w:tc>
+          <w:tcPr>
+            <w:tcW w:type="dxa" w:w="510"/>
+          </w:tcPr>
+          <w:p>
+            <w:pPr>
+              <w:spacing w:after="40" w:before="40"/>
+            </w:pPr>
+            <w:r/>
+            <w:r>
+              <w:rPr>
+                <w:b/>
+                <w:i w:val="0"/>
+                <w:color w:val="1A1A1A"/>
+                <w:sz w:val="19"/>
+              </w:rPr>
+              <w:t>9</w:t>
+            </w:r>
+          </w:p>
+        </w:tc>
+        <w:tc>
+          <w:tcPr>
+            <w:tcW w:type="dxa" w:w="5272"/>
+          </w:tcPr>
+          <w:p>
+            <w:pPr>
+              <w:spacing w:after="40" w:before="40"/>
+            </w:pPr>
+            <w:r/>
+            <w:r>
+              <w:rPr>
+                <w:b w:val="0"/>
+                <w:i w:val="0"/>
+                <w:color w:val="1A1A1A"/>
+                <w:sz w:val="19"/>
+              </w:rPr>
+              <w:t>Who holds the registrar account for that domain, by name.</w:t>
+            </w:r>
+          </w:p>
+          <w:p>
+            <w:pPr>
+              <w:spacing w:after="40" w:before="0"/>
+            </w:pPr>
+            <w:r>
+              <w:rPr>
+                <w:b w:val="0"/>
+                <w:i/>
+                <w:color w:val="5A5A5A"/>
+                <w:sz w:val="17"/>
+              </w:rPr>
+              <w:t>Format: full name, role, and the organisation the account is registered to. The EXT-12 answer makes company control of the registrar account a requirement rather than a detail, and mail authentication is published from exactly that account.</w:t>
             </w:r>
           </w:p>
         </w:tc>
@@ -5838,7 +6283,7 @@
                 <w:color w:val="1A1A1A"/>
                 <w:sz w:val="19"/>
               </w:rPr>
-              <w:t>Mail sends from [domain]. DNS for it is controlled by [name, organisation]. SPF, DKIM</w:t>
+              <w:t>Mail sends from [domain], which is / is not under safebuyrealtiesltd.com. The registrar</w:t>
             </w:r>
           </w:p>
         </w:tc>
@@ -5861,7 +6306,7 @@
                 <w:color w:val="1A1A1A"/>
                 <w:sz w:val="19"/>
               </w:rPr>
-              <w:t>and DMARC were published on [date], DMARC policy [none/quarantine/reject], reports to</w:t>
+              <w:t>account is held by [name] of [organisation]. DNS for it is controlled by [name,</w:t>
             </w:r>
           </w:p>
         </w:tc>
@@ -5884,7 +6329,7 @@
                 <w:color w:val="1A1A1A"/>
                 <w:sz w:val="19"/>
               </w:rPr>
-              <w:t>[address]. SMTP credentials were issued to [name] on [date]. Users see From [address]</w:t>
+              <w:t>organisation]. SPF, DKIM and DMARC were published on [date], DMARC policy</w:t>
             </w:r>
           </w:p>
         </w:tc>
@@ -5907,7 +6352,30 @@
                 <w:color w:val="1A1A1A"/>
                 <w:sz w:val="19"/>
               </w:rPr>
-              <w:t>and Reply-To [address]. Bounces go to [address].</w:t>
+              <w:t>[none/quarantine/reject], reports to [address]. SMTP credentials were issued to [name] on</w:t>
+            </w:r>
+          </w:p>
+        </w:tc>
+      </w:tr>
+      <w:tr>
+        <w:tc>
+          <w:tcPr>
+            <w:tcW w:type="dxa" w:w="9298"/>
+            <w:shd w:val="clear" w:fill="F7F7F7"/>
+          </w:tcPr>
+          <w:p>
+            <w:pPr>
+              <w:spacing w:after="40" w:before="40"/>
+            </w:pPr>
+            <w:r/>
+            <w:r>
+              <w:rPr>
+                <w:b w:val="0"/>
+                <w:i/>
+                <w:color w:val="1A1A1A"/>
+                <w:sz w:val="19"/>
+              </w:rPr>
+              <w:t>[date]. Users see From [address] and Reply-To [address]. Bounces go to [address].</w:t>
             </w:r>
           </w:p>
         </w:tc>
@@ -6328,7 +6796,7 @@
           <w:color w:val="5A5A5A"/>
           <w:sz w:val="19"/>
         </w:rPr>
-        <w:t>Owner: Client, counsel     |     Closes E8-S2. Moves gate G4.</w:t>
+        <w:t>Owner: Client, counsel     |     Closes E8-S2, and the outstanding half of EXT-10. Moves gate G4, on two counsel signatures rather than one.</w:t>
       </w:r>
     </w:p>
     <w:p>
@@ -6366,6 +6834,27 @@
         <w:t>The clause-by-clause requirement is carried in full in the outstanding backlog, because that table is the instruction to counsel. Two existing clauses also need correcting: section 10 vests site content in the Founder, an individual rather than the company, and section 5(a) promises a minimum 5% from each side, which EXT-9's answer has to be reconciled against.</w:t>
       </w:r>
     </w:p>
+    <w:p>
+      <w:pPr>
+        <w:spacing w:before="0" w:after="120"/>
+      </w:pPr>
+      <w:r>
+        <w:rPr>
+          <w:b/>
+          <w:color w:val="1A1A1A"/>
+          <w:sz w:val="20"/>
+        </w:rPr>
+        <w:t xml:space="preserve">This item grew on 6 August, and clause 5 of the Power of Attorney is why. </w:t>
+      </w:r>
+      <w:r>
+        <w:rPr>
+          <w:b w:val="0"/>
+          <w:color w:val="1A1A1A"/>
+          <w:sz w:val="20"/>
+        </w:rPr>
+        <w:t>That clause authorises deducting 10% at source, which is what EXT-9 and EXT-10 were asked about. Both were answered that day and both answers land on this one clause. EXT-10 rules that no VAT may be withheld from seller proceeds, which clause 5 is silent on and must now say. EXT-9 rules 5 per cent from each side, which is not what clause 5 says: the signed instrument authorises 10 per cent, and it authorises it from the seller alone. A buyer-side charge has no home in a seller-signed instrument at all, so it needs a buyer-facing one. That is this item, and it is the largest single thing the 6 August answers added to it.</w:t>
+      </w:r>
+    </w:p>
     <w:tbl>
       <w:tblPr>
         <w:tblStyle w:val="TableGrid"/>
@@ -6824,7 +7313,7 @@
                 <w:color w:val="1A1A1A"/>
                 <w:sz w:val="19"/>
               </w:rPr>
-              <w:t>The entity name to be used throughout the documents.</w:t>
+              <w:t>Confirmation of the entity, address and domain to be used throughout.</w:t>
             </w:r>
           </w:p>
           <w:p>
@@ -6838,7 +7327,7 @@
                 <w:color w:val="5A5A5A"/>
                 <w:sz w:val="17"/>
               </w:rPr>
-              <w:t>Format: the registered name exactly as it appears at the Corporate Affairs Commission. This is the same answer as EXT-12 and only needs giving once.</w:t>
+              <w:t>Format: yes, or a correction. EXT-12 supplied these on 6 August and this row stopped being a question. Safebuyrealties International Ltd, RC Number 8483982, Suite 404, 4th Floor, 14 Allen Avenue, Centage Plaza, Ikeja, Lagos, and www.safebuyrealtiesltd.com. They are repeated here because counsel is the party that has to put them into three documents, and because the only remaining risk is that the values above are wrong rather than that they are missing.</w:t>
             </w:r>
           </w:p>
         </w:tc>
@@ -6910,7 +7399,7 @@
                 <w:color w:val="1A1A1A"/>
                 <w:sz w:val="19"/>
               </w:rPr>
-              <w:t>Whether counsel proceeds now or waits for EXT-9, EXT-10 and EXT-12.</w:t>
+              <w:t>Counsel's signature on the VAT position already drafted for it.</w:t>
             </w:r>
           </w:p>
           <w:p>
@@ -6924,7 +7413,437 @@
                 <w:color w:val="5A5A5A"/>
                 <w:sz w:val="17"/>
               </w:rPr>
-              <w:t>Format: proceed now, or wait. The commission basis, the VAT authority and the registered name all sit inside the text counsel would be approving. Sending it first means paying for a review of text that then changes.</w:t>
+              <w:t>Format: signed, with a name, a role and a date, or the wording counsel signs instead. EXT-10's answer carries a paragraph headed "Recommended counsel position for formal signature" and sets its own condition: no production VAT automation activates until counsel signs it and the CEO, COO and CFO approve the configuration. This is the single thing keeping EXT-10 open.</w:t>
+            </w:r>
+          </w:p>
+        </w:tc>
+        <w:tc>
+          <w:tcPr>
+            <w:tcW w:type="dxa" w:w="3515"/>
+            <w:shd w:val="clear" w:fill="FFFDF2"/>
+          </w:tcPr>
+          <w:p>
+            <w:pPr>
+              <w:spacing w:after="40" w:before="40"/>
+            </w:pPr>
+            <w:r/>
+            <w:r>
+              <w:rPr>
+                <w:b w:val="0"/>
+                <w:i/>
+                <w:color w:val="5A5A5A"/>
+                <w:sz w:val="18"/>
+              </w:rPr>
+            </w:r>
+          </w:p>
+          <w:p>
+            <w:pPr>
+              <w:spacing w:after="40"/>
+            </w:pPr>
+          </w:p>
+          <w:p>
+            <w:pPr>
+              <w:spacing w:after="40"/>
+            </w:pPr>
+          </w:p>
+        </w:tc>
+      </w:tr>
+      <w:tr>
+        <w:tc>
+          <w:tcPr>
+            <w:tcW w:type="dxa" w:w="510"/>
+          </w:tcPr>
+          <w:p>
+            <w:pPr>
+              <w:spacing w:after="40" w:before="40"/>
+            </w:pPr>
+            <w:r/>
+            <w:r>
+              <w:rPr>
+                <w:b/>
+                <w:i w:val="0"/>
+                <w:color w:val="1A1A1A"/>
+                <w:sz w:val="19"/>
+              </w:rPr>
+              <w:t>7</w:t>
+            </w:r>
+          </w:p>
+        </w:tc>
+        <w:tc>
+          <w:tcPr>
+            <w:tcW w:type="dxa" w:w="5272"/>
+          </w:tcPr>
+          <w:p>
+            <w:pPr>
+              <w:spacing w:after="40" w:before="40"/>
+            </w:pPr>
+            <w:r/>
+            <w:r>
+              <w:rPr>
+                <w:b w:val="0"/>
+                <w:i w:val="0"/>
+                <w:color w:val="1A1A1A"/>
+                <w:sz w:val="19"/>
+              </w:rPr>
+              <w:t>"Commission plus applicable VAT" in the buyer and seller engagement documents.</w:t>
+            </w:r>
+          </w:p>
+          <w:p>
+            <w:pPr>
+              <w:spacing w:after="40" w:before="0"/>
+            </w:pPr>
+            <w:r>
+              <w:rPr>
+                <w:b w:val="0"/>
+                <w:i/>
+                <w:color w:val="5A5A5A"/>
+                <w:sz w:val="17"/>
+              </w:rPr>
+              <w:t>Format: confirmation that the phrase, or counsel's equivalent, appears in each. This is counsel's own condition from the EXT-10 answer, and it is a wording change to instruments rather than a VAT decision, which is why it is asked here and not there.</w:t>
+            </w:r>
+          </w:p>
+        </w:tc>
+        <w:tc>
+          <w:tcPr>
+            <w:tcW w:type="dxa" w:w="3515"/>
+            <w:shd w:val="clear" w:fill="FFFDF2"/>
+          </w:tcPr>
+          <w:p>
+            <w:pPr>
+              <w:spacing w:after="40" w:before="40"/>
+            </w:pPr>
+            <w:r/>
+            <w:r>
+              <w:rPr>
+                <w:b w:val="0"/>
+                <w:i/>
+                <w:color w:val="5A5A5A"/>
+                <w:sz w:val="18"/>
+              </w:rPr>
+            </w:r>
+          </w:p>
+          <w:p>
+            <w:pPr>
+              <w:spacing w:after="40"/>
+            </w:pPr>
+          </w:p>
+          <w:p>
+            <w:pPr>
+              <w:spacing w:after="40"/>
+            </w:pPr>
+          </w:p>
+        </w:tc>
+      </w:tr>
+      <w:tr>
+        <w:tc>
+          <w:tcPr>
+            <w:tcW w:type="dxa" w:w="510"/>
+          </w:tcPr>
+          <w:p>
+            <w:pPr>
+              <w:spacing w:after="40" w:before="40"/>
+            </w:pPr>
+            <w:r/>
+            <w:r>
+              <w:rPr>
+                <w:b/>
+                <w:i w:val="0"/>
+                <w:color w:val="1A1A1A"/>
+                <w:sz w:val="19"/>
+              </w:rPr>
+              <w:t>8</w:t>
+            </w:r>
+          </w:p>
+        </w:tc>
+        <w:tc>
+          <w:tcPr>
+            <w:tcW w:type="dxa" w:w="5272"/>
+          </w:tcPr>
+          <w:p>
+            <w:pPr>
+              <w:spacing w:after="40" w:before="40"/>
+            </w:pPr>
+            <w:r/>
+            <w:r>
+              <w:rPr>
+                <w:b w:val="0"/>
+                <w:i w:val="0"/>
+                <w:color w:val="1A1A1A"/>
+                <w:sz w:val="19"/>
+              </w:rPr>
+              <w:t>A buyer-facing instrument that carries the buyer's commission.</w:t>
+            </w:r>
+          </w:p>
+          <w:p>
+            <w:pPr>
+              <w:spacing w:after="40" w:before="0"/>
+            </w:pPr>
+            <w:r>
+              <w:rPr>
+                <w:b w:val="0"/>
+                <w:i/>
+                <w:color w:val="5A5A5A"/>
+                <w:sz w:val="17"/>
+              </w:rPr>
+              <w:t>Format: which document it is, and whether it exists yet. EXT-9 makes commission chargeable to the buyer as well as the seller. The Power of Attorney is signed by the seller alone, so it cannot bind a buyer to anything. Either the terms of service carry the buyer's side or a separate buyer engagement letter does, and somebody has to say which.</w:t>
+            </w:r>
+          </w:p>
+        </w:tc>
+        <w:tc>
+          <w:tcPr>
+            <w:tcW w:type="dxa" w:w="3515"/>
+            <w:shd w:val="clear" w:fill="FFFDF2"/>
+          </w:tcPr>
+          <w:p>
+            <w:pPr>
+              <w:spacing w:after="40" w:before="40"/>
+            </w:pPr>
+            <w:r/>
+            <w:r>
+              <w:rPr>
+                <w:b w:val="0"/>
+                <w:i/>
+                <w:color w:val="5A5A5A"/>
+                <w:sz w:val="18"/>
+              </w:rPr>
+            </w:r>
+          </w:p>
+          <w:p>
+            <w:pPr>
+              <w:spacing w:after="40"/>
+            </w:pPr>
+          </w:p>
+          <w:p>
+            <w:pPr>
+              <w:spacing w:after="40"/>
+            </w:pPr>
+          </w:p>
+        </w:tc>
+      </w:tr>
+      <w:tr>
+        <w:tc>
+          <w:tcPr>
+            <w:tcW w:type="dxa" w:w="510"/>
+          </w:tcPr>
+          <w:p>
+            <w:pPr>
+              <w:spacing w:after="40" w:before="40"/>
+            </w:pPr>
+            <w:r/>
+            <w:r>
+              <w:rPr>
+                <w:b/>
+                <w:i w:val="0"/>
+                <w:color w:val="1A1A1A"/>
+                <w:sz w:val="19"/>
+              </w:rPr>
+              <w:t>9</w:t>
+            </w:r>
+          </w:p>
+        </w:tc>
+        <w:tc>
+          <w:tcPr>
+            <w:tcW w:type="dxa" w:w="5272"/>
+          </w:tcPr>
+          <w:p>
+            <w:pPr>
+              <w:spacing w:after="40" w:before="40"/>
+            </w:pPr>
+            <w:r/>
+            <w:r>
+              <w:rPr>
+                <w:b w:val="0"/>
+                <w:i w:val="0"/>
+                <w:color w:val="1A1A1A"/>
+                <w:sz w:val="19"/>
+              </w:rPr>
+              <w:t>The Power of Attorney clause 5 rewrite, on both counts.</w:t>
+            </w:r>
+          </w:p>
+          <w:p>
+            <w:pPr>
+              <w:spacing w:after="40" w:before="0"/>
+            </w:pPr>
+            <w:r>
+              <w:rPr>
+                <w:b w:val="0"/>
+                <w:i/>
+                <w:color w:val="5A5A5A"/>
+                <w:sz w:val="17"/>
+              </w:rPr>
+              <w:t>Format: the replacement wording, or confirmation that counsel is drafting it and when. Clause 5 currently authorises 10 per cent at source from the seller and says nothing about VAT. EXT-9 says 5 per cent per side. EXT-10 says no VAT comes out of seller proceeds. Both have to appear in the clause that actually authorises the deduction, and the number in it has to match whatever the EXT-9 follow-up in Part B settles.</w:t>
+            </w:r>
+          </w:p>
+        </w:tc>
+        <w:tc>
+          <w:tcPr>
+            <w:tcW w:type="dxa" w:w="3515"/>
+            <w:shd w:val="clear" w:fill="FFFDF2"/>
+          </w:tcPr>
+          <w:p>
+            <w:pPr>
+              <w:spacing w:after="40" w:before="40"/>
+            </w:pPr>
+            <w:r/>
+            <w:r>
+              <w:rPr>
+                <w:b w:val="0"/>
+                <w:i/>
+                <w:color w:val="5A5A5A"/>
+                <w:sz w:val="18"/>
+              </w:rPr>
+            </w:r>
+          </w:p>
+          <w:p>
+            <w:pPr>
+              <w:spacing w:after="40"/>
+            </w:pPr>
+          </w:p>
+          <w:p>
+            <w:pPr>
+              <w:spacing w:after="40"/>
+            </w:pPr>
+          </w:p>
+        </w:tc>
+      </w:tr>
+      <w:tr>
+        <w:tc>
+          <w:tcPr>
+            <w:tcW w:type="dxa" w:w="510"/>
+          </w:tcPr>
+          <w:p>
+            <w:pPr>
+              <w:spacing w:after="40" w:before="40"/>
+            </w:pPr>
+            <w:r/>
+            <w:r>
+              <w:rPr>
+                <w:b/>
+                <w:i w:val="0"/>
+                <w:color w:val="1A1A1A"/>
+                <w:sz w:val="19"/>
+              </w:rPr>
+              <w:t>10</w:t>
+            </w:r>
+          </w:p>
+        </w:tc>
+        <w:tc>
+          <w:tcPr>
+            <w:tcW w:type="dxa" w:w="5272"/>
+          </w:tcPr>
+          <w:p>
+            <w:pPr>
+              <w:spacing w:after="40" w:before="40"/>
+            </w:pPr>
+            <w:r/>
+            <w:r>
+              <w:rPr>
+                <w:b w:val="0"/>
+                <w:i w:val="0"/>
+                <w:color w:val="1A1A1A"/>
+                <w:sz w:val="19"/>
+              </w:rPr>
+              <w:t>The QR verification destination on the generated instrument.</w:t>
+            </w:r>
+          </w:p>
+          <w:p>
+            <w:pPr>
+              <w:spacing w:after="40" w:before="0"/>
+            </w:pPr>
+            <w:r>
+              <w:rPr>
+                <w:b w:val="0"/>
+                <w:i/>
+                <w:color w:val="5A5A5A"/>
+                <w:sz w:val="17"/>
+              </w:rPr>
+              <w:t>Format: the URL to print. The platform currently defaults to a verify address on safebuyrealties.com, which is the domain EXT-12 says not to print. Management's decision keeps the hold on new Power of Attorney generation "until the templates and QR destination are corrected and tested", so this is the row that lifts the hold.</w:t>
+            </w:r>
+          </w:p>
+        </w:tc>
+        <w:tc>
+          <w:tcPr>
+            <w:tcW w:type="dxa" w:w="3515"/>
+            <w:shd w:val="clear" w:fill="FFFDF2"/>
+          </w:tcPr>
+          <w:p>
+            <w:pPr>
+              <w:spacing w:after="40" w:before="40"/>
+            </w:pPr>
+            <w:r/>
+            <w:r>
+              <w:rPr>
+                <w:b w:val="0"/>
+                <w:i/>
+                <w:color w:val="5A5A5A"/>
+                <w:sz w:val="18"/>
+              </w:rPr>
+            </w:r>
+          </w:p>
+          <w:p>
+            <w:pPr>
+              <w:spacing w:after="40"/>
+            </w:pPr>
+          </w:p>
+          <w:p>
+            <w:pPr>
+              <w:spacing w:after="40"/>
+            </w:pPr>
+          </w:p>
+        </w:tc>
+      </w:tr>
+      <w:tr>
+        <w:tc>
+          <w:tcPr>
+            <w:tcW w:type="dxa" w:w="510"/>
+          </w:tcPr>
+          <w:p>
+            <w:pPr>
+              <w:spacing w:after="40" w:before="40"/>
+            </w:pPr>
+            <w:r/>
+            <w:r>
+              <w:rPr>
+                <w:b/>
+                <w:i w:val="0"/>
+                <w:color w:val="1A1A1A"/>
+                <w:sz w:val="19"/>
+              </w:rPr>
+              <w:t>11</w:t>
+            </w:r>
+          </w:p>
+        </w:tc>
+        <w:tc>
+          <w:tcPr>
+            <w:tcW w:type="dxa" w:w="5272"/>
+          </w:tcPr>
+          <w:p>
+            <w:pPr>
+              <w:spacing w:after="40" w:before="40"/>
+            </w:pPr>
+            <w:r/>
+            <w:r>
+              <w:rPr>
+                <w:b w:val="0"/>
+                <w:i w:val="0"/>
+                <w:color w:val="1A1A1A"/>
+                <w:sz w:val="19"/>
+              </w:rPr>
+              <w:t>Whether counsel proceeds now or waits for EXT-9.</w:t>
+            </w:r>
+          </w:p>
+          <w:p>
+            <w:pPr>
+              <w:spacing w:after="40" w:before="0"/>
+            </w:pPr>
+            <w:r>
+              <w:rPr>
+                <w:b w:val="0"/>
+                <w:i/>
+                <w:color w:val="5A5A5A"/>
+                <w:sz w:val="17"/>
+              </w:rPr>
+              <w:t>Format: proceed now, or wait. This item used to wait on EXT-9, EXT-10 and EXT-12. EXT-12 has answered in full and EXT-10 has answered on substance, so only EXT-9 is still capable of changing the text counsel would be approving, and only in one place: the commission number in clause 5 and in terms of service section 5(a). Everything else on this list can go to counsel now, and if the whole package waits for that one number the wait buys nothing, because the number sits in two clauses that can be filled last.</w:t>
             </w:r>
           </w:p>
         </w:tc>
@@ -7076,7 +7995,7 @@
                 <w:color w:val="1A1A1A"/>
                 <w:sz w:val="19"/>
               </w:rPr>
-              <w:t>[permitted / not permitted / permitted subject to ...]. The entity named throughout is</w:t>
+              <w:t>[permitted / not permitted / permitted subject to ...]. The entity, address and domain in</w:t>
             </w:r>
           </w:p>
         </w:tc>
@@ -7099,7 +8018,99 @@
                 <w:color w:val="1A1A1A"/>
                 <w:sz w:val="19"/>
               </w:rPr>
-              <w:t>[registered name]. They [proceed now / wait for EXT-9, EXT-10 and EXT-12].</w:t>
+              <w:t>row 5 are correct / should read [correction]. The EXT-10 VAT position is signed by [name,</w:t>
+            </w:r>
+          </w:p>
+        </w:tc>
+      </w:tr>
+      <w:tr>
+        <w:tc>
+          <w:tcPr>
+            <w:tcW w:type="dxa" w:w="9298"/>
+            <w:shd w:val="clear" w:fill="F7F7F7"/>
+          </w:tcPr>
+          <w:p>
+            <w:pPr>
+              <w:spacing w:after="40" w:before="40"/>
+            </w:pPr>
+            <w:r/>
+            <w:r>
+              <w:rPr>
+                <w:b w:val="0"/>
+                <w:i/>
+                <w:color w:val="1A1A1A"/>
+                <w:sz w:val="19"/>
+              </w:rPr>
+              <w:t>role] on [date], or counsel signs [wording] instead. "Commission plus applicable VAT"</w:t>
+            </w:r>
+          </w:p>
+        </w:tc>
+      </w:tr>
+      <w:tr>
+        <w:tc>
+          <w:tcPr>
+            <w:tcW w:type="dxa" w:w="9298"/>
+            <w:shd w:val="clear" w:fill="F7F7F7"/>
+          </w:tcPr>
+          <w:p>
+            <w:pPr>
+              <w:spacing w:after="40" w:before="40"/>
+            </w:pPr>
+            <w:r/>
+            <w:r>
+              <w:rPr>
+                <w:b w:val="0"/>
+                <w:i/>
+                <w:color w:val="1A1A1A"/>
+                <w:sz w:val="19"/>
+              </w:rPr>
+              <w:t>appears in [documents]. The buyer's commission is carried by [document]. Clause 5 is</w:t>
+            </w:r>
+          </w:p>
+        </w:tc>
+      </w:tr>
+      <w:tr>
+        <w:tc>
+          <w:tcPr>
+            <w:tcW w:type="dxa" w:w="9298"/>
+            <w:shd w:val="clear" w:fill="F7F7F7"/>
+          </w:tcPr>
+          <w:p>
+            <w:pPr>
+              <w:spacing w:after="40" w:before="40"/>
+            </w:pPr>
+            <w:r/>
+            <w:r>
+              <w:rPr>
+                <w:b w:val="0"/>
+                <w:i/>
+                <w:color w:val="1A1A1A"/>
+                <w:sz w:val="19"/>
+              </w:rPr>
+              <w:t>replaced by [wording]. The QR destination to print is [url]. They [proceed now / wait for</w:t>
+            </w:r>
+          </w:p>
+        </w:tc>
+      </w:tr>
+      <w:tr>
+        <w:tc>
+          <w:tcPr>
+            <w:tcW w:type="dxa" w:w="9298"/>
+            <w:shd w:val="clear" w:fill="F7F7F7"/>
+          </w:tcPr>
+          <w:p>
+            <w:pPr>
+              <w:spacing w:after="40" w:before="40"/>
+            </w:pPr>
+            <w:r/>
+            <w:r>
+              <w:rPr>
+                <w:b w:val="0"/>
+                <w:i/>
+                <w:color w:val="1A1A1A"/>
+                <w:sz w:val="19"/>
+              </w:rPr>
+              <w:t>EXT-9].</w:t>
             </w:r>
           </w:p>
         </w:tc>
@@ -7127,7 +8138,7 @@
           <w:color w:val="5A5A5A"/>
           <w:sz w:val="18"/>
         </w:rPr>
-        <w:t>Replacement files in the inputs directory. The EXT-4 row, the E8-S2 entry and the gate G4 note in the outstanding backlog. The clause text and a version stamp in the Power of Attorney service. The delivery board and the build checklist.</w:t>
+        <w:t>Replacement files in the inputs directory. The EXT-4 row, the EXT-10 row, the E8-S2 entry and the gate G4 note in the outstanding backlog. The clause text and a version stamp in the Power of Attorney service, and the verify address in its configuration. The delivery board and the build checklist.</w:t>
       </w:r>
     </w:p>
     <w:tbl>
@@ -8081,7 +9092,7 @@
           <w:color w:val="1A1A1A"/>
           <w:sz w:val="23"/>
         </w:rPr>
-        <w:t>EXT-5, retention periods. One number per category.</w:t>
+        <w:t>6.   Retention periods. One number per category.</w:t>
       </w:r>
     </w:p>
     <w:p>
@@ -8884,6 +9895,402 @@
     </w:p>
     <w:p>
       <w:pPr>
+        <w:spacing w:before="200" w:after="80"/>
+      </w:pPr>
+      <w:r>
+        <w:rPr>
+          <w:b/>
+          <w:color w:val="1A1A1A"/>
+          <w:sz w:val="23"/>
+        </w:rPr>
+        <w:t>Three more, added on 6 August after EXT-11 and EXT-8 came back</w:t>
+      </w:r>
+    </w:p>
+    <w:p>
+      <w:pPr>
+        <w:spacing w:before="0" w:after="120"/>
+      </w:pPr>
+      <w:r>
+        <w:rPr>
+          <w:b w:val="0"/>
+          <w:i w:val="0"/>
+          <w:color w:val="5A5A5A"/>
+          <w:sz w:val="19"/>
+        </w:rPr>
+        <w:t>They are numbered on from the six above, so a row number still means one thing across the whole of EXT-5.</w:t>
+      </w:r>
+    </w:p>
+    <w:tbl>
+      <w:tblPr>
+        <w:tblStyle w:val="TableGrid"/>
+        <w:tblW w:type="auto" w:w="0"/>
+        <w:jc w:val="left"/>
+        <w:tblLook w:firstColumn="1" w:firstRow="1" w:lastColumn="0" w:lastRow="0" w:noHBand="0" w:noVBand="1" w:val="04A0"/>
+      </w:tblPr>
+      <w:tblGrid>
+        <w:gridCol w:w="3099"/>
+        <w:gridCol w:w="3099"/>
+        <w:gridCol w:w="3099"/>
+      </w:tblGrid>
+      <w:tr>
+        <w:tc>
+          <w:tcPr>
+            <w:tcW w:type="dxa" w:w="510"/>
+            <w:shd w:val="clear" w:fill="EDEDED"/>
+          </w:tcPr>
+          <w:p>
+            <w:pPr>
+              <w:spacing w:after="40" w:before="40"/>
+            </w:pPr>
+            <w:r/>
+            <w:r>
+              <w:rPr>
+                <w:b/>
+                <w:i w:val="0"/>
+                <w:color w:val="1A1A1A"/>
+                <w:sz w:val="18"/>
+              </w:rPr>
+              <w:t>#</w:t>
+            </w:r>
+          </w:p>
+        </w:tc>
+        <w:tc>
+          <w:tcPr>
+            <w:tcW w:type="dxa" w:w="5272"/>
+            <w:shd w:val="clear" w:fill="EDEDED"/>
+          </w:tcPr>
+          <w:p>
+            <w:pPr>
+              <w:spacing w:after="40" w:before="40"/>
+            </w:pPr>
+            <w:r/>
+            <w:r>
+              <w:rPr>
+                <w:b/>
+                <w:i w:val="0"/>
+                <w:color w:val="1A1A1A"/>
+                <w:sz w:val="18"/>
+              </w:rPr>
+              <w:t>What to provide, and the exact form it has to take</w:t>
+            </w:r>
+          </w:p>
+        </w:tc>
+        <w:tc>
+          <w:tcPr>
+            <w:tcW w:type="dxa" w:w="3515"/>
+            <w:shd w:val="clear" w:fill="EDEDED"/>
+          </w:tcPr>
+          <w:p>
+            <w:pPr>
+              <w:spacing w:after="40" w:before="40"/>
+            </w:pPr>
+            <w:r/>
+            <w:r>
+              <w:rPr>
+                <w:b/>
+                <w:i w:val="0"/>
+                <w:color w:val="1A1A1A"/>
+                <w:sz w:val="18"/>
+              </w:rPr>
+              <w:t>WRITE YOUR ANSWER HERE</w:t>
+            </w:r>
+          </w:p>
+        </w:tc>
+      </w:tr>
+      <w:tr>
+        <w:tc>
+          <w:tcPr>
+            <w:tcW w:type="dxa" w:w="510"/>
+          </w:tcPr>
+          <w:p>
+            <w:pPr>
+              <w:spacing w:after="40" w:before="40"/>
+            </w:pPr>
+            <w:r/>
+            <w:r>
+              <w:rPr>
+                <w:b/>
+                <w:i w:val="0"/>
+                <w:color w:val="1A1A1A"/>
+                <w:sz w:val="19"/>
+              </w:rPr>
+              <w:t>7</w:t>
+            </w:r>
+          </w:p>
+        </w:tc>
+        <w:tc>
+          <w:tcPr>
+            <w:tcW w:type="dxa" w:w="5272"/>
+          </w:tcPr>
+          <w:p>
+            <w:pPr>
+              <w:spacing w:after="40" w:before="40"/>
+            </w:pPr>
+            <w:r/>
+            <w:r>
+              <w:rPr>
+                <w:b w:val="0"/>
+                <w:i w:val="0"/>
+                <w:color w:val="1A1A1A"/>
+                <w:sz w:val="19"/>
+              </w:rPr>
+              <w:t>The amended published Privacy Policy.</w:t>
+            </w:r>
+          </w:p>
+          <w:p>
+            <w:pPr>
+              <w:spacing w:after="40" w:before="0"/>
+            </w:pPr>
+            <w:r>
+              <w:rPr>
+                <w:b w:val="0"/>
+                <w:i/>
+                <w:color w:val="5A5A5A"/>
+                <w:sz w:val="17"/>
+              </w:rPr>
+              <w:t>Format: the amended file, or the date it is expected and who is drafting it. EXT-11's ruling: "Where the published Privacy Policy conflicts, it must be amended to match the stricter internal policy and governing law." Today the published policy says "reasonable steps" for cross-border transfer and the internal policy gives a closed list. That is the conflict, and the published document is the one that changes.</w:t>
+            </w:r>
+          </w:p>
+        </w:tc>
+        <w:tc>
+          <w:tcPr>
+            <w:tcW w:type="dxa" w:w="3515"/>
+            <w:shd w:val="clear" w:fill="FFFDF2"/>
+          </w:tcPr>
+          <w:p>
+            <w:pPr>
+              <w:spacing w:after="40" w:before="40"/>
+            </w:pPr>
+            <w:r/>
+            <w:r>
+              <w:rPr>
+                <w:b w:val="0"/>
+                <w:i/>
+                <w:color w:val="5A5A5A"/>
+                <w:sz w:val="18"/>
+              </w:rPr>
+            </w:r>
+          </w:p>
+          <w:p>
+            <w:pPr>
+              <w:spacing w:after="40"/>
+            </w:pPr>
+          </w:p>
+          <w:p>
+            <w:pPr>
+              <w:spacing w:after="40"/>
+            </w:pPr>
+          </w:p>
+        </w:tc>
+      </w:tr>
+      <w:tr>
+        <w:tc>
+          <w:tcPr>
+            <w:tcW w:type="dxa" w:w="510"/>
+          </w:tcPr>
+          <w:p>
+            <w:pPr>
+              <w:spacing w:after="40" w:before="40"/>
+            </w:pPr>
+            <w:r/>
+            <w:r>
+              <w:rPr>
+                <w:b/>
+                <w:i w:val="0"/>
+                <w:color w:val="1A1A1A"/>
+                <w:sz w:val="19"/>
+              </w:rPr>
+              <w:t>8</w:t>
+            </w:r>
+          </w:p>
+        </w:tc>
+        <w:tc>
+          <w:tcPr>
+            <w:tcW w:type="dxa" w:w="5272"/>
+          </w:tcPr>
+          <w:p>
+            <w:pPr>
+              <w:spacing w:after="40" w:before="40"/>
+            </w:pPr>
+            <w:r/>
+            <w:r>
+              <w:rPr>
+                <w:b w:val="0"/>
+                <w:i w:val="0"/>
+                <w:color w:val="1A1A1A"/>
+                <w:sz w:val="19"/>
+              </w:rPr>
+              <w:t>A copy of the General Application and Implementation Directive, 2025.</w:t>
+            </w:r>
+          </w:p>
+          <w:p>
+            <w:pPr>
+              <w:spacing w:after="40" w:before="0"/>
+            </w:pPr>
+            <w:r>
+              <w:rPr>
+                <w:b w:val="0"/>
+                <w:i/>
+                <w:color w:val="5A5A5A"/>
+                <w:sz w:val="17"/>
+              </w:rPr>
+              <w:t>Format: the file, a link, or the date it will be supplied. EXT-11 names GAID as governing alongside the NDPA and the internal policy. Nobody on this project has opened it, and it already reaches into scope: the internal policy requires a Standard Notice to Address Grievance as a GAID obligation, and nothing in the codebase implements one. E8-S1 is currently scoped against a directive we have not read.</w:t>
+            </w:r>
+          </w:p>
+        </w:tc>
+        <w:tc>
+          <w:tcPr>
+            <w:tcW w:type="dxa" w:w="3515"/>
+            <w:shd w:val="clear" w:fill="FFFDF2"/>
+          </w:tcPr>
+          <w:p>
+            <w:pPr>
+              <w:spacing w:after="40" w:before="40"/>
+            </w:pPr>
+            <w:r/>
+            <w:r>
+              <w:rPr>
+                <w:b w:val="0"/>
+                <w:i/>
+                <w:color w:val="5A5A5A"/>
+                <w:sz w:val="18"/>
+              </w:rPr>
+            </w:r>
+          </w:p>
+          <w:p>
+            <w:pPr>
+              <w:spacing w:after="40"/>
+            </w:pPr>
+          </w:p>
+          <w:p>
+            <w:pPr>
+              <w:spacing w:after="40"/>
+            </w:pPr>
+          </w:p>
+        </w:tc>
+      </w:tr>
+      <w:tr>
+        <w:tc>
+          <w:tcPr>
+            <w:tcW w:type="dxa" w:w="510"/>
+          </w:tcPr>
+          <w:p>
+            <w:pPr>
+              <w:spacing w:after="40" w:before="40"/>
+            </w:pPr>
+            <w:r/>
+            <w:r>
+              <w:rPr>
+                <w:b/>
+                <w:i w:val="0"/>
+                <w:color w:val="1A1A1A"/>
+                <w:sz w:val="19"/>
+              </w:rPr>
+              <w:t>9</w:t>
+            </w:r>
+          </w:p>
+        </w:tc>
+        <w:tc>
+          <w:tcPr>
+            <w:tcW w:type="dxa" w:w="5272"/>
+          </w:tcPr>
+          <w:p>
+            <w:pPr>
+              <w:spacing w:after="40" w:before="40"/>
+            </w:pPr>
+            <w:r/>
+            <w:r>
+              <w:rPr>
+                <w:b w:val="0"/>
+                <w:i w:val="0"/>
+                <w:color w:val="1A1A1A"/>
+                <w:sz w:val="19"/>
+              </w:rPr>
+              <w:t>Estate Agent and Allied Service Provider added to the category lists in both published documents.</w:t>
+            </w:r>
+          </w:p>
+          <w:p>
+            <w:pPr>
+              <w:spacing w:after="40" w:before="0"/>
+            </w:pPr>
+            <w:r>
+              <w:rPr>
+                <w:b w:val="0"/>
+                <w:i/>
+                <w:color w:val="5A5A5A"/>
+                <w:sz w:val="17"/>
+              </w:rPr>
+              <w:t>Format: the amended wording, or confirmation that counsel is making the change under EXT-4. EXT-8's answer puts Estate Agent in scope for the platform, the terms of service and the privacy policy, and makes Allied Service Provider a controlled fourteenth category covering plumbers, electricians, interior designers and building material sellers. The terms and the privacy policy each name nine professions in prose and neither names Estate Agent.</w:t>
+            </w:r>
+          </w:p>
+        </w:tc>
+        <w:tc>
+          <w:tcPr>
+            <w:tcW w:type="dxa" w:w="3515"/>
+            <w:shd w:val="clear" w:fill="FFFDF2"/>
+          </w:tcPr>
+          <w:p>
+            <w:pPr>
+              <w:spacing w:after="40" w:before="40"/>
+            </w:pPr>
+            <w:r/>
+            <w:r>
+              <w:rPr>
+                <w:b w:val="0"/>
+                <w:i/>
+                <w:color w:val="5A5A5A"/>
+                <w:sz w:val="18"/>
+              </w:rPr>
+            </w:r>
+          </w:p>
+          <w:p>
+            <w:pPr>
+              <w:spacing w:after="40"/>
+            </w:pPr>
+          </w:p>
+          <w:p>
+            <w:pPr>
+              <w:spacing w:after="40"/>
+            </w:pPr>
+          </w:p>
+        </w:tc>
+      </w:tr>
+    </w:tbl>
+    <w:p>
+      <w:pPr>
+        <w:spacing w:after="40"/>
+      </w:pPr>
+    </w:p>
+    <w:p>
+      <w:pPr>
+        <w:spacing w:before="0" w:after="160"/>
+      </w:pPr>
+      <w:r>
+        <w:rPr>
+          <w:b w:val="0"/>
+          <w:i w:val="0"/>
+          <w:color w:val="5A5A5A"/>
+          <w:sz w:val="17"/>
+        </w:rPr>
+        <w:t>Leave no row empty. If a row does not apply, write "not applicable" and one line saying why. If you cannot answer it today, write "pending" and the date you expect to have it. A blank cannot be told apart from an unread row.</w:t>
+      </w:r>
+    </w:p>
+    <w:p>
+      <w:pPr>
+        <w:spacing w:before="0" w:after="80"/>
+      </w:pPr>
+      <w:r>
+        <w:rPr>
+          <w:b w:val="0"/>
+          <w:i w:val="0"/>
+          <w:color w:val="5A5A5A"/>
+          <w:sz w:val="18"/>
+        </w:rPr>
+        <w:t>The policy effective date is now on record and is not asked for. EXT-11 gives it as the official platform go-live date, which means nothing in either policy is in force today and all of it is in force the moment the platform is.</w:t>
+      </w:r>
+    </w:p>
+    <w:p>
+      <w:pPr>
         <w:spacing w:before="0" w:after="160"/>
       </w:pPr>
       <w:r>
@@ -8893,7 +10300,7 @@
           <w:color w:val="5A5A5A"/>
           <w:sz w:val="18"/>
         </w:rPr>
-        <w:t>The cross-border half of EXT-5 waits on EXT-11 and is deliberately not asked again here.</w:t>
+        <w:t>The cross-border mechanism itself is settled and is not asked for again here. It is an NDPC-approved Cross-Border Data Transfer Instrument or standard contractual clauses, and the executed instrument is chased at EXT-2 row 4, where the region choice that needs it lives.</w:t>
       </w:r>
     </w:p>
     <w:tbl>
@@ -8993,7 +10400,99 @@
                 <w:color w:val="1A1A1A"/>
                 <w:sz w:val="19"/>
               </w:rPr>
-              <w:t>Business operations commenced on [date]. Retention periods are in the table above.</w:t>
+              <w:t>Business operations commenced on [date]. Erasure means [deletion / crypto-shredding]</w:t>
+            </w:r>
+          </w:p>
+        </w:tc>
+      </w:tr>
+      <w:tr>
+        <w:tc>
+          <w:tcPr>
+            <w:tcW w:type="dxa" w:w="9298"/>
+            <w:shd w:val="clear" w:fill="F7F7F7"/>
+          </w:tcPr>
+          <w:p>
+            <w:pPr>
+              <w:spacing w:after="40" w:before="40"/>
+            </w:pPr>
+            <w:r/>
+            <w:r>
+              <w:rPr>
+                <w:b w:val="0"/>
+                <w:i/>
+                <w:color w:val="1A1A1A"/>
+                <w:sz w:val="19"/>
+              </w:rPr>
+              <w:t>where a record must be retained by law. Retention periods are in the table above. The</w:t>
+            </w:r>
+          </w:p>
+        </w:tc>
+      </w:tr>
+      <w:tr>
+        <w:tc>
+          <w:tcPr>
+            <w:tcW w:type="dxa" w:w="9298"/>
+            <w:shd w:val="clear" w:fill="F7F7F7"/>
+          </w:tcPr>
+          <w:p>
+            <w:pPr>
+              <w:spacing w:after="40" w:before="40"/>
+            </w:pPr>
+            <w:r/>
+            <w:r>
+              <w:rPr>
+                <w:b w:val="0"/>
+                <w:i/>
+                <w:color w:val="1A1A1A"/>
+                <w:sz w:val="19"/>
+              </w:rPr>
+              <w:t>published Privacy Policy is being amended by [name], expected [date]. GAID 2025 is</w:t>
+            </w:r>
+          </w:p>
+        </w:tc>
+      </w:tr>
+      <w:tr>
+        <w:tc>
+          <w:tcPr>
+            <w:tcW w:type="dxa" w:w="9298"/>
+            <w:shd w:val="clear" w:fill="F7F7F7"/>
+          </w:tcPr>
+          <w:p>
+            <w:pPr>
+              <w:spacing w:after="40" w:before="40"/>
+            </w:pPr>
+            <w:r/>
+            <w:r>
+              <w:rPr>
+                <w:b w:val="0"/>
+                <w:i/>
+                <w:color w:val="1A1A1A"/>
+                <w:sz w:val="19"/>
+              </w:rPr>
+              <w:t>attached / will be supplied on [date]. Estate Agent and Allied Service Provider are added</w:t>
+            </w:r>
+          </w:p>
+        </w:tc>
+      </w:tr>
+      <w:tr>
+        <w:tc>
+          <w:tcPr>
+            <w:tcW w:type="dxa" w:w="9298"/>
+            <w:shd w:val="clear" w:fill="F7F7F7"/>
+          </w:tcPr>
+          <w:p>
+            <w:pPr>
+              <w:spacing w:after="40" w:before="40"/>
+            </w:pPr>
+            <w:r/>
+            <w:r>
+              <w:rPr>
+                <w:b w:val="0"/>
+                <w:i/>
+                <w:color w:val="1A1A1A"/>
+                <w:sz w:val="19"/>
+              </w:rPr>
+              <w:t>to the category lists by [name].</w:t>
             </w:r>
           </w:p>
         </w:tc>
@@ -9021,7 +10520,7 @@
           <w:color w:val="5A5A5A"/>
           <w:sz w:val="18"/>
         </w:rPr>
-        <w:t>Replacement files in the inputs directory. The EXT-5 row and the E8-S1 entry in the outstanding backlog. A record of processing activities and a data protection impact assessment added to the documentation. The delivery board and the build checklist.</w:t>
+        <w:t>Replacement files in the inputs directory, including an amended privacy policy. The EXT-5 row and the E8-S1 entry in the outstanding backlog. A record of processing activities and a data protection impact assessment added to the documentation. The delivery board and the build checklist. GAID 2025 is filed with the inputs when it arrives.</w:t>
       </w:r>
     </w:p>
     <w:tbl>
@@ -10774,7 +12273,7 @@
           <w:color w:val="5A5A5A"/>
           <w:sz w:val="21"/>
         </w:rPr>
-        <w:t>Already sent on 6 August. Please do not answer these here.</w:t>
+        <w:t>Answered on 6 August, and what the answers left open. Two items here do need an answer.</w:t>
       </w:r>
     </w:p>
     <w:p>
@@ -10788,7 +12287,624 @@
           <w:color w:val="1A1A1A"/>
           <w:sz w:val="21"/>
         </w:rPr>
-        <w:t>EXT-8 to EXT-12 went out inside ENG-DR-2026-08-06-01 and are awaiting answers. They are listed so this schedule is a complete picture of what is outstanding. They carry no answer column on purpose. An answer given in two places is an answer that can differ in two places, and the record has to check an answer against the question exactly as it was asked.</w:t>
+        <w:t>EXT-8 to EXT-12 went out on 6 August inside ENG-DR-2026-08-06-01 and all five came back the same day, every response box filled and every one naming a decider. Two of the five closed. Three did not.</w:t>
+      </w:r>
+    </w:p>
+    <w:p>
+      <w:pPr>
+        <w:spacing w:before="0" w:after="120"/>
+      </w:pPr>
+      <w:r>
+        <w:rPr>
+          <w:b/>
+          <w:color w:val="1A1A1A"/>
+          <w:sz w:val="21"/>
+        </w:rPr>
+        <w:t xml:space="preserve">This part used to say "already sent, do not answer here". </w:t>
+      </w:r>
+      <w:r>
+        <w:rPr>
+          <w:b w:val="0"/>
+          <w:color w:val="1A1A1A"/>
+          <w:sz w:val="21"/>
+        </w:rPr>
+        <w:t>It carried no answer column, on the reasoning that an answer given in two places can differ in two places. That reasoning was right for a question still in flight and is wrong for one that has come back. What is asked for below is not any of the five questions asked again. It is the specific points the answers themselves left unsettled, and the person holding this schedule is now the only one who can settle them.</w:t>
+      </w:r>
+    </w:p>
+    <w:tbl>
+      <w:tblPr>
+        <w:tblStyle w:val="TableGrid"/>
+        <w:tblW w:type="auto" w:w="0"/>
+        <w:jc w:val="left"/>
+        <w:tblLook w:firstColumn="1" w:firstRow="1" w:lastColumn="0" w:lastRow="0" w:noHBand="0" w:noVBand="1" w:val="04A0"/>
+      </w:tblPr>
+      <w:tblGrid>
+        <w:gridCol w:w="2324"/>
+        <w:gridCol w:w="2324"/>
+        <w:gridCol w:w="2324"/>
+        <w:gridCol w:w="2324"/>
+      </w:tblGrid>
+      <w:tr>
+        <w:tc>
+          <w:tcPr>
+            <w:tcW w:type="dxa" w:w="1020"/>
+            <w:shd w:val="clear" w:fill="EDEDED"/>
+          </w:tcPr>
+          <w:p>
+            <w:pPr>
+              <w:spacing w:after="40" w:before="40"/>
+            </w:pPr>
+            <w:r/>
+            <w:r>
+              <w:rPr>
+                <w:b/>
+                <w:i w:val="0"/>
+                <w:color w:val="1A1A1A"/>
+                <w:sz w:val="18"/>
+              </w:rPr>
+              <w:t>Item</w:t>
+            </w:r>
+          </w:p>
+        </w:tc>
+        <w:tc>
+          <w:tcPr>
+            <w:tcW w:type="dxa" w:w="1928"/>
+            <w:shd w:val="clear" w:fill="EDEDED"/>
+          </w:tcPr>
+          <w:p>
+            <w:pPr>
+              <w:spacing w:after="40" w:before="40"/>
+            </w:pPr>
+            <w:r/>
+            <w:r>
+              <w:rPr>
+                <w:b/>
+                <w:i w:val="0"/>
+                <w:color w:val="1A1A1A"/>
+                <w:sz w:val="18"/>
+              </w:rPr>
+              <w:t>State after 6 August</w:t>
+            </w:r>
+          </w:p>
+        </w:tc>
+        <w:tc>
+          <w:tcPr>
+            <w:tcW w:type="dxa" w:w="4762"/>
+            <w:shd w:val="clear" w:fill="EDEDED"/>
+          </w:tcPr>
+          <w:p>
+            <w:pPr>
+              <w:spacing w:after="40" w:before="40"/>
+            </w:pPr>
+            <w:r/>
+            <w:r>
+              <w:rPr>
+                <w:b/>
+                <w:i w:val="0"/>
+                <w:color w:val="1A1A1A"/>
+                <w:sz w:val="18"/>
+              </w:rPr>
+              <w:t>What is still needed</w:t>
+            </w:r>
+          </w:p>
+        </w:tc>
+        <w:tc>
+          <w:tcPr>
+            <w:tcW w:type="dxa" w:w="1587"/>
+            <w:shd w:val="clear" w:fill="EDEDED"/>
+          </w:tcPr>
+          <w:p>
+            <w:pPr>
+              <w:spacing w:after="40" w:before="40"/>
+            </w:pPr>
+            <w:r/>
+            <w:r>
+              <w:rPr>
+                <w:b/>
+                <w:i w:val="0"/>
+                <w:color w:val="1A1A1A"/>
+                <w:sz w:val="18"/>
+              </w:rPr>
+              <w:t>Blocks</w:t>
+            </w:r>
+          </w:p>
+        </w:tc>
+      </w:tr>
+      <w:tr>
+        <w:tc>
+          <w:tcPr>
+            <w:tcW w:type="dxa" w:w="1020"/>
+          </w:tcPr>
+          <w:p>
+            <w:pPr>
+              <w:spacing w:after="40" w:before="40"/>
+            </w:pPr>
+            <w:r/>
+            <w:r>
+              <w:rPr>
+                <w:b w:val="0"/>
+                <w:i w:val="0"/>
+                <w:color w:val="1A1A1A"/>
+                <w:sz w:val="18"/>
+              </w:rPr>
+              <w:t>EXT-8</w:t>
+            </w:r>
+          </w:p>
+        </w:tc>
+        <w:tc>
+          <w:tcPr>
+            <w:tcW w:type="dxa" w:w="1928"/>
+          </w:tcPr>
+          <w:p>
+            <w:pPr>
+              <w:spacing w:after="40" w:before="40"/>
+            </w:pPr>
+            <w:r/>
+            <w:r>
+              <w:rPr>
+                <w:b w:val="0"/>
+                <w:i w:val="0"/>
+                <w:color w:val="1A1A1A"/>
+                <w:sz w:val="18"/>
+              </w:rPr>
+              <w:t>Answered, not closed</w:t>
+            </w:r>
+          </w:p>
+        </w:tc>
+        <w:tc>
+          <w:tcPr>
+            <w:tcW w:type="dxa" w:w="4762"/>
+          </w:tcPr>
+          <w:p>
+            <w:pPr>
+              <w:spacing w:after="40" w:before="40"/>
+            </w:pPr>
+            <w:r/>
+            <w:r>
+              <w:rPr>
+                <w:b w:val="0"/>
+                <w:i w:val="0"/>
+                <w:color w:val="1A1A1A"/>
+                <w:sz w:val="18"/>
+              </w:rPr>
+              <w:t>Three contradictions inside the answer, plus four smaller gaps. Item EXT-8 below</w:t>
+            </w:r>
+          </w:p>
+        </w:tc>
+        <w:tc>
+          <w:tcPr>
+            <w:tcW w:type="dxa" w:w="1587"/>
+          </w:tcPr>
+          <w:p>
+            <w:pPr>
+              <w:spacing w:after="40" w:before="40"/>
+            </w:pPr>
+            <w:r/>
+            <w:r>
+              <w:rPr>
+                <w:b w:val="0"/>
+                <w:i w:val="0"/>
+                <w:color w:val="1A1A1A"/>
+                <w:sz w:val="18"/>
+              </w:rPr>
+              <w:t>E9-S2</w:t>
+            </w:r>
+          </w:p>
+        </w:tc>
+      </w:tr>
+      <w:tr>
+        <w:tc>
+          <w:tcPr>
+            <w:tcW w:type="dxa" w:w="1020"/>
+          </w:tcPr>
+          <w:p>
+            <w:pPr>
+              <w:spacing w:after="40" w:before="40"/>
+            </w:pPr>
+            <w:r/>
+            <w:r>
+              <w:rPr>
+                <w:b w:val="0"/>
+                <w:i w:val="0"/>
+                <w:color w:val="1A1A1A"/>
+                <w:sz w:val="18"/>
+              </w:rPr>
+              <w:t>EXT-9</w:t>
+            </w:r>
+          </w:p>
+        </w:tc>
+        <w:tc>
+          <w:tcPr>
+            <w:tcW w:type="dxa" w:w="1928"/>
+          </w:tcPr>
+          <w:p>
+            <w:pPr>
+              <w:spacing w:after="40" w:before="40"/>
+            </w:pPr>
+            <w:r/>
+            <w:r>
+              <w:rPr>
+                <w:b w:val="0"/>
+                <w:i w:val="0"/>
+                <w:color w:val="1A1A1A"/>
+                <w:sz w:val="18"/>
+              </w:rPr>
+              <w:t>Answered, not closed</w:t>
+            </w:r>
+          </w:p>
+        </w:tc>
+        <w:tc>
+          <w:tcPr>
+            <w:tcW w:type="dxa" w:w="4762"/>
+          </w:tcPr>
+          <w:p>
+            <w:pPr>
+              <w:spacing w:after="40" w:before="40"/>
+            </w:pPr>
+            <w:r/>
+            <w:r>
+              <w:rPr>
+                <w:b w:val="0"/>
+                <w:i w:val="0"/>
+                <w:color w:val="1A1A1A"/>
+                <w:sz w:val="18"/>
+              </w:rPr>
+              <w:t>The rate. The structure is settled and the number is not. Item EXT-9 below</w:t>
+            </w:r>
+          </w:p>
+        </w:tc>
+        <w:tc>
+          <w:tcPr>
+            <w:tcW w:type="dxa" w:w="1587"/>
+          </w:tcPr>
+          <w:p>
+            <w:pPr>
+              <w:spacing w:after="40" w:before="40"/>
+            </w:pPr>
+            <w:r/>
+            <w:r>
+              <w:rPr>
+                <w:b w:val="0"/>
+                <w:i w:val="0"/>
+                <w:color w:val="1A1A1A"/>
+                <w:sz w:val="18"/>
+              </w:rPr>
+              <w:t>E9-S3, and EXT-4</w:t>
+            </w:r>
+          </w:p>
+        </w:tc>
+      </w:tr>
+      <w:tr>
+        <w:tc>
+          <w:tcPr>
+            <w:tcW w:type="dxa" w:w="1020"/>
+          </w:tcPr>
+          <w:p>
+            <w:pPr>
+              <w:spacing w:after="40" w:before="40"/>
+            </w:pPr>
+            <w:r/>
+            <w:r>
+              <w:rPr>
+                <w:b w:val="0"/>
+                <w:i w:val="0"/>
+                <w:color w:val="1A1A1A"/>
+                <w:sz w:val="18"/>
+              </w:rPr>
+              <w:t>EXT-10</w:t>
+            </w:r>
+          </w:p>
+        </w:tc>
+        <w:tc>
+          <w:tcPr>
+            <w:tcW w:type="dxa" w:w="1928"/>
+          </w:tcPr>
+          <w:p>
+            <w:pPr>
+              <w:spacing w:after="40" w:before="40"/>
+            </w:pPr>
+            <w:r/>
+            <w:r>
+              <w:rPr>
+                <w:b w:val="0"/>
+                <w:i w:val="0"/>
+                <w:color w:val="1A1A1A"/>
+                <w:sz w:val="18"/>
+              </w:rPr>
+              <w:t>Answered by Finance, not closed</w:t>
+            </w:r>
+          </w:p>
+        </w:tc>
+        <w:tc>
+          <w:tcPr>
+            <w:tcW w:type="dxa" w:w="4762"/>
+          </w:tcPr>
+          <w:p>
+            <w:pPr>
+              <w:spacing w:after="40" w:before="40"/>
+            </w:pPr>
+            <w:r/>
+            <w:r>
+              <w:rPr>
+                <w:b w:val="0"/>
+                <w:i w:val="0"/>
+                <w:color w:val="1A1A1A"/>
+                <w:sz w:val="18"/>
+              </w:rPr>
+              <w:t>Counsel's signature on the position drafted for it, and the CEO, COO and CFO approval of the configuration. Asked at EXT-4 rows 6 and 7, because it is counsel's work</w:t>
+            </w:r>
+          </w:p>
+        </w:tc>
+        <w:tc>
+          <w:tcPr>
+            <w:tcW w:type="dxa" w:w="1587"/>
+          </w:tcPr>
+          <w:p>
+            <w:pPr>
+              <w:spacing w:after="40" w:before="40"/>
+            </w:pPr>
+            <w:r/>
+            <w:r>
+              <w:rPr>
+                <w:b w:val="0"/>
+                <w:i w:val="0"/>
+                <w:color w:val="1A1A1A"/>
+                <w:sz w:val="18"/>
+              </w:rPr>
+              <w:t>E9-S3, gate G4</w:t>
+            </w:r>
+          </w:p>
+        </w:tc>
+      </w:tr>
+      <w:tr>
+        <w:tc>
+          <w:tcPr>
+            <w:tcW w:type="dxa" w:w="1020"/>
+          </w:tcPr>
+          <w:p>
+            <w:pPr>
+              <w:spacing w:after="40" w:before="40"/>
+            </w:pPr>
+            <w:r/>
+            <w:r>
+              <w:rPr>
+                <w:b w:val="0"/>
+                <w:i w:val="0"/>
+                <w:color w:val="1A1A1A"/>
+                <w:sz w:val="18"/>
+              </w:rPr>
+              <w:t>EXT-11</w:t>
+            </w:r>
+          </w:p>
+        </w:tc>
+        <w:tc>
+          <w:tcPr>
+            <w:tcW w:type="dxa" w:w="1928"/>
+          </w:tcPr>
+          <w:p>
+            <w:pPr>
+              <w:spacing w:after="40" w:before="40"/>
+            </w:pPr>
+            <w:r/>
+            <w:r>
+              <w:rPr>
+                <w:b w:val="0"/>
+                <w:i w:val="0"/>
+                <w:color w:val="1A1A1A"/>
+                <w:sz w:val="18"/>
+              </w:rPr>
+              <w:t>Closed</w:t>
+            </w:r>
+          </w:p>
+        </w:tc>
+        <w:tc>
+          <w:tcPr>
+            <w:tcW w:type="dxa" w:w="4762"/>
+          </w:tcPr>
+          <w:p>
+            <w:pPr>
+              <w:spacing w:after="40" w:before="40"/>
+            </w:pPr>
+            <w:r/>
+            <w:r>
+              <w:rPr>
+                <w:b w:val="0"/>
+                <w:i w:val="0"/>
+                <w:color w:val="1A1A1A"/>
+                <w:sz w:val="18"/>
+              </w:rPr>
+              <w:t>Nothing. It converted into an executed transfer instrument at EXT-2 row 4, an amended privacy policy and a copy of GAID 2025 at EXT-5 rows 7 and 8</w:t>
+            </w:r>
+          </w:p>
+        </w:tc>
+        <w:tc>
+          <w:tcPr>
+            <w:tcW w:type="dxa" w:w="1587"/>
+          </w:tcPr>
+          <w:p>
+            <w:pPr>
+              <w:spacing w:after="40" w:before="40"/>
+            </w:pPr>
+            <w:r/>
+            <w:r>
+              <w:rPr>
+                <w:b w:val="0"/>
+                <w:i w:val="0"/>
+                <w:color w:val="1A1A1A"/>
+                <w:sz w:val="18"/>
+              </w:rPr>
+              <w:t>Released the region half of D4</w:t>
+            </w:r>
+          </w:p>
+        </w:tc>
+      </w:tr>
+      <w:tr>
+        <w:tc>
+          <w:tcPr>
+            <w:tcW w:type="dxa" w:w="1020"/>
+          </w:tcPr>
+          <w:p>
+            <w:pPr>
+              <w:spacing w:after="40" w:before="40"/>
+            </w:pPr>
+            <w:r/>
+            <w:r>
+              <w:rPr>
+                <w:b w:val="0"/>
+                <w:i w:val="0"/>
+                <w:color w:val="1A1A1A"/>
+                <w:sz w:val="18"/>
+              </w:rPr>
+              <w:t>EXT-12</w:t>
+            </w:r>
+          </w:p>
+        </w:tc>
+        <w:tc>
+          <w:tcPr>
+            <w:tcW w:type="dxa" w:w="1928"/>
+          </w:tcPr>
+          <w:p>
+            <w:pPr>
+              <w:spacing w:after="40" w:before="40"/>
+            </w:pPr>
+            <w:r/>
+            <w:r>
+              <w:rPr>
+                <w:b w:val="0"/>
+                <w:i w:val="0"/>
+                <w:color w:val="1A1A1A"/>
+                <w:sz w:val="18"/>
+              </w:rPr>
+              <w:t>Closed</w:t>
+            </w:r>
+          </w:p>
+        </w:tc>
+        <w:tc>
+          <w:tcPr>
+            <w:tcW w:type="dxa" w:w="4762"/>
+          </w:tcPr>
+          <w:p>
+            <w:pPr>
+              <w:spacing w:after="40" w:before="40"/>
+            </w:pPr>
+            <w:r/>
+            <w:r>
+              <w:rPr>
+                <w:b w:val="0"/>
+                <w:i w:val="0"/>
+                <w:color w:val="1A1A1A"/>
+                <w:sz w:val="18"/>
+              </w:rPr>
+              <w:t>Nothing. It converted into ID Standard Version 2, due 13 August 2026, and the instrument corrections at EXT-4 rows 5 and 10</w:t>
+            </w:r>
+          </w:p>
+        </w:tc>
+        <w:tc>
+          <w:tcPr>
+            <w:tcW w:type="dxa" w:w="1587"/>
+          </w:tcPr>
+          <w:p>
+            <w:pPr>
+              <w:spacing w:after="40" w:before="40"/>
+            </w:pPr>
+            <w:r/>
+            <w:r>
+              <w:rPr>
+                <w:b w:val="0"/>
+                <w:i w:val="0"/>
+                <w:color w:val="1A1A1A"/>
+                <w:sz w:val="18"/>
+              </w:rPr>
+              <w:t>Released EXT-3 row 8</w:t>
+            </w:r>
+          </w:p>
+        </w:tc>
+      </w:tr>
+    </w:tbl>
+    <w:p>
+      <w:pPr>
+        <w:spacing w:after="40"/>
+      </w:pPr>
+    </w:p>
+    <w:p>
+      <w:r>
+        <w:br w:type="page"/>
+      </w:r>
+    </w:p>
+    <w:p>
+      <w:pPr>
+        <w:spacing w:before="0" w:after="20"/>
+      </w:pPr>
+      <w:r>
+        <w:rPr>
+          <w:b/>
+          <w:color w:val="1A1A1A"/>
+          <w:sz w:val="36"/>
+        </w:rPr>
+        <w:t>EXT-8</w:t>
+      </w:r>
+    </w:p>
+    <w:p>
+      <w:pPr>
+        <w:spacing w:after="120"/>
+      </w:pPr>
+      <w:r>
+        <w:rPr>
+          <w:b/>
+          <w:color w:val="1A1A1A"/>
+          <w:sz w:val="23"/>
+        </w:rPr>
+        <w:t>Three contradictions and four gaps inside an answer that mostly worked</w:t>
+      </w:r>
+    </w:p>
+    <w:p>
+      <w:pPr>
+        <w:spacing w:after="200"/>
+        <w:pBdr>
+          <w:bottom w:val="single" w:sz="6" w:space="6" w:color="999999"/>
+        </w:pBdr>
+      </w:pPr>
+      <w:r>
+        <w:rPr>
+          <w:i/>
+          <w:color w:val="5A5A5A"/>
+          <w:sz w:val="19"/>
+        </w:rPr>
+        <w:t>Owner: Digital Records, COO     |     Closes the identifier half of E9-S2. Answered 6 August 2026 by the Chief Operating Officer, with Digital Records.</w:t>
+      </w:r>
+    </w:p>
+    <w:p>
+      <w:pPr>
+        <w:spacing w:before="0" w:after="120"/>
+      </w:pPr>
+      <w:r>
+        <w:rPr>
+          <w:b/>
+          <w:color w:val="1A1A1A"/>
+          <w:sz w:val="20"/>
+        </w:rPr>
+        <w:t xml:space="preserve">This is a short note, not a document. Three sentences would close most of it. </w:t>
+      </w:r>
+      <w:r>
+        <w:rPr>
+          <w:b w:val="0"/>
+          <w:color w:val="1A1A1A"/>
+          <w:sz w:val="20"/>
+        </w:rPr>
+        <w:t>Four of the five EXT-8 questions came back settled: the fourteen professional categories with Estate Agent in scope, both case identifier formats, the move from SBR-SRV-BUY to SBR-SRV-TYPE, and the register split by identifier family. None of that is reopened here and none of it is asked again. What follows is the part that cannot be built as written, because the document says two different things in two places and engineering cannot pick one.</w:t>
+      </w:r>
+    </w:p>
+    <w:p>
+      <w:pPr>
+        <w:spacing w:before="160" w:after="80"/>
+      </w:pPr>
+      <w:r>
+        <w:rPr>
+          <w:b/>
+          <w:color w:val="1A1A1A"/>
+          <w:sz w:val="23"/>
+        </w:rPr>
+        <w:t>The three that block</w:t>
       </w:r>
     </w:p>
     <w:tbl>
@@ -10806,7 +12922,7 @@
       <w:tr>
         <w:tc>
           <w:tcPr>
-            <w:tcW w:type="dxa" w:w="1134"/>
+            <w:tcW w:type="dxa" w:w="510"/>
             <w:shd w:val="clear" w:fill="EDEDED"/>
           </w:tcPr>
           <w:p>
@@ -10819,15 +12935,15 @@
                 <w:b/>
                 <w:i w:val="0"/>
                 <w:color w:val="1A1A1A"/>
-                <w:sz w:val="19"/>
-              </w:rPr>
-              <w:t>Item</w:t>
-            </w:r>
-          </w:p>
-        </w:tc>
-        <w:tc>
-          <w:tcPr>
-            <w:tcW w:type="dxa" w:w="5216"/>
+                <w:sz w:val="18"/>
+              </w:rPr>
+              <w:t>#</w:t>
+            </w:r>
+          </w:p>
+        </w:tc>
+        <w:tc>
+          <w:tcPr>
+            <w:tcW w:type="dxa" w:w="5272"/>
             <w:shd w:val="clear" w:fill="EDEDED"/>
           </w:tcPr>
           <w:p>
@@ -10840,15 +12956,15 @@
                 <w:b/>
                 <w:i w:val="0"/>
                 <w:color w:val="1A1A1A"/>
-                <w:sz w:val="19"/>
-              </w:rPr>
-              <w:t>The question, in short</w:t>
-            </w:r>
-          </w:p>
-        </w:tc>
-        <w:tc>
-          <w:tcPr>
-            <w:tcW w:type="dxa" w:w="2948"/>
+                <w:sz w:val="18"/>
+              </w:rPr>
+              <w:t>What to provide, and the exact form it has to take</w:t>
+            </w:r>
+          </w:p>
+        </w:tc>
+        <w:tc>
+          <w:tcPr>
+            <w:tcW w:type="dxa" w:w="3515"/>
             <w:shd w:val="clear" w:fill="EDEDED"/>
           </w:tcPr>
           <w:p>
@@ -10861,9 +12977,9 @@
                 <w:b/>
                 <w:i w:val="0"/>
                 <w:color w:val="1A1A1A"/>
-                <w:sz w:val="19"/>
-              </w:rPr>
-              <w:t>What it holds up</w:t>
+                <w:sz w:val="18"/>
+              </w:rPr>
+              <w:t>WRITE YOUR ANSWER HERE</w:t>
             </w:r>
           </w:p>
         </w:tc>
@@ -10871,27 +12987,27 @@
       <w:tr>
         <w:tc>
           <w:tcPr>
-            <w:tcW w:type="dxa" w:w="1134"/>
-          </w:tcPr>
-          <w:p>
-            <w:pPr>
-              <w:spacing w:after="40" w:before="40"/>
-            </w:pPr>
-            <w:r/>
-            <w:r>
-              <w:rPr>
-                <w:b w:val="0"/>
+            <w:tcW w:type="dxa" w:w="510"/>
+          </w:tcPr>
+          <w:p>
+            <w:pPr>
+              <w:spacing w:after="40" w:before="40"/>
+            </w:pPr>
+            <w:r/>
+            <w:r>
+              <w:rPr>
+                <w:b/>
                 <w:i w:val="0"/>
                 <w:color w:val="1A1A1A"/>
                 <w:sz w:val="19"/>
               </w:rPr>
-              <w:t>EXT-8</w:t>
-            </w:r>
-          </w:p>
-        </w:tc>
-        <w:tc>
-          <w:tcPr>
-            <w:tcW w:type="dxa" w:w="5216"/>
+              <w:t>1</w:t>
+            </w:r>
+          </w:p>
+        </w:tc>
+        <w:tc>
+          <w:tcPr>
+            <w:tcW w:type="dxa" w:w="5272"/>
           </w:tcPr>
           <w:p>
             <w:pPr>
@@ -10905,55 +13021,79 @@
                 <w:color w:val="1A1A1A"/>
                 <w:sz w:val="19"/>
               </w:rPr>
-              <w:t>Five conflicts between the ID Standard and the finance specification</w:t>
-            </w:r>
-          </w:p>
-        </w:tc>
-        <w:tc>
-          <w:tcPr>
-            <w:tcW w:type="dxa" w:w="2948"/>
-          </w:tcPr>
-          <w:p>
-            <w:pPr>
-              <w:spacing w:after="40" w:before="40"/>
-            </w:pPr>
-            <w:r/>
-            <w:r>
-              <w:rPr>
-                <w:b w:val="0"/>
-                <w:i w:val="0"/>
-                <w:color w:val="1A1A1A"/>
-                <w:sz w:val="19"/>
-              </w:rPr>
-              <w:t>E9-S2</w:t>
-            </w:r>
+              <w:t>SUR or SVR, for Surveyor as a record-type segment.</w:t>
+            </w:r>
+          </w:p>
+          <w:p>
+            <w:pPr>
+              <w:spacing w:after="40" w:before="0"/>
+            </w:pPr>
+            <w:r>
+              <w:rPr>
+                <w:b w:val="0"/>
+                <w:i/>
+                <w:color w:val="5A5A5A"/>
+                <w:sz w:val="17"/>
+              </w:rPr>
+              <w:t>Format: one sentence naming the segment value for Surveyor, and confirmation that Surulere keeps SUR in the location position. Question 5's answer says "Use SVR". Three other places in the same document say SUR is retained: question 5's own second sentence, the EXT-12 answer, and the collation sheet's EXT-8.5 row. One says change it, three say keep it.</w:t>
+            </w:r>
+          </w:p>
+        </w:tc>
+        <w:tc>
+          <w:tcPr>
+            <w:tcW w:type="dxa" w:w="3515"/>
+            <w:shd w:val="clear" w:fill="FFFDF2"/>
+          </w:tcPr>
+          <w:p>
+            <w:pPr>
+              <w:spacing w:after="40" w:before="40"/>
+            </w:pPr>
+            <w:r/>
+            <w:r>
+              <w:rPr>
+                <w:b w:val="0"/>
+                <w:i/>
+                <w:color w:val="5A5A5A"/>
+                <w:sz w:val="18"/>
+              </w:rPr>
+            </w:r>
+          </w:p>
+          <w:p>
+            <w:pPr>
+              <w:spacing w:after="40"/>
+            </w:pPr>
+          </w:p>
+          <w:p>
+            <w:pPr>
+              <w:spacing w:after="40"/>
+            </w:pPr>
           </w:p>
         </w:tc>
       </w:tr>
       <w:tr>
         <w:tc>
           <w:tcPr>
-            <w:tcW w:type="dxa" w:w="1134"/>
-          </w:tcPr>
-          <w:p>
-            <w:pPr>
-              <w:spacing w:after="40" w:before="40"/>
-            </w:pPr>
-            <w:r/>
-            <w:r>
-              <w:rPr>
-                <w:b w:val="0"/>
+            <w:tcW w:type="dxa" w:w="510"/>
+          </w:tcPr>
+          <w:p>
+            <w:pPr>
+              <w:spacing w:after="40" w:before="40"/>
+            </w:pPr>
+            <w:r/>
+            <w:r>
+              <w:rPr>
+                <w:b/>
                 <w:i w:val="0"/>
                 <w:color w:val="1A1A1A"/>
                 <w:sz w:val="19"/>
               </w:rPr>
-              <w:t>EXT-9</w:t>
-            </w:r>
-          </w:p>
-        </w:tc>
-        <w:tc>
-          <w:tcPr>
-            <w:tcW w:type="dxa" w:w="5216"/>
+              <w:t>2</w:t>
+            </w:r>
+          </w:p>
+        </w:tc>
+        <w:tc>
+          <w:tcPr>
+            <w:tcW w:type="dxa" w:w="5272"/>
           </w:tcPr>
           <w:p>
             <w:pPr>
@@ -10967,55 +13107,79 @@
                 <w:color w:val="1A1A1A"/>
                 <w:sz w:val="19"/>
               </w:rPr>
-              <w:t>The commission basis: one-sided or two-sided, collected or withheld, floor or rate</w:t>
-            </w:r>
-          </w:p>
-        </w:tc>
-        <w:tc>
-          <w:tcPr>
-            <w:tcW w:type="dxa" w:w="2948"/>
-          </w:tcPr>
-          <w:p>
-            <w:pPr>
-              <w:spacing w:after="40" w:before="40"/>
-            </w:pPr>
-            <w:r/>
-            <w:r>
-              <w:rPr>
-                <w:b w:val="0"/>
-                <w:i w:val="0"/>
-                <w:color w:val="1A1A1A"/>
-                <w:sz w:val="19"/>
-              </w:rPr>
-              <w:t>E9-S3, and EXT-4</w:t>
-            </w:r>
+              <w:t>Whether UUID really replaces NNN in the four approved formats.</w:t>
+            </w:r>
+          </w:p>
+          <w:p>
+            <w:pPr>
+              <w:spacing w:after="40" w:before="0"/>
+            </w:pPr>
+            <w:r>
+              <w:rPr>
+                <w:b w:val="0"/>
+                <w:i/>
+                <w:color w:val="5A5A5A"/>
+                <w:sz w:val="17"/>
+              </w:rPr>
+              <w:t>Format: one sentence. Either UUID replaces NNN in all four, in which case those formats need reprinting, or the four printed formats stand and UUID applies to something narrower that has to be named. The scoping box and the EXT-12 answer both say UUID replaces the NNN at the end of the identifiers. Four identifier formats approved on the same pages all end in -NNN, and neither corresponding collation row mentions UUID. This is not a detail: the stated reason is to ensure there is no collision, and NNN is not a random number. It is a per-prefix, per-day counter held in the database, so it cannot collide. If the concern was collision it is already handled. If the concern is something else, we should be told what, because the two answers lead to different builds.</w:t>
+            </w:r>
+          </w:p>
+        </w:tc>
+        <w:tc>
+          <w:tcPr>
+            <w:tcW w:type="dxa" w:w="3515"/>
+            <w:shd w:val="clear" w:fill="FFFDF2"/>
+          </w:tcPr>
+          <w:p>
+            <w:pPr>
+              <w:spacing w:after="40" w:before="40"/>
+            </w:pPr>
+            <w:r/>
+            <w:r>
+              <w:rPr>
+                <w:b w:val="0"/>
+                <w:i/>
+                <w:color w:val="5A5A5A"/>
+                <w:sz w:val="18"/>
+              </w:rPr>
+            </w:r>
+          </w:p>
+          <w:p>
+            <w:pPr>
+              <w:spacing w:after="40"/>
+            </w:pPr>
+          </w:p>
+          <w:p>
+            <w:pPr>
+              <w:spacing w:after="40"/>
+            </w:pPr>
           </w:p>
         </w:tc>
       </w:tr>
       <w:tr>
         <w:tc>
           <w:tcPr>
-            <w:tcW w:type="dxa" w:w="1134"/>
-          </w:tcPr>
-          <w:p>
-            <w:pPr>
-              <w:spacing w:after="40" w:before="40"/>
-            </w:pPr>
-            <w:r/>
-            <w:r>
-              <w:rPr>
-                <w:b w:val="0"/>
+            <w:tcW w:type="dxa" w:w="510"/>
+          </w:tcPr>
+          <w:p>
+            <w:pPr>
+              <w:spacing w:after="40" w:before="40"/>
+            </w:pPr>
+            <w:r/>
+            <w:r>
+              <w:rPr>
+                <w:b/>
                 <w:i w:val="0"/>
                 <w:color w:val="1A1A1A"/>
                 <w:sz w:val="19"/>
               </w:rPr>
-              <w:t>EXT-10</w:t>
-            </w:r>
-          </w:p>
-        </w:tc>
-        <w:tc>
-          <w:tcPr>
-            <w:tcW w:type="dxa" w:w="5216"/>
+              <w:t>3</w:t>
+            </w:r>
+          </w:p>
+        </w:tc>
+        <w:tc>
+          <w:tcPr>
+            <w:tcW w:type="dxa" w:w="5272"/>
           </w:tcPr>
           <w:p>
             <w:pPr>
@@ -11029,152 +13193,52 @@
                 <w:color w:val="1A1A1A"/>
                 <w:sz w:val="19"/>
               </w:rPr>
-              <w:t>What authorises VAT withholding from seller proceeds</w:t>
-            </w:r>
-          </w:p>
-        </w:tc>
-        <w:tc>
-          <w:tcPr>
-            <w:tcW w:type="dxa" w:w="2948"/>
-          </w:tcPr>
-          <w:p>
-            <w:pPr>
-              <w:spacing w:after="40" w:before="40"/>
-            </w:pPr>
-            <w:r/>
-            <w:r>
-              <w:rPr>
-                <w:b w:val="0"/>
-                <w:i w:val="0"/>
-                <w:color w:val="1A1A1A"/>
-                <w:sz w:val="19"/>
-              </w:rPr>
-              <w:t>E9-S3, gate G4, and EXT-4</w:t>
-            </w:r>
-          </w:p>
-        </w:tc>
-      </w:tr>
-      <w:tr>
-        <w:tc>
-          <w:tcPr>
-            <w:tcW w:type="dxa" w:w="1134"/>
-          </w:tcPr>
-          <w:p>
-            <w:pPr>
-              <w:spacing w:after="40" w:before="40"/>
-            </w:pPr>
-            <w:r/>
-            <w:r>
-              <w:rPr>
-                <w:b w:val="0"/>
-                <w:i w:val="0"/>
-                <w:color w:val="1A1A1A"/>
-                <w:sz w:val="19"/>
-              </w:rPr>
-              <w:t>EXT-11</w:t>
-            </w:r>
-          </w:p>
-        </w:tc>
-        <w:tc>
-          <w:tcPr>
-            <w:tcW w:type="dxa" w:w="5216"/>
-          </w:tcPr>
-          <w:p>
-            <w:pPr>
-              <w:spacing w:after="40" w:before="40"/>
-            </w:pPr>
-            <w:r/>
-            <w:r>
-              <w:rPr>
-                <w:b w:val="0"/>
-                <w:i w:val="0"/>
-                <w:color w:val="1A1A1A"/>
-                <w:sz w:val="19"/>
-              </w:rPr>
-              <w:t>Which data-transfer rule governs, the internal policy's or the published policy's</w:t>
-            </w:r>
-          </w:p>
-        </w:tc>
-        <w:tc>
-          <w:tcPr>
-            <w:tcW w:type="dxa" w:w="2948"/>
-          </w:tcPr>
-          <w:p>
-            <w:pPr>
-              <w:spacing w:after="40" w:before="40"/>
-            </w:pPr>
-            <w:r/>
-            <w:r>
-              <w:rPr>
-                <w:b w:val="0"/>
-                <w:i w:val="0"/>
-                <w:color w:val="1A1A1A"/>
-                <w:sz w:val="19"/>
-              </w:rPr>
-              <w:t>D4, E3-S2, E8-S1, and the region row of EXT-2</w:t>
-            </w:r>
-          </w:p>
-        </w:tc>
-      </w:tr>
-      <w:tr>
-        <w:tc>
-          <w:tcPr>
-            <w:tcW w:type="dxa" w:w="1134"/>
-          </w:tcPr>
-          <w:p>
-            <w:pPr>
-              <w:spacing w:after="40" w:before="40"/>
-            </w:pPr>
-            <w:r/>
-            <w:r>
-              <w:rPr>
-                <w:b w:val="0"/>
-                <w:i w:val="0"/>
-                <w:color w:val="1A1A1A"/>
-                <w:sz w:val="19"/>
-              </w:rPr>
-              <w:t>EXT-12</w:t>
-            </w:r>
-          </w:p>
-        </w:tc>
-        <w:tc>
-          <w:tcPr>
-            <w:tcW w:type="dxa" w:w="5216"/>
-          </w:tcPr>
-          <w:p>
-            <w:pPr>
-              <w:spacing w:after="40" w:before="40"/>
-            </w:pPr>
-            <w:r/>
-            <w:r>
-              <w:rPr>
-                <w:b w:val="0"/>
-                <w:i w:val="0"/>
-                <w:color w:val="1A1A1A"/>
-                <w:sz w:val="19"/>
-              </w:rPr>
-              <w:t>Entity name, registered address, canonical domain, and whether the ID Standard is under revision</w:t>
-            </w:r>
-          </w:p>
-        </w:tc>
-        <w:tc>
-          <w:tcPr>
-            <w:tcW w:type="dxa" w:w="2948"/>
-          </w:tcPr>
-          <w:p>
-            <w:pPr>
-              <w:spacing w:after="40" w:before="40"/>
-            </w:pPr>
-            <w:r/>
-            <w:r>
-              <w:rPr>
-                <w:b w:val="0"/>
-                <w:i w:val="0"/>
-                <w:color w:val="1A1A1A"/>
-                <w:sz w:val="19"/>
-              </w:rPr>
-              <w:t>E9-S2, E8-S2, EXT-3, and all instrument generation</w:t>
-            </w:r>
+              <w:t>The SBR-ALD-LOCYYXX-NNN format.</w:t>
+            </w:r>
+          </w:p>
+          <w:p>
+            <w:pPr>
+              <w:spacing w:after="40" w:before="0"/>
+            </w:pPr>
+            <w:r>
+              <w:rPr>
+                <w:b w:val="0"/>
+                <w:i/>
+                <w:color w:val="5A5A5A"/>
+                <w:sz w:val="17"/>
+              </w:rPr>
+              <w:t>Format: the format written the way the other four are written, with separators, and one line saying what XX stands for. Allied Service Provider is introduced as the fourteenth category and its identifier is printed without separators, and XX is never defined anywhere in the document.</w:t>
+            </w:r>
+          </w:p>
+        </w:tc>
+        <w:tc>
+          <w:tcPr>
+            <w:tcW w:type="dxa" w:w="3515"/>
+            <w:shd w:val="clear" w:fill="FFFDF2"/>
+          </w:tcPr>
+          <w:p>
+            <w:pPr>
+              <w:spacing w:after="40" w:before="40"/>
+            </w:pPr>
+            <w:r/>
+            <w:r>
+              <w:rPr>
+                <w:b w:val="0"/>
+                <w:i/>
+                <w:color w:val="5A5A5A"/>
+                <w:sz w:val="18"/>
+              </w:rPr>
+            </w:r>
+          </w:p>
+          <w:p>
+            <w:pPr>
+              <w:spacing w:after="40"/>
+            </w:pPr>
+          </w:p>
+          <w:p>
+            <w:pPr>
+              <w:spacing w:after="40"/>
+            </w:pPr>
           </w:p>
         </w:tc>
       </w:tr>
@@ -11186,16 +13250,2440 @@
     </w:p>
     <w:p>
       <w:pPr>
-        <w:spacing w:before="80" w:after="120"/>
+        <w:spacing w:before="160" w:after="80"/>
+      </w:pPr>
+      <w:r>
+        <w:rPr>
+          <w:b/>
+          <w:color w:val="1A1A1A"/>
+          <w:sz w:val="23"/>
+        </w:rPr>
+        <w:t>The four smaller gaps</w:t>
+      </w:r>
+    </w:p>
+    <w:tbl>
+      <w:tblPr>
+        <w:tblStyle w:val="TableGrid"/>
+        <w:tblW w:type="auto" w:w="0"/>
+        <w:jc w:val="left"/>
+        <w:tblLook w:firstColumn="1" w:firstRow="1" w:lastColumn="0" w:lastRow="0" w:noHBand="0" w:noVBand="1" w:val="04A0"/>
+      </w:tblPr>
+      <w:tblGrid>
+        <w:gridCol w:w="3099"/>
+        <w:gridCol w:w="3099"/>
+        <w:gridCol w:w="3099"/>
+      </w:tblGrid>
+      <w:tr>
+        <w:tc>
+          <w:tcPr>
+            <w:tcW w:type="dxa" w:w="510"/>
+            <w:shd w:val="clear" w:fill="EDEDED"/>
+          </w:tcPr>
+          <w:p>
+            <w:pPr>
+              <w:spacing w:after="40" w:before="40"/>
+            </w:pPr>
+            <w:r/>
+            <w:r>
+              <w:rPr>
+                <w:b/>
+                <w:i w:val="0"/>
+                <w:color w:val="1A1A1A"/>
+                <w:sz w:val="18"/>
+              </w:rPr>
+              <w:t>#</w:t>
+            </w:r>
+          </w:p>
+        </w:tc>
+        <w:tc>
+          <w:tcPr>
+            <w:tcW w:type="dxa" w:w="5272"/>
+            <w:shd w:val="clear" w:fill="EDEDED"/>
+          </w:tcPr>
+          <w:p>
+            <w:pPr>
+              <w:spacing w:after="40" w:before="40"/>
+            </w:pPr>
+            <w:r/>
+            <w:r>
+              <w:rPr>
+                <w:b/>
+                <w:i w:val="0"/>
+                <w:color w:val="1A1A1A"/>
+                <w:sz w:val="18"/>
+              </w:rPr>
+              <w:t>What to provide, and the exact form it has to take</w:t>
+            </w:r>
+          </w:p>
+        </w:tc>
+        <w:tc>
+          <w:tcPr>
+            <w:tcW w:type="dxa" w:w="3515"/>
+            <w:shd w:val="clear" w:fill="EDEDED"/>
+          </w:tcPr>
+          <w:p>
+            <w:pPr>
+              <w:spacing w:after="40" w:before="40"/>
+            </w:pPr>
+            <w:r/>
+            <w:r>
+              <w:rPr>
+                <w:b/>
+                <w:i w:val="0"/>
+                <w:color w:val="1A1A1A"/>
+                <w:sz w:val="18"/>
+              </w:rPr>
+              <w:t>WRITE YOUR ANSWER HERE</w:t>
+            </w:r>
+          </w:p>
+        </w:tc>
+      </w:tr>
+      <w:tr>
+        <w:tc>
+          <w:tcPr>
+            <w:tcW w:type="dxa" w:w="510"/>
+          </w:tcPr>
+          <w:p>
+            <w:pPr>
+              <w:spacing w:after="40" w:before="40"/>
+            </w:pPr>
+            <w:r/>
+            <w:r>
+              <w:rPr>
+                <w:b/>
+                <w:i w:val="0"/>
+                <w:color w:val="1A1A1A"/>
+                <w:sz w:val="19"/>
+              </w:rPr>
+              <w:t>4</w:t>
+            </w:r>
+          </w:p>
+        </w:tc>
+        <w:tc>
+          <w:tcPr>
+            <w:tcW w:type="dxa" w:w="5272"/>
+          </w:tcPr>
+          <w:p>
+            <w:pPr>
+              <w:spacing w:after="40" w:before="40"/>
+            </w:pPr>
+            <w:r/>
+            <w:r>
+              <w:rPr>
+                <w:b w:val="0"/>
+                <w:i w:val="0"/>
+                <w:color w:val="1A1A1A"/>
+                <w:sz w:val="19"/>
+              </w:rPr>
+              <w:t>SUP against ALD, for a building material seller.</w:t>
+            </w:r>
+          </w:p>
+          <w:p>
+            <w:pPr>
+              <w:spacing w:after="40" w:before="0"/>
+            </w:pPr>
+            <w:r>
+              <w:rPr>
+                <w:b w:val="0"/>
+                <w:i/>
+                <w:color w:val="5A5A5A"/>
+                <w:sz w:val="17"/>
+              </w:rPr>
+              <w:t>Format: which code a building material seller takes. SUP is Material Supplier in the thirteen-category list. The Allied Service Provider description covers building material sellers. The same business could be coded either way.</w:t>
+            </w:r>
+          </w:p>
+        </w:tc>
+        <w:tc>
+          <w:tcPr>
+            <w:tcW w:type="dxa" w:w="3515"/>
+            <w:shd w:val="clear" w:fill="FFFDF2"/>
+          </w:tcPr>
+          <w:p>
+            <w:pPr>
+              <w:spacing w:after="40" w:before="40"/>
+            </w:pPr>
+            <w:r/>
+            <w:r>
+              <w:rPr>
+                <w:b w:val="0"/>
+                <w:i/>
+                <w:color w:val="5A5A5A"/>
+                <w:sz w:val="18"/>
+              </w:rPr>
+            </w:r>
+          </w:p>
+          <w:p>
+            <w:pPr>
+              <w:spacing w:after="40"/>
+            </w:pPr>
+          </w:p>
+          <w:p>
+            <w:pPr>
+              <w:spacing w:after="40"/>
+            </w:pPr>
+          </w:p>
+        </w:tc>
+      </w:tr>
+      <w:tr>
+        <w:tc>
+          <w:tcPr>
+            <w:tcW w:type="dxa" w:w="510"/>
+          </w:tcPr>
+          <w:p>
+            <w:pPr>
+              <w:spacing w:after="40" w:before="40"/>
+            </w:pPr>
+            <w:r/>
+            <w:r>
+              <w:rPr>
+                <w:b/>
+                <w:i w:val="0"/>
+                <w:color w:val="1A1A1A"/>
+                <w:sz w:val="19"/>
+              </w:rPr>
+              <w:t>5</w:t>
+            </w:r>
+          </w:p>
+        </w:tc>
+        <w:tc>
+          <w:tcPr>
+            <w:tcW w:type="dxa" w:w="5272"/>
+          </w:tcPr>
+          <w:p>
+            <w:pPr>
+              <w:spacing w:after="40" w:before="40"/>
+            </w:pPr>
+            <w:r/>
+            <w:r>
+              <w:rPr>
+                <w:b w:val="0"/>
+                <w:i w:val="0"/>
+                <w:color w:val="1A1A1A"/>
+                <w:sz w:val="19"/>
+              </w:rPr>
+              <w:t>The TYPE list is not closed.</w:t>
+            </w:r>
+          </w:p>
+          <w:p>
+            <w:pPr>
+              <w:spacing w:after="40" w:before="0"/>
+            </w:pPr>
+            <w:r>
+              <w:rPr>
+                <w:b w:val="0"/>
+                <w:i/>
+                <w:color w:val="5A5A5A"/>
+                <w:sz w:val="17"/>
+              </w:rPr>
+              <w:t>Format: the complete list, or "those five and no others for now". Question 3 gives it as a controlled list "including BUY, SEL, DD, PRO and PRT". A controlled list introduced with "including" is not controlled, and validation has to reject values that are not on it.</w:t>
+            </w:r>
+          </w:p>
+        </w:tc>
+        <w:tc>
+          <w:tcPr>
+            <w:tcW w:type="dxa" w:w="3515"/>
+            <w:shd w:val="clear" w:fill="FFFDF2"/>
+          </w:tcPr>
+          <w:p>
+            <w:pPr>
+              <w:spacing w:after="40" w:before="40"/>
+            </w:pPr>
+            <w:r/>
+            <w:r>
+              <w:rPr>
+                <w:b w:val="0"/>
+                <w:i/>
+                <w:color w:val="5A5A5A"/>
+                <w:sz w:val="18"/>
+              </w:rPr>
+            </w:r>
+          </w:p>
+          <w:p>
+            <w:pPr>
+              <w:spacing w:after="40"/>
+            </w:pPr>
+          </w:p>
+          <w:p>
+            <w:pPr>
+              <w:spacing w:after="40"/>
+            </w:pPr>
+          </w:p>
+        </w:tc>
+      </w:tr>
+      <w:tr>
+        <w:tc>
+          <w:tcPr>
+            <w:tcW w:type="dxa" w:w="510"/>
+          </w:tcPr>
+          <w:p>
+            <w:pPr>
+              <w:spacing w:after="40" w:before="40"/>
+            </w:pPr>
+            <w:r/>
+            <w:r>
+              <w:rPr>
+                <w:b/>
+                <w:i w:val="0"/>
+                <w:color w:val="1A1A1A"/>
+                <w:sz w:val="19"/>
+              </w:rPr>
+              <w:t>6</w:t>
+            </w:r>
+          </w:p>
+        </w:tc>
+        <w:tc>
+          <w:tcPr>
+            <w:tcW w:type="dxa" w:w="5272"/>
+          </w:tcPr>
+          <w:p>
+            <w:pPr>
+              <w:spacing w:after="40" w:before="40"/>
+            </w:pPr>
+            <w:r/>
+            <w:r>
+              <w:rPr>
+                <w:b w:val="0"/>
+                <w:i w:val="0"/>
+                <w:color w:val="1A1A1A"/>
+                <w:sz w:val="19"/>
+              </w:rPr>
+              <w:t>SBR-CASE-DD.</w:t>
+            </w:r>
+          </w:p>
+          <w:p>
+            <w:pPr>
+              <w:spacing w:after="40" w:before="0"/>
+            </w:pPr>
+            <w:r>
+              <w:rPr>
+                <w:b w:val="0"/>
+                <w:i/>
+                <w:color w:val="5A5A5A"/>
+                <w:sz w:val="17"/>
+              </w:rPr>
+              <w:t>Format: approved as a third case type, or the identifier it should have been. Question 2 approves two case types, ENV and SEC. The platform issues SBR-CASE-DD today and DD is not among the two.</w:t>
+            </w:r>
+          </w:p>
+        </w:tc>
+        <w:tc>
+          <w:tcPr>
+            <w:tcW w:type="dxa" w:w="3515"/>
+            <w:shd w:val="clear" w:fill="FFFDF2"/>
+          </w:tcPr>
+          <w:p>
+            <w:pPr>
+              <w:spacing w:after="40" w:before="40"/>
+            </w:pPr>
+            <w:r/>
+            <w:r>
+              <w:rPr>
+                <w:b w:val="0"/>
+                <w:i/>
+                <w:color w:val="5A5A5A"/>
+                <w:sz w:val="18"/>
+              </w:rPr>
+            </w:r>
+          </w:p>
+          <w:p>
+            <w:pPr>
+              <w:spacing w:after="40"/>
+            </w:pPr>
+          </w:p>
+          <w:p>
+            <w:pPr>
+              <w:spacing w:after="40"/>
+            </w:pPr>
+          </w:p>
+        </w:tc>
+      </w:tr>
+      <w:tr>
+        <w:tc>
+          <w:tcPr>
+            <w:tcW w:type="dxa" w:w="510"/>
+          </w:tcPr>
+          <w:p>
+            <w:pPr>
+              <w:spacing w:after="40" w:before="40"/>
+            </w:pPr>
+            <w:r/>
+            <w:r>
+              <w:rPr>
+                <w:b/>
+                <w:i w:val="0"/>
+                <w:color w:val="1A1A1A"/>
+                <w:sz w:val="19"/>
+              </w:rPr>
+              <w:t>7</w:t>
+            </w:r>
+          </w:p>
+        </w:tc>
+        <w:tc>
+          <w:tcPr>
+            <w:tcW w:type="dxa" w:w="5272"/>
+          </w:tcPr>
+          <w:p>
+            <w:pPr>
+              <w:spacing w:after="40" w:before="40"/>
+            </w:pPr>
+            <w:r/>
+            <w:r>
+              <w:rPr>
+                <w:b w:val="0"/>
+                <w:i w:val="0"/>
+                <w:color w:val="1A1A1A"/>
+                <w:sz w:val="19"/>
+              </w:rPr>
+              <w:t>The heading says three trades and the sentence names four.</w:t>
+            </w:r>
+          </w:p>
+          <w:p>
+            <w:pPr>
+              <w:spacing w:after="40" w:before="0"/>
+            </w:pPr>
+            <w:r>
+              <w:rPr>
+                <w:b w:val="0"/>
+                <w:i/>
+                <w:color w:val="5A5A5A"/>
+                <w:sz w:val="17"/>
+              </w:rPr>
+              <w:t>Format: confirmation that all four are in, which is what we have assumed. "The three uncoded trades" is followed by "plumbers, electricians and interior designers, building material sellers".</w:t>
+            </w:r>
+          </w:p>
+        </w:tc>
+        <w:tc>
+          <w:tcPr>
+            <w:tcW w:type="dxa" w:w="3515"/>
+            <w:shd w:val="clear" w:fill="FFFDF2"/>
+          </w:tcPr>
+          <w:p>
+            <w:pPr>
+              <w:spacing w:after="40" w:before="40"/>
+            </w:pPr>
+            <w:r/>
+            <w:r>
+              <w:rPr>
+                <w:b w:val="0"/>
+                <w:i/>
+                <w:color w:val="5A5A5A"/>
+                <w:sz w:val="18"/>
+              </w:rPr>
+            </w:r>
+          </w:p>
+          <w:p>
+            <w:pPr>
+              <w:spacing w:after="40"/>
+            </w:pPr>
+          </w:p>
+          <w:p>
+            <w:pPr>
+              <w:spacing w:after="40"/>
+            </w:pPr>
+          </w:p>
+        </w:tc>
+      </w:tr>
+    </w:tbl>
+    <w:p>
+      <w:pPr>
+        <w:spacing w:after="40"/>
+      </w:pPr>
+    </w:p>
+    <w:p>
+      <w:pPr>
+        <w:spacing w:before="160" w:after="80"/>
+      </w:pPr>
+      <w:r>
+        <w:rPr>
+          <w:b/>
+          <w:color w:val="1A1A1A"/>
+          <w:sz w:val="23"/>
+        </w:rPr>
+        <w:t>And one instruction rather than a question</w:t>
+      </w:r>
+    </w:p>
+    <w:tbl>
+      <w:tblPr>
+        <w:tblStyle w:val="TableGrid"/>
+        <w:tblW w:type="auto" w:w="0"/>
+        <w:jc w:val="left"/>
+        <w:tblLook w:firstColumn="1" w:firstRow="1" w:lastColumn="0" w:lastRow="0" w:noHBand="0" w:noVBand="1" w:val="04A0"/>
+      </w:tblPr>
+      <w:tblGrid>
+        <w:gridCol w:w="3099"/>
+        <w:gridCol w:w="3099"/>
+        <w:gridCol w:w="3099"/>
+      </w:tblGrid>
+      <w:tr>
+        <w:tc>
+          <w:tcPr>
+            <w:tcW w:type="dxa" w:w="510"/>
+            <w:shd w:val="clear" w:fill="EDEDED"/>
+          </w:tcPr>
+          <w:p>
+            <w:pPr>
+              <w:spacing w:after="40" w:before="40"/>
+            </w:pPr>
+            <w:r/>
+            <w:r>
+              <w:rPr>
+                <w:b/>
+                <w:i w:val="0"/>
+                <w:color w:val="1A1A1A"/>
+                <w:sz w:val="18"/>
+              </w:rPr>
+              <w:t>#</w:t>
+            </w:r>
+          </w:p>
+        </w:tc>
+        <w:tc>
+          <w:tcPr>
+            <w:tcW w:type="dxa" w:w="5272"/>
+            <w:shd w:val="clear" w:fill="EDEDED"/>
+          </w:tcPr>
+          <w:p>
+            <w:pPr>
+              <w:spacing w:after="40" w:before="40"/>
+            </w:pPr>
+            <w:r/>
+            <w:r>
+              <w:rPr>
+                <w:b/>
+                <w:i w:val="0"/>
+                <w:color w:val="1A1A1A"/>
+                <w:sz w:val="18"/>
+              </w:rPr>
+              <w:t>What to provide, and the exact form it has to take</w:t>
+            </w:r>
+          </w:p>
+        </w:tc>
+        <w:tc>
+          <w:tcPr>
+            <w:tcW w:type="dxa" w:w="3515"/>
+            <w:shd w:val="clear" w:fill="EDEDED"/>
+          </w:tcPr>
+          <w:p>
+            <w:pPr>
+              <w:spacing w:after="40" w:before="40"/>
+            </w:pPr>
+            <w:r/>
+            <w:r>
+              <w:rPr>
+                <w:b/>
+                <w:i w:val="0"/>
+                <w:color w:val="1A1A1A"/>
+                <w:sz w:val="18"/>
+              </w:rPr>
+              <w:t>WRITE YOUR ANSWER HERE</w:t>
+            </w:r>
+          </w:p>
+        </w:tc>
+      </w:tr>
+      <w:tr>
+        <w:tc>
+          <w:tcPr>
+            <w:tcW w:type="dxa" w:w="510"/>
+          </w:tcPr>
+          <w:p>
+            <w:pPr>
+              <w:spacing w:after="40" w:before="40"/>
+            </w:pPr>
+            <w:r/>
+            <w:r>
+              <w:rPr>
+                <w:b/>
+                <w:i w:val="0"/>
+                <w:color w:val="1A1A1A"/>
+                <w:sz w:val="19"/>
+              </w:rPr>
+              <w:t>8</w:t>
+            </w:r>
+          </w:p>
+        </w:tc>
+        <w:tc>
+          <w:tcPr>
+            <w:tcW w:type="dxa" w:w="5272"/>
+          </w:tcPr>
+          <w:p>
+            <w:pPr>
+              <w:spacing w:after="40" w:before="40"/>
+            </w:pPr>
+            <w:r/>
+            <w:r>
+              <w:rPr>
+                <w:b w:val="0"/>
+                <w:i w:val="0"/>
+                <w:color w:val="1A1A1A"/>
+                <w:sz w:val="19"/>
+              </w:rPr>
+              <w:t>Who runs the production-impact query, and when.</w:t>
+            </w:r>
+          </w:p>
+          <w:p>
+            <w:pPr>
+              <w:spacing w:after="40" w:before="0"/>
+            </w:pPr>
+            <w:r>
+              <w:rPr>
+                <w:b w:val="0"/>
+                <w:i/>
+                <w:color w:val="5A5A5A"/>
+                <w:sz w:val="17"/>
+              </w:rPr>
+              <w:t>Format: a name and a date, or grant the access. "Run the production-impact query before remediation" came back addressed to us. Nobody on this side has production database access, which is stated in the escalation the instruction is answering. The query itself is written and ready.</w:t>
+            </w:r>
+          </w:p>
+        </w:tc>
+        <w:tc>
+          <w:tcPr>
+            <w:tcW w:type="dxa" w:w="3515"/>
+            <w:shd w:val="clear" w:fill="FFFDF2"/>
+          </w:tcPr>
+          <w:p>
+            <w:pPr>
+              <w:spacing w:after="40" w:before="40"/>
+            </w:pPr>
+            <w:r/>
+            <w:r>
+              <w:rPr>
+                <w:b w:val="0"/>
+                <w:i/>
+                <w:color w:val="5A5A5A"/>
+                <w:sz w:val="18"/>
+              </w:rPr>
+            </w:r>
+          </w:p>
+          <w:p>
+            <w:pPr>
+              <w:spacing w:after="40"/>
+            </w:pPr>
+          </w:p>
+          <w:p>
+            <w:pPr>
+              <w:spacing w:after="40"/>
+            </w:pPr>
+          </w:p>
+        </w:tc>
+      </w:tr>
+    </w:tbl>
+    <w:p>
+      <w:pPr>
+        <w:spacing w:after="40"/>
+      </w:pPr>
+    </w:p>
+    <w:p>
+      <w:pPr>
+        <w:spacing w:before="0" w:after="160"/>
       </w:pPr>
       <w:r>
         <w:rPr>
           <w:b w:val="0"/>
           <w:i w:val="0"/>
           <w:color w:val="5A5A5A"/>
+          <w:sz w:val="17"/>
+        </w:rPr>
+        <w:t>Leave no row empty. If a row does not apply, write "not applicable" and one line saying why. If you cannot answer it today, write "pending" and the date you expect to have it. A blank cannot be told apart from an unread row.</w:t>
+      </w:r>
+    </w:p>
+    <w:tbl>
+      <w:tblPr>
+        <w:tblStyle w:val="TableGrid"/>
+        <w:tblW w:type="auto" w:w="0"/>
+        <w:jc w:val="left"/>
+        <w:tblLook w:firstColumn="1" w:firstRow="1" w:lastColumn="0" w:lastRow="0" w:noHBand="0" w:noVBand="1" w:val="04A0"/>
+      </w:tblPr>
+      <w:tblGrid>
+        <w:gridCol w:w="9298"/>
+      </w:tblGrid>
+      <w:tr>
+        <w:tc>
+          <w:tcPr>
+            <w:tcW w:type="dxa" w:w="9298"/>
+            <w:shd w:val="clear" w:fill="EDEDED"/>
+          </w:tcPr>
+          <w:p>
+            <w:pPr>
+              <w:spacing w:after="40" w:before="40"/>
+            </w:pPr>
+            <w:r/>
+            <w:r>
+              <w:rPr>
+                <w:b/>
+                <w:i w:val="0"/>
+                <w:color w:val="5A5A5A"/>
+                <w:sz w:val="17"/>
+              </w:rPr>
+              <w:t>OPTIONAL  ·  suggested wording, if you would rather reply in prose than fill the table above</w:t>
+            </w:r>
+          </w:p>
+        </w:tc>
+      </w:tr>
+      <w:tr>
+        <w:tc>
+          <w:tcPr>
+            <w:tcW w:type="dxa" w:w="9298"/>
+            <w:shd w:val="clear" w:fill="F7F7F7"/>
+          </w:tcPr>
+          <w:p>
+            <w:pPr>
+              <w:spacing w:after="40" w:before="40"/>
+            </w:pPr>
+            <w:r/>
+            <w:r>
+              <w:rPr>
+                <w:b w:val="0"/>
+                <w:i/>
+                <w:color w:val="1A1A1A"/>
+                <w:sz w:val="19"/>
+              </w:rPr>
+              <w:t>Surveyor as a record-type segment is [SUR / SVR] and Surulere keeps SUR in the location</w:t>
+            </w:r>
+          </w:p>
+        </w:tc>
+      </w:tr>
+      <w:tr>
+        <w:tc>
+          <w:tcPr>
+            <w:tcW w:type="dxa" w:w="9298"/>
+            <w:shd w:val="clear" w:fill="F7F7F7"/>
+          </w:tcPr>
+          <w:p>
+            <w:pPr>
+              <w:spacing w:after="40" w:before="40"/>
+            </w:pPr>
+            <w:r/>
+            <w:r>
+              <w:rPr>
+                <w:b w:val="0"/>
+                <w:i/>
+                <w:color w:val="1A1A1A"/>
+                <w:sz w:val="19"/>
+              </w:rPr>
+              <w:t>segment: [yes/no]. UUID replaces NNN in all four approved formats / applies only to</w:t>
+            </w:r>
+          </w:p>
+        </w:tc>
+      </w:tr>
+      <w:tr>
+        <w:tc>
+          <w:tcPr>
+            <w:tcW w:type="dxa" w:w="9298"/>
+            <w:shd w:val="clear" w:fill="F7F7F7"/>
+          </w:tcPr>
+          <w:p>
+            <w:pPr>
+              <w:spacing w:after="40" w:before="40"/>
+            </w:pPr>
+            <w:r/>
+            <w:r>
+              <w:rPr>
+                <w:b w:val="0"/>
+                <w:i/>
+                <w:color w:val="1A1A1A"/>
+                <w:sz w:val="19"/>
+              </w:rPr>
+              <w:t>[scope]. The ALD identifier format is [format], where XX means [meaning]. A building</w:t>
+            </w:r>
+          </w:p>
+        </w:tc>
+      </w:tr>
+      <w:tr>
+        <w:tc>
+          <w:tcPr>
+            <w:tcW w:type="dxa" w:w="9298"/>
+            <w:shd w:val="clear" w:fill="F7F7F7"/>
+          </w:tcPr>
+          <w:p>
+            <w:pPr>
+              <w:spacing w:after="40" w:before="40"/>
+            </w:pPr>
+            <w:r/>
+            <w:r>
+              <w:rPr>
+                <w:b w:val="0"/>
+                <w:i/>
+                <w:color w:val="1A1A1A"/>
+                <w:sz w:val="19"/>
+              </w:rPr>
+              <w:t>material seller is coded [code]. The complete TYPE list is [list]. SBR-CASE-DD is approved</w:t>
+            </w:r>
+          </w:p>
+        </w:tc>
+      </w:tr>
+      <w:tr>
+        <w:tc>
+          <w:tcPr>
+            <w:tcW w:type="dxa" w:w="9298"/>
+            <w:shd w:val="clear" w:fill="F7F7F7"/>
+          </w:tcPr>
+          <w:p>
+            <w:pPr>
+              <w:spacing w:after="40" w:before="40"/>
+            </w:pPr>
+            <w:r/>
+            <w:r>
+              <w:rPr>
+                <w:b w:val="0"/>
+                <w:i/>
+                <w:color w:val="1A1A1A"/>
+                <w:sz w:val="19"/>
+              </w:rPr>
+              <w:t>as a third case type / should have been [identifier]. All four uncoded trades are in</w:t>
+            </w:r>
+          </w:p>
+        </w:tc>
+      </w:tr>
+      <w:tr>
+        <w:tc>
+          <w:tcPr>
+            <w:tcW w:type="dxa" w:w="9298"/>
+            <w:shd w:val="clear" w:fill="F7F7F7"/>
+          </w:tcPr>
+          <w:p>
+            <w:pPr>
+              <w:spacing w:after="40" w:before="40"/>
+            </w:pPr>
+            <w:r/>
+            <w:r>
+              <w:rPr>
+                <w:b w:val="0"/>
+                <w:i/>
+                <w:color w:val="1A1A1A"/>
+                <w:sz w:val="19"/>
+              </w:rPr>
+              <w:t>scope: [yes/no]. The production-impact query will be run by [name] on [date].</w:t>
+            </w:r>
+          </w:p>
+        </w:tc>
+      </w:tr>
+    </w:tbl>
+    <w:p>
+      <w:pPr>
+        <w:spacing w:after="40"/>
+      </w:pPr>
+    </w:p>
+    <w:p>
+      <w:pPr>
+        <w:spacing w:before="160" w:after="200"/>
+      </w:pPr>
+      <w:r>
+        <w:rPr>
+          <w:b/>
+          <w:color w:val="5A5A5A"/>
+          <w:sz w:val="18"/>
+        </w:rPr>
+        <w:t xml:space="preserve">Records we update when this lands, so you can see where your answer goes: </w:t>
+      </w:r>
+      <w:r>
+        <w:rPr>
+          <w:color w:val="5A5A5A"/>
+          <w:sz w:val="18"/>
+        </w:rPr>
+        <w:t>The EXT-8 entry and the E9-S2 criteria in the outstanding backlog. The answer section in the escalation record. The delivery board and the build checklist. Nothing is encoded before ID Standard Version 2 is issued, which the EXT-12 answer sets for 13 August 2026.</w:t>
+      </w:r>
+    </w:p>
+    <w:tbl>
+      <w:tblPr>
+        <w:tblStyle w:val="TableGrid"/>
+        <w:tblW w:type="auto" w:w="0"/>
+        <w:jc w:val="left"/>
+        <w:tblLook w:firstColumn="1" w:firstRow="1" w:lastColumn="0" w:lastRow="0" w:noHBand="0" w:noVBand="1" w:val="04A0"/>
+      </w:tblPr>
+      <w:tblGrid>
+        <w:gridCol w:w="4649"/>
+        <w:gridCol w:w="4649"/>
+      </w:tblGrid>
+      <w:tr>
+        <w:tc>
+          <w:tcPr>
+            <w:tcW w:type="dxa" w:w="6803"/>
+            <w:gridSpan w:val="2"/>
+            <w:shd w:val="clear" w:fill="D9D9D9"/>
+          </w:tcPr>
+          <w:p>
+            <w:pPr>
+              <w:spacing w:after="40" w:before="40"/>
+            </w:pPr>
+            <w:r/>
+            <w:r>
+              <w:rPr>
+                <w:b/>
+                <w:i w:val="0"/>
+                <w:color w:val="1A1A1A"/>
+                <w:sz w:val="19"/>
+              </w:rPr>
+              <w:t>SIGN-OFF  ·  EXT-8  ·  complete this even if some rows above are still pending</w:t>
+            </w:r>
+          </w:p>
+        </w:tc>
+      </w:tr>
+      <w:tr>
+        <w:tc>
+          <w:tcPr>
+            <w:tcW w:type="dxa" w:w="2494"/>
+          </w:tcPr>
+          <w:p>
+            <w:pPr>
+              <w:spacing w:after="40" w:before="40"/>
+            </w:pPr>
+            <w:r/>
+            <w:r>
+              <w:rPr>
+                <w:b/>
+                <w:i w:val="0"/>
+                <w:color w:val="1A1A1A"/>
+                <w:sz w:val="19"/>
+              </w:rPr>
+              <w:t>Given by</w:t>
+            </w:r>
+          </w:p>
+          <w:p>
+            <w:pPr>
+              <w:spacing w:after="40" w:before="0"/>
+            </w:pPr>
+            <w:r>
+              <w:rPr>
+                <w:b w:val="0"/>
+                <w:i/>
+                <w:color w:val="5A5A5A"/>
+                <w:sz w:val="16"/>
+              </w:rPr>
+              <w:t>Full name, printed</w:t>
+            </w:r>
+          </w:p>
+        </w:tc>
+        <w:tc>
+          <w:tcPr>
+            <w:tcW w:type="dxa" w:w="6803"/>
+            <w:shd w:val="clear" w:fill="FFFDF2"/>
+          </w:tcPr>
+          <w:p>
+            <w:pPr>
+              <w:spacing w:after="40" w:before="40"/>
+            </w:pPr>
+            <w:r/>
+            <w:r>
+              <w:rPr>
+                <w:b w:val="0"/>
+                <w:i w:val="0"/>
+                <w:color w:val="1A1A1A"/>
+                <w:sz w:val="19"/>
+              </w:rPr>
+            </w:r>
+          </w:p>
+          <w:p>
+            <w:pPr>
+              <w:spacing w:after="40"/>
+            </w:pPr>
+          </w:p>
+        </w:tc>
+      </w:tr>
+      <w:tr>
+        <w:tc>
+          <w:tcPr>
+            <w:tcW w:type="dxa" w:w="2494"/>
+          </w:tcPr>
+          <w:p>
+            <w:pPr>
+              <w:spacing w:after="40" w:before="40"/>
+            </w:pPr>
+            <w:r/>
+            <w:r>
+              <w:rPr>
+                <w:b/>
+                <w:i w:val="0"/>
+                <w:color w:val="1A1A1A"/>
+                <w:sz w:val="19"/>
+              </w:rPr>
+              <w:t>Role</w:t>
+            </w:r>
+          </w:p>
+          <w:p>
+            <w:pPr>
+              <w:spacing w:after="40" w:before="0"/>
+            </w:pPr>
+            <w:r>
+              <w:rPr>
+                <w:b w:val="0"/>
+                <w:i/>
+                <w:color w:val="5A5A5A"/>
+                <w:sz w:val="16"/>
+              </w:rPr>
+              <w:t>Your role, so the record shows who had the authority</w:t>
+            </w:r>
+          </w:p>
+        </w:tc>
+        <w:tc>
+          <w:tcPr>
+            <w:tcW w:type="dxa" w:w="6803"/>
+            <w:shd w:val="clear" w:fill="FFFDF2"/>
+          </w:tcPr>
+          <w:p>
+            <w:pPr>
+              <w:spacing w:after="40" w:before="40"/>
+            </w:pPr>
+            <w:r/>
+            <w:r>
+              <w:rPr>
+                <w:b w:val="0"/>
+                <w:i w:val="0"/>
+                <w:color w:val="1A1A1A"/>
+                <w:sz w:val="19"/>
+              </w:rPr>
+            </w:r>
+          </w:p>
+          <w:p>
+            <w:pPr>
+              <w:spacing w:after="40"/>
+            </w:pPr>
+          </w:p>
+        </w:tc>
+      </w:tr>
+      <w:tr>
+        <w:tc>
+          <w:tcPr>
+            <w:tcW w:type="dxa" w:w="2494"/>
+          </w:tcPr>
+          <w:p>
+            <w:pPr>
+              <w:spacing w:after="40" w:before="40"/>
+            </w:pPr>
+            <w:r/>
+            <w:r>
+              <w:rPr>
+                <w:b/>
+                <w:i w:val="0"/>
+                <w:color w:val="1A1A1A"/>
+                <w:sz w:val="19"/>
+              </w:rPr>
+              <w:t>Date</w:t>
+            </w:r>
+          </w:p>
+          <w:p>
+            <w:pPr>
+              <w:spacing w:after="40" w:before="0"/>
+            </w:pPr>
+            <w:r>
+              <w:rPr>
+                <w:b w:val="0"/>
+                <w:i/>
+                <w:color w:val="5A5A5A"/>
+                <w:sz w:val="16"/>
+              </w:rPr>
+              <w:t>DD / MM / YYYY</w:t>
+            </w:r>
+          </w:p>
+        </w:tc>
+        <w:tc>
+          <w:tcPr>
+            <w:tcW w:type="dxa" w:w="6803"/>
+            <w:shd w:val="clear" w:fill="FFFDF2"/>
+          </w:tcPr>
+          <w:p>
+            <w:pPr>
+              <w:spacing w:after="40" w:before="40"/>
+            </w:pPr>
+            <w:r/>
+            <w:r>
+              <w:rPr>
+                <w:b w:val="0"/>
+                <w:i w:val="0"/>
+                <w:color w:val="1A1A1A"/>
+                <w:sz w:val="19"/>
+              </w:rPr>
+            </w:r>
+          </w:p>
+          <w:p>
+            <w:pPr>
+              <w:spacing w:after="40"/>
+            </w:pPr>
+          </w:p>
+        </w:tc>
+      </w:tr>
+      <w:tr>
+        <w:tc>
+          <w:tcPr>
+            <w:tcW w:type="dxa" w:w="2494"/>
+          </w:tcPr>
+          <w:p>
+            <w:pPr>
+              <w:spacing w:after="40" w:before="40"/>
+            </w:pPr>
+            <w:r/>
+            <w:r>
+              <w:rPr>
+                <w:b/>
+                <w:i w:val="0"/>
+                <w:color w:val="1A1A1A"/>
+                <w:sz w:val="19"/>
+              </w:rPr>
+              <w:t>Attachments enclosed</w:t>
+            </w:r>
+          </w:p>
+          <w:p>
+            <w:pPr>
+              <w:spacing w:after="40" w:before="0"/>
+            </w:pPr>
+            <w:r>
+              <w:rPr>
+                <w:b w:val="0"/>
+                <w:i/>
+                <w:color w:val="5A5A5A"/>
+                <w:sz w:val="16"/>
+              </w:rPr>
+              <w:t>List them, or write "none"</w:t>
+            </w:r>
+          </w:p>
+        </w:tc>
+        <w:tc>
+          <w:tcPr>
+            <w:tcW w:type="dxa" w:w="6803"/>
+            <w:shd w:val="clear" w:fill="FFFDF2"/>
+          </w:tcPr>
+          <w:p>
+            <w:pPr>
+              <w:spacing w:after="40" w:before="40"/>
+            </w:pPr>
+            <w:r/>
+            <w:r>
+              <w:rPr>
+                <w:b w:val="0"/>
+                <w:i w:val="0"/>
+                <w:color w:val="1A1A1A"/>
+                <w:sz w:val="19"/>
+              </w:rPr>
+            </w:r>
+          </w:p>
+          <w:p>
+            <w:pPr>
+              <w:spacing w:after="40"/>
+            </w:pPr>
+          </w:p>
+        </w:tc>
+      </w:tr>
+      <w:tr>
+        <w:tc>
+          <w:tcPr>
+            <w:tcW w:type="dxa" w:w="2494"/>
+          </w:tcPr>
+          <w:p>
+            <w:pPr>
+              <w:spacing w:after="40" w:before="40"/>
+            </w:pPr>
+            <w:r/>
+            <w:r>
+              <w:rPr>
+                <w:b/>
+                <w:i w:val="0"/>
+                <w:color w:val="1A1A1A"/>
+                <w:sz w:val="19"/>
+              </w:rPr>
+              <w:t>Rows I could not answer today</w:t>
+            </w:r>
+          </w:p>
+          <w:p>
+            <w:pPr>
+              <w:spacing w:after="40" w:before="0"/>
+            </w:pPr>
+            <w:r>
+              <w:rPr>
+                <w:b w:val="0"/>
+                <w:i/>
+                <w:color w:val="5A5A5A"/>
+                <w:sz w:val="16"/>
+              </w:rPr>
+              <w:t>Row numbers, and when you expect to have them</w:t>
+            </w:r>
+          </w:p>
+        </w:tc>
+        <w:tc>
+          <w:tcPr>
+            <w:tcW w:type="dxa" w:w="6803"/>
+            <w:shd w:val="clear" w:fill="FFFDF2"/>
+          </w:tcPr>
+          <w:p>
+            <w:pPr>
+              <w:spacing w:after="40" w:before="40"/>
+            </w:pPr>
+            <w:r/>
+            <w:r>
+              <w:rPr>
+                <w:b w:val="0"/>
+                <w:i w:val="0"/>
+                <w:color w:val="1A1A1A"/>
+                <w:sz w:val="19"/>
+              </w:rPr>
+            </w:r>
+          </w:p>
+          <w:p>
+            <w:pPr>
+              <w:spacing w:after="40"/>
+            </w:pPr>
+          </w:p>
+        </w:tc>
+      </w:tr>
+    </w:tbl>
+    <w:p>
+      <w:pPr>
+        <w:spacing w:after="40"/>
+      </w:pPr>
+    </w:p>
+    <w:p>
+      <w:r>
+        <w:br w:type="page"/>
+      </w:r>
+    </w:p>
+    <w:p>
+      <w:pPr>
+        <w:spacing w:before="0" w:after="20"/>
+      </w:pPr>
+      <w:r>
+        <w:rPr>
+          <w:b/>
+          <w:color w:val="1A1A1A"/>
+          <w:sz w:val="36"/>
+        </w:rPr>
+        <w:t>EXT-9</w:t>
+      </w:r>
+    </w:p>
+    <w:p>
+      <w:pPr>
+        <w:spacing w:after="120"/>
+      </w:pPr>
+      <w:r>
+        <w:rPr>
+          <w:b/>
+          <w:color w:val="1A1A1A"/>
+          <w:sz w:val="23"/>
+        </w:rPr>
+        <w:t>The structure is settled and the number is not</w:t>
+      </w:r>
+    </w:p>
+    <w:p>
+      <w:pPr>
+        <w:spacing w:after="200"/>
+        <w:pBdr>
+          <w:bottom w:val="single" w:sz="6" w:space="6" w:color="999999"/>
+        </w:pBdr>
+      </w:pPr>
+      <w:r>
+        <w:rPr>
+          <w:i/>
+          <w:color w:val="5A5A5A"/>
           <w:sz w:val="19"/>
         </w:rPr>
-        <w:t>If you are holding ENG-DR-2026-08-06-01 and have not replied to it yet, that document is the more urgent of the two. It blocks work that is already scheduled.</w:t>
+        <w:t>Owner: Finance     |     Closes the commission half of E9-S3, and rows 8 and 9 of EXT-4. Answered 6 August 2026 by Finance.</w:t>
+      </w:r>
+    </w:p>
+    <w:p>
+      <w:pPr>
+        <w:spacing w:before="0" w:after="120"/>
+      </w:pPr>
+      <w:r>
+        <w:rPr>
+          <w:b/>
+          <w:color w:val="1A1A1A"/>
+          <w:sz w:val="20"/>
+        </w:rPr>
+        <w:t xml:space="preserve">Two of the three questions closed and are not reopened. </w:t>
+      </w:r>
+      <w:r>
+        <w:rPr>
+          <w:b w:val="0"/>
+          <w:color w:val="1A1A1A"/>
+          <w:sz w:val="20"/>
+        </w:rPr>
+        <w:t>Commission is two-sided, charged to both parties. The buyer's share is collected from the buyer and must not be withheld from the seller's proceeds. Both are clear and both are implementable.</w:t>
+      </w:r>
+    </w:p>
+    <w:p>
+      <w:pPr>
+        <w:spacing w:before="0" w:after="120"/>
+      </w:pPr>
+      <w:r>
+        <w:rPr>
+          <w:b/>
+          <w:color w:val="1A1A1A"/>
+          <w:sz w:val="20"/>
+        </w:rPr>
+        <w:t xml:space="preserve">The rate is given twice in the same document, at two different numbers. </w:t>
+      </w:r>
+      <w:r>
+        <w:rPr>
+          <w:b w:val="0"/>
+          <w:color w:val="1A1A1A"/>
+          <w:sz w:val="20"/>
+        </w:rPr>
+        <w:t>On a NGN 50,000,000 sale that is NGN 2,500,000 per side against NGN 5,000,000 per side. It is not a rounding difference and it is not something engineering can pick.</w:t>
+      </w:r>
+    </w:p>
+    <w:tbl>
+      <w:tblPr>
+        <w:tblStyle w:val="TableGrid"/>
+        <w:tblW w:type="auto" w:w="0"/>
+        <w:jc w:val="left"/>
+        <w:tblLook w:firstColumn="1" w:firstRow="1" w:lastColumn="0" w:lastRow="0" w:noHBand="0" w:noVBand="1" w:val="04A0"/>
+      </w:tblPr>
+      <w:tblGrid>
+        <w:gridCol w:w="3099"/>
+        <w:gridCol w:w="3099"/>
+        <w:gridCol w:w="3099"/>
+      </w:tblGrid>
+      <w:tr>
+        <w:tc>
+          <w:tcPr>
+            <w:tcW w:type="dxa" w:w="2948"/>
+            <w:shd w:val="clear" w:fill="EDEDED"/>
+          </w:tcPr>
+          <w:p>
+            <w:pPr>
+              <w:spacing w:after="40" w:before="40"/>
+            </w:pPr>
+            <w:r/>
+            <w:r>
+              <w:rPr>
+                <w:b/>
+                <w:i w:val="0"/>
+                <w:color w:val="1A1A1A"/>
+                <w:sz w:val="19"/>
+              </w:rPr>
+              <w:t>Where in the document</w:t>
+            </w:r>
+          </w:p>
+        </w:tc>
+        <w:tc>
+          <w:tcPr>
+            <w:tcW w:type="dxa" w:w="3175"/>
+            <w:shd w:val="clear" w:fill="EDEDED"/>
+          </w:tcPr>
+          <w:p>
+            <w:pPr>
+              <w:spacing w:after="40" w:before="40"/>
+            </w:pPr>
+            <w:r/>
+            <w:r>
+              <w:rPr>
+                <w:b/>
+                <w:i w:val="0"/>
+                <w:color w:val="1A1A1A"/>
+                <w:sz w:val="19"/>
+              </w:rPr>
+              <w:t>Question 1</w:t>
+            </w:r>
+          </w:p>
+        </w:tc>
+        <w:tc>
+          <w:tcPr>
+            <w:tcW w:type="dxa" w:w="3175"/>
+            <w:shd w:val="clear" w:fill="EDEDED"/>
+          </w:tcPr>
+          <w:p>
+            <w:pPr>
+              <w:spacing w:after="40" w:before="40"/>
+            </w:pPr>
+            <w:r/>
+            <w:r>
+              <w:rPr>
+                <w:b/>
+                <w:i w:val="0"/>
+                <w:color w:val="1A1A1A"/>
+                <w:sz w:val="19"/>
+              </w:rPr>
+              <w:t>Question 3</w:t>
+            </w:r>
+          </w:p>
+        </w:tc>
+      </w:tr>
+      <w:tr>
+        <w:tc>
+          <w:tcPr>
+            <w:tcW w:type="dxa" w:w="2948"/>
+          </w:tcPr>
+          <w:p>
+            <w:pPr>
+              <w:spacing w:after="40" w:before="40"/>
+            </w:pPr>
+            <w:r/>
+            <w:r>
+              <w:rPr>
+                <w:b w:val="0"/>
+                <w:i w:val="0"/>
+                <w:color w:val="1A1A1A"/>
+                <w:sz w:val="19"/>
+              </w:rPr>
+              <w:t>Response box</w:t>
+            </w:r>
+          </w:p>
+        </w:tc>
+        <w:tc>
+          <w:tcPr>
+            <w:tcW w:type="dxa" w:w="3175"/>
+          </w:tcPr>
+          <w:p>
+            <w:pPr>
+              <w:spacing w:after="40" w:before="40"/>
+            </w:pPr>
+            <w:r/>
+            <w:r>
+              <w:rPr>
+                <w:b w:val="0"/>
+                <w:i w:val="0"/>
+                <w:color w:val="1A1A1A"/>
+                <w:sz w:val="19"/>
+              </w:rPr>
+              <w:t>"5% to the seller and 5% to the buyer"</w:t>
+            </w:r>
+          </w:p>
+        </w:tc>
+        <w:tc>
+          <w:tcPr>
+            <w:tcW w:type="dxa" w:w="3175"/>
+          </w:tcPr>
+          <w:p>
+            <w:pPr>
+              <w:spacing w:after="40" w:before="40"/>
+            </w:pPr>
+            <w:r/>
+            <w:r>
+              <w:rPr>
+                <w:b w:val="0"/>
+                <w:i w:val="0"/>
+                <w:color w:val="1A1A1A"/>
+                <w:sz w:val="19"/>
+              </w:rPr>
+              <w:t>"5% is the standard rate for each party"</w:t>
+            </w:r>
+          </w:p>
+        </w:tc>
+      </w:tr>
+      <w:tr>
+        <w:tc>
+          <w:tcPr>
+            <w:tcW w:type="dxa" w:w="2948"/>
+          </w:tcPr>
+          <w:p>
+            <w:pPr>
+              <w:spacing w:after="40" w:before="40"/>
+            </w:pPr>
+            <w:r/>
+            <w:r>
+              <w:rPr>
+                <w:b w:val="0"/>
+                <w:i w:val="0"/>
+                <w:color w:val="1A1A1A"/>
+                <w:sz w:val="19"/>
+              </w:rPr>
+              <w:t>Collation sheet, same questions</w:t>
+            </w:r>
+          </w:p>
+        </w:tc>
+        <w:tc>
+          <w:tcPr>
+            <w:tcW w:type="dxa" w:w="3175"/>
+          </w:tcPr>
+          <w:p>
+            <w:pPr>
+              <w:spacing w:after="40" w:before="40"/>
+            </w:pPr>
+            <w:r/>
+            <w:r>
+              <w:rPr>
+                <w:b w:val="0"/>
+                <w:i w:val="0"/>
+                <w:color w:val="1A1A1A"/>
+                <w:sz w:val="19"/>
+              </w:rPr>
+              <w:t>"Two-sided: 10% seller and 10% buyer"</w:t>
+            </w:r>
+          </w:p>
+        </w:tc>
+        <w:tc>
+          <w:tcPr>
+            <w:tcW w:type="dxa" w:w="3175"/>
+          </w:tcPr>
+          <w:p>
+            <w:pPr>
+              <w:spacing w:after="40" w:before="40"/>
+            </w:pPr>
+            <w:r/>
+            <w:r>
+              <w:rPr>
+                <w:b w:val="0"/>
+                <w:i w:val="0"/>
+                <w:color w:val="1A1A1A"/>
+                <w:sz w:val="19"/>
+              </w:rPr>
+              <w:t>"10% standard; editable by authorised user"</w:t>
+            </w:r>
+          </w:p>
+        </w:tc>
+      </w:tr>
+    </w:tbl>
+    <w:p>
+      <w:pPr>
+        <w:spacing w:after="40"/>
+      </w:pPr>
+    </w:p>
+    <w:p>
+      <w:pPr>
+        <w:spacing w:before="0" w:after="120"/>
+      </w:pPr>
+      <w:r>
+        <w:rPr>
+          <w:b/>
+          <w:color w:val="1A1A1A"/>
+          <w:sz w:val="20"/>
+        </w:rPr>
+        <w:t xml:space="preserve">What the signed instrument says, offered so this can be confirmed in one line rather than re-derived. </w:t>
+      </w:r>
+      <w:r>
+        <w:rPr>
+          <w:b w:val="0"/>
+          <w:color w:val="1A1A1A"/>
+          <w:sz w:val="20"/>
+        </w:rPr>
+        <w:t>Clause 5 of the seller Power of Attorney authorises the donee to deduct from source 10% brokerage and commission. 5 plus 5 comes to exactly that 10 per cent. 10 plus 10 comes to twice it. That is an observation about arithmetic, not us choosing the rate.</w:t>
+      </w:r>
+    </w:p>
+    <w:p>
+      <w:pPr>
+        <w:spacing w:before="0" w:after="80"/>
+      </w:pPr>
+      <w:r>
+        <w:rPr>
+          <w:b w:val="0"/>
+          <w:i w:val="0"/>
+          <w:color w:val="1A1A1A"/>
+          <w:sz w:val="20"/>
+        </w:rPr>
+        <w:t>Two things to note about it. The clause authorises deduction from the seller, so even at 5 plus 5 the buyer's half has no authority in that instrument and needs a buyer-facing one, which is EXT-4 row 8. And terms of service section 5(a) promises a minimum 5 per cent from each side, which the response box matches and the collation sheet does not.</w:t>
+      </w:r>
+    </w:p>
+    <w:p>
+      <w:pPr>
+        <w:spacing w:before="0" w:after="160"/>
+      </w:pPr>
+      <w:r>
+        <w:rPr>
+          <w:b w:val="0"/>
+          <w:i w:val="0"/>
+          <w:color w:val="1A1A1A"/>
+          <w:sz w:val="20"/>
+        </w:rPr>
+        <w:t>What the platform does today, so the size of the change is visible either way: one rate is set at 5 per cent in the escrow constants and applied once, to the seller side only. A buyer-side charge does not exist yet at any rate.</w:t>
+      </w:r>
+    </w:p>
+    <w:tbl>
+      <w:tblPr>
+        <w:tblStyle w:val="TableGrid"/>
+        <w:tblW w:type="auto" w:w="0"/>
+        <w:jc w:val="left"/>
+        <w:tblLook w:firstColumn="1" w:firstRow="1" w:lastColumn="0" w:lastRow="0" w:noHBand="0" w:noVBand="1" w:val="04A0"/>
+      </w:tblPr>
+      <w:tblGrid>
+        <w:gridCol w:w="3099"/>
+        <w:gridCol w:w="3099"/>
+        <w:gridCol w:w="3099"/>
+      </w:tblGrid>
+      <w:tr>
+        <w:tc>
+          <w:tcPr>
+            <w:tcW w:type="dxa" w:w="510"/>
+            <w:shd w:val="clear" w:fill="EDEDED"/>
+          </w:tcPr>
+          <w:p>
+            <w:pPr>
+              <w:spacing w:after="40" w:before="40"/>
+            </w:pPr>
+            <w:r/>
+            <w:r>
+              <w:rPr>
+                <w:b/>
+                <w:i w:val="0"/>
+                <w:color w:val="1A1A1A"/>
+                <w:sz w:val="18"/>
+              </w:rPr>
+              <w:t>#</w:t>
+            </w:r>
+          </w:p>
+        </w:tc>
+        <w:tc>
+          <w:tcPr>
+            <w:tcW w:type="dxa" w:w="5272"/>
+            <w:shd w:val="clear" w:fill="EDEDED"/>
+          </w:tcPr>
+          <w:p>
+            <w:pPr>
+              <w:spacing w:after="40" w:before="40"/>
+            </w:pPr>
+            <w:r/>
+            <w:r>
+              <w:rPr>
+                <w:b/>
+                <w:i w:val="0"/>
+                <w:color w:val="1A1A1A"/>
+                <w:sz w:val="18"/>
+              </w:rPr>
+              <w:t>What to provide, and the exact form it has to take</w:t>
+            </w:r>
+          </w:p>
+        </w:tc>
+        <w:tc>
+          <w:tcPr>
+            <w:tcW w:type="dxa" w:w="3515"/>
+            <w:shd w:val="clear" w:fill="EDEDED"/>
+          </w:tcPr>
+          <w:p>
+            <w:pPr>
+              <w:spacing w:after="40" w:before="40"/>
+            </w:pPr>
+            <w:r/>
+            <w:r>
+              <w:rPr>
+                <w:b/>
+                <w:i w:val="0"/>
+                <w:color w:val="1A1A1A"/>
+                <w:sz w:val="18"/>
+              </w:rPr>
+              <w:t>WRITE YOUR ANSWER HERE</w:t>
+            </w:r>
+          </w:p>
+        </w:tc>
+      </w:tr>
+      <w:tr>
+        <w:tc>
+          <w:tcPr>
+            <w:tcW w:type="dxa" w:w="510"/>
+          </w:tcPr>
+          <w:p>
+            <w:pPr>
+              <w:spacing w:after="40" w:before="40"/>
+            </w:pPr>
+            <w:r/>
+            <w:r>
+              <w:rPr>
+                <w:b/>
+                <w:i w:val="0"/>
+                <w:color w:val="1A1A1A"/>
+                <w:sz w:val="19"/>
+              </w:rPr>
+              <w:t>1</w:t>
+            </w:r>
+          </w:p>
+        </w:tc>
+        <w:tc>
+          <w:tcPr>
+            <w:tcW w:type="dxa" w:w="5272"/>
+          </w:tcPr>
+          <w:p>
+            <w:pPr>
+              <w:spacing w:after="40" w:before="40"/>
+            </w:pPr>
+            <w:r/>
+            <w:r>
+              <w:rPr>
+                <w:b w:val="0"/>
+                <w:i w:val="0"/>
+                <w:color w:val="1A1A1A"/>
+                <w:sz w:val="19"/>
+              </w:rPr>
+              <w:t>The rate per side.</w:t>
+            </w:r>
+          </w:p>
+          <w:p>
+            <w:pPr>
+              <w:spacing w:after="40" w:before="0"/>
+            </w:pPr>
+            <w:r>
+              <w:rPr>
+                <w:b w:val="0"/>
+                <w:i/>
+                <w:color w:val="5A5A5A"/>
+                <w:sz w:val="17"/>
+              </w:rPr>
+              <w:t>Format: one number, and confirmation it is per side rather than combined.</w:t>
+            </w:r>
+          </w:p>
+        </w:tc>
+        <w:tc>
+          <w:tcPr>
+            <w:tcW w:type="dxa" w:w="3515"/>
+            <w:shd w:val="clear" w:fill="FFFDF2"/>
+          </w:tcPr>
+          <w:p>
+            <w:pPr>
+              <w:spacing w:after="40" w:before="40"/>
+            </w:pPr>
+            <w:r/>
+            <w:r>
+              <w:rPr>
+                <w:b w:val="0"/>
+                <w:i/>
+                <w:color w:val="5A5A5A"/>
+                <w:sz w:val="18"/>
+              </w:rPr>
+            </w:r>
+          </w:p>
+          <w:p>
+            <w:pPr>
+              <w:spacing w:after="40"/>
+            </w:pPr>
+          </w:p>
+          <w:p>
+            <w:pPr>
+              <w:spacing w:after="40"/>
+            </w:pPr>
+          </w:p>
+        </w:tc>
+      </w:tr>
+      <w:tr>
+        <w:tc>
+          <w:tcPr>
+            <w:tcW w:type="dxa" w:w="510"/>
+          </w:tcPr>
+          <w:p>
+            <w:pPr>
+              <w:spacing w:after="40" w:before="40"/>
+            </w:pPr>
+            <w:r/>
+            <w:r>
+              <w:rPr>
+                <w:b/>
+                <w:i w:val="0"/>
+                <w:color w:val="1A1A1A"/>
+                <w:sz w:val="19"/>
+              </w:rPr>
+              <w:t>2</w:t>
+            </w:r>
+          </w:p>
+        </w:tc>
+        <w:tc>
+          <w:tcPr>
+            <w:tcW w:type="dxa" w:w="5272"/>
+          </w:tcPr>
+          <w:p>
+            <w:pPr>
+              <w:spacing w:after="40" w:before="40"/>
+            </w:pPr>
+            <w:r/>
+            <w:r>
+              <w:rPr>
+                <w:b w:val="0"/>
+                <w:i w:val="0"/>
+                <w:color w:val="1A1A1A"/>
+                <w:sz w:val="19"/>
+              </w:rPr>
+              <w:t>Who "authorised users" means.</w:t>
+            </w:r>
+          </w:p>
+          <w:p>
+            <w:pPr>
+              <w:spacing w:after="40" w:before="0"/>
+            </w:pPr>
+            <w:r>
+              <w:rPr>
+                <w:b w:val="0"/>
+                <w:i/>
+                <w:color w:val="5A5A5A"/>
+                <w:sz w:val="17"/>
+              </w:rPr>
+              <w:t>Format: the role or roles, and whether a second approval is required. Question 3 says the application must allow authorised users to edit the commission rate for an approved transaction-specific variation. A per-transaction rate override moves money, so it ships behind a flag that is off until Finance, Legal and technical sign-off, and the flag is named in the pull request that adds it.</w:t>
+            </w:r>
+          </w:p>
+        </w:tc>
+        <w:tc>
+          <w:tcPr>
+            <w:tcW w:type="dxa" w:w="3515"/>
+            <w:shd w:val="clear" w:fill="FFFDF2"/>
+          </w:tcPr>
+          <w:p>
+            <w:pPr>
+              <w:spacing w:after="40" w:before="40"/>
+            </w:pPr>
+            <w:r/>
+            <w:r>
+              <w:rPr>
+                <w:b w:val="0"/>
+                <w:i/>
+                <w:color w:val="5A5A5A"/>
+                <w:sz w:val="18"/>
+              </w:rPr>
+            </w:r>
+          </w:p>
+          <w:p>
+            <w:pPr>
+              <w:spacing w:after="40"/>
+            </w:pPr>
+          </w:p>
+          <w:p>
+            <w:pPr>
+              <w:spacing w:after="40"/>
+            </w:pPr>
+          </w:p>
+        </w:tc>
+      </w:tr>
+      <w:tr>
+        <w:tc>
+          <w:tcPr>
+            <w:tcW w:type="dxa" w:w="510"/>
+          </w:tcPr>
+          <w:p>
+            <w:pPr>
+              <w:spacing w:after="40" w:before="40"/>
+            </w:pPr>
+            <w:r/>
+            <w:r>
+              <w:rPr>
+                <w:b/>
+                <w:i w:val="0"/>
+                <w:color w:val="1A1A1A"/>
+                <w:sz w:val="19"/>
+              </w:rPr>
+              <w:t>3</w:t>
+            </w:r>
+          </w:p>
+        </w:tc>
+        <w:tc>
+          <w:tcPr>
+            <w:tcW w:type="dxa" w:w="5272"/>
+          </w:tcPr>
+          <w:p>
+            <w:pPr>
+              <w:spacing w:after="40" w:before="40"/>
+            </w:pPr>
+            <w:r/>
+            <w:r>
+              <w:rPr>
+                <w:b w:val="0"/>
+                <w:i w:val="0"/>
+                <w:color w:val="1A1A1A"/>
+                <w:sz w:val="19"/>
+              </w:rPr>
+              <w:t>Whether a variation is capped.</w:t>
+            </w:r>
+          </w:p>
+          <w:p>
+            <w:pPr>
+              <w:spacing w:after="40" w:before="0"/>
+            </w:pPr>
+            <w:r>
+              <w:rPr>
+                <w:b w:val="0"/>
+                <w:i/>
+                <w:color w:val="5A5A5A"/>
+                <w:sz w:val="17"/>
+              </w:rPr>
+              <w:t>Format: a floor and a ceiling, or "no cap". Without one, an editable rate is an editable rate all the way to zero.</w:t>
+            </w:r>
+          </w:p>
+        </w:tc>
+        <w:tc>
+          <w:tcPr>
+            <w:tcW w:type="dxa" w:w="3515"/>
+            <w:shd w:val="clear" w:fill="FFFDF2"/>
+          </w:tcPr>
+          <w:p>
+            <w:pPr>
+              <w:spacing w:after="40" w:before="40"/>
+            </w:pPr>
+            <w:r/>
+            <w:r>
+              <w:rPr>
+                <w:b w:val="0"/>
+                <w:i/>
+                <w:color w:val="5A5A5A"/>
+                <w:sz w:val="18"/>
+              </w:rPr>
+            </w:r>
+          </w:p>
+          <w:p>
+            <w:pPr>
+              <w:spacing w:after="40"/>
+            </w:pPr>
+          </w:p>
+          <w:p>
+            <w:pPr>
+              <w:spacing w:after="40"/>
+            </w:pPr>
+          </w:p>
+        </w:tc>
+      </w:tr>
+    </w:tbl>
+    <w:p>
+      <w:pPr>
+        <w:spacing w:after="40"/>
+      </w:pPr>
+    </w:p>
+    <w:p>
+      <w:pPr>
+        <w:spacing w:before="0" w:after="160"/>
+      </w:pPr>
+      <w:r>
+        <w:rPr>
+          <w:b w:val="0"/>
+          <w:i w:val="0"/>
+          <w:color w:val="5A5A5A"/>
+          <w:sz w:val="17"/>
+        </w:rPr>
+        <w:t>Leave no row empty. If a row does not apply, write "not applicable" and one line saying why. If you cannot answer it today, write "pending" and the date you expect to have it. A blank cannot be told apart from an unread row.</w:t>
+      </w:r>
+    </w:p>
+    <w:tbl>
+      <w:tblPr>
+        <w:tblStyle w:val="TableGrid"/>
+        <w:tblW w:type="auto" w:w="0"/>
+        <w:jc w:val="left"/>
+        <w:tblLook w:firstColumn="1" w:firstRow="1" w:lastColumn="0" w:lastRow="0" w:noHBand="0" w:noVBand="1" w:val="04A0"/>
+      </w:tblPr>
+      <w:tblGrid>
+        <w:gridCol w:w="9298"/>
+      </w:tblGrid>
+      <w:tr>
+        <w:tc>
+          <w:tcPr>
+            <w:tcW w:type="dxa" w:w="9298"/>
+            <w:shd w:val="clear" w:fill="EDEDED"/>
+          </w:tcPr>
+          <w:p>
+            <w:pPr>
+              <w:spacing w:after="40" w:before="40"/>
+            </w:pPr>
+            <w:r/>
+            <w:r>
+              <w:rPr>
+                <w:b/>
+                <w:i w:val="0"/>
+                <w:color w:val="5A5A5A"/>
+                <w:sz w:val="17"/>
+              </w:rPr>
+              <w:t>OPTIONAL  ·  suggested wording, if you would rather reply in prose than fill the table above</w:t>
+            </w:r>
+          </w:p>
+        </w:tc>
+      </w:tr>
+      <w:tr>
+        <w:tc>
+          <w:tcPr>
+            <w:tcW w:type="dxa" w:w="9298"/>
+            <w:shd w:val="clear" w:fill="F7F7F7"/>
+          </w:tcPr>
+          <w:p>
+            <w:pPr>
+              <w:spacing w:after="40" w:before="40"/>
+            </w:pPr>
+            <w:r/>
+            <w:r>
+              <w:rPr>
+                <w:b w:val="0"/>
+                <w:i/>
+                <w:color w:val="1A1A1A"/>
+                <w:sz w:val="19"/>
+              </w:rPr>
+              <w:t>Commission is [number] per cent per side, charged to both the buyer and the seller.</w:t>
+            </w:r>
+          </w:p>
+        </w:tc>
+      </w:tr>
+      <w:tr>
+        <w:tc>
+          <w:tcPr>
+            <w:tcW w:type="dxa" w:w="9298"/>
+            <w:shd w:val="clear" w:fill="F7F7F7"/>
+          </w:tcPr>
+          <w:p>
+            <w:pPr>
+              <w:spacing w:after="40" w:before="40"/>
+            </w:pPr>
+            <w:r/>
+            <w:r>
+              <w:rPr>
+                <w:b w:val="0"/>
+                <w:i/>
+                <w:color w:val="1A1A1A"/>
+                <w:sz w:val="19"/>
+              </w:rPr>
+              <w:t>Authorised users for a transaction-specific variation are [roles], and a variation does /</w:t>
+            </w:r>
+          </w:p>
+        </w:tc>
+      </w:tr>
+      <w:tr>
+        <w:tc>
+          <w:tcPr>
+            <w:tcW w:type="dxa" w:w="9298"/>
+            <w:shd w:val="clear" w:fill="F7F7F7"/>
+          </w:tcPr>
+          <w:p>
+            <w:pPr>
+              <w:spacing w:after="40" w:before="40"/>
+            </w:pPr>
+            <w:r/>
+            <w:r>
+              <w:rPr>
+                <w:b w:val="0"/>
+                <w:i/>
+                <w:color w:val="1A1A1A"/>
+                <w:sz w:val="19"/>
+              </w:rPr>
+              <w:t>does not require a second approval. A varied rate must stay between [floor] and [ceiling]</w:t>
+            </w:r>
+          </w:p>
+        </w:tc>
+      </w:tr>
+      <w:tr>
+        <w:tc>
+          <w:tcPr>
+            <w:tcW w:type="dxa" w:w="9298"/>
+            <w:shd w:val="clear" w:fill="F7F7F7"/>
+          </w:tcPr>
+          <w:p>
+            <w:pPr>
+              <w:spacing w:after="40" w:before="40"/>
+            </w:pPr>
+            <w:r/>
+            <w:r>
+              <w:rPr>
+                <w:b w:val="0"/>
+                <w:i/>
+                <w:color w:val="1A1A1A"/>
+                <w:sz w:val="19"/>
+              </w:rPr>
+              <w:t>per cent, or: no cap.</w:t>
+            </w:r>
+          </w:p>
+        </w:tc>
+      </w:tr>
+    </w:tbl>
+    <w:p>
+      <w:pPr>
+        <w:spacing w:after="40"/>
+      </w:pPr>
+    </w:p>
+    <w:p>
+      <w:pPr>
+        <w:spacing w:before="160" w:after="200"/>
+      </w:pPr>
+      <w:r>
+        <w:rPr>
+          <w:b/>
+          <w:color w:val="5A5A5A"/>
+          <w:sz w:val="18"/>
+        </w:rPr>
+        <w:t xml:space="preserve">Records we update when this lands, so you can see where your answer goes: </w:t>
+      </w:r>
+      <w:r>
+        <w:rPr>
+          <w:color w:val="5A5A5A"/>
+          <w:sz w:val="18"/>
+        </w:rPr>
+        <w:t>The EXT-9 entry and the E9-S3 entry in the outstanding backlog. The answer section in the escalation record. Section 4 and Appendix C of the financial governance specification. The delivery board and the build checklist. The rate itself lands in the escrow constants when E9-S3 is built, not before.</w:t>
+      </w:r>
+    </w:p>
+    <w:tbl>
+      <w:tblPr>
+        <w:tblStyle w:val="TableGrid"/>
+        <w:tblW w:type="auto" w:w="0"/>
+        <w:jc w:val="left"/>
+        <w:tblLook w:firstColumn="1" w:firstRow="1" w:lastColumn="0" w:lastRow="0" w:noHBand="0" w:noVBand="1" w:val="04A0"/>
+      </w:tblPr>
+      <w:tblGrid>
+        <w:gridCol w:w="4649"/>
+        <w:gridCol w:w="4649"/>
+      </w:tblGrid>
+      <w:tr>
+        <w:tc>
+          <w:tcPr>
+            <w:tcW w:type="dxa" w:w="6803"/>
+            <w:gridSpan w:val="2"/>
+            <w:shd w:val="clear" w:fill="D9D9D9"/>
+          </w:tcPr>
+          <w:p>
+            <w:pPr>
+              <w:spacing w:after="40" w:before="40"/>
+            </w:pPr>
+            <w:r/>
+            <w:r>
+              <w:rPr>
+                <w:b/>
+                <w:i w:val="0"/>
+                <w:color w:val="1A1A1A"/>
+                <w:sz w:val="19"/>
+              </w:rPr>
+              <w:t>SIGN-OFF  ·  EXT-9  ·  complete this even if some rows above are still pending</w:t>
+            </w:r>
+          </w:p>
+        </w:tc>
+      </w:tr>
+      <w:tr>
+        <w:tc>
+          <w:tcPr>
+            <w:tcW w:type="dxa" w:w="2494"/>
+          </w:tcPr>
+          <w:p>
+            <w:pPr>
+              <w:spacing w:after="40" w:before="40"/>
+            </w:pPr>
+            <w:r/>
+            <w:r>
+              <w:rPr>
+                <w:b/>
+                <w:i w:val="0"/>
+                <w:color w:val="1A1A1A"/>
+                <w:sz w:val="19"/>
+              </w:rPr>
+              <w:t>Given by</w:t>
+            </w:r>
+          </w:p>
+          <w:p>
+            <w:pPr>
+              <w:spacing w:after="40" w:before="0"/>
+            </w:pPr>
+            <w:r>
+              <w:rPr>
+                <w:b w:val="0"/>
+                <w:i/>
+                <w:color w:val="5A5A5A"/>
+                <w:sz w:val="16"/>
+              </w:rPr>
+              <w:t>Full name, printed</w:t>
+            </w:r>
+          </w:p>
+        </w:tc>
+        <w:tc>
+          <w:tcPr>
+            <w:tcW w:type="dxa" w:w="6803"/>
+            <w:shd w:val="clear" w:fill="FFFDF2"/>
+          </w:tcPr>
+          <w:p>
+            <w:pPr>
+              <w:spacing w:after="40" w:before="40"/>
+            </w:pPr>
+            <w:r/>
+            <w:r>
+              <w:rPr>
+                <w:b w:val="0"/>
+                <w:i w:val="0"/>
+                <w:color w:val="1A1A1A"/>
+                <w:sz w:val="19"/>
+              </w:rPr>
+            </w:r>
+          </w:p>
+          <w:p>
+            <w:pPr>
+              <w:spacing w:after="40"/>
+            </w:pPr>
+          </w:p>
+        </w:tc>
+      </w:tr>
+      <w:tr>
+        <w:tc>
+          <w:tcPr>
+            <w:tcW w:type="dxa" w:w="2494"/>
+          </w:tcPr>
+          <w:p>
+            <w:pPr>
+              <w:spacing w:after="40" w:before="40"/>
+            </w:pPr>
+            <w:r/>
+            <w:r>
+              <w:rPr>
+                <w:b/>
+                <w:i w:val="0"/>
+                <w:color w:val="1A1A1A"/>
+                <w:sz w:val="19"/>
+              </w:rPr>
+              <w:t>Role</w:t>
+            </w:r>
+          </w:p>
+          <w:p>
+            <w:pPr>
+              <w:spacing w:after="40" w:before="0"/>
+            </w:pPr>
+            <w:r>
+              <w:rPr>
+                <w:b w:val="0"/>
+                <w:i/>
+                <w:color w:val="5A5A5A"/>
+                <w:sz w:val="16"/>
+              </w:rPr>
+              <w:t>Your role, so the record shows who had the authority</w:t>
+            </w:r>
+          </w:p>
+        </w:tc>
+        <w:tc>
+          <w:tcPr>
+            <w:tcW w:type="dxa" w:w="6803"/>
+            <w:shd w:val="clear" w:fill="FFFDF2"/>
+          </w:tcPr>
+          <w:p>
+            <w:pPr>
+              <w:spacing w:after="40" w:before="40"/>
+            </w:pPr>
+            <w:r/>
+            <w:r>
+              <w:rPr>
+                <w:b w:val="0"/>
+                <w:i w:val="0"/>
+                <w:color w:val="1A1A1A"/>
+                <w:sz w:val="19"/>
+              </w:rPr>
+            </w:r>
+          </w:p>
+          <w:p>
+            <w:pPr>
+              <w:spacing w:after="40"/>
+            </w:pPr>
+          </w:p>
+        </w:tc>
+      </w:tr>
+      <w:tr>
+        <w:tc>
+          <w:tcPr>
+            <w:tcW w:type="dxa" w:w="2494"/>
+          </w:tcPr>
+          <w:p>
+            <w:pPr>
+              <w:spacing w:after="40" w:before="40"/>
+            </w:pPr>
+            <w:r/>
+            <w:r>
+              <w:rPr>
+                <w:b/>
+                <w:i w:val="0"/>
+                <w:color w:val="1A1A1A"/>
+                <w:sz w:val="19"/>
+              </w:rPr>
+              <w:t>Date</w:t>
+            </w:r>
+          </w:p>
+          <w:p>
+            <w:pPr>
+              <w:spacing w:after="40" w:before="0"/>
+            </w:pPr>
+            <w:r>
+              <w:rPr>
+                <w:b w:val="0"/>
+                <w:i/>
+                <w:color w:val="5A5A5A"/>
+                <w:sz w:val="16"/>
+              </w:rPr>
+              <w:t>DD / MM / YYYY</w:t>
+            </w:r>
+          </w:p>
+        </w:tc>
+        <w:tc>
+          <w:tcPr>
+            <w:tcW w:type="dxa" w:w="6803"/>
+            <w:shd w:val="clear" w:fill="FFFDF2"/>
+          </w:tcPr>
+          <w:p>
+            <w:pPr>
+              <w:spacing w:after="40" w:before="40"/>
+            </w:pPr>
+            <w:r/>
+            <w:r>
+              <w:rPr>
+                <w:b w:val="0"/>
+                <w:i w:val="0"/>
+                <w:color w:val="1A1A1A"/>
+                <w:sz w:val="19"/>
+              </w:rPr>
+            </w:r>
+          </w:p>
+          <w:p>
+            <w:pPr>
+              <w:spacing w:after="40"/>
+            </w:pPr>
+          </w:p>
+        </w:tc>
+      </w:tr>
+      <w:tr>
+        <w:tc>
+          <w:tcPr>
+            <w:tcW w:type="dxa" w:w="2494"/>
+          </w:tcPr>
+          <w:p>
+            <w:pPr>
+              <w:spacing w:after="40" w:before="40"/>
+            </w:pPr>
+            <w:r/>
+            <w:r>
+              <w:rPr>
+                <w:b/>
+                <w:i w:val="0"/>
+                <w:color w:val="1A1A1A"/>
+                <w:sz w:val="19"/>
+              </w:rPr>
+              <w:t>Attachments enclosed</w:t>
+            </w:r>
+          </w:p>
+          <w:p>
+            <w:pPr>
+              <w:spacing w:after="40" w:before="0"/>
+            </w:pPr>
+            <w:r>
+              <w:rPr>
+                <w:b w:val="0"/>
+                <w:i/>
+                <w:color w:val="5A5A5A"/>
+                <w:sz w:val="16"/>
+              </w:rPr>
+              <w:t>List them, or write "none"</w:t>
+            </w:r>
+          </w:p>
+        </w:tc>
+        <w:tc>
+          <w:tcPr>
+            <w:tcW w:type="dxa" w:w="6803"/>
+            <w:shd w:val="clear" w:fill="FFFDF2"/>
+          </w:tcPr>
+          <w:p>
+            <w:pPr>
+              <w:spacing w:after="40" w:before="40"/>
+            </w:pPr>
+            <w:r/>
+            <w:r>
+              <w:rPr>
+                <w:b w:val="0"/>
+                <w:i w:val="0"/>
+                <w:color w:val="1A1A1A"/>
+                <w:sz w:val="19"/>
+              </w:rPr>
+            </w:r>
+          </w:p>
+          <w:p>
+            <w:pPr>
+              <w:spacing w:after="40"/>
+            </w:pPr>
+          </w:p>
+        </w:tc>
+      </w:tr>
+      <w:tr>
+        <w:tc>
+          <w:tcPr>
+            <w:tcW w:type="dxa" w:w="2494"/>
+          </w:tcPr>
+          <w:p>
+            <w:pPr>
+              <w:spacing w:after="40" w:before="40"/>
+            </w:pPr>
+            <w:r/>
+            <w:r>
+              <w:rPr>
+                <w:b/>
+                <w:i w:val="0"/>
+                <w:color w:val="1A1A1A"/>
+                <w:sz w:val="19"/>
+              </w:rPr>
+              <w:t>Rows I could not answer today</w:t>
+            </w:r>
+          </w:p>
+          <w:p>
+            <w:pPr>
+              <w:spacing w:after="40" w:before="0"/>
+            </w:pPr>
+            <w:r>
+              <w:rPr>
+                <w:b w:val="0"/>
+                <w:i/>
+                <w:color w:val="5A5A5A"/>
+                <w:sz w:val="16"/>
+              </w:rPr>
+              <w:t>Row numbers, and when you expect to have them</w:t>
+            </w:r>
+          </w:p>
+        </w:tc>
+        <w:tc>
+          <w:tcPr>
+            <w:tcW w:type="dxa" w:w="6803"/>
+            <w:shd w:val="clear" w:fill="FFFDF2"/>
+          </w:tcPr>
+          <w:p>
+            <w:pPr>
+              <w:spacing w:after="40" w:before="40"/>
+            </w:pPr>
+            <w:r/>
+            <w:r>
+              <w:rPr>
+                <w:b w:val="0"/>
+                <w:i w:val="0"/>
+                <w:color w:val="1A1A1A"/>
+                <w:sz w:val="19"/>
+              </w:rPr>
+            </w:r>
+          </w:p>
+          <w:p>
+            <w:pPr>
+              <w:spacing w:after="40"/>
+            </w:pPr>
+          </w:p>
+        </w:tc>
+      </w:tr>
+    </w:tbl>
+    <w:p>
+      <w:pPr>
+        <w:spacing w:after="40"/>
+      </w:pPr>
+    </w:p>
+    <w:p>
+      <w:pPr>
+        <w:spacing w:before="280" w:after="80"/>
+      </w:pPr>
+      <w:r>
+        <w:rPr>
+          <w:b/>
+          <w:color w:val="1A1A1A"/>
+          <w:sz w:val="23"/>
+        </w:rPr>
+        <w:t>One more thing about the returned copy, which is not a question</w:t>
+      </w:r>
+    </w:p>
+    <w:p>
+      <w:pPr>
+        <w:spacing w:before="0" w:after="120"/>
+      </w:pPr>
+      <w:r>
+        <w:rPr>
+          <w:b w:val="0"/>
+          <w:i w:val="0"/>
+          <w:color w:val="1A1A1A"/>
+          <w:sz w:val="20"/>
+        </w:rPr>
+        <w:t>The completed copy of ENG-DR-2026-08-06-01 differs from the copy that was dispatched in six places, and four of those changes rewrote the question text rather than the answer boxes. All four changed a quotation of Power of Attorney clause 5 from 10 per cent to 5 per cent. The signed instrument says 10 per cent.</w:t>
+      </w:r>
+    </w:p>
+    <w:p>
+      <w:pPr>
+        <w:spacing w:before="0" w:after="120"/>
+      </w:pPr>
+      <w:r>
+        <w:rPr>
+          <w:b/>
+          <w:color w:val="1A1A1A"/>
+          <w:sz w:val="20"/>
+        </w:rPr>
+        <w:t xml:space="preserve">This is recorded rather than asked about, because it needs no decision. The copy we sent was accurate. </w:t>
+      </w:r>
+      <w:r>
+        <w:rPr>
+          <w:b w:val="0"/>
+          <w:color w:val="1A1A1A"/>
+          <w:sz w:val="20"/>
+        </w:rPr>
+        <w:t>One consequence does matter for the rate question above: the edited preamble now reads that 5 plus 5 is the Power of Attorney's 5% at source, which does not add up in either direction and cannot be used to settle anything. The dispatched wording is the one to read.</w:t>
+      </w:r>
+    </w:p>
+    <w:p>
+      <w:pPr>
+        <w:spacing w:before="0" w:after="120"/>
+      </w:pPr>
+      <w:r>
+        <w:rPr>
+          <w:b w:val="0"/>
+          <w:i w:val="0"/>
+          <w:color w:val="1A1A1A"/>
+          <w:sz w:val="20"/>
+        </w:rPr>
+        <w:t>The dispatched cover invited exactly this: "If you disagree with a fact stated here, say so in the box." Saying it in the box leaves both readings on the record. Editing the question leaves only one, and it is the one the instrument does not support.</w:t>
       </w:r>
     </w:p>
     <w:p>
@@ -12776,7 +17264,7 @@
           <w:color w:val="5A5A5A"/>
           <w:sz w:val="18"/>
         </w:rPr>
-        <w:t>The region sub-decision inside ADR-0004 stays open. It is row 3 of EXT-2 and it depends on EXT-11, so it is deliberately not asked again here.</w:t>
+        <w:t>The region sub-decision inside ADR-0004 moved on 6 August and is now takeable. It used to wait on EXT-11, and EXT-11 came back that day and closed. Takeable is not taken. Somebody still has to choose Nigerian or non-Nigerian, and the choice is asked for at EXT-2 rows 3 and 4 rather than a second time here. What changed is that answering it no longer depends on anybody else.</w:t>
       </w:r>
     </w:p>
     <w:p>
@@ -14660,6 +19148,170 @@
                 <w:color w:val="1A1A1A"/>
                 <w:sz w:val="20"/>
               </w:rPr>
+              <w:t>EXT-8</w:t>
+            </w:r>
+          </w:p>
+        </w:tc>
+        <w:tc>
+          <w:tcPr>
+            <w:tcW w:type="dxa" w:w="2494"/>
+            <w:shd w:val="clear" w:fill="FFFDF2"/>
+          </w:tcPr>
+          <w:p>
+            <w:pPr>
+              <w:spacing w:after="160" w:before="160"/>
+            </w:pPr>
+            <w:r/>
+            <w:r>
+              <w:rPr>
+                <w:b w:val="0"/>
+                <w:i w:val="0"/>
+                <w:color w:val="1A1A1A"/>
+                <w:sz w:val="20"/>
+              </w:rPr>
+            </w:r>
+          </w:p>
+        </w:tc>
+        <w:tc>
+          <w:tcPr>
+            <w:tcW w:type="dxa" w:w="1474"/>
+            <w:shd w:val="clear" w:fill="FFFDF2"/>
+          </w:tcPr>
+          <w:p>
+            <w:pPr>
+              <w:spacing w:after="160" w:before="160"/>
+            </w:pPr>
+            <w:r/>
+            <w:r>
+              <w:rPr>
+                <w:b w:val="0"/>
+                <w:i w:val="0"/>
+                <w:color w:val="1A1A1A"/>
+                <w:sz w:val="20"/>
+              </w:rPr>
+            </w:r>
+          </w:p>
+        </w:tc>
+        <w:tc>
+          <w:tcPr>
+            <w:tcW w:type="dxa" w:w="3969"/>
+            <w:shd w:val="clear" w:fill="FFFDF2"/>
+          </w:tcPr>
+          <w:p>
+            <w:pPr>
+              <w:spacing w:after="160" w:before="160"/>
+            </w:pPr>
+            <w:r/>
+            <w:r>
+              <w:rPr>
+                <w:b w:val="0"/>
+                <w:i w:val="0"/>
+                <w:color w:val="1A1A1A"/>
+                <w:sz w:val="20"/>
+              </w:rPr>
+            </w:r>
+          </w:p>
+        </w:tc>
+      </w:tr>
+      <w:tr>
+        <w:tc>
+          <w:tcPr>
+            <w:tcW w:type="dxa" w:w="1361"/>
+          </w:tcPr>
+          <w:p>
+            <w:pPr>
+              <w:spacing w:after="160" w:before="160"/>
+            </w:pPr>
+            <w:r/>
+            <w:r>
+              <w:rPr>
+                <w:b w:val="0"/>
+                <w:i w:val="0"/>
+                <w:color w:val="1A1A1A"/>
+                <w:sz w:val="20"/>
+              </w:rPr>
+              <w:t>EXT-9</w:t>
+            </w:r>
+          </w:p>
+        </w:tc>
+        <w:tc>
+          <w:tcPr>
+            <w:tcW w:type="dxa" w:w="2494"/>
+            <w:shd w:val="clear" w:fill="FFFDF2"/>
+          </w:tcPr>
+          <w:p>
+            <w:pPr>
+              <w:spacing w:after="160" w:before="160"/>
+            </w:pPr>
+            <w:r/>
+            <w:r>
+              <w:rPr>
+                <w:b w:val="0"/>
+                <w:i w:val="0"/>
+                <w:color w:val="1A1A1A"/>
+                <w:sz w:val="20"/>
+              </w:rPr>
+            </w:r>
+          </w:p>
+        </w:tc>
+        <w:tc>
+          <w:tcPr>
+            <w:tcW w:type="dxa" w:w="1474"/>
+            <w:shd w:val="clear" w:fill="FFFDF2"/>
+          </w:tcPr>
+          <w:p>
+            <w:pPr>
+              <w:spacing w:after="160" w:before="160"/>
+            </w:pPr>
+            <w:r/>
+            <w:r>
+              <w:rPr>
+                <w:b w:val="0"/>
+                <w:i w:val="0"/>
+                <w:color w:val="1A1A1A"/>
+                <w:sz w:val="20"/>
+              </w:rPr>
+            </w:r>
+          </w:p>
+        </w:tc>
+        <w:tc>
+          <w:tcPr>
+            <w:tcW w:type="dxa" w:w="3969"/>
+            <w:shd w:val="clear" w:fill="FFFDF2"/>
+          </w:tcPr>
+          <w:p>
+            <w:pPr>
+              <w:spacing w:after="160" w:before="160"/>
+            </w:pPr>
+            <w:r/>
+            <w:r>
+              <w:rPr>
+                <w:b w:val="0"/>
+                <w:i w:val="0"/>
+                <w:color w:val="1A1A1A"/>
+                <w:sz w:val="20"/>
+              </w:rPr>
+            </w:r>
+          </w:p>
+        </w:tc>
+      </w:tr>
+      <w:tr>
+        <w:tc>
+          <w:tcPr>
+            <w:tcW w:type="dxa" w:w="1361"/>
+          </w:tcPr>
+          <w:p>
+            <w:pPr>
+              <w:spacing w:after="160" w:before="160"/>
+            </w:pPr>
+            <w:r/>
+            <w:r>
+              <w:rPr>
+                <w:b w:val="0"/>
+                <w:i w:val="0"/>
+                <w:color w:val="1A1A1A"/>
+                <w:sz w:val="20"/>
+              </w:rPr>
               <w:t>ADR-0003</w:t>
             </w:r>
           </w:p>
@@ -14894,6 +19546,20 @@
       <w:pPr>
         <w:spacing w:after="40"/>
       </w:pPr>
+    </w:p>
+    <w:p>
+      <w:pPr>
+        <w:spacing w:before="80" w:after="40"/>
+      </w:pPr>
+      <w:r>
+        <w:rPr>
+          <w:b w:val="0"/>
+          <w:i w:val="0"/>
+          <w:color w:val="5A5A5A"/>
+          <w:sz w:val="18"/>
+        </w:rPr>
+        <w:t>The EXT-8 and EXT-9 rows are for the follow-up asked in Part B. They are not for the answers given on 6 August, which are already recorded.</w:t>
+      </w:r>
     </w:p>
     <w:p>
       <w:pPr>

--- a/docs/escalations/ENG-CS-2026-08-06-01_Closure_Schedule.docx
+++ b/docs/escalations/ENG-CS-2026-08-06-01_Closure_Schedule.docx
@@ -314,7 +314,7 @@
                 <w:color w:val="1A1A1A"/>
                 <w:sz w:val="21"/>
               </w:rPr>
-              <w:t>6 August 2026, before dispatch, after the answers to ENG-DR-2026-08-06-01 came back the same day. Two of those five answers closed. Three did not, and the three that did not are now items on this schedule. Nine items became eleven.</w:t>
+              <w:t>6 August 2026, before dispatch, after the answers to ENG-DR-2026-08-06-01 came back the same day. Two of those five answers closed. Three did not, and the three that did not are now items on this schedule. Nine items became eleven. Revised a third time the same afternoon, still before dispatch: three of the four smaller gaps listed under EXT-8 were answered, and the fourth follows from one of the three, so item EXT-8 asks for three sentences and one instruction rather than for those and five more things. The count of items is unchanged at eleven and EXT-8 is still open, on exactly the three contradictions it was open on that morning. The answers are recorded inside the item rather than deleted from it.</w:t>
             </w:r>
           </w:p>
         </w:tc>
@@ -2032,7 +2032,7 @@
                 <w:color w:val="1A1A1A"/>
                 <w:sz w:val="18"/>
               </w:rPr>
-              <w:t>Three contradictions inside the identifier answer, and four gaps</w:t>
+              <w:t>Three contradictions inside the identifier answer</w:t>
             </w:r>
           </w:p>
         </w:tc>
@@ -12467,7 +12467,7 @@
                 <w:color w:val="1A1A1A"/>
                 <w:sz w:val="18"/>
               </w:rPr>
-              <w:t>Three contradictions inside the answer, plus four smaller gaps. Item EXT-8 below</w:t>
+              <w:t>Three contradictions inside the answer. Four smaller gaps stood beside them and were answered on 6 August, so this ask is shorter than it was that morning. Item EXT-8 below</w:t>
             </w:r>
           </w:p>
         </w:tc>
@@ -12854,7 +12854,7 @@
           <w:color w:val="1A1A1A"/>
           <w:sz w:val="23"/>
         </w:rPr>
-        <w:t>Three contradictions and four gaps inside an answer that mostly worked</w:t>
+        <w:t>Three contradictions inside an answer that mostly worked</w:t>
       </w:r>
     </w:p>
     <w:p>
@@ -12870,7 +12870,7 @@
           <w:color w:val="5A5A5A"/>
           <w:sz w:val="19"/>
         </w:rPr>
-        <w:t>Owner: Digital Records, COO     |     Closes the identifier half of E9-S2. Answered 6 August 2026 by the Chief Operating Officer, with Digital Records.</w:t>
+        <w:t>Owner: Digital Records, COO     |     Closes the identifier half of E9-S2. Answered 6 August 2026 by Adebiyi Emmanuel Babatope, Chief Operating Officer, with Digital Records.</w:t>
       </w:r>
     </w:p>
     <w:p>
@@ -12891,7 +12891,7 @@
           <w:color w:val="1A1A1A"/>
           <w:sz w:val="20"/>
         </w:rPr>
-        <w:t>Four of the five EXT-8 questions came back settled: the fourteen professional categories with Estate Agent in scope, both case identifier formats, the move from SBR-SRV-BUY to SBR-SRV-TYPE, and the register split by identifier family. None of that is reopened here and none of it is asked again. What follows is the part that cannot be built as written, because the document says two different things in two places and engineering cannot pick one.</w:t>
+        <w:t>Four of the five EXT-8 questions came back settled: the fourteen professional categories with Estate Agent in scope, both case identifier formats, the move from SBR-SRV-BUY to SBR-SRV-TYPE, and the register split by identifier family. Four smaller gaps stood on this page on the morning of 6 August and were answered that afternoon; they are recorded under "Answered 6 August, not asked again" below so that nobody answers them twice. None of that is reopened here and none of it is asked again. What follows is the part that cannot be built as written, because the document says two different things in two places and engineering cannot pick one.</w:t>
       </w:r>
     </w:p>
     <w:p>
@@ -13107,7 +13107,7 @@
                 <w:color w:val="1A1A1A"/>
                 <w:sz w:val="19"/>
               </w:rPr>
-              <w:t>Whether UUID really replaces NNN in the four approved formats.</w:t>
+              <w:t>Whether UUID really replaces NNN in the approved formats.</w:t>
             </w:r>
           </w:p>
           <w:p>
@@ -13121,7 +13121,7 @@
                 <w:color w:val="5A5A5A"/>
                 <w:sz w:val="17"/>
               </w:rPr>
-              <w:t>Format: one sentence. Either UUID replaces NNN in all four, in which case those formats need reprinting, or the four printed formats stand and UUID applies to something narrower that has to be named. The scoping box and the EXT-12 answer both say UUID replaces the NNN at the end of the identifiers. Four identifier formats approved on the same pages all end in -NNN, and neither corresponding collation row mentions UUID. This is not a detail: the stated reason is to ensure there is no collision, and NNN is not a random number. It is a per-prefix, per-day counter held in the database, so it cannot collide. If the concern was collision it is already handled. If the concern is something else, we should be told what, because the two answers lead to different builds.</w:t>
+              <w:t>Format: one sentence. Either UUID replaces NNN in all of them, in which case those formats need reprinting, or the printed formats stand and UUID applies to something narrower that has to be named. The scoping box and the EXT-12 answer both say UUID replaces the NNN at the end of the identifiers. Four identifier formats approved on the same pages all end in -NNN, and the approval of SBR-CASE-DD on the afternoon of 6 August makes it five. Neither corresponding collation row mentions UUID. This is not a detail: the stated reason is to ensure there is no collision, and NNN is not a random number. It is a per-prefix, per-day counter held in the database, so it cannot collide. If the concern was collision it is already handled. If the concern is something else, we should be told what, because the two answers lead to different builds.</w:t>
             </w:r>
           </w:p>
         </w:tc>
@@ -13208,446 +13208,6 @@
                 <w:sz w:val="17"/>
               </w:rPr>
               <w:t>Format: the format written the way the other four are written, with separators, and one line saying what XX stands for. Allied Service Provider is introduced as the fourteenth category and its identifier is printed without separators, and XX is never defined anywhere in the document.</w:t>
-            </w:r>
-          </w:p>
-        </w:tc>
-        <w:tc>
-          <w:tcPr>
-            <w:tcW w:type="dxa" w:w="3515"/>
-            <w:shd w:val="clear" w:fill="FFFDF2"/>
-          </w:tcPr>
-          <w:p>
-            <w:pPr>
-              <w:spacing w:after="40" w:before="40"/>
-            </w:pPr>
-            <w:r/>
-            <w:r>
-              <w:rPr>
-                <w:b w:val="0"/>
-                <w:i/>
-                <w:color w:val="5A5A5A"/>
-                <w:sz w:val="18"/>
-              </w:rPr>
-            </w:r>
-          </w:p>
-          <w:p>
-            <w:pPr>
-              <w:spacing w:after="40"/>
-            </w:pPr>
-          </w:p>
-          <w:p>
-            <w:pPr>
-              <w:spacing w:after="40"/>
-            </w:pPr>
-          </w:p>
-        </w:tc>
-      </w:tr>
-    </w:tbl>
-    <w:p>
-      <w:pPr>
-        <w:spacing w:after="40"/>
-      </w:pPr>
-    </w:p>
-    <w:p>
-      <w:pPr>
-        <w:spacing w:before="160" w:after="80"/>
-      </w:pPr>
-      <w:r>
-        <w:rPr>
-          <w:b/>
-          <w:color w:val="1A1A1A"/>
-          <w:sz w:val="23"/>
-        </w:rPr>
-        <w:t>The four smaller gaps</w:t>
-      </w:r>
-    </w:p>
-    <w:tbl>
-      <w:tblPr>
-        <w:tblStyle w:val="TableGrid"/>
-        <w:tblW w:type="auto" w:w="0"/>
-        <w:jc w:val="left"/>
-        <w:tblLook w:firstColumn="1" w:firstRow="1" w:lastColumn="0" w:lastRow="0" w:noHBand="0" w:noVBand="1" w:val="04A0"/>
-      </w:tblPr>
-      <w:tblGrid>
-        <w:gridCol w:w="3099"/>
-        <w:gridCol w:w="3099"/>
-        <w:gridCol w:w="3099"/>
-      </w:tblGrid>
-      <w:tr>
-        <w:tc>
-          <w:tcPr>
-            <w:tcW w:type="dxa" w:w="510"/>
-            <w:shd w:val="clear" w:fill="EDEDED"/>
-          </w:tcPr>
-          <w:p>
-            <w:pPr>
-              <w:spacing w:after="40" w:before="40"/>
-            </w:pPr>
-            <w:r/>
-            <w:r>
-              <w:rPr>
-                <w:b/>
-                <w:i w:val="0"/>
-                <w:color w:val="1A1A1A"/>
-                <w:sz w:val="18"/>
-              </w:rPr>
-              <w:t>#</w:t>
-            </w:r>
-          </w:p>
-        </w:tc>
-        <w:tc>
-          <w:tcPr>
-            <w:tcW w:type="dxa" w:w="5272"/>
-            <w:shd w:val="clear" w:fill="EDEDED"/>
-          </w:tcPr>
-          <w:p>
-            <w:pPr>
-              <w:spacing w:after="40" w:before="40"/>
-            </w:pPr>
-            <w:r/>
-            <w:r>
-              <w:rPr>
-                <w:b/>
-                <w:i w:val="0"/>
-                <w:color w:val="1A1A1A"/>
-                <w:sz w:val="18"/>
-              </w:rPr>
-              <w:t>What to provide, and the exact form it has to take</w:t>
-            </w:r>
-          </w:p>
-        </w:tc>
-        <w:tc>
-          <w:tcPr>
-            <w:tcW w:type="dxa" w:w="3515"/>
-            <w:shd w:val="clear" w:fill="EDEDED"/>
-          </w:tcPr>
-          <w:p>
-            <w:pPr>
-              <w:spacing w:after="40" w:before="40"/>
-            </w:pPr>
-            <w:r/>
-            <w:r>
-              <w:rPr>
-                <w:b/>
-                <w:i w:val="0"/>
-                <w:color w:val="1A1A1A"/>
-                <w:sz w:val="18"/>
-              </w:rPr>
-              <w:t>WRITE YOUR ANSWER HERE</w:t>
-            </w:r>
-          </w:p>
-        </w:tc>
-      </w:tr>
-      <w:tr>
-        <w:tc>
-          <w:tcPr>
-            <w:tcW w:type="dxa" w:w="510"/>
-          </w:tcPr>
-          <w:p>
-            <w:pPr>
-              <w:spacing w:after="40" w:before="40"/>
-            </w:pPr>
-            <w:r/>
-            <w:r>
-              <w:rPr>
-                <w:b/>
-                <w:i w:val="0"/>
-                <w:color w:val="1A1A1A"/>
-                <w:sz w:val="19"/>
-              </w:rPr>
-              <w:t>4</w:t>
-            </w:r>
-          </w:p>
-        </w:tc>
-        <w:tc>
-          <w:tcPr>
-            <w:tcW w:type="dxa" w:w="5272"/>
-          </w:tcPr>
-          <w:p>
-            <w:pPr>
-              <w:spacing w:after="40" w:before="40"/>
-            </w:pPr>
-            <w:r/>
-            <w:r>
-              <w:rPr>
-                <w:b w:val="0"/>
-                <w:i w:val="0"/>
-                <w:color w:val="1A1A1A"/>
-                <w:sz w:val="19"/>
-              </w:rPr>
-              <w:t>SUP against ALD, for a building material seller.</w:t>
-            </w:r>
-          </w:p>
-          <w:p>
-            <w:pPr>
-              <w:spacing w:after="40" w:before="0"/>
-            </w:pPr>
-            <w:r>
-              <w:rPr>
-                <w:b w:val="0"/>
-                <w:i/>
-                <w:color w:val="5A5A5A"/>
-                <w:sz w:val="17"/>
-              </w:rPr>
-              <w:t>Format: which code a building material seller takes. SUP is Material Supplier in the thirteen-category list. The Allied Service Provider description covers building material sellers. The same business could be coded either way.</w:t>
-            </w:r>
-          </w:p>
-        </w:tc>
-        <w:tc>
-          <w:tcPr>
-            <w:tcW w:type="dxa" w:w="3515"/>
-            <w:shd w:val="clear" w:fill="FFFDF2"/>
-          </w:tcPr>
-          <w:p>
-            <w:pPr>
-              <w:spacing w:after="40" w:before="40"/>
-            </w:pPr>
-            <w:r/>
-            <w:r>
-              <w:rPr>
-                <w:b w:val="0"/>
-                <w:i/>
-                <w:color w:val="5A5A5A"/>
-                <w:sz w:val="18"/>
-              </w:rPr>
-            </w:r>
-          </w:p>
-          <w:p>
-            <w:pPr>
-              <w:spacing w:after="40"/>
-            </w:pPr>
-          </w:p>
-          <w:p>
-            <w:pPr>
-              <w:spacing w:after="40"/>
-            </w:pPr>
-          </w:p>
-        </w:tc>
-      </w:tr>
-      <w:tr>
-        <w:tc>
-          <w:tcPr>
-            <w:tcW w:type="dxa" w:w="510"/>
-          </w:tcPr>
-          <w:p>
-            <w:pPr>
-              <w:spacing w:after="40" w:before="40"/>
-            </w:pPr>
-            <w:r/>
-            <w:r>
-              <w:rPr>
-                <w:b/>
-                <w:i w:val="0"/>
-                <w:color w:val="1A1A1A"/>
-                <w:sz w:val="19"/>
-              </w:rPr>
-              <w:t>5</w:t>
-            </w:r>
-          </w:p>
-        </w:tc>
-        <w:tc>
-          <w:tcPr>
-            <w:tcW w:type="dxa" w:w="5272"/>
-          </w:tcPr>
-          <w:p>
-            <w:pPr>
-              <w:spacing w:after="40" w:before="40"/>
-            </w:pPr>
-            <w:r/>
-            <w:r>
-              <w:rPr>
-                <w:b w:val="0"/>
-                <w:i w:val="0"/>
-                <w:color w:val="1A1A1A"/>
-                <w:sz w:val="19"/>
-              </w:rPr>
-              <w:t>The TYPE list is not closed.</w:t>
-            </w:r>
-          </w:p>
-          <w:p>
-            <w:pPr>
-              <w:spacing w:after="40" w:before="0"/>
-            </w:pPr>
-            <w:r>
-              <w:rPr>
-                <w:b w:val="0"/>
-                <w:i/>
-                <w:color w:val="5A5A5A"/>
-                <w:sz w:val="17"/>
-              </w:rPr>
-              <w:t>Format: the complete list, or "those five and no others for now". Question 3 gives it as a controlled list "including BUY, SEL, DD, PRO and PRT". A controlled list introduced with "including" is not controlled, and validation has to reject values that are not on it.</w:t>
-            </w:r>
-          </w:p>
-        </w:tc>
-        <w:tc>
-          <w:tcPr>
-            <w:tcW w:type="dxa" w:w="3515"/>
-            <w:shd w:val="clear" w:fill="FFFDF2"/>
-          </w:tcPr>
-          <w:p>
-            <w:pPr>
-              <w:spacing w:after="40" w:before="40"/>
-            </w:pPr>
-            <w:r/>
-            <w:r>
-              <w:rPr>
-                <w:b w:val="0"/>
-                <w:i/>
-                <w:color w:val="5A5A5A"/>
-                <w:sz w:val="18"/>
-              </w:rPr>
-            </w:r>
-          </w:p>
-          <w:p>
-            <w:pPr>
-              <w:spacing w:after="40"/>
-            </w:pPr>
-          </w:p>
-          <w:p>
-            <w:pPr>
-              <w:spacing w:after="40"/>
-            </w:pPr>
-          </w:p>
-        </w:tc>
-      </w:tr>
-      <w:tr>
-        <w:tc>
-          <w:tcPr>
-            <w:tcW w:type="dxa" w:w="510"/>
-          </w:tcPr>
-          <w:p>
-            <w:pPr>
-              <w:spacing w:after="40" w:before="40"/>
-            </w:pPr>
-            <w:r/>
-            <w:r>
-              <w:rPr>
-                <w:b/>
-                <w:i w:val="0"/>
-                <w:color w:val="1A1A1A"/>
-                <w:sz w:val="19"/>
-              </w:rPr>
-              <w:t>6</w:t>
-            </w:r>
-          </w:p>
-        </w:tc>
-        <w:tc>
-          <w:tcPr>
-            <w:tcW w:type="dxa" w:w="5272"/>
-          </w:tcPr>
-          <w:p>
-            <w:pPr>
-              <w:spacing w:after="40" w:before="40"/>
-            </w:pPr>
-            <w:r/>
-            <w:r>
-              <w:rPr>
-                <w:b w:val="0"/>
-                <w:i w:val="0"/>
-                <w:color w:val="1A1A1A"/>
-                <w:sz w:val="19"/>
-              </w:rPr>
-              <w:t>SBR-CASE-DD.</w:t>
-            </w:r>
-          </w:p>
-          <w:p>
-            <w:pPr>
-              <w:spacing w:after="40" w:before="0"/>
-            </w:pPr>
-            <w:r>
-              <w:rPr>
-                <w:b w:val="0"/>
-                <w:i/>
-                <w:color w:val="5A5A5A"/>
-                <w:sz w:val="17"/>
-              </w:rPr>
-              <w:t>Format: approved as a third case type, or the identifier it should have been. Question 2 approves two case types, ENV and SEC. The platform issues SBR-CASE-DD today and DD is not among the two.</w:t>
-            </w:r>
-          </w:p>
-        </w:tc>
-        <w:tc>
-          <w:tcPr>
-            <w:tcW w:type="dxa" w:w="3515"/>
-            <w:shd w:val="clear" w:fill="FFFDF2"/>
-          </w:tcPr>
-          <w:p>
-            <w:pPr>
-              <w:spacing w:after="40" w:before="40"/>
-            </w:pPr>
-            <w:r/>
-            <w:r>
-              <w:rPr>
-                <w:b w:val="0"/>
-                <w:i/>
-                <w:color w:val="5A5A5A"/>
-                <w:sz w:val="18"/>
-              </w:rPr>
-            </w:r>
-          </w:p>
-          <w:p>
-            <w:pPr>
-              <w:spacing w:after="40"/>
-            </w:pPr>
-          </w:p>
-          <w:p>
-            <w:pPr>
-              <w:spacing w:after="40"/>
-            </w:pPr>
-          </w:p>
-        </w:tc>
-      </w:tr>
-      <w:tr>
-        <w:tc>
-          <w:tcPr>
-            <w:tcW w:type="dxa" w:w="510"/>
-          </w:tcPr>
-          <w:p>
-            <w:pPr>
-              <w:spacing w:after="40" w:before="40"/>
-            </w:pPr>
-            <w:r/>
-            <w:r>
-              <w:rPr>
-                <w:b/>
-                <w:i w:val="0"/>
-                <w:color w:val="1A1A1A"/>
-                <w:sz w:val="19"/>
-              </w:rPr>
-              <w:t>7</w:t>
-            </w:r>
-          </w:p>
-        </w:tc>
-        <w:tc>
-          <w:tcPr>
-            <w:tcW w:type="dxa" w:w="5272"/>
-          </w:tcPr>
-          <w:p>
-            <w:pPr>
-              <w:spacing w:after="40" w:before="40"/>
-            </w:pPr>
-            <w:r/>
-            <w:r>
-              <w:rPr>
-                <w:b w:val="0"/>
-                <w:i w:val="0"/>
-                <w:color w:val="1A1A1A"/>
-                <w:sz w:val="19"/>
-              </w:rPr>
-              <w:t>The heading says three trades and the sentence names four.</w:t>
-            </w:r>
-          </w:p>
-          <w:p>
-            <w:pPr>
-              <w:spacing w:after="40" w:before="0"/>
-            </w:pPr>
-            <w:r>
-              <w:rPr>
-                <w:b w:val="0"/>
-                <w:i/>
-                <w:color w:val="5A5A5A"/>
-                <w:sz w:val="17"/>
-              </w:rPr>
-              <w:t>Format: confirmation that all four are in, which is what we have assumed. "The three uncoded trades" is followed by "plumbers, electricians and interior designers, building material sellers".</w:t>
             </w:r>
           </w:p>
         </w:tc>
@@ -13795,7 +13355,7 @@
                 <w:color w:val="1A1A1A"/>
                 <w:sz w:val="19"/>
               </w:rPr>
-              <w:t>8</w:t>
+              <w:t>4</w:t>
             </w:r>
           </w:p>
         </w:tc>
@@ -13830,6 +13390,322 @@
                 <w:sz w:val="17"/>
               </w:rPr>
               <w:t>Format: a name and a date, or grant the access. "Run the production-impact query before remediation" came back addressed to us. Nobody on this side has production database access, which is stated in the escalation the instruction is answering. The query itself is written and ready.</w:t>
+            </w:r>
+          </w:p>
+        </w:tc>
+        <w:tc>
+          <w:tcPr>
+            <w:tcW w:type="dxa" w:w="3515"/>
+            <w:shd w:val="clear" w:fill="FFFDF2"/>
+          </w:tcPr>
+          <w:p>
+            <w:pPr>
+              <w:spacing w:after="40" w:before="40"/>
+            </w:pPr>
+            <w:r/>
+            <w:r>
+              <w:rPr>
+                <w:b w:val="0"/>
+                <w:i/>
+                <w:color w:val="5A5A5A"/>
+                <w:sz w:val="18"/>
+              </w:rPr>
+            </w:r>
+          </w:p>
+          <w:p>
+            <w:pPr>
+              <w:spacing w:after="40"/>
+            </w:pPr>
+          </w:p>
+          <w:p>
+            <w:pPr>
+              <w:spacing w:after="40"/>
+            </w:pPr>
+          </w:p>
+        </w:tc>
+      </w:tr>
+    </w:tbl>
+    <w:p>
+      <w:pPr>
+        <w:spacing w:after="40"/>
+      </w:pPr>
+    </w:p>
+    <w:p>
+      <w:pPr>
+        <w:spacing w:before="200" w:after="80"/>
+      </w:pPr>
+      <w:r>
+        <w:rPr>
+          <w:b/>
+          <w:color w:val="1A1A1A"/>
+          <w:sz w:val="23"/>
+        </w:rPr>
+        <w:t>Answered 6 August, not asked again</w:t>
+      </w:r>
+    </w:p>
+    <w:p>
+      <w:pPr>
+        <w:spacing w:before="0" w:after="120"/>
+      </w:pPr>
+      <w:r>
+        <w:rPr>
+          <w:b/>
+          <w:color w:val="1A1A1A"/>
+          <w:sz w:val="20"/>
+        </w:rPr>
+        <w:t xml:space="preserve">Do not answer any of these four. </w:t>
+      </w:r>
+      <w:r>
+        <w:rPr>
+          <w:b w:val="0"/>
+          <w:color w:val="1A1A1A"/>
+          <w:sz w:val="20"/>
+        </w:rPr>
+        <w:t>They stood on this page in the morning. Three were answered directly that afternoon and the fourth follows from one of the three, so none of them is a question any more. They are kept here because a schedule that quietly drops an item cannot show that it was ever settled.</w:t>
+      </w:r>
+    </w:p>
+    <w:p>
+      <w:pPr>
+        <w:pStyle w:val="ListBullet"/>
+        <w:spacing w:after="80"/>
+        <w:ind w:left="397" w:hanging="198"/>
+      </w:pPr>
+      <w:r>
+        <w:rPr>
+          <w:b/>
+          <w:color w:val="1A1A1A"/>
+          <w:sz w:val="19"/>
+        </w:rPr>
+        <w:t>A building material seller is coded ALD</w:t>
+      </w:r>
+      <w:r>
+        <w:rPr>
+          <w:b w:val="0"/>
+          <w:color w:val="1A1A1A"/>
+          <w:sz w:val="19"/>
+        </w:rPr>
+        <w:t>, not SUP. That was the one real collision in the fourteen-category list. SUP Material Supplier stays in the list and now wants a description that does not read as the same business, which is a wording point for ID Standard Version 2 rather than a question for this note.</w:t>
+      </w:r>
+    </w:p>
+    <w:p>
+      <w:pPr>
+        <w:pStyle w:val="ListBullet"/>
+        <w:spacing w:after="80"/>
+        <w:ind w:left="397" w:hanging="198"/>
+      </w:pPr>
+      <w:r>
+        <w:rPr>
+          <w:b/>
+          <w:color w:val="1A1A1A"/>
+          <w:sz w:val="19"/>
+        </w:rPr>
+        <w:t>The TYPE list is BUY, SEL, DD, PRO and PRT, and no others for now</w:t>
+      </w:r>
+      <w:r>
+        <w:rPr>
+          <w:b w:val="0"/>
+          <w:color w:val="1A1A1A"/>
+          <w:sz w:val="19"/>
+        </w:rPr>
+        <w:t>. A validator can reject a sixth value, which is exactly what it could not do while the list was introduced with the word "including". The words "for now" are taken at face value: the five live somewhere they can be extended without a schema change.</w:t>
+      </w:r>
+    </w:p>
+    <w:p>
+      <w:pPr>
+        <w:pStyle w:val="ListBullet"/>
+        <w:spacing w:after="80"/>
+        <w:ind w:left="397" w:hanging="198"/>
+      </w:pPr>
+      <w:r>
+        <w:rPr>
+          <w:b/>
+          <w:color w:val="1A1A1A"/>
+          <w:sz w:val="19"/>
+        </w:rPr>
+        <w:t>SBR-CASE-DD is approved as a third case type</w:t>
+      </w:r>
+      <w:r>
+        <w:rPr>
+          <w:b w:val="0"/>
+          <w:color w:val="1A1A1A"/>
+          <w:sz w:val="19"/>
+        </w:rPr>
+        <w:t>. The identifiers this platform has already issued under it are valid rather than awaiting a disposition, and no remediation follows from it. It is the one answer of the three with a retrospective effect, and the effect is that nothing has to be undone. It also makes row 2 above slightly larger rather than smaller, because a third approved case format ends in -NNN.</w:t>
+      </w:r>
+    </w:p>
+    <w:p>
+      <w:pPr>
+        <w:pStyle w:val="ListBullet"/>
+        <w:spacing w:after="80"/>
+        <w:ind w:left="397" w:hanging="198"/>
+      </w:pPr>
+      <w:r>
+        <w:rPr>
+          <w:b/>
+          <w:color w:val="1A1A1A"/>
+          <w:sz w:val="19"/>
+        </w:rPr>
+        <w:t>The fourth gap goes with the first</w:t>
+      </w:r>
+      <w:r>
+        <w:rPr>
+          <w:b w:val="0"/>
+          <w:color w:val="1A1A1A"/>
+          <w:sz w:val="19"/>
+        </w:rPr>
+        <w:t>. The source row is headed "the three uncoded trades" and names four, and the fourth is the building material seller. It is in scope, because it has just been given a code.</w:t>
+      </w:r>
+    </w:p>
+    <w:p>
+      <w:pPr>
+        <w:spacing w:before="120" w:after="120"/>
+      </w:pPr>
+      <w:r>
+        <w:rPr>
+          <w:b/>
+          <w:color w:val="1A1A1A"/>
+          <w:sz w:val="20"/>
+        </w:rPr>
+        <w:t xml:space="preserve">These three answers carry no name and no role, </w:t>
+      </w:r>
+      <w:r>
+        <w:rPr>
+          <w:b w:val="0"/>
+          <w:color w:val="1A1A1A"/>
+          <w:sz w:val="20"/>
+        </w:rPr>
+        <w:t>which every other answer recorded against EXT-8 does. That is not a fourth question and it does not hold anything up, but a decision without a person on it is not a decision this record can cite later. One line closes it.</w:t>
+      </w:r>
+    </w:p>
+    <w:tbl>
+      <w:tblPr>
+        <w:tblStyle w:val="TableGrid"/>
+        <w:tblW w:type="auto" w:w="0"/>
+        <w:jc w:val="left"/>
+        <w:tblLook w:firstColumn="1" w:firstRow="1" w:lastColumn="0" w:lastRow="0" w:noHBand="0" w:noVBand="1" w:val="04A0"/>
+      </w:tblPr>
+      <w:tblGrid>
+        <w:gridCol w:w="3099"/>
+        <w:gridCol w:w="3099"/>
+        <w:gridCol w:w="3099"/>
+      </w:tblGrid>
+      <w:tr>
+        <w:tc>
+          <w:tcPr>
+            <w:tcW w:type="dxa" w:w="510"/>
+            <w:shd w:val="clear" w:fill="EDEDED"/>
+          </w:tcPr>
+          <w:p>
+            <w:pPr>
+              <w:spacing w:after="40" w:before="40"/>
+            </w:pPr>
+            <w:r/>
+            <w:r>
+              <w:rPr>
+                <w:b/>
+                <w:i w:val="0"/>
+                <w:color w:val="1A1A1A"/>
+                <w:sz w:val="18"/>
+              </w:rPr>
+              <w:t>#</w:t>
+            </w:r>
+          </w:p>
+        </w:tc>
+        <w:tc>
+          <w:tcPr>
+            <w:tcW w:type="dxa" w:w="5272"/>
+            <w:shd w:val="clear" w:fill="EDEDED"/>
+          </w:tcPr>
+          <w:p>
+            <w:pPr>
+              <w:spacing w:after="40" w:before="40"/>
+            </w:pPr>
+            <w:r/>
+            <w:r>
+              <w:rPr>
+                <w:b/>
+                <w:i w:val="0"/>
+                <w:color w:val="1A1A1A"/>
+                <w:sz w:val="18"/>
+              </w:rPr>
+              <w:t>What to provide, and the exact form it has to take</w:t>
+            </w:r>
+          </w:p>
+        </w:tc>
+        <w:tc>
+          <w:tcPr>
+            <w:tcW w:type="dxa" w:w="3515"/>
+            <w:shd w:val="clear" w:fill="EDEDED"/>
+          </w:tcPr>
+          <w:p>
+            <w:pPr>
+              <w:spacing w:after="40" w:before="40"/>
+            </w:pPr>
+            <w:r/>
+            <w:r>
+              <w:rPr>
+                <w:b/>
+                <w:i w:val="0"/>
+                <w:color w:val="1A1A1A"/>
+                <w:sz w:val="18"/>
+              </w:rPr>
+              <w:t>WRITE YOUR ANSWER HERE</w:t>
+            </w:r>
+          </w:p>
+        </w:tc>
+      </w:tr>
+      <w:tr>
+        <w:tc>
+          <w:tcPr>
+            <w:tcW w:type="dxa" w:w="510"/>
+          </w:tcPr>
+          <w:p>
+            <w:pPr>
+              <w:spacing w:after="40" w:before="40"/>
+            </w:pPr>
+            <w:r/>
+            <w:r>
+              <w:rPr>
+                <w:b/>
+                <w:i w:val="0"/>
+                <w:color w:val="1A1A1A"/>
+                <w:sz w:val="19"/>
+              </w:rPr>
+              <w:t>5</w:t>
+            </w:r>
+          </w:p>
+        </w:tc>
+        <w:tc>
+          <w:tcPr>
+            <w:tcW w:type="dxa" w:w="5272"/>
+          </w:tcPr>
+          <w:p>
+            <w:pPr>
+              <w:spacing w:after="40" w:before="40"/>
+            </w:pPr>
+            <w:r/>
+            <w:r>
+              <w:rPr>
+                <w:b w:val="0"/>
+                <w:i w:val="0"/>
+                <w:color w:val="1A1A1A"/>
+                <w:sz w:val="19"/>
+              </w:rPr>
+              <w:t>A name and a role against the three answers of 6 August.</w:t>
+            </w:r>
+          </w:p>
+          <w:p>
+            <w:pPr>
+              <w:spacing w:after="40" w:before="0"/>
+            </w:pPr>
+            <w:r>
+              <w:rPr>
+                <w:b w:val="0"/>
+                <w:i/>
+                <w:color w:val="5A5A5A"/>
+                <w:sz w:val="17"/>
+              </w:rPr>
+              <w:t>Format: one name and one role covering all three. They were relayed rather than returned in a document, so there is no file to cite and nobody named on them. This record has already objected once, at EXT-11, to an answer attributed to a department rather than to a person, on the ground that a department cannot approve anything, and the same standard applies to answers this project is pleased to receive.</w:t>
             </w:r>
           </w:p>
         </w:tc>
@@ -13958,7 +13834,7 @@
                 <w:color w:val="1A1A1A"/>
                 <w:sz w:val="19"/>
               </w:rPr>
-              <w:t>segment: [yes/no]. UUID replaces NNN in all four approved formats / applies only to</w:t>
+              <w:t>segment: [yes/no]. UUID replaces NNN in all the approved formats / applies only to</w:t>
             </w:r>
           </w:p>
         </w:tc>
@@ -13981,7 +13857,7 @@
                 <w:color w:val="1A1A1A"/>
                 <w:sz w:val="19"/>
               </w:rPr>
-              <w:t>[scope]. The ALD identifier format is [format], where XX means [meaning]. A building</w:t>
+              <w:t>[scope]. The ALD identifier format is [format], where XX means [meaning]. The</w:t>
             </w:r>
           </w:p>
         </w:tc>
@@ -14004,7 +13880,7 @@
                 <w:color w:val="1A1A1A"/>
                 <w:sz w:val="19"/>
               </w:rPr>
-              <w:t>material seller is coded [code]. The complete TYPE list is [list]. SBR-CASE-DD is approved</w:t>
+              <w:t>production-impact query will be run by [name] on [date]. The building material seller,</w:t>
             </w:r>
           </w:p>
         </w:tc>
@@ -14027,30 +13903,7 @@
                 <w:color w:val="1A1A1A"/>
                 <w:sz w:val="19"/>
               </w:rPr>
-              <w:t>as a third case type / should have been [identifier]. All four uncoded trades are in</w:t>
-            </w:r>
-          </w:p>
-        </w:tc>
-      </w:tr>
-      <w:tr>
-        <w:tc>
-          <w:tcPr>
-            <w:tcW w:type="dxa" w:w="9298"/>
-            <w:shd w:val="clear" w:fill="F7F7F7"/>
-          </w:tcPr>
-          <w:p>
-            <w:pPr>
-              <w:spacing w:after="40" w:before="40"/>
-            </w:pPr>
-            <w:r/>
-            <w:r>
-              <w:rPr>
-                <w:b w:val="0"/>
-                <w:i/>
-                <w:color w:val="1A1A1A"/>
-                <w:sz w:val="19"/>
-              </w:rPr>
-              <w:t>scope: [yes/no]. The production-impact query will be run by [name] on [date].</w:t>
+              <w:t>TYPE list and SBR-CASE-DD answers of 6 August were given by [name], role [role].</w:t>
             </w:r>
           </w:p>
         </w:tc>

--- a/docs/escalations/ENG-CS-2026-08-06-01_Closure_Schedule.docx
+++ b/docs/escalations/ENG-CS-2026-08-06-01_Closure_Schedule.docx
@@ -314,7 +314,7 @@
                 <w:color w:val="1A1A1A"/>
                 <w:sz w:val="21"/>
               </w:rPr>
-              <w:t>6 August 2026, before dispatch, after the answers to ENG-DR-2026-08-06-01 came back the same day. Two of those five answers closed. Three did not, and the three that did not are now items on this schedule. Nine items became eleven. Revised a third time the same afternoon, still before dispatch: three of the four smaller gaps listed under EXT-8 were answered, and the fourth follows from one of the three, so item EXT-8 asks for three sentences and one instruction rather than for those and five more things. The count of items is unchanged at eleven and EXT-8 is still open, on exactly the three contradictions it was open on that morning. The answers are recorded inside the item rather than deleted from it.</w:t>
+              <w:t>6 August 2026, before dispatch, after the answers to ENG-DR-2026-08-06-01 came back the same day. Two of those five answers closed. Three did not, and the three that did not are now items on this schedule. Nine items became eleven. Revised a third time the same afternoon, still before dispatch: three of the four smaller gaps listed under EXT-8 were answered, and the fourth follows from one of the three, so item EXT-8 asks for three sentences and one instruction rather than for those and five more things. The count of items is unchanged at eleven and EXT-8 is still open, on exactly the three contradictions it was open on that morning. The answers are recorded inside the item rather than deleted from it. Revised a fourth time the same afternoon, still before dispatch: row 3 of EXT-8 asked for the ALD format with one line on what XX stands for and now asks for one line each on YY and XX, because LOCYYXX is seven unbroken characters and the split into segments is engineering's reading rather than the document's. Nothing was resolved toward either reading and the count of items is unchanged at eleven.</w:t>
             </w:r>
           </w:p>
         </w:tc>
@@ -13207,7 +13207,7 @@
                 <w:color w:val="5A5A5A"/>
                 <w:sz w:val="17"/>
               </w:rPr>
-              <w:t>Format: the format written the way the other four are written, with separators, and one line saying what XX stands for. Allied Service Provider is introduced as the fourteenth category and its identifier is printed without separators, and XX is never defined anywhere in the document.</w:t>
+              <w:t>Format: the format written the way the other four are written, with separators, and one line each on what YY and XX stand for. Allied Service Provider is introduced as the fourteenth category and its identifier is printed without separators, and neither YY nor XX is defined anywhere in the document. LOCYYXX is seven unbroken characters, so at least three readings fit what is printed: YY a two-digit year with XX an undefined code, YYXX a single YYMM year and month, or a segment boundary somewhere else. The other four approved formats carry YYYYMMDD, so MM is the token this document already uses for a month, which makes YYMM a candidate rather than a conclusion. The reading changes the build, not the presentation: NNN is a per-prefix, per-day counter in the database, so a year-scoped identifier and a month-scoped one need different counters and run out of three digits at different volumes for one location.</w:t>
             </w:r>
           </w:p>
         </w:tc>
@@ -13857,7 +13857,7 @@
                 <w:color w:val="1A1A1A"/>
                 <w:sz w:val="19"/>
               </w:rPr>
-              <w:t>[scope]. The ALD identifier format is [format], where XX means [meaning]. The</w:t>
+              <w:t>[scope]. The ALD identifier format is [format], where YY means [meaning] and XX means</w:t>
             </w:r>
           </w:p>
         </w:tc>
@@ -13880,7 +13880,7 @@
                 <w:color w:val="1A1A1A"/>
                 <w:sz w:val="19"/>
               </w:rPr>
-              <w:t>production-impact query will be run by [name] on [date]. The building material seller,</w:t>
+              <w:t>[meaning]. The production-impact query will be run by [name] on [date]. The building</w:t>
             </w:r>
           </w:p>
         </w:tc>
@@ -13903,7 +13903,30 @@
                 <w:color w:val="1A1A1A"/>
                 <w:sz w:val="19"/>
               </w:rPr>
-              <w:t>TYPE list and SBR-CASE-DD answers of 6 August were given by [name], role [role].</w:t>
+              <w:t>material seller, TYPE list and SBR-CASE-DD answers of 6 August were given by [name],</w:t>
+            </w:r>
+          </w:p>
+        </w:tc>
+      </w:tr>
+      <w:tr>
+        <w:tc>
+          <w:tcPr>
+            <w:tcW w:type="dxa" w:w="9298"/>
+            <w:shd w:val="clear" w:fill="F7F7F7"/>
+          </w:tcPr>
+          <w:p>
+            <w:pPr>
+              <w:spacing w:after="40" w:before="40"/>
+            </w:pPr>
+            <w:r/>
+            <w:r>
+              <w:rPr>
+                <w:b w:val="0"/>
+                <w:i/>
+                <w:color w:val="1A1A1A"/>
+                <w:sz w:val="19"/>
+              </w:rPr>
+              <w:t>role [role].</w:t>
             </w:r>
           </w:p>
         </w:tc>

--- a/docs/escalations/ENG-CS-2026-08-06-01_Closure_Schedule.docx
+++ b/docs/escalations/ENG-CS-2026-08-06-01_Closure_Schedule.docx
@@ -53,7 +53,7 @@
           <w:color w:val="1A1A1A"/>
           <w:sz w:val="24"/>
         </w:rPr>
-        <w:t>Everything the platform is waiting on from outside engineering, what each item has to contain before it can be closed, and the piece of work it releases when it arrives. Nine items, each with a table to fill in.</w:t>
+        <w:t>Everything the platform is waiting on from outside engineering, what each item has to contain before it can be closed, and the piece of work it releases when it arrives. Eleven items, each with a table to fill in.</w:t>
       </w:r>
     </w:p>
     <w:tbl>
@@ -273,6 +273,48 @@
                 <w:sz w:val="21"/>
               </w:rPr>
               <w:t>Client · Finance · Legal · Management · Counsel · Product · Corne Labs</w:t>
+            </w:r>
+          </w:p>
+        </w:tc>
+      </w:tr>
+      <w:tr>
+        <w:tc>
+          <w:tcPr>
+            <w:tcW w:type="dxa" w:w="2608"/>
+          </w:tcPr>
+          <w:p>
+            <w:pPr>
+              <w:spacing w:after="40" w:before="40"/>
+            </w:pPr>
+            <w:r/>
+            <w:r>
+              <w:rPr>
+                <w:b/>
+                <w:i w:val="0"/>
+                <w:color w:val="1A1A1A"/>
+                <w:sz w:val="21"/>
+              </w:rPr>
+              <w:t>Revised</w:t>
+            </w:r>
+          </w:p>
+        </w:tc>
+        <w:tc>
+          <w:tcPr>
+            <w:tcW w:type="dxa" w:w="6690"/>
+          </w:tcPr>
+          <w:p>
+            <w:pPr>
+              <w:spacing w:after="40" w:before="40"/>
+            </w:pPr>
+            <w:r/>
+            <w:r>
+              <w:rPr>
+                <w:b w:val="0"/>
+                <w:i w:val="0"/>
+                <w:color w:val="1A1A1A"/>
+                <w:sz w:val="21"/>
+              </w:rPr>
+              <w:t>6 August 2026, before dispatch, after the answers to ENG-DR-2026-08-06-01 came back the same day. Two of those five answers closed. Three did not, and the three that did not are now items on this schedule. Nine items became eleven. Revised a third time the same afternoon, still before dispatch: three of the four smaller gaps listed under EXT-8 were answered, and the fourth follows from one of the three, so item EXT-8 asks for three sentences and one instruction rather than for those and five more things. The count of items is unchanged at eleven and EXT-8 is still open, on exactly the three contradictions it was open on that morning. The answers are recorded inside the item rather than deleted from it. Revised a fourth time the same afternoon, still before dispatch: row 3 of EXT-8 asked for the ALD format with one line on what XX stands for and now asks for one line each on YY and XX, because LOCYYXX is seven unbroken characters and the split into segments is engineering's reading rather than the document's. Nothing was resolved toward either reading and the count of items is unchanged at eleven.</w:t>
             </w:r>
           </w:p>
         </w:tc>
@@ -348,7 +390,7 @@
           <w:color w:val="1A1A1A"/>
           <w:sz w:val="21"/>
         </w:rPr>
-        <w:t xml:space="preserve">This asks no new questions. </w:t>
+        <w:t xml:space="preserve">This asks no new question. </w:t>
       </w:r>
       <w:r>
         <w:rPr>
@@ -357,6 +399,27 @@
           <w:sz w:val="21"/>
         </w:rPr>
         <w:t>ENG-DR-2026-08-06-01 went out on 6 August and asks five questions the team cannot answer for itself. This document asks nothing new. It is a schedule of what has to arrive, in what form, and from whom, for each item already open, so one reader can see the whole outstanding list at once rather than discovering it one blocked story at a time.</w:t>
+      </w:r>
+    </w:p>
+    <w:p>
+      <w:pPr>
+        <w:spacing w:before="0" w:after="120"/>
+      </w:pPr>
+      <w:r>
+        <w:rPr>
+          <w:b/>
+          <w:color w:val="1A1A1A"/>
+          <w:sz w:val="21"/>
+        </w:rPr>
+        <w:t xml:space="preserve">Part B is the one place that reads like a new question and is not. </w:t>
+      </w:r>
+      <w:r>
+        <w:rPr>
+          <w:b w:val="0"/>
+          <w:color w:val="1A1A1A"/>
+          <w:sz w:val="21"/>
+        </w:rPr>
+        <w:t>Two of those five decision requests came back on 6 August with answers that contradict themselves, in the same document, on the same pages. Part B asks which of the two readings is meant. That is the same question already asked, returned unresolved, not a further one.</w:t>
       </w:r>
     </w:p>
     <w:p>
@@ -1338,7 +1401,7 @@
           <w:color w:val="1A1A1A"/>
           <w:sz w:val="23"/>
         </w:rPr>
-        <w:t>The nine items, and what each one releases</w:t>
+        <w:t>The eleven items, and what each one releases</w:t>
       </w:r>
     </w:p>
     <w:tbl>
@@ -1743,7 +1806,7 @@
                 <w:color w:val="1A1A1A"/>
                 <w:sz w:val="18"/>
               </w:rPr>
-              <w:t>Legal review, gate G4</w:t>
+              <w:t>Legal review, gate G4, and the outstanding half of EXT-10</w:t>
             </w:r>
           </w:p>
         </w:tc>
@@ -1928,6 +1991,170 @@
                 <w:sz w:val="18"/>
               </w:rPr>
               <w:t>Part A</w:t>
+            </w:r>
+          </w:p>
+        </w:tc>
+      </w:tr>
+      <w:tr>
+        <w:tc>
+          <w:tcPr>
+            <w:tcW w:type="dxa" w:w="1077"/>
+          </w:tcPr>
+          <w:p>
+            <w:pPr>
+              <w:spacing w:after="40" w:before="40"/>
+            </w:pPr>
+            <w:r/>
+            <w:r>
+              <w:rPr>
+                <w:b w:val="0"/>
+                <w:i w:val="0"/>
+                <w:color w:val="1A1A1A"/>
+                <w:sz w:val="18"/>
+              </w:rPr>
+              <w:t>EXT-8</w:t>
+            </w:r>
+          </w:p>
+        </w:tc>
+        <w:tc>
+          <w:tcPr>
+            <w:tcW w:type="dxa" w:w="3175"/>
+          </w:tcPr>
+          <w:p>
+            <w:pPr>
+              <w:spacing w:after="40" w:before="40"/>
+            </w:pPr>
+            <w:r/>
+            <w:r>
+              <w:rPr>
+                <w:b w:val="0"/>
+                <w:i w:val="0"/>
+                <w:color w:val="1A1A1A"/>
+                <w:sz w:val="18"/>
+              </w:rPr>
+              <w:t>Three contradictions inside the identifier answer</w:t>
+            </w:r>
+          </w:p>
+        </w:tc>
+        <w:tc>
+          <w:tcPr>
+            <w:tcW w:type="dxa" w:w="4025"/>
+          </w:tcPr>
+          <w:p>
+            <w:pPr>
+              <w:spacing w:after="40" w:before="40"/>
+            </w:pPr>
+            <w:r/>
+            <w:r>
+              <w:rPr>
+                <w:b w:val="0"/>
+                <w:i w:val="0"/>
+                <w:color w:val="1A1A1A"/>
+                <w:sz w:val="18"/>
+              </w:rPr>
+              <w:t>The identifier half of E9-S2</w:t>
+            </w:r>
+          </w:p>
+        </w:tc>
+        <w:tc>
+          <w:tcPr>
+            <w:tcW w:type="dxa" w:w="1020"/>
+          </w:tcPr>
+          <w:p>
+            <w:pPr>
+              <w:spacing w:after="40" w:before="40"/>
+            </w:pPr>
+            <w:r/>
+            <w:r>
+              <w:rPr>
+                <w:b w:val="0"/>
+                <w:i w:val="0"/>
+                <w:color w:val="1A1A1A"/>
+                <w:sz w:val="18"/>
+              </w:rPr>
+              <w:t>Part B</w:t>
+            </w:r>
+          </w:p>
+        </w:tc>
+      </w:tr>
+      <w:tr>
+        <w:tc>
+          <w:tcPr>
+            <w:tcW w:type="dxa" w:w="1077"/>
+          </w:tcPr>
+          <w:p>
+            <w:pPr>
+              <w:spacing w:after="40" w:before="40"/>
+            </w:pPr>
+            <w:r/>
+            <w:r>
+              <w:rPr>
+                <w:b w:val="0"/>
+                <w:i w:val="0"/>
+                <w:color w:val="1A1A1A"/>
+                <w:sz w:val="18"/>
+              </w:rPr>
+              <w:t>EXT-9</w:t>
+            </w:r>
+          </w:p>
+        </w:tc>
+        <w:tc>
+          <w:tcPr>
+            <w:tcW w:type="dxa" w:w="3175"/>
+          </w:tcPr>
+          <w:p>
+            <w:pPr>
+              <w:spacing w:after="40" w:before="40"/>
+            </w:pPr>
+            <w:r/>
+            <w:r>
+              <w:rPr>
+                <w:b w:val="0"/>
+                <w:i w:val="0"/>
+                <w:color w:val="1A1A1A"/>
+                <w:sz w:val="18"/>
+              </w:rPr>
+              <w:t>The commission rate. The structure is settled, the number is not</w:t>
+            </w:r>
+          </w:p>
+        </w:tc>
+        <w:tc>
+          <w:tcPr>
+            <w:tcW w:type="dxa" w:w="4025"/>
+          </w:tcPr>
+          <w:p>
+            <w:pPr>
+              <w:spacing w:after="40" w:before="40"/>
+            </w:pPr>
+            <w:r/>
+            <w:r>
+              <w:rPr>
+                <w:b w:val="0"/>
+                <w:i w:val="0"/>
+                <w:color w:val="1A1A1A"/>
+                <w:sz w:val="18"/>
+              </w:rPr>
+              <w:t>E9-S3's commission half, and two points of EXT-4</w:t>
+            </w:r>
+          </w:p>
+        </w:tc>
+        <w:tc>
+          <w:tcPr>
+            <w:tcW w:type="dxa" w:w="1020"/>
+          </w:tcPr>
+          <w:p>
+            <w:pPr>
+              <w:spacing w:after="40" w:before="40"/>
+            </w:pPr>
+            <w:r/>
+            <w:r>
+              <w:rPr>
+                <w:b w:val="0"/>
+                <w:i w:val="0"/>
+                <w:color w:val="1A1A1A"/>
+                <w:sz w:val="18"/>
+              </w:rPr>
+              <w:t>Part B</w:t>
             </w:r>
           </w:p>
         </w:tc>
@@ -2195,7 +2422,7 @@
           <w:color w:val="5A5A5A"/>
           <w:sz w:val="18"/>
         </w:rPr>
-        <w:t>EXT-8 to EXT-12 are outstanding too. They went out on 6 August inside ENG-DR-2026-08-06-01 and appear in Part B of this document with no answer column, because an answer given in two places is an answer that can differ in two places.</w:t>
+        <w:t>EXT-8 and EXT-9 joined this schedule on 6 August, after they were answered. That is not a contradiction. Both were answered the same day inside ENG-DR-2026-08-06-01, and both answers left a point unsettled that the answer itself created. An item that has been answered and is still open is exactly what this schedule is for. EXT-10 is answered and half-open too, and it is chased at EXT-4 rather than given a row of its own, because what it now waits on is counsel's signature. EXT-11 and EXT-12 are closed.</w:t>
       </w:r>
     </w:p>
     <w:p>
@@ -3986,7 +4213,7 @@
                 <w:color w:val="5A5A5A"/>
                 <w:sz w:val="17"/>
               </w:rPr>
-              <w:t>Format: the region code, or write "deferred pending EXT-11". EXT-11 decides whether the internal policy's closed list of three transfer conditions governs or the published policy's reasonable steps does. If the closed list wins, the region must be Nigerian or covered by one of those three conditions.</w:t>
+              <w:t>Format: the region code. EXT-11 answered this on 6 August and the deferral is withdrawn. The internal policy governs and the closed list wins, so this is now a choice rather than a wait: a Nigerian region, which needs no instrument, or a non-Nigerian region, which cannot carry production data until an NDPC-approved Cross-Border Data Transfer Instrument or standard contractual clauses are executed. The ruling's own words: "Until executed and documented, no new production transfer should rely on general consent or 'reasonable steps'."</w:t>
             </w:r>
           </w:p>
         </w:tc>
@@ -4058,7 +4285,7 @@
                 <w:color w:val="1A1A1A"/>
                 <w:sz w:val="19"/>
               </w:rPr>
-              <w:t>The access key and secret for that bucket.</w:t>
+              <w:t>If the region is non-Nigerian, the executed transfer instrument.</w:t>
             </w:r>
           </w:p>
           <w:p>
@@ -4072,7 +4299,7 @@
                 <w:color w:val="5A5A5A"/>
                 <w:sz w:val="17"/>
               </w:rPr>
-              <w:t>Do not write them here. Write who received them, on what date, through which channel, and confirm they are scoped to this bucket alone and not to the whole account.</w:t>
+              <w:t>Format: the instrument's date, its parties, and which subprocessors it covers, or the date it is expected. No such executed instrument exists today, which means a non-Nigerian region answered without this row is an answer that cannot be acted on.</w:t>
             </w:r>
           </w:p>
         </w:tc>
@@ -4144,7 +4371,7 @@
                 <w:color w:val="1A1A1A"/>
                 <w:sz w:val="19"/>
               </w:rPr>
-              <w:t>Confirmation that public reads are denied at the bucket policy.</w:t>
+              <w:t>The access key and secret for that bucket.</w:t>
             </w:r>
           </w:p>
           <w:p>
@@ -4158,7 +4385,7 @@
                 <w:color w:val="5A5A5A"/>
                 <w:sz w:val="17"/>
               </w:rPr>
-              <w:t>Format: yes or no, and the date it was checked. ADR-0004 makes this a production requirement rather than a preference.</w:t>
+              <w:t>Do not write them here. Write who received them, on what date, through which channel, and confirm they are scoped to this bucket alone and not to the whole account.</w:t>
             </w:r>
           </w:p>
         </w:tc>
@@ -4230,7 +4457,7 @@
                 <w:color w:val="1A1A1A"/>
                 <w:sz w:val="19"/>
               </w:rPr>
-              <w:t>Whether object versioning is enabled.</w:t>
+              <w:t>Confirmation that public reads are denied at the bucket policy.</w:t>
             </w:r>
           </w:p>
           <w:p>
@@ -4244,7 +4471,7 @@
                 <w:color w:val="5A5A5A"/>
                 <w:sz w:val="17"/>
               </w:rPr>
-              <w:t>Format: on or off. This is not housekeeping. E8-S1 requires erasure to crypto-shred rather than leave orphaned objects, and versioning changes what deletion means.</w:t>
+              <w:t>Format: yes or no, and the date it was checked. ADR-0004 makes this a production requirement rather than a preference.</w:t>
             </w:r>
           </w:p>
         </w:tc>
@@ -4297,6 +4524,92 @@
                 <w:sz w:val="19"/>
               </w:rPr>
               <w:t>7</w:t>
+            </w:r>
+          </w:p>
+        </w:tc>
+        <w:tc>
+          <w:tcPr>
+            <w:tcW w:type="dxa" w:w="5272"/>
+          </w:tcPr>
+          <w:p>
+            <w:pPr>
+              <w:spacing w:after="40" w:before="40"/>
+            </w:pPr>
+            <w:r/>
+            <w:r>
+              <w:rPr>
+                <w:b w:val="0"/>
+                <w:i w:val="0"/>
+                <w:color w:val="1A1A1A"/>
+                <w:sz w:val="19"/>
+              </w:rPr>
+              <w:t>Whether object versioning is enabled.</w:t>
+            </w:r>
+          </w:p>
+          <w:p>
+            <w:pPr>
+              <w:spacing w:after="40" w:before="0"/>
+            </w:pPr>
+            <w:r>
+              <w:rPr>
+                <w:b w:val="0"/>
+                <w:i/>
+                <w:color w:val="5A5A5A"/>
+                <w:sz w:val="17"/>
+              </w:rPr>
+              <w:t>Format: on or off. This is not housekeeping. E8-S1 requires erasure to crypto-shred rather than leave orphaned objects, and versioning changes what deletion means.</w:t>
+            </w:r>
+          </w:p>
+        </w:tc>
+        <w:tc>
+          <w:tcPr>
+            <w:tcW w:type="dxa" w:w="3515"/>
+            <w:shd w:val="clear" w:fill="FFFDF2"/>
+          </w:tcPr>
+          <w:p>
+            <w:pPr>
+              <w:spacing w:after="40" w:before="40"/>
+            </w:pPr>
+            <w:r/>
+            <w:r>
+              <w:rPr>
+                <w:b w:val="0"/>
+                <w:i/>
+                <w:color w:val="5A5A5A"/>
+                <w:sz w:val="18"/>
+              </w:rPr>
+            </w:r>
+          </w:p>
+          <w:p>
+            <w:pPr>
+              <w:spacing w:after="40"/>
+            </w:pPr>
+          </w:p>
+          <w:p>
+            <w:pPr>
+              <w:spacing w:after="40"/>
+            </w:pPr>
+          </w:p>
+        </w:tc>
+      </w:tr>
+      <w:tr>
+        <w:tc>
+          <w:tcPr>
+            <w:tcW w:type="dxa" w:w="510"/>
+          </w:tcPr>
+          <w:p>
+            <w:pPr>
+              <w:spacing w:after="40" w:before="40"/>
+            </w:pPr>
+            <w:r/>
+            <w:r>
+              <w:rPr>
+                <w:b/>
+                <w:i w:val="0"/>
+                <w:color w:val="1A1A1A"/>
+                <w:sz w:val="19"/>
+              </w:rPr>
+              <w:t>8</w:t>
             </w:r>
           </w:p>
         </w:tc>
@@ -4436,7 +4749,7 @@
                 <w:color w:val="1A1A1A"/>
                 <w:sz w:val="19"/>
               </w:rPr>
-              <w:t>The bucket is [name] at endpoint [url], region [code, or deferred pending EXT-11].</w:t>
+              <w:t>The bucket is [name] at endpoint [url], region [code]. That region is [Nigerian / not</w:t>
             </w:r>
           </w:p>
         </w:tc>
@@ -4459,7 +4772,7 @@
                 <w:color w:val="1A1A1A"/>
                 <w:sz w:val="19"/>
               </w:rPr>
-              <w:t>Credentials were issued to [name] on [date] by [channel], scoped to this bucket only.</w:t>
+              <w:t>Nigerian]. If not Nigerian, the cross-border transfer instrument is dated [date] between</w:t>
             </w:r>
           </w:p>
         </w:tc>
@@ -4482,7 +4795,7 @@
                 <w:color w:val="1A1A1A"/>
                 <w:sz w:val="19"/>
               </w:rPr>
-              <w:t>Public reads are denied at the bucket policy: [yes/no], checked [date]. Object</w:t>
+              <w:t>[parties] and covers [subprocessors], or is expected [date]. Credentials were issued to</w:t>
             </w:r>
           </w:p>
         </w:tc>
@@ -4505,7 +4818,53 @@
                 <w:color w:val="1A1A1A"/>
                 <w:sz w:val="19"/>
               </w:rPr>
-              <w:t>versioning is [on/off]. Lifecycle rules applied: [rules, or none].</w:t>
+              <w:t>[name] on [date] by [channel], scoped to this bucket only. Public reads are denied at the</w:t>
+            </w:r>
+          </w:p>
+        </w:tc>
+      </w:tr>
+      <w:tr>
+        <w:tc>
+          <w:tcPr>
+            <w:tcW w:type="dxa" w:w="9298"/>
+            <w:shd w:val="clear" w:fill="F7F7F7"/>
+          </w:tcPr>
+          <w:p>
+            <w:pPr>
+              <w:spacing w:after="40" w:before="40"/>
+            </w:pPr>
+            <w:r/>
+            <w:r>
+              <w:rPr>
+                <w:b w:val="0"/>
+                <w:i/>
+                <w:color w:val="1A1A1A"/>
+                <w:sz w:val="19"/>
+              </w:rPr>
+              <w:t>bucket policy: [yes/no], checked [date]. Object versioning is [on/off]. Lifecycle rules</w:t>
+            </w:r>
+          </w:p>
+        </w:tc>
+      </w:tr>
+      <w:tr>
+        <w:tc>
+          <w:tcPr>
+            <w:tcW w:type="dxa" w:w="9298"/>
+            <w:shd w:val="clear" w:fill="F7F7F7"/>
+          </w:tcPr>
+          <w:p>
+            <w:pPr>
+              <w:spacing w:after="40" w:before="40"/>
+            </w:pPr>
+            <w:r/>
+            <w:r>
+              <w:rPr>
+                <w:b w:val="0"/>
+                <w:i/>
+                <w:color w:val="1A1A1A"/>
+                <w:sz w:val="19"/>
+              </w:rPr>
+              <w:t>applied: [rules, or none].</w:t>
             </w:r>
           </w:p>
         </w:tc>
@@ -5718,7 +6077,7 @@
                 <w:color w:val="1A1A1A"/>
                 <w:sz w:val="19"/>
               </w:rPr>
-              <w:t>Whether to wait for EXT-12 before publishing DNS.</w:t>
+              <w:t>Confirmation that the sending domain sits under safebuyrealtiesltd.com.</w:t>
             </w:r>
           </w:p>
           <w:p>
@@ -5732,7 +6091,93 @@
                 <w:color w:val="5A5A5A"/>
                 <w:sz w:val="17"/>
               </w:rPr>
-              <w:t>Format: proceed now, or wait. EXT-12 settles the canonical domain. A sending domain chosen before that answer may have to move, which means publishing DNS again and warming it again.</w:t>
+              <w:t>Format: yes, or the domain you are using instead and why. EXT-12 answered the canonical domain on 6 August and this row stopped being a wait. The answer is www.safebuyrealtiesltd.com, held in a company-controlled account with the registrar, DNS, certificates, renewal billing and recovery credentials under MD/CEO and authorised administrator oversight. The same answer instructs that safebuyrealties.com must not be printed on instruments unless Management separately confirms ownership. A sending domain under anything else now needs a reason, which is the reverse of where this row stood that morning.</w:t>
+            </w:r>
+          </w:p>
+        </w:tc>
+        <w:tc>
+          <w:tcPr>
+            <w:tcW w:type="dxa" w:w="3515"/>
+            <w:shd w:val="clear" w:fill="FFFDF2"/>
+          </w:tcPr>
+          <w:p>
+            <w:pPr>
+              <w:spacing w:after="40" w:before="40"/>
+            </w:pPr>
+            <w:r/>
+            <w:r>
+              <w:rPr>
+                <w:b w:val="0"/>
+                <w:i/>
+                <w:color w:val="5A5A5A"/>
+                <w:sz w:val="18"/>
+              </w:rPr>
+            </w:r>
+          </w:p>
+          <w:p>
+            <w:pPr>
+              <w:spacing w:after="40"/>
+            </w:pPr>
+          </w:p>
+          <w:p>
+            <w:pPr>
+              <w:spacing w:after="40"/>
+            </w:pPr>
+          </w:p>
+        </w:tc>
+      </w:tr>
+      <w:tr>
+        <w:tc>
+          <w:tcPr>
+            <w:tcW w:type="dxa" w:w="510"/>
+          </w:tcPr>
+          <w:p>
+            <w:pPr>
+              <w:spacing w:after="40" w:before="40"/>
+            </w:pPr>
+            <w:r/>
+            <w:r>
+              <w:rPr>
+                <w:b/>
+                <w:i w:val="0"/>
+                <w:color w:val="1A1A1A"/>
+                <w:sz w:val="19"/>
+              </w:rPr>
+              <w:t>9</w:t>
+            </w:r>
+          </w:p>
+        </w:tc>
+        <w:tc>
+          <w:tcPr>
+            <w:tcW w:type="dxa" w:w="5272"/>
+          </w:tcPr>
+          <w:p>
+            <w:pPr>
+              <w:spacing w:after="40" w:before="40"/>
+            </w:pPr>
+            <w:r/>
+            <w:r>
+              <w:rPr>
+                <w:b w:val="0"/>
+                <w:i w:val="0"/>
+                <w:color w:val="1A1A1A"/>
+                <w:sz w:val="19"/>
+              </w:rPr>
+              <w:t>Who holds the registrar account for that domain, by name.</w:t>
+            </w:r>
+          </w:p>
+          <w:p>
+            <w:pPr>
+              <w:spacing w:after="40" w:before="0"/>
+            </w:pPr>
+            <w:r>
+              <w:rPr>
+                <w:b w:val="0"/>
+                <w:i/>
+                <w:color w:val="5A5A5A"/>
+                <w:sz w:val="17"/>
+              </w:rPr>
+              <w:t>Format: full name, role, and the organisation the account is registered to. The EXT-12 answer makes company control of the registrar account a requirement rather than a detail, and mail authentication is published from exactly that account.</w:t>
             </w:r>
           </w:p>
         </w:tc>
@@ -5838,7 +6283,7 @@
                 <w:color w:val="1A1A1A"/>
                 <w:sz w:val="19"/>
               </w:rPr>
-              <w:t>Mail sends from [domain]. DNS for it is controlled by [name, organisation]. SPF, DKIM</w:t>
+              <w:t>Mail sends from [domain], which is / is not under safebuyrealtiesltd.com. The registrar</w:t>
             </w:r>
           </w:p>
         </w:tc>
@@ -5861,7 +6306,7 @@
                 <w:color w:val="1A1A1A"/>
                 <w:sz w:val="19"/>
               </w:rPr>
-              <w:t>and DMARC were published on [date], DMARC policy [none/quarantine/reject], reports to</w:t>
+              <w:t>account is held by [name] of [organisation]. DNS for it is controlled by [name,</w:t>
             </w:r>
           </w:p>
         </w:tc>
@@ -5884,7 +6329,7 @@
                 <w:color w:val="1A1A1A"/>
                 <w:sz w:val="19"/>
               </w:rPr>
-              <w:t>[address]. SMTP credentials were issued to [name] on [date]. Users see From [address]</w:t>
+              <w:t>organisation]. SPF, DKIM and DMARC were published on [date], DMARC policy</w:t>
             </w:r>
           </w:p>
         </w:tc>
@@ -5907,7 +6352,30 @@
                 <w:color w:val="1A1A1A"/>
                 <w:sz w:val="19"/>
               </w:rPr>
-              <w:t>and Reply-To [address]. Bounces go to [address].</w:t>
+              <w:t>[none/quarantine/reject], reports to [address]. SMTP credentials were issued to [name] on</w:t>
+            </w:r>
+          </w:p>
+        </w:tc>
+      </w:tr>
+      <w:tr>
+        <w:tc>
+          <w:tcPr>
+            <w:tcW w:type="dxa" w:w="9298"/>
+            <w:shd w:val="clear" w:fill="F7F7F7"/>
+          </w:tcPr>
+          <w:p>
+            <w:pPr>
+              <w:spacing w:after="40" w:before="40"/>
+            </w:pPr>
+            <w:r/>
+            <w:r>
+              <w:rPr>
+                <w:b w:val="0"/>
+                <w:i/>
+                <w:color w:val="1A1A1A"/>
+                <w:sz w:val="19"/>
+              </w:rPr>
+              <w:t>[date]. Users see From [address] and Reply-To [address]. Bounces go to [address].</w:t>
             </w:r>
           </w:p>
         </w:tc>
@@ -6328,7 +6796,7 @@
           <w:color w:val="5A5A5A"/>
           <w:sz w:val="19"/>
         </w:rPr>
-        <w:t>Owner: Client, counsel     |     Closes E8-S2. Moves gate G4.</w:t>
+        <w:t>Owner: Client, counsel     |     Closes E8-S2, and the outstanding half of EXT-10. Moves gate G4, on two counsel signatures rather than one.</w:t>
       </w:r>
     </w:p>
     <w:p>
@@ -6366,6 +6834,27 @@
         <w:t>The clause-by-clause requirement is carried in full in the outstanding backlog, because that table is the instruction to counsel. Two existing clauses also need correcting: section 10 vests site content in the Founder, an individual rather than the company, and section 5(a) promises a minimum 5% from each side, which EXT-9's answer has to be reconciled against.</w:t>
       </w:r>
     </w:p>
+    <w:p>
+      <w:pPr>
+        <w:spacing w:before="0" w:after="120"/>
+      </w:pPr>
+      <w:r>
+        <w:rPr>
+          <w:b/>
+          <w:color w:val="1A1A1A"/>
+          <w:sz w:val="20"/>
+        </w:rPr>
+        <w:t xml:space="preserve">This item grew on 6 August, and clause 5 of the Power of Attorney is why. </w:t>
+      </w:r>
+      <w:r>
+        <w:rPr>
+          <w:b w:val="0"/>
+          <w:color w:val="1A1A1A"/>
+          <w:sz w:val="20"/>
+        </w:rPr>
+        <w:t>That clause authorises deducting 10% at source, which is what EXT-9 and EXT-10 were asked about. Both were answered that day and both answers land on this one clause. EXT-10 rules that no VAT may be withheld from seller proceeds, which clause 5 is silent on and must now say. EXT-9 rules 5 per cent from each side, which is not what clause 5 says: the signed instrument authorises 10 per cent, and it authorises it from the seller alone. A buyer-side charge has no home in a seller-signed instrument at all, so it needs a buyer-facing one. That is this item, and it is the largest single thing the 6 August answers added to it.</w:t>
+      </w:r>
+    </w:p>
     <w:tbl>
       <w:tblPr>
         <w:tblStyle w:val="TableGrid"/>
@@ -6824,7 +7313,7 @@
                 <w:color w:val="1A1A1A"/>
                 <w:sz w:val="19"/>
               </w:rPr>
-              <w:t>The entity name to be used throughout the documents.</w:t>
+              <w:t>Confirmation of the entity, address and domain to be used throughout.</w:t>
             </w:r>
           </w:p>
           <w:p>
@@ -6838,7 +7327,7 @@
                 <w:color w:val="5A5A5A"/>
                 <w:sz w:val="17"/>
               </w:rPr>
-              <w:t>Format: the registered name exactly as it appears at the Corporate Affairs Commission. This is the same answer as EXT-12 and only needs giving once.</w:t>
+              <w:t>Format: yes, or a correction. EXT-12 supplied these on 6 August and this row stopped being a question. Safebuyrealties International Ltd, RC Number 8483982, Suite 404, 4th Floor, 14 Allen Avenue, Centage Plaza, Ikeja, Lagos, and www.safebuyrealtiesltd.com. They are repeated here because counsel is the party that has to put them into three documents, and because the only remaining risk is that the values above are wrong rather than that they are missing.</w:t>
             </w:r>
           </w:p>
         </w:tc>
@@ -6910,7 +7399,7 @@
                 <w:color w:val="1A1A1A"/>
                 <w:sz w:val="19"/>
               </w:rPr>
-              <w:t>Whether counsel proceeds now or waits for EXT-9, EXT-10 and EXT-12.</w:t>
+              <w:t>Counsel's signature on the VAT position already drafted for it.</w:t>
             </w:r>
           </w:p>
           <w:p>
@@ -6924,7 +7413,437 @@
                 <w:color w:val="5A5A5A"/>
                 <w:sz w:val="17"/>
               </w:rPr>
-              <w:t>Format: proceed now, or wait. The commission basis, the VAT authority and the registered name all sit inside the text counsel would be approving. Sending it first means paying for a review of text that then changes.</w:t>
+              <w:t>Format: signed, with a name, a role and a date, or the wording counsel signs instead. EXT-10's answer carries a paragraph headed "Recommended counsel position for formal signature" and sets its own condition: no production VAT automation activates until counsel signs it and the CEO, COO and CFO approve the configuration. This is the single thing keeping EXT-10 open.</w:t>
+            </w:r>
+          </w:p>
+        </w:tc>
+        <w:tc>
+          <w:tcPr>
+            <w:tcW w:type="dxa" w:w="3515"/>
+            <w:shd w:val="clear" w:fill="FFFDF2"/>
+          </w:tcPr>
+          <w:p>
+            <w:pPr>
+              <w:spacing w:after="40" w:before="40"/>
+            </w:pPr>
+            <w:r/>
+            <w:r>
+              <w:rPr>
+                <w:b w:val="0"/>
+                <w:i/>
+                <w:color w:val="5A5A5A"/>
+                <w:sz w:val="18"/>
+              </w:rPr>
+            </w:r>
+          </w:p>
+          <w:p>
+            <w:pPr>
+              <w:spacing w:after="40"/>
+            </w:pPr>
+          </w:p>
+          <w:p>
+            <w:pPr>
+              <w:spacing w:after="40"/>
+            </w:pPr>
+          </w:p>
+        </w:tc>
+      </w:tr>
+      <w:tr>
+        <w:tc>
+          <w:tcPr>
+            <w:tcW w:type="dxa" w:w="510"/>
+          </w:tcPr>
+          <w:p>
+            <w:pPr>
+              <w:spacing w:after="40" w:before="40"/>
+            </w:pPr>
+            <w:r/>
+            <w:r>
+              <w:rPr>
+                <w:b/>
+                <w:i w:val="0"/>
+                <w:color w:val="1A1A1A"/>
+                <w:sz w:val="19"/>
+              </w:rPr>
+              <w:t>7</w:t>
+            </w:r>
+          </w:p>
+        </w:tc>
+        <w:tc>
+          <w:tcPr>
+            <w:tcW w:type="dxa" w:w="5272"/>
+          </w:tcPr>
+          <w:p>
+            <w:pPr>
+              <w:spacing w:after="40" w:before="40"/>
+            </w:pPr>
+            <w:r/>
+            <w:r>
+              <w:rPr>
+                <w:b w:val="0"/>
+                <w:i w:val="0"/>
+                <w:color w:val="1A1A1A"/>
+                <w:sz w:val="19"/>
+              </w:rPr>
+              <w:t>"Commission plus applicable VAT" in the buyer and seller engagement documents.</w:t>
+            </w:r>
+          </w:p>
+          <w:p>
+            <w:pPr>
+              <w:spacing w:after="40" w:before="0"/>
+            </w:pPr>
+            <w:r>
+              <w:rPr>
+                <w:b w:val="0"/>
+                <w:i/>
+                <w:color w:val="5A5A5A"/>
+                <w:sz w:val="17"/>
+              </w:rPr>
+              <w:t>Format: confirmation that the phrase, or counsel's equivalent, appears in each. This is counsel's own condition from the EXT-10 answer, and it is a wording change to instruments rather than a VAT decision, which is why it is asked here and not there.</w:t>
+            </w:r>
+          </w:p>
+        </w:tc>
+        <w:tc>
+          <w:tcPr>
+            <w:tcW w:type="dxa" w:w="3515"/>
+            <w:shd w:val="clear" w:fill="FFFDF2"/>
+          </w:tcPr>
+          <w:p>
+            <w:pPr>
+              <w:spacing w:after="40" w:before="40"/>
+            </w:pPr>
+            <w:r/>
+            <w:r>
+              <w:rPr>
+                <w:b w:val="0"/>
+                <w:i/>
+                <w:color w:val="5A5A5A"/>
+                <w:sz w:val="18"/>
+              </w:rPr>
+            </w:r>
+          </w:p>
+          <w:p>
+            <w:pPr>
+              <w:spacing w:after="40"/>
+            </w:pPr>
+          </w:p>
+          <w:p>
+            <w:pPr>
+              <w:spacing w:after="40"/>
+            </w:pPr>
+          </w:p>
+        </w:tc>
+      </w:tr>
+      <w:tr>
+        <w:tc>
+          <w:tcPr>
+            <w:tcW w:type="dxa" w:w="510"/>
+          </w:tcPr>
+          <w:p>
+            <w:pPr>
+              <w:spacing w:after="40" w:before="40"/>
+            </w:pPr>
+            <w:r/>
+            <w:r>
+              <w:rPr>
+                <w:b/>
+                <w:i w:val="0"/>
+                <w:color w:val="1A1A1A"/>
+                <w:sz w:val="19"/>
+              </w:rPr>
+              <w:t>8</w:t>
+            </w:r>
+          </w:p>
+        </w:tc>
+        <w:tc>
+          <w:tcPr>
+            <w:tcW w:type="dxa" w:w="5272"/>
+          </w:tcPr>
+          <w:p>
+            <w:pPr>
+              <w:spacing w:after="40" w:before="40"/>
+            </w:pPr>
+            <w:r/>
+            <w:r>
+              <w:rPr>
+                <w:b w:val="0"/>
+                <w:i w:val="0"/>
+                <w:color w:val="1A1A1A"/>
+                <w:sz w:val="19"/>
+              </w:rPr>
+              <w:t>A buyer-facing instrument that carries the buyer's commission.</w:t>
+            </w:r>
+          </w:p>
+          <w:p>
+            <w:pPr>
+              <w:spacing w:after="40" w:before="0"/>
+            </w:pPr>
+            <w:r>
+              <w:rPr>
+                <w:b w:val="0"/>
+                <w:i/>
+                <w:color w:val="5A5A5A"/>
+                <w:sz w:val="17"/>
+              </w:rPr>
+              <w:t>Format: which document it is, and whether it exists yet. EXT-9 makes commission chargeable to the buyer as well as the seller. The Power of Attorney is signed by the seller alone, so it cannot bind a buyer to anything. Either the terms of service carry the buyer's side or a separate buyer engagement letter does, and somebody has to say which.</w:t>
+            </w:r>
+          </w:p>
+        </w:tc>
+        <w:tc>
+          <w:tcPr>
+            <w:tcW w:type="dxa" w:w="3515"/>
+            <w:shd w:val="clear" w:fill="FFFDF2"/>
+          </w:tcPr>
+          <w:p>
+            <w:pPr>
+              <w:spacing w:after="40" w:before="40"/>
+            </w:pPr>
+            <w:r/>
+            <w:r>
+              <w:rPr>
+                <w:b w:val="0"/>
+                <w:i/>
+                <w:color w:val="5A5A5A"/>
+                <w:sz w:val="18"/>
+              </w:rPr>
+            </w:r>
+          </w:p>
+          <w:p>
+            <w:pPr>
+              <w:spacing w:after="40"/>
+            </w:pPr>
+          </w:p>
+          <w:p>
+            <w:pPr>
+              <w:spacing w:after="40"/>
+            </w:pPr>
+          </w:p>
+        </w:tc>
+      </w:tr>
+      <w:tr>
+        <w:tc>
+          <w:tcPr>
+            <w:tcW w:type="dxa" w:w="510"/>
+          </w:tcPr>
+          <w:p>
+            <w:pPr>
+              <w:spacing w:after="40" w:before="40"/>
+            </w:pPr>
+            <w:r/>
+            <w:r>
+              <w:rPr>
+                <w:b/>
+                <w:i w:val="0"/>
+                <w:color w:val="1A1A1A"/>
+                <w:sz w:val="19"/>
+              </w:rPr>
+              <w:t>9</w:t>
+            </w:r>
+          </w:p>
+        </w:tc>
+        <w:tc>
+          <w:tcPr>
+            <w:tcW w:type="dxa" w:w="5272"/>
+          </w:tcPr>
+          <w:p>
+            <w:pPr>
+              <w:spacing w:after="40" w:before="40"/>
+            </w:pPr>
+            <w:r/>
+            <w:r>
+              <w:rPr>
+                <w:b w:val="0"/>
+                <w:i w:val="0"/>
+                <w:color w:val="1A1A1A"/>
+                <w:sz w:val="19"/>
+              </w:rPr>
+              <w:t>The Power of Attorney clause 5 rewrite, on both counts.</w:t>
+            </w:r>
+          </w:p>
+          <w:p>
+            <w:pPr>
+              <w:spacing w:after="40" w:before="0"/>
+            </w:pPr>
+            <w:r>
+              <w:rPr>
+                <w:b w:val="0"/>
+                <w:i/>
+                <w:color w:val="5A5A5A"/>
+                <w:sz w:val="17"/>
+              </w:rPr>
+              <w:t>Format: the replacement wording, or confirmation that counsel is drafting it and when. Clause 5 currently authorises 10 per cent at source from the seller and says nothing about VAT. EXT-9 says 5 per cent per side. EXT-10 says no VAT comes out of seller proceeds. Both have to appear in the clause that actually authorises the deduction, and the number in it has to match whatever the EXT-9 follow-up in Part B settles.</w:t>
+            </w:r>
+          </w:p>
+        </w:tc>
+        <w:tc>
+          <w:tcPr>
+            <w:tcW w:type="dxa" w:w="3515"/>
+            <w:shd w:val="clear" w:fill="FFFDF2"/>
+          </w:tcPr>
+          <w:p>
+            <w:pPr>
+              <w:spacing w:after="40" w:before="40"/>
+            </w:pPr>
+            <w:r/>
+            <w:r>
+              <w:rPr>
+                <w:b w:val="0"/>
+                <w:i/>
+                <w:color w:val="5A5A5A"/>
+                <w:sz w:val="18"/>
+              </w:rPr>
+            </w:r>
+          </w:p>
+          <w:p>
+            <w:pPr>
+              <w:spacing w:after="40"/>
+            </w:pPr>
+          </w:p>
+          <w:p>
+            <w:pPr>
+              <w:spacing w:after="40"/>
+            </w:pPr>
+          </w:p>
+        </w:tc>
+      </w:tr>
+      <w:tr>
+        <w:tc>
+          <w:tcPr>
+            <w:tcW w:type="dxa" w:w="510"/>
+          </w:tcPr>
+          <w:p>
+            <w:pPr>
+              <w:spacing w:after="40" w:before="40"/>
+            </w:pPr>
+            <w:r/>
+            <w:r>
+              <w:rPr>
+                <w:b/>
+                <w:i w:val="0"/>
+                <w:color w:val="1A1A1A"/>
+                <w:sz w:val="19"/>
+              </w:rPr>
+              <w:t>10</w:t>
+            </w:r>
+          </w:p>
+        </w:tc>
+        <w:tc>
+          <w:tcPr>
+            <w:tcW w:type="dxa" w:w="5272"/>
+          </w:tcPr>
+          <w:p>
+            <w:pPr>
+              <w:spacing w:after="40" w:before="40"/>
+            </w:pPr>
+            <w:r/>
+            <w:r>
+              <w:rPr>
+                <w:b w:val="0"/>
+                <w:i w:val="0"/>
+                <w:color w:val="1A1A1A"/>
+                <w:sz w:val="19"/>
+              </w:rPr>
+              <w:t>The QR verification destination on the generated instrument.</w:t>
+            </w:r>
+          </w:p>
+          <w:p>
+            <w:pPr>
+              <w:spacing w:after="40" w:before="0"/>
+            </w:pPr>
+            <w:r>
+              <w:rPr>
+                <w:b w:val="0"/>
+                <w:i/>
+                <w:color w:val="5A5A5A"/>
+                <w:sz w:val="17"/>
+              </w:rPr>
+              <w:t>Format: the URL to print. The platform currently defaults to a verify address on safebuyrealties.com, which is the domain EXT-12 says not to print. Management's decision keeps the hold on new Power of Attorney generation "until the templates and QR destination are corrected and tested", so this is the row that lifts the hold.</w:t>
+            </w:r>
+          </w:p>
+        </w:tc>
+        <w:tc>
+          <w:tcPr>
+            <w:tcW w:type="dxa" w:w="3515"/>
+            <w:shd w:val="clear" w:fill="FFFDF2"/>
+          </w:tcPr>
+          <w:p>
+            <w:pPr>
+              <w:spacing w:after="40" w:before="40"/>
+            </w:pPr>
+            <w:r/>
+            <w:r>
+              <w:rPr>
+                <w:b w:val="0"/>
+                <w:i/>
+                <w:color w:val="5A5A5A"/>
+                <w:sz w:val="18"/>
+              </w:rPr>
+            </w:r>
+          </w:p>
+          <w:p>
+            <w:pPr>
+              <w:spacing w:after="40"/>
+            </w:pPr>
+          </w:p>
+          <w:p>
+            <w:pPr>
+              <w:spacing w:after="40"/>
+            </w:pPr>
+          </w:p>
+        </w:tc>
+      </w:tr>
+      <w:tr>
+        <w:tc>
+          <w:tcPr>
+            <w:tcW w:type="dxa" w:w="510"/>
+          </w:tcPr>
+          <w:p>
+            <w:pPr>
+              <w:spacing w:after="40" w:before="40"/>
+            </w:pPr>
+            <w:r/>
+            <w:r>
+              <w:rPr>
+                <w:b/>
+                <w:i w:val="0"/>
+                <w:color w:val="1A1A1A"/>
+                <w:sz w:val="19"/>
+              </w:rPr>
+              <w:t>11</w:t>
+            </w:r>
+          </w:p>
+        </w:tc>
+        <w:tc>
+          <w:tcPr>
+            <w:tcW w:type="dxa" w:w="5272"/>
+          </w:tcPr>
+          <w:p>
+            <w:pPr>
+              <w:spacing w:after="40" w:before="40"/>
+            </w:pPr>
+            <w:r/>
+            <w:r>
+              <w:rPr>
+                <w:b w:val="0"/>
+                <w:i w:val="0"/>
+                <w:color w:val="1A1A1A"/>
+                <w:sz w:val="19"/>
+              </w:rPr>
+              <w:t>Whether counsel proceeds now or waits for EXT-9.</w:t>
+            </w:r>
+          </w:p>
+          <w:p>
+            <w:pPr>
+              <w:spacing w:after="40" w:before="0"/>
+            </w:pPr>
+            <w:r>
+              <w:rPr>
+                <w:b w:val="0"/>
+                <w:i/>
+                <w:color w:val="5A5A5A"/>
+                <w:sz w:val="17"/>
+              </w:rPr>
+              <w:t>Format: proceed now, or wait. This item used to wait on EXT-9, EXT-10 and EXT-12. EXT-12 has answered in full and EXT-10 has answered on substance, so only EXT-9 is still capable of changing the text counsel would be approving, and only in one place: the commission number in clause 5 and in terms of service section 5(a). Everything else on this list can go to counsel now, and if the whole package waits for that one number the wait buys nothing, because the number sits in two clauses that can be filled last.</w:t>
             </w:r>
           </w:p>
         </w:tc>
@@ -7076,7 +7995,7 @@
                 <w:color w:val="1A1A1A"/>
                 <w:sz w:val="19"/>
               </w:rPr>
-              <w:t>[permitted / not permitted / permitted subject to ...]. The entity named throughout is</w:t>
+              <w:t>[permitted / not permitted / permitted subject to ...]. The entity, address and domain in</w:t>
             </w:r>
           </w:p>
         </w:tc>
@@ -7099,7 +8018,99 @@
                 <w:color w:val="1A1A1A"/>
                 <w:sz w:val="19"/>
               </w:rPr>
-              <w:t>[registered name]. They [proceed now / wait for EXT-9, EXT-10 and EXT-12].</w:t>
+              <w:t>row 5 are correct / should read [correction]. The EXT-10 VAT position is signed by [name,</w:t>
+            </w:r>
+          </w:p>
+        </w:tc>
+      </w:tr>
+      <w:tr>
+        <w:tc>
+          <w:tcPr>
+            <w:tcW w:type="dxa" w:w="9298"/>
+            <w:shd w:val="clear" w:fill="F7F7F7"/>
+          </w:tcPr>
+          <w:p>
+            <w:pPr>
+              <w:spacing w:after="40" w:before="40"/>
+            </w:pPr>
+            <w:r/>
+            <w:r>
+              <w:rPr>
+                <w:b w:val="0"/>
+                <w:i/>
+                <w:color w:val="1A1A1A"/>
+                <w:sz w:val="19"/>
+              </w:rPr>
+              <w:t>role] on [date], or counsel signs [wording] instead. "Commission plus applicable VAT"</w:t>
+            </w:r>
+          </w:p>
+        </w:tc>
+      </w:tr>
+      <w:tr>
+        <w:tc>
+          <w:tcPr>
+            <w:tcW w:type="dxa" w:w="9298"/>
+            <w:shd w:val="clear" w:fill="F7F7F7"/>
+          </w:tcPr>
+          <w:p>
+            <w:pPr>
+              <w:spacing w:after="40" w:before="40"/>
+            </w:pPr>
+            <w:r/>
+            <w:r>
+              <w:rPr>
+                <w:b w:val="0"/>
+                <w:i/>
+                <w:color w:val="1A1A1A"/>
+                <w:sz w:val="19"/>
+              </w:rPr>
+              <w:t>appears in [documents]. The buyer's commission is carried by [document]. Clause 5 is</w:t>
+            </w:r>
+          </w:p>
+        </w:tc>
+      </w:tr>
+      <w:tr>
+        <w:tc>
+          <w:tcPr>
+            <w:tcW w:type="dxa" w:w="9298"/>
+            <w:shd w:val="clear" w:fill="F7F7F7"/>
+          </w:tcPr>
+          <w:p>
+            <w:pPr>
+              <w:spacing w:after="40" w:before="40"/>
+            </w:pPr>
+            <w:r/>
+            <w:r>
+              <w:rPr>
+                <w:b w:val="0"/>
+                <w:i/>
+                <w:color w:val="1A1A1A"/>
+                <w:sz w:val="19"/>
+              </w:rPr>
+              <w:t>replaced by [wording]. The QR destination to print is [url]. They [proceed now / wait for</w:t>
+            </w:r>
+          </w:p>
+        </w:tc>
+      </w:tr>
+      <w:tr>
+        <w:tc>
+          <w:tcPr>
+            <w:tcW w:type="dxa" w:w="9298"/>
+            <w:shd w:val="clear" w:fill="F7F7F7"/>
+          </w:tcPr>
+          <w:p>
+            <w:pPr>
+              <w:spacing w:after="40" w:before="40"/>
+            </w:pPr>
+            <w:r/>
+            <w:r>
+              <w:rPr>
+                <w:b w:val="0"/>
+                <w:i/>
+                <w:color w:val="1A1A1A"/>
+                <w:sz w:val="19"/>
+              </w:rPr>
+              <w:t>EXT-9].</w:t>
             </w:r>
           </w:p>
         </w:tc>
@@ -7127,7 +8138,7 @@
           <w:color w:val="5A5A5A"/>
           <w:sz w:val="18"/>
         </w:rPr>
-        <w:t>Replacement files in the inputs directory. The EXT-4 row, the E8-S2 entry and the gate G4 note in the outstanding backlog. The clause text and a version stamp in the Power of Attorney service. The delivery board and the build checklist.</w:t>
+        <w:t>Replacement files in the inputs directory. The EXT-4 row, the EXT-10 row, the E8-S2 entry and the gate G4 note in the outstanding backlog. The clause text and a version stamp in the Power of Attorney service, and the verify address in its configuration. The delivery board and the build checklist.</w:t>
       </w:r>
     </w:p>
     <w:tbl>
@@ -8081,7 +9092,7 @@
           <w:color w:val="1A1A1A"/>
           <w:sz w:val="23"/>
         </w:rPr>
-        <w:t>EXT-5, retention periods. One number per category.</w:t>
+        <w:t>6.   Retention periods. One number per category.</w:t>
       </w:r>
     </w:p>
     <w:p>
@@ -8884,6 +9895,402 @@
     </w:p>
     <w:p>
       <w:pPr>
+        <w:spacing w:before="200" w:after="80"/>
+      </w:pPr>
+      <w:r>
+        <w:rPr>
+          <w:b/>
+          <w:color w:val="1A1A1A"/>
+          <w:sz w:val="23"/>
+        </w:rPr>
+        <w:t>Three more, added on 6 August after EXT-11 and EXT-8 came back</w:t>
+      </w:r>
+    </w:p>
+    <w:p>
+      <w:pPr>
+        <w:spacing w:before="0" w:after="120"/>
+      </w:pPr>
+      <w:r>
+        <w:rPr>
+          <w:b w:val="0"/>
+          <w:i w:val="0"/>
+          <w:color w:val="5A5A5A"/>
+          <w:sz w:val="19"/>
+        </w:rPr>
+        <w:t>They are numbered on from the six above, so a row number still means one thing across the whole of EXT-5.</w:t>
+      </w:r>
+    </w:p>
+    <w:tbl>
+      <w:tblPr>
+        <w:tblStyle w:val="TableGrid"/>
+        <w:tblW w:type="auto" w:w="0"/>
+        <w:jc w:val="left"/>
+        <w:tblLook w:firstColumn="1" w:firstRow="1" w:lastColumn="0" w:lastRow="0" w:noHBand="0" w:noVBand="1" w:val="04A0"/>
+      </w:tblPr>
+      <w:tblGrid>
+        <w:gridCol w:w="3099"/>
+        <w:gridCol w:w="3099"/>
+        <w:gridCol w:w="3099"/>
+      </w:tblGrid>
+      <w:tr>
+        <w:tc>
+          <w:tcPr>
+            <w:tcW w:type="dxa" w:w="510"/>
+            <w:shd w:val="clear" w:fill="EDEDED"/>
+          </w:tcPr>
+          <w:p>
+            <w:pPr>
+              <w:spacing w:after="40" w:before="40"/>
+            </w:pPr>
+            <w:r/>
+            <w:r>
+              <w:rPr>
+                <w:b/>
+                <w:i w:val="0"/>
+                <w:color w:val="1A1A1A"/>
+                <w:sz w:val="18"/>
+              </w:rPr>
+              <w:t>#</w:t>
+            </w:r>
+          </w:p>
+        </w:tc>
+        <w:tc>
+          <w:tcPr>
+            <w:tcW w:type="dxa" w:w="5272"/>
+            <w:shd w:val="clear" w:fill="EDEDED"/>
+          </w:tcPr>
+          <w:p>
+            <w:pPr>
+              <w:spacing w:after="40" w:before="40"/>
+            </w:pPr>
+            <w:r/>
+            <w:r>
+              <w:rPr>
+                <w:b/>
+                <w:i w:val="0"/>
+                <w:color w:val="1A1A1A"/>
+                <w:sz w:val="18"/>
+              </w:rPr>
+              <w:t>What to provide, and the exact form it has to take</w:t>
+            </w:r>
+          </w:p>
+        </w:tc>
+        <w:tc>
+          <w:tcPr>
+            <w:tcW w:type="dxa" w:w="3515"/>
+            <w:shd w:val="clear" w:fill="EDEDED"/>
+          </w:tcPr>
+          <w:p>
+            <w:pPr>
+              <w:spacing w:after="40" w:before="40"/>
+            </w:pPr>
+            <w:r/>
+            <w:r>
+              <w:rPr>
+                <w:b/>
+                <w:i w:val="0"/>
+                <w:color w:val="1A1A1A"/>
+                <w:sz w:val="18"/>
+              </w:rPr>
+              <w:t>WRITE YOUR ANSWER HERE</w:t>
+            </w:r>
+          </w:p>
+        </w:tc>
+      </w:tr>
+      <w:tr>
+        <w:tc>
+          <w:tcPr>
+            <w:tcW w:type="dxa" w:w="510"/>
+          </w:tcPr>
+          <w:p>
+            <w:pPr>
+              <w:spacing w:after="40" w:before="40"/>
+            </w:pPr>
+            <w:r/>
+            <w:r>
+              <w:rPr>
+                <w:b/>
+                <w:i w:val="0"/>
+                <w:color w:val="1A1A1A"/>
+                <w:sz w:val="19"/>
+              </w:rPr>
+              <w:t>7</w:t>
+            </w:r>
+          </w:p>
+        </w:tc>
+        <w:tc>
+          <w:tcPr>
+            <w:tcW w:type="dxa" w:w="5272"/>
+          </w:tcPr>
+          <w:p>
+            <w:pPr>
+              <w:spacing w:after="40" w:before="40"/>
+            </w:pPr>
+            <w:r/>
+            <w:r>
+              <w:rPr>
+                <w:b w:val="0"/>
+                <w:i w:val="0"/>
+                <w:color w:val="1A1A1A"/>
+                <w:sz w:val="19"/>
+              </w:rPr>
+              <w:t>The amended published Privacy Policy.</w:t>
+            </w:r>
+          </w:p>
+          <w:p>
+            <w:pPr>
+              <w:spacing w:after="40" w:before="0"/>
+            </w:pPr>
+            <w:r>
+              <w:rPr>
+                <w:b w:val="0"/>
+                <w:i/>
+                <w:color w:val="5A5A5A"/>
+                <w:sz w:val="17"/>
+              </w:rPr>
+              <w:t>Format: the amended file, or the date it is expected and who is drafting it. EXT-11's ruling: "Where the published Privacy Policy conflicts, it must be amended to match the stricter internal policy and governing law." Today the published policy says "reasonable steps" for cross-border transfer and the internal policy gives a closed list. That is the conflict, and the published document is the one that changes.</w:t>
+            </w:r>
+          </w:p>
+        </w:tc>
+        <w:tc>
+          <w:tcPr>
+            <w:tcW w:type="dxa" w:w="3515"/>
+            <w:shd w:val="clear" w:fill="FFFDF2"/>
+          </w:tcPr>
+          <w:p>
+            <w:pPr>
+              <w:spacing w:after="40" w:before="40"/>
+            </w:pPr>
+            <w:r/>
+            <w:r>
+              <w:rPr>
+                <w:b w:val="0"/>
+                <w:i/>
+                <w:color w:val="5A5A5A"/>
+                <w:sz w:val="18"/>
+              </w:rPr>
+            </w:r>
+          </w:p>
+          <w:p>
+            <w:pPr>
+              <w:spacing w:after="40"/>
+            </w:pPr>
+          </w:p>
+          <w:p>
+            <w:pPr>
+              <w:spacing w:after="40"/>
+            </w:pPr>
+          </w:p>
+        </w:tc>
+      </w:tr>
+      <w:tr>
+        <w:tc>
+          <w:tcPr>
+            <w:tcW w:type="dxa" w:w="510"/>
+          </w:tcPr>
+          <w:p>
+            <w:pPr>
+              <w:spacing w:after="40" w:before="40"/>
+            </w:pPr>
+            <w:r/>
+            <w:r>
+              <w:rPr>
+                <w:b/>
+                <w:i w:val="0"/>
+                <w:color w:val="1A1A1A"/>
+                <w:sz w:val="19"/>
+              </w:rPr>
+              <w:t>8</w:t>
+            </w:r>
+          </w:p>
+        </w:tc>
+        <w:tc>
+          <w:tcPr>
+            <w:tcW w:type="dxa" w:w="5272"/>
+          </w:tcPr>
+          <w:p>
+            <w:pPr>
+              <w:spacing w:after="40" w:before="40"/>
+            </w:pPr>
+            <w:r/>
+            <w:r>
+              <w:rPr>
+                <w:b w:val="0"/>
+                <w:i w:val="0"/>
+                <w:color w:val="1A1A1A"/>
+                <w:sz w:val="19"/>
+              </w:rPr>
+              <w:t>A copy of the General Application and Implementation Directive, 2025.</w:t>
+            </w:r>
+          </w:p>
+          <w:p>
+            <w:pPr>
+              <w:spacing w:after="40" w:before="0"/>
+            </w:pPr>
+            <w:r>
+              <w:rPr>
+                <w:b w:val="0"/>
+                <w:i/>
+                <w:color w:val="5A5A5A"/>
+                <w:sz w:val="17"/>
+              </w:rPr>
+              <w:t>Format: the file, a link, or the date it will be supplied. EXT-11 names GAID as governing alongside the NDPA and the internal policy. Nobody on this project has opened it, and it already reaches into scope: the internal policy requires a Standard Notice to Address Grievance as a GAID obligation, and nothing in the codebase implements one. E8-S1 is currently scoped against a directive we have not read.</w:t>
+            </w:r>
+          </w:p>
+        </w:tc>
+        <w:tc>
+          <w:tcPr>
+            <w:tcW w:type="dxa" w:w="3515"/>
+            <w:shd w:val="clear" w:fill="FFFDF2"/>
+          </w:tcPr>
+          <w:p>
+            <w:pPr>
+              <w:spacing w:after="40" w:before="40"/>
+            </w:pPr>
+            <w:r/>
+            <w:r>
+              <w:rPr>
+                <w:b w:val="0"/>
+                <w:i/>
+                <w:color w:val="5A5A5A"/>
+                <w:sz w:val="18"/>
+              </w:rPr>
+            </w:r>
+          </w:p>
+          <w:p>
+            <w:pPr>
+              <w:spacing w:after="40"/>
+            </w:pPr>
+          </w:p>
+          <w:p>
+            <w:pPr>
+              <w:spacing w:after="40"/>
+            </w:pPr>
+          </w:p>
+        </w:tc>
+      </w:tr>
+      <w:tr>
+        <w:tc>
+          <w:tcPr>
+            <w:tcW w:type="dxa" w:w="510"/>
+          </w:tcPr>
+          <w:p>
+            <w:pPr>
+              <w:spacing w:after="40" w:before="40"/>
+            </w:pPr>
+            <w:r/>
+            <w:r>
+              <w:rPr>
+                <w:b/>
+                <w:i w:val="0"/>
+                <w:color w:val="1A1A1A"/>
+                <w:sz w:val="19"/>
+              </w:rPr>
+              <w:t>9</w:t>
+            </w:r>
+          </w:p>
+        </w:tc>
+        <w:tc>
+          <w:tcPr>
+            <w:tcW w:type="dxa" w:w="5272"/>
+          </w:tcPr>
+          <w:p>
+            <w:pPr>
+              <w:spacing w:after="40" w:before="40"/>
+            </w:pPr>
+            <w:r/>
+            <w:r>
+              <w:rPr>
+                <w:b w:val="0"/>
+                <w:i w:val="0"/>
+                <w:color w:val="1A1A1A"/>
+                <w:sz w:val="19"/>
+              </w:rPr>
+              <w:t>Estate Agent and Allied Service Provider added to the category lists in both published documents.</w:t>
+            </w:r>
+          </w:p>
+          <w:p>
+            <w:pPr>
+              <w:spacing w:after="40" w:before="0"/>
+            </w:pPr>
+            <w:r>
+              <w:rPr>
+                <w:b w:val="0"/>
+                <w:i/>
+                <w:color w:val="5A5A5A"/>
+                <w:sz w:val="17"/>
+              </w:rPr>
+              <w:t>Format: the amended wording, or confirmation that counsel is making the change under EXT-4. EXT-8's answer puts Estate Agent in scope for the platform, the terms of service and the privacy policy, and makes Allied Service Provider a controlled fourteenth category covering plumbers, electricians, interior designers and building material sellers. The terms and the privacy policy each name nine professions in prose and neither names Estate Agent.</w:t>
+            </w:r>
+          </w:p>
+        </w:tc>
+        <w:tc>
+          <w:tcPr>
+            <w:tcW w:type="dxa" w:w="3515"/>
+            <w:shd w:val="clear" w:fill="FFFDF2"/>
+          </w:tcPr>
+          <w:p>
+            <w:pPr>
+              <w:spacing w:after="40" w:before="40"/>
+            </w:pPr>
+            <w:r/>
+            <w:r>
+              <w:rPr>
+                <w:b w:val="0"/>
+                <w:i/>
+                <w:color w:val="5A5A5A"/>
+                <w:sz w:val="18"/>
+              </w:rPr>
+            </w:r>
+          </w:p>
+          <w:p>
+            <w:pPr>
+              <w:spacing w:after="40"/>
+            </w:pPr>
+          </w:p>
+          <w:p>
+            <w:pPr>
+              <w:spacing w:after="40"/>
+            </w:pPr>
+          </w:p>
+        </w:tc>
+      </w:tr>
+    </w:tbl>
+    <w:p>
+      <w:pPr>
+        <w:spacing w:after="40"/>
+      </w:pPr>
+    </w:p>
+    <w:p>
+      <w:pPr>
+        <w:spacing w:before="0" w:after="160"/>
+      </w:pPr>
+      <w:r>
+        <w:rPr>
+          <w:b w:val="0"/>
+          <w:i w:val="0"/>
+          <w:color w:val="5A5A5A"/>
+          <w:sz w:val="17"/>
+        </w:rPr>
+        <w:t>Leave no row empty. If a row does not apply, write "not applicable" and one line saying why. If you cannot answer it today, write "pending" and the date you expect to have it. A blank cannot be told apart from an unread row.</w:t>
+      </w:r>
+    </w:p>
+    <w:p>
+      <w:pPr>
+        <w:spacing w:before="0" w:after="80"/>
+      </w:pPr>
+      <w:r>
+        <w:rPr>
+          <w:b w:val="0"/>
+          <w:i w:val="0"/>
+          <w:color w:val="5A5A5A"/>
+          <w:sz w:val="18"/>
+        </w:rPr>
+        <w:t>The policy effective date is now on record and is not asked for. EXT-11 gives it as the official platform go-live date, which means nothing in either policy is in force today and all of it is in force the moment the platform is.</w:t>
+      </w:r>
+    </w:p>
+    <w:p>
+      <w:pPr>
         <w:spacing w:before="0" w:after="160"/>
       </w:pPr>
       <w:r>
@@ -8893,7 +10300,7 @@
           <w:color w:val="5A5A5A"/>
           <w:sz w:val="18"/>
         </w:rPr>
-        <w:t>The cross-border half of EXT-5 waits on EXT-11 and is deliberately not asked again here.</w:t>
+        <w:t>The cross-border mechanism itself is settled and is not asked for again here. It is an NDPC-approved Cross-Border Data Transfer Instrument or standard contractual clauses, and the executed instrument is chased at EXT-2 row 4, where the region choice that needs it lives.</w:t>
       </w:r>
     </w:p>
     <w:tbl>
@@ -8993,7 +10400,99 @@
                 <w:color w:val="1A1A1A"/>
                 <w:sz w:val="19"/>
               </w:rPr>
-              <w:t>Business operations commenced on [date]. Retention periods are in the table above.</w:t>
+              <w:t>Business operations commenced on [date]. Erasure means [deletion / crypto-shredding]</w:t>
+            </w:r>
+          </w:p>
+        </w:tc>
+      </w:tr>
+      <w:tr>
+        <w:tc>
+          <w:tcPr>
+            <w:tcW w:type="dxa" w:w="9298"/>
+            <w:shd w:val="clear" w:fill="F7F7F7"/>
+          </w:tcPr>
+          <w:p>
+            <w:pPr>
+              <w:spacing w:after="40" w:before="40"/>
+            </w:pPr>
+            <w:r/>
+            <w:r>
+              <w:rPr>
+                <w:b w:val="0"/>
+                <w:i/>
+                <w:color w:val="1A1A1A"/>
+                <w:sz w:val="19"/>
+              </w:rPr>
+              <w:t>where a record must be retained by law. Retention periods are in the table above. The</w:t>
+            </w:r>
+          </w:p>
+        </w:tc>
+      </w:tr>
+      <w:tr>
+        <w:tc>
+          <w:tcPr>
+            <w:tcW w:type="dxa" w:w="9298"/>
+            <w:shd w:val="clear" w:fill="F7F7F7"/>
+          </w:tcPr>
+          <w:p>
+            <w:pPr>
+              <w:spacing w:after="40" w:before="40"/>
+            </w:pPr>
+            <w:r/>
+            <w:r>
+              <w:rPr>
+                <w:b w:val="0"/>
+                <w:i/>
+                <w:color w:val="1A1A1A"/>
+                <w:sz w:val="19"/>
+              </w:rPr>
+              <w:t>published Privacy Policy is being amended by [name], expected [date]. GAID 2025 is</w:t>
+            </w:r>
+          </w:p>
+        </w:tc>
+      </w:tr>
+      <w:tr>
+        <w:tc>
+          <w:tcPr>
+            <w:tcW w:type="dxa" w:w="9298"/>
+            <w:shd w:val="clear" w:fill="F7F7F7"/>
+          </w:tcPr>
+          <w:p>
+            <w:pPr>
+              <w:spacing w:after="40" w:before="40"/>
+            </w:pPr>
+            <w:r/>
+            <w:r>
+              <w:rPr>
+                <w:b w:val="0"/>
+                <w:i/>
+                <w:color w:val="1A1A1A"/>
+                <w:sz w:val="19"/>
+              </w:rPr>
+              <w:t>attached / will be supplied on [date]. Estate Agent and Allied Service Provider are added</w:t>
+            </w:r>
+          </w:p>
+        </w:tc>
+      </w:tr>
+      <w:tr>
+        <w:tc>
+          <w:tcPr>
+            <w:tcW w:type="dxa" w:w="9298"/>
+            <w:shd w:val="clear" w:fill="F7F7F7"/>
+          </w:tcPr>
+          <w:p>
+            <w:pPr>
+              <w:spacing w:after="40" w:before="40"/>
+            </w:pPr>
+            <w:r/>
+            <w:r>
+              <w:rPr>
+                <w:b w:val="0"/>
+                <w:i/>
+                <w:color w:val="1A1A1A"/>
+                <w:sz w:val="19"/>
+              </w:rPr>
+              <w:t>to the category lists by [name].</w:t>
             </w:r>
           </w:p>
         </w:tc>
@@ -9021,7 +10520,7 @@
           <w:color w:val="5A5A5A"/>
           <w:sz w:val="18"/>
         </w:rPr>
-        <w:t>Replacement files in the inputs directory. The EXT-5 row and the E8-S1 entry in the outstanding backlog. A record of processing activities and a data protection impact assessment added to the documentation. The delivery board and the build checklist.</w:t>
+        <w:t>Replacement files in the inputs directory, including an amended privacy policy. The EXT-5 row and the E8-S1 entry in the outstanding backlog. A record of processing activities and a data protection impact assessment added to the documentation. The delivery board and the build checklist. GAID 2025 is filed with the inputs when it arrives.</w:t>
       </w:r>
     </w:p>
     <w:tbl>
@@ -10774,7 +12273,7 @@
           <w:color w:val="5A5A5A"/>
           <w:sz w:val="21"/>
         </w:rPr>
-        <w:t>Already sent on 6 August. Please do not answer these here.</w:t>
+        <w:t>Answered on 6 August, and what the answers left open. Two items here do need an answer.</w:t>
       </w:r>
     </w:p>
     <w:p>
@@ -10788,7 +12287,624 @@
           <w:color w:val="1A1A1A"/>
           <w:sz w:val="21"/>
         </w:rPr>
-        <w:t>EXT-8 to EXT-12 went out inside ENG-DR-2026-08-06-01 and are awaiting answers. They are listed so this schedule is a complete picture of what is outstanding. They carry no answer column on purpose. An answer given in two places is an answer that can differ in two places, and the record has to check an answer against the question exactly as it was asked.</w:t>
+        <w:t>EXT-8 to EXT-12 went out on 6 August inside ENG-DR-2026-08-06-01 and all five came back the same day, every response box filled and every one naming a decider. Two of the five closed. Three did not.</w:t>
+      </w:r>
+    </w:p>
+    <w:p>
+      <w:pPr>
+        <w:spacing w:before="0" w:after="120"/>
+      </w:pPr>
+      <w:r>
+        <w:rPr>
+          <w:b/>
+          <w:color w:val="1A1A1A"/>
+          <w:sz w:val="21"/>
+        </w:rPr>
+        <w:t xml:space="preserve">This part used to say "already sent, do not answer here". </w:t>
+      </w:r>
+      <w:r>
+        <w:rPr>
+          <w:b w:val="0"/>
+          <w:color w:val="1A1A1A"/>
+          <w:sz w:val="21"/>
+        </w:rPr>
+        <w:t>It carried no answer column, on the reasoning that an answer given in two places can differ in two places. That reasoning was right for a question still in flight and is wrong for one that has come back. What is asked for below is not any of the five questions asked again. It is the specific points the answers themselves left unsettled, and the person holding this schedule is now the only one who can settle them.</w:t>
+      </w:r>
+    </w:p>
+    <w:tbl>
+      <w:tblPr>
+        <w:tblStyle w:val="TableGrid"/>
+        <w:tblW w:type="auto" w:w="0"/>
+        <w:jc w:val="left"/>
+        <w:tblLook w:firstColumn="1" w:firstRow="1" w:lastColumn="0" w:lastRow="0" w:noHBand="0" w:noVBand="1" w:val="04A0"/>
+      </w:tblPr>
+      <w:tblGrid>
+        <w:gridCol w:w="2324"/>
+        <w:gridCol w:w="2324"/>
+        <w:gridCol w:w="2324"/>
+        <w:gridCol w:w="2324"/>
+      </w:tblGrid>
+      <w:tr>
+        <w:tc>
+          <w:tcPr>
+            <w:tcW w:type="dxa" w:w="1020"/>
+            <w:shd w:val="clear" w:fill="EDEDED"/>
+          </w:tcPr>
+          <w:p>
+            <w:pPr>
+              <w:spacing w:after="40" w:before="40"/>
+            </w:pPr>
+            <w:r/>
+            <w:r>
+              <w:rPr>
+                <w:b/>
+                <w:i w:val="0"/>
+                <w:color w:val="1A1A1A"/>
+                <w:sz w:val="18"/>
+              </w:rPr>
+              <w:t>Item</w:t>
+            </w:r>
+          </w:p>
+        </w:tc>
+        <w:tc>
+          <w:tcPr>
+            <w:tcW w:type="dxa" w:w="1928"/>
+            <w:shd w:val="clear" w:fill="EDEDED"/>
+          </w:tcPr>
+          <w:p>
+            <w:pPr>
+              <w:spacing w:after="40" w:before="40"/>
+            </w:pPr>
+            <w:r/>
+            <w:r>
+              <w:rPr>
+                <w:b/>
+                <w:i w:val="0"/>
+                <w:color w:val="1A1A1A"/>
+                <w:sz w:val="18"/>
+              </w:rPr>
+              <w:t>State after 6 August</w:t>
+            </w:r>
+          </w:p>
+        </w:tc>
+        <w:tc>
+          <w:tcPr>
+            <w:tcW w:type="dxa" w:w="4762"/>
+            <w:shd w:val="clear" w:fill="EDEDED"/>
+          </w:tcPr>
+          <w:p>
+            <w:pPr>
+              <w:spacing w:after="40" w:before="40"/>
+            </w:pPr>
+            <w:r/>
+            <w:r>
+              <w:rPr>
+                <w:b/>
+                <w:i w:val="0"/>
+                <w:color w:val="1A1A1A"/>
+                <w:sz w:val="18"/>
+              </w:rPr>
+              <w:t>What is still needed</w:t>
+            </w:r>
+          </w:p>
+        </w:tc>
+        <w:tc>
+          <w:tcPr>
+            <w:tcW w:type="dxa" w:w="1587"/>
+            <w:shd w:val="clear" w:fill="EDEDED"/>
+          </w:tcPr>
+          <w:p>
+            <w:pPr>
+              <w:spacing w:after="40" w:before="40"/>
+            </w:pPr>
+            <w:r/>
+            <w:r>
+              <w:rPr>
+                <w:b/>
+                <w:i w:val="0"/>
+                <w:color w:val="1A1A1A"/>
+                <w:sz w:val="18"/>
+              </w:rPr>
+              <w:t>Blocks</w:t>
+            </w:r>
+          </w:p>
+        </w:tc>
+      </w:tr>
+      <w:tr>
+        <w:tc>
+          <w:tcPr>
+            <w:tcW w:type="dxa" w:w="1020"/>
+          </w:tcPr>
+          <w:p>
+            <w:pPr>
+              <w:spacing w:after="40" w:before="40"/>
+            </w:pPr>
+            <w:r/>
+            <w:r>
+              <w:rPr>
+                <w:b w:val="0"/>
+                <w:i w:val="0"/>
+                <w:color w:val="1A1A1A"/>
+                <w:sz w:val="18"/>
+              </w:rPr>
+              <w:t>EXT-8</w:t>
+            </w:r>
+          </w:p>
+        </w:tc>
+        <w:tc>
+          <w:tcPr>
+            <w:tcW w:type="dxa" w:w="1928"/>
+          </w:tcPr>
+          <w:p>
+            <w:pPr>
+              <w:spacing w:after="40" w:before="40"/>
+            </w:pPr>
+            <w:r/>
+            <w:r>
+              <w:rPr>
+                <w:b w:val="0"/>
+                <w:i w:val="0"/>
+                <w:color w:val="1A1A1A"/>
+                <w:sz w:val="18"/>
+              </w:rPr>
+              <w:t>Answered, not closed</w:t>
+            </w:r>
+          </w:p>
+        </w:tc>
+        <w:tc>
+          <w:tcPr>
+            <w:tcW w:type="dxa" w:w="4762"/>
+          </w:tcPr>
+          <w:p>
+            <w:pPr>
+              <w:spacing w:after="40" w:before="40"/>
+            </w:pPr>
+            <w:r/>
+            <w:r>
+              <w:rPr>
+                <w:b w:val="0"/>
+                <w:i w:val="0"/>
+                <w:color w:val="1A1A1A"/>
+                <w:sz w:val="18"/>
+              </w:rPr>
+              <w:t>Three contradictions inside the answer. Four smaller gaps stood beside them and were answered on 6 August, so this ask is shorter than it was that morning. Item EXT-8 below</w:t>
+            </w:r>
+          </w:p>
+        </w:tc>
+        <w:tc>
+          <w:tcPr>
+            <w:tcW w:type="dxa" w:w="1587"/>
+          </w:tcPr>
+          <w:p>
+            <w:pPr>
+              <w:spacing w:after="40" w:before="40"/>
+            </w:pPr>
+            <w:r/>
+            <w:r>
+              <w:rPr>
+                <w:b w:val="0"/>
+                <w:i w:val="0"/>
+                <w:color w:val="1A1A1A"/>
+                <w:sz w:val="18"/>
+              </w:rPr>
+              <w:t>E9-S2</w:t>
+            </w:r>
+          </w:p>
+        </w:tc>
+      </w:tr>
+      <w:tr>
+        <w:tc>
+          <w:tcPr>
+            <w:tcW w:type="dxa" w:w="1020"/>
+          </w:tcPr>
+          <w:p>
+            <w:pPr>
+              <w:spacing w:after="40" w:before="40"/>
+            </w:pPr>
+            <w:r/>
+            <w:r>
+              <w:rPr>
+                <w:b w:val="0"/>
+                <w:i w:val="0"/>
+                <w:color w:val="1A1A1A"/>
+                <w:sz w:val="18"/>
+              </w:rPr>
+              <w:t>EXT-9</w:t>
+            </w:r>
+          </w:p>
+        </w:tc>
+        <w:tc>
+          <w:tcPr>
+            <w:tcW w:type="dxa" w:w="1928"/>
+          </w:tcPr>
+          <w:p>
+            <w:pPr>
+              <w:spacing w:after="40" w:before="40"/>
+            </w:pPr>
+            <w:r/>
+            <w:r>
+              <w:rPr>
+                <w:b w:val="0"/>
+                <w:i w:val="0"/>
+                <w:color w:val="1A1A1A"/>
+                <w:sz w:val="18"/>
+              </w:rPr>
+              <w:t>Answered, not closed</w:t>
+            </w:r>
+          </w:p>
+        </w:tc>
+        <w:tc>
+          <w:tcPr>
+            <w:tcW w:type="dxa" w:w="4762"/>
+          </w:tcPr>
+          <w:p>
+            <w:pPr>
+              <w:spacing w:after="40" w:before="40"/>
+            </w:pPr>
+            <w:r/>
+            <w:r>
+              <w:rPr>
+                <w:b w:val="0"/>
+                <w:i w:val="0"/>
+                <w:color w:val="1A1A1A"/>
+                <w:sz w:val="18"/>
+              </w:rPr>
+              <w:t>The rate. The structure is settled and the number is not. Item EXT-9 below</w:t>
+            </w:r>
+          </w:p>
+        </w:tc>
+        <w:tc>
+          <w:tcPr>
+            <w:tcW w:type="dxa" w:w="1587"/>
+          </w:tcPr>
+          <w:p>
+            <w:pPr>
+              <w:spacing w:after="40" w:before="40"/>
+            </w:pPr>
+            <w:r/>
+            <w:r>
+              <w:rPr>
+                <w:b w:val="0"/>
+                <w:i w:val="0"/>
+                <w:color w:val="1A1A1A"/>
+                <w:sz w:val="18"/>
+              </w:rPr>
+              <w:t>E9-S3, and EXT-4</w:t>
+            </w:r>
+          </w:p>
+        </w:tc>
+      </w:tr>
+      <w:tr>
+        <w:tc>
+          <w:tcPr>
+            <w:tcW w:type="dxa" w:w="1020"/>
+          </w:tcPr>
+          <w:p>
+            <w:pPr>
+              <w:spacing w:after="40" w:before="40"/>
+            </w:pPr>
+            <w:r/>
+            <w:r>
+              <w:rPr>
+                <w:b w:val="0"/>
+                <w:i w:val="0"/>
+                <w:color w:val="1A1A1A"/>
+                <w:sz w:val="18"/>
+              </w:rPr>
+              <w:t>EXT-10</w:t>
+            </w:r>
+          </w:p>
+        </w:tc>
+        <w:tc>
+          <w:tcPr>
+            <w:tcW w:type="dxa" w:w="1928"/>
+          </w:tcPr>
+          <w:p>
+            <w:pPr>
+              <w:spacing w:after="40" w:before="40"/>
+            </w:pPr>
+            <w:r/>
+            <w:r>
+              <w:rPr>
+                <w:b w:val="0"/>
+                <w:i w:val="0"/>
+                <w:color w:val="1A1A1A"/>
+                <w:sz w:val="18"/>
+              </w:rPr>
+              <w:t>Answered by Finance, not closed</w:t>
+            </w:r>
+          </w:p>
+        </w:tc>
+        <w:tc>
+          <w:tcPr>
+            <w:tcW w:type="dxa" w:w="4762"/>
+          </w:tcPr>
+          <w:p>
+            <w:pPr>
+              <w:spacing w:after="40" w:before="40"/>
+            </w:pPr>
+            <w:r/>
+            <w:r>
+              <w:rPr>
+                <w:b w:val="0"/>
+                <w:i w:val="0"/>
+                <w:color w:val="1A1A1A"/>
+                <w:sz w:val="18"/>
+              </w:rPr>
+              <w:t>Counsel's signature on the position drafted for it, and the CEO, COO and CFO approval of the configuration. Asked at EXT-4 rows 6 and 7, because it is counsel's work</w:t>
+            </w:r>
+          </w:p>
+        </w:tc>
+        <w:tc>
+          <w:tcPr>
+            <w:tcW w:type="dxa" w:w="1587"/>
+          </w:tcPr>
+          <w:p>
+            <w:pPr>
+              <w:spacing w:after="40" w:before="40"/>
+            </w:pPr>
+            <w:r/>
+            <w:r>
+              <w:rPr>
+                <w:b w:val="0"/>
+                <w:i w:val="0"/>
+                <w:color w:val="1A1A1A"/>
+                <w:sz w:val="18"/>
+              </w:rPr>
+              <w:t>E9-S3, gate G4</w:t>
+            </w:r>
+          </w:p>
+        </w:tc>
+      </w:tr>
+      <w:tr>
+        <w:tc>
+          <w:tcPr>
+            <w:tcW w:type="dxa" w:w="1020"/>
+          </w:tcPr>
+          <w:p>
+            <w:pPr>
+              <w:spacing w:after="40" w:before="40"/>
+            </w:pPr>
+            <w:r/>
+            <w:r>
+              <w:rPr>
+                <w:b w:val="0"/>
+                <w:i w:val="0"/>
+                <w:color w:val="1A1A1A"/>
+                <w:sz w:val="18"/>
+              </w:rPr>
+              <w:t>EXT-11</w:t>
+            </w:r>
+          </w:p>
+        </w:tc>
+        <w:tc>
+          <w:tcPr>
+            <w:tcW w:type="dxa" w:w="1928"/>
+          </w:tcPr>
+          <w:p>
+            <w:pPr>
+              <w:spacing w:after="40" w:before="40"/>
+            </w:pPr>
+            <w:r/>
+            <w:r>
+              <w:rPr>
+                <w:b w:val="0"/>
+                <w:i w:val="0"/>
+                <w:color w:val="1A1A1A"/>
+                <w:sz w:val="18"/>
+              </w:rPr>
+              <w:t>Closed</w:t>
+            </w:r>
+          </w:p>
+        </w:tc>
+        <w:tc>
+          <w:tcPr>
+            <w:tcW w:type="dxa" w:w="4762"/>
+          </w:tcPr>
+          <w:p>
+            <w:pPr>
+              <w:spacing w:after="40" w:before="40"/>
+            </w:pPr>
+            <w:r/>
+            <w:r>
+              <w:rPr>
+                <w:b w:val="0"/>
+                <w:i w:val="0"/>
+                <w:color w:val="1A1A1A"/>
+                <w:sz w:val="18"/>
+              </w:rPr>
+              <w:t>Nothing. It converted into an executed transfer instrument at EXT-2 row 4, an amended privacy policy and a copy of GAID 2025 at EXT-5 rows 7 and 8</w:t>
+            </w:r>
+          </w:p>
+        </w:tc>
+        <w:tc>
+          <w:tcPr>
+            <w:tcW w:type="dxa" w:w="1587"/>
+          </w:tcPr>
+          <w:p>
+            <w:pPr>
+              <w:spacing w:after="40" w:before="40"/>
+            </w:pPr>
+            <w:r/>
+            <w:r>
+              <w:rPr>
+                <w:b w:val="0"/>
+                <w:i w:val="0"/>
+                <w:color w:val="1A1A1A"/>
+                <w:sz w:val="18"/>
+              </w:rPr>
+              <w:t>Released the region half of D4</w:t>
+            </w:r>
+          </w:p>
+        </w:tc>
+      </w:tr>
+      <w:tr>
+        <w:tc>
+          <w:tcPr>
+            <w:tcW w:type="dxa" w:w="1020"/>
+          </w:tcPr>
+          <w:p>
+            <w:pPr>
+              <w:spacing w:after="40" w:before="40"/>
+            </w:pPr>
+            <w:r/>
+            <w:r>
+              <w:rPr>
+                <w:b w:val="0"/>
+                <w:i w:val="0"/>
+                <w:color w:val="1A1A1A"/>
+                <w:sz w:val="18"/>
+              </w:rPr>
+              <w:t>EXT-12</w:t>
+            </w:r>
+          </w:p>
+        </w:tc>
+        <w:tc>
+          <w:tcPr>
+            <w:tcW w:type="dxa" w:w="1928"/>
+          </w:tcPr>
+          <w:p>
+            <w:pPr>
+              <w:spacing w:after="40" w:before="40"/>
+            </w:pPr>
+            <w:r/>
+            <w:r>
+              <w:rPr>
+                <w:b w:val="0"/>
+                <w:i w:val="0"/>
+                <w:color w:val="1A1A1A"/>
+                <w:sz w:val="18"/>
+              </w:rPr>
+              <w:t>Closed</w:t>
+            </w:r>
+          </w:p>
+        </w:tc>
+        <w:tc>
+          <w:tcPr>
+            <w:tcW w:type="dxa" w:w="4762"/>
+          </w:tcPr>
+          <w:p>
+            <w:pPr>
+              <w:spacing w:after="40" w:before="40"/>
+            </w:pPr>
+            <w:r/>
+            <w:r>
+              <w:rPr>
+                <w:b w:val="0"/>
+                <w:i w:val="0"/>
+                <w:color w:val="1A1A1A"/>
+                <w:sz w:val="18"/>
+              </w:rPr>
+              <w:t>Nothing. It converted into ID Standard Version 2, due 13 August 2026, and the instrument corrections at EXT-4 rows 5 and 10</w:t>
+            </w:r>
+          </w:p>
+        </w:tc>
+        <w:tc>
+          <w:tcPr>
+            <w:tcW w:type="dxa" w:w="1587"/>
+          </w:tcPr>
+          <w:p>
+            <w:pPr>
+              <w:spacing w:after="40" w:before="40"/>
+            </w:pPr>
+            <w:r/>
+            <w:r>
+              <w:rPr>
+                <w:b w:val="0"/>
+                <w:i w:val="0"/>
+                <w:color w:val="1A1A1A"/>
+                <w:sz w:val="18"/>
+              </w:rPr>
+              <w:t>Released EXT-3 row 8</w:t>
+            </w:r>
+          </w:p>
+        </w:tc>
+      </w:tr>
+    </w:tbl>
+    <w:p>
+      <w:pPr>
+        <w:spacing w:after="40"/>
+      </w:pPr>
+    </w:p>
+    <w:p>
+      <w:r>
+        <w:br w:type="page"/>
+      </w:r>
+    </w:p>
+    <w:p>
+      <w:pPr>
+        <w:spacing w:before="0" w:after="20"/>
+      </w:pPr>
+      <w:r>
+        <w:rPr>
+          <w:b/>
+          <w:color w:val="1A1A1A"/>
+          <w:sz w:val="36"/>
+        </w:rPr>
+        <w:t>EXT-8</w:t>
+      </w:r>
+    </w:p>
+    <w:p>
+      <w:pPr>
+        <w:spacing w:after="120"/>
+      </w:pPr>
+      <w:r>
+        <w:rPr>
+          <w:b/>
+          <w:color w:val="1A1A1A"/>
+          <w:sz w:val="23"/>
+        </w:rPr>
+        <w:t>Three contradictions inside an answer that mostly worked</w:t>
+      </w:r>
+    </w:p>
+    <w:p>
+      <w:pPr>
+        <w:spacing w:after="200"/>
+        <w:pBdr>
+          <w:bottom w:val="single" w:sz="6" w:space="6" w:color="999999"/>
+        </w:pBdr>
+      </w:pPr>
+      <w:r>
+        <w:rPr>
+          <w:i/>
+          <w:color w:val="5A5A5A"/>
+          <w:sz w:val="19"/>
+        </w:rPr>
+        <w:t>Owner: Digital Records, COO     |     Closes the identifier half of E9-S2. Answered 6 August 2026 by Adebiyi Emmanuel Babatope, Chief Operating Officer, with Digital Records.</w:t>
+      </w:r>
+    </w:p>
+    <w:p>
+      <w:pPr>
+        <w:spacing w:before="0" w:after="120"/>
+      </w:pPr>
+      <w:r>
+        <w:rPr>
+          <w:b/>
+          <w:color w:val="1A1A1A"/>
+          <w:sz w:val="20"/>
+        </w:rPr>
+        <w:t xml:space="preserve">This is a short note, not a document. Three sentences would close most of it. </w:t>
+      </w:r>
+      <w:r>
+        <w:rPr>
+          <w:b w:val="0"/>
+          <w:color w:val="1A1A1A"/>
+          <w:sz w:val="20"/>
+        </w:rPr>
+        <w:t>Four of the five EXT-8 questions came back settled: the fourteen professional categories with Estate Agent in scope, both case identifier formats, the move from SBR-SRV-BUY to SBR-SRV-TYPE, and the register split by identifier family. Four smaller gaps stood on this page on the morning of 6 August and were answered that afternoon; they are recorded under "Answered 6 August, not asked again" below so that nobody answers them twice. None of that is reopened here and none of it is asked again. What follows is the part that cannot be built as written, because the document says two different things in two places and engineering cannot pick one.</w:t>
+      </w:r>
+    </w:p>
+    <w:p>
+      <w:pPr>
+        <w:spacing w:before="160" w:after="80"/>
+      </w:pPr>
+      <w:r>
+        <w:rPr>
+          <w:b/>
+          <w:color w:val="1A1A1A"/>
+          <w:sz w:val="23"/>
+        </w:rPr>
+        <w:t>The three that block</w:t>
       </w:r>
     </w:p>
     <w:tbl>
@@ -10806,7 +12922,7 @@
       <w:tr>
         <w:tc>
           <w:tcPr>
-            <w:tcW w:type="dxa" w:w="1134"/>
+            <w:tcW w:type="dxa" w:w="510"/>
             <w:shd w:val="clear" w:fill="EDEDED"/>
           </w:tcPr>
           <w:p>
@@ -10819,15 +12935,15 @@
                 <w:b/>
                 <w:i w:val="0"/>
                 <w:color w:val="1A1A1A"/>
-                <w:sz w:val="19"/>
-              </w:rPr>
-              <w:t>Item</w:t>
-            </w:r>
-          </w:p>
-        </w:tc>
-        <w:tc>
-          <w:tcPr>
-            <w:tcW w:type="dxa" w:w="5216"/>
+                <w:sz w:val="18"/>
+              </w:rPr>
+              <w:t>#</w:t>
+            </w:r>
+          </w:p>
+        </w:tc>
+        <w:tc>
+          <w:tcPr>
+            <w:tcW w:type="dxa" w:w="5272"/>
             <w:shd w:val="clear" w:fill="EDEDED"/>
           </w:tcPr>
           <w:p>
@@ -10840,15 +12956,15 @@
                 <w:b/>
                 <w:i w:val="0"/>
                 <w:color w:val="1A1A1A"/>
-                <w:sz w:val="19"/>
-              </w:rPr>
-              <w:t>The question, in short</w:t>
-            </w:r>
-          </w:p>
-        </w:tc>
-        <w:tc>
-          <w:tcPr>
-            <w:tcW w:type="dxa" w:w="2948"/>
+                <w:sz w:val="18"/>
+              </w:rPr>
+              <w:t>What to provide, and the exact form it has to take</w:t>
+            </w:r>
+          </w:p>
+        </w:tc>
+        <w:tc>
+          <w:tcPr>
+            <w:tcW w:type="dxa" w:w="3515"/>
             <w:shd w:val="clear" w:fill="EDEDED"/>
           </w:tcPr>
           <w:p>
@@ -10861,9 +12977,9 @@
                 <w:b/>
                 <w:i w:val="0"/>
                 <w:color w:val="1A1A1A"/>
-                <w:sz w:val="19"/>
-              </w:rPr>
-              <w:t>What it holds up</w:t>
+                <w:sz w:val="18"/>
+              </w:rPr>
+              <w:t>WRITE YOUR ANSWER HERE</w:t>
             </w:r>
           </w:p>
         </w:tc>
@@ -10871,27 +12987,27 @@
       <w:tr>
         <w:tc>
           <w:tcPr>
-            <w:tcW w:type="dxa" w:w="1134"/>
-          </w:tcPr>
-          <w:p>
-            <w:pPr>
-              <w:spacing w:after="40" w:before="40"/>
-            </w:pPr>
-            <w:r/>
-            <w:r>
-              <w:rPr>
-                <w:b w:val="0"/>
+            <w:tcW w:type="dxa" w:w="510"/>
+          </w:tcPr>
+          <w:p>
+            <w:pPr>
+              <w:spacing w:after="40" w:before="40"/>
+            </w:pPr>
+            <w:r/>
+            <w:r>
+              <w:rPr>
+                <w:b/>
                 <w:i w:val="0"/>
                 <w:color w:val="1A1A1A"/>
                 <w:sz w:val="19"/>
               </w:rPr>
-              <w:t>EXT-8</w:t>
-            </w:r>
-          </w:p>
-        </w:tc>
-        <w:tc>
-          <w:tcPr>
-            <w:tcW w:type="dxa" w:w="5216"/>
+              <w:t>1</w:t>
+            </w:r>
+          </w:p>
+        </w:tc>
+        <w:tc>
+          <w:tcPr>
+            <w:tcW w:type="dxa" w:w="5272"/>
           </w:tcPr>
           <w:p>
             <w:pPr>
@@ -10905,55 +13021,79 @@
                 <w:color w:val="1A1A1A"/>
                 <w:sz w:val="19"/>
               </w:rPr>
-              <w:t>Five conflicts between the ID Standard and the finance specification</w:t>
-            </w:r>
-          </w:p>
-        </w:tc>
-        <w:tc>
-          <w:tcPr>
-            <w:tcW w:type="dxa" w:w="2948"/>
-          </w:tcPr>
-          <w:p>
-            <w:pPr>
-              <w:spacing w:after="40" w:before="40"/>
-            </w:pPr>
-            <w:r/>
-            <w:r>
-              <w:rPr>
-                <w:b w:val="0"/>
-                <w:i w:val="0"/>
-                <w:color w:val="1A1A1A"/>
-                <w:sz w:val="19"/>
-              </w:rPr>
-              <w:t>E9-S2</w:t>
-            </w:r>
+              <w:t>SUR or SVR, for Surveyor as a record-type segment.</w:t>
+            </w:r>
+          </w:p>
+          <w:p>
+            <w:pPr>
+              <w:spacing w:after="40" w:before="0"/>
+            </w:pPr>
+            <w:r>
+              <w:rPr>
+                <w:b w:val="0"/>
+                <w:i/>
+                <w:color w:val="5A5A5A"/>
+                <w:sz w:val="17"/>
+              </w:rPr>
+              <w:t>Format: one sentence naming the segment value for Surveyor, and confirmation that Surulere keeps SUR in the location position. Question 5's answer says "Use SVR". Three other places in the same document say SUR is retained: question 5's own second sentence, the EXT-12 answer, and the collation sheet's EXT-8.5 row. One says change it, three say keep it.</w:t>
+            </w:r>
+          </w:p>
+        </w:tc>
+        <w:tc>
+          <w:tcPr>
+            <w:tcW w:type="dxa" w:w="3515"/>
+            <w:shd w:val="clear" w:fill="FFFDF2"/>
+          </w:tcPr>
+          <w:p>
+            <w:pPr>
+              <w:spacing w:after="40" w:before="40"/>
+            </w:pPr>
+            <w:r/>
+            <w:r>
+              <w:rPr>
+                <w:b w:val="0"/>
+                <w:i/>
+                <w:color w:val="5A5A5A"/>
+                <w:sz w:val="18"/>
+              </w:rPr>
+            </w:r>
+          </w:p>
+          <w:p>
+            <w:pPr>
+              <w:spacing w:after="40"/>
+            </w:pPr>
+          </w:p>
+          <w:p>
+            <w:pPr>
+              <w:spacing w:after="40"/>
+            </w:pPr>
           </w:p>
         </w:tc>
       </w:tr>
       <w:tr>
         <w:tc>
           <w:tcPr>
-            <w:tcW w:type="dxa" w:w="1134"/>
-          </w:tcPr>
-          <w:p>
-            <w:pPr>
-              <w:spacing w:after="40" w:before="40"/>
-            </w:pPr>
-            <w:r/>
-            <w:r>
-              <w:rPr>
-                <w:b w:val="0"/>
+            <w:tcW w:type="dxa" w:w="510"/>
+          </w:tcPr>
+          <w:p>
+            <w:pPr>
+              <w:spacing w:after="40" w:before="40"/>
+            </w:pPr>
+            <w:r/>
+            <w:r>
+              <w:rPr>
+                <w:b/>
                 <w:i w:val="0"/>
                 <w:color w:val="1A1A1A"/>
                 <w:sz w:val="19"/>
               </w:rPr>
-              <w:t>EXT-9</w:t>
-            </w:r>
-          </w:p>
-        </w:tc>
-        <w:tc>
-          <w:tcPr>
-            <w:tcW w:type="dxa" w:w="5216"/>
+              <w:t>2</w:t>
+            </w:r>
+          </w:p>
+        </w:tc>
+        <w:tc>
+          <w:tcPr>
+            <w:tcW w:type="dxa" w:w="5272"/>
           </w:tcPr>
           <w:p>
             <w:pPr>
@@ -10967,55 +13107,79 @@
                 <w:color w:val="1A1A1A"/>
                 <w:sz w:val="19"/>
               </w:rPr>
-              <w:t>The commission basis: one-sided or two-sided, collected or withheld, floor or rate</w:t>
-            </w:r>
-          </w:p>
-        </w:tc>
-        <w:tc>
-          <w:tcPr>
-            <w:tcW w:type="dxa" w:w="2948"/>
-          </w:tcPr>
-          <w:p>
-            <w:pPr>
-              <w:spacing w:after="40" w:before="40"/>
-            </w:pPr>
-            <w:r/>
-            <w:r>
-              <w:rPr>
-                <w:b w:val="0"/>
-                <w:i w:val="0"/>
-                <w:color w:val="1A1A1A"/>
-                <w:sz w:val="19"/>
-              </w:rPr>
-              <w:t>E9-S3, and EXT-4</w:t>
-            </w:r>
+              <w:t>Whether UUID really replaces NNN in the approved formats.</w:t>
+            </w:r>
+          </w:p>
+          <w:p>
+            <w:pPr>
+              <w:spacing w:after="40" w:before="0"/>
+            </w:pPr>
+            <w:r>
+              <w:rPr>
+                <w:b w:val="0"/>
+                <w:i/>
+                <w:color w:val="5A5A5A"/>
+                <w:sz w:val="17"/>
+              </w:rPr>
+              <w:t>Format: one sentence. Either UUID replaces NNN in all of them, in which case those formats need reprinting, or the printed formats stand and UUID applies to something narrower that has to be named. The scoping box and the EXT-12 answer both say UUID replaces the NNN at the end of the identifiers. Four identifier formats approved on the same pages all end in -NNN, and the approval of SBR-CASE-DD on the afternoon of 6 August makes it five. Neither corresponding collation row mentions UUID. This is not a detail: the stated reason is to ensure there is no collision, and NNN is not a random number. It is a per-prefix, per-day counter held in the database, so it cannot collide. If the concern was collision it is already handled. If the concern is something else, we should be told what, because the two answers lead to different builds.</w:t>
+            </w:r>
+          </w:p>
+        </w:tc>
+        <w:tc>
+          <w:tcPr>
+            <w:tcW w:type="dxa" w:w="3515"/>
+            <w:shd w:val="clear" w:fill="FFFDF2"/>
+          </w:tcPr>
+          <w:p>
+            <w:pPr>
+              <w:spacing w:after="40" w:before="40"/>
+            </w:pPr>
+            <w:r/>
+            <w:r>
+              <w:rPr>
+                <w:b w:val="0"/>
+                <w:i/>
+                <w:color w:val="5A5A5A"/>
+                <w:sz w:val="18"/>
+              </w:rPr>
+            </w:r>
+          </w:p>
+          <w:p>
+            <w:pPr>
+              <w:spacing w:after="40"/>
+            </w:pPr>
+          </w:p>
+          <w:p>
+            <w:pPr>
+              <w:spacing w:after="40"/>
+            </w:pPr>
           </w:p>
         </w:tc>
       </w:tr>
       <w:tr>
         <w:tc>
           <w:tcPr>
-            <w:tcW w:type="dxa" w:w="1134"/>
-          </w:tcPr>
-          <w:p>
-            <w:pPr>
-              <w:spacing w:after="40" w:before="40"/>
-            </w:pPr>
-            <w:r/>
-            <w:r>
-              <w:rPr>
-                <w:b w:val="0"/>
+            <w:tcW w:type="dxa" w:w="510"/>
+          </w:tcPr>
+          <w:p>
+            <w:pPr>
+              <w:spacing w:after="40" w:before="40"/>
+            </w:pPr>
+            <w:r/>
+            <w:r>
+              <w:rPr>
+                <w:b/>
                 <w:i w:val="0"/>
                 <w:color w:val="1A1A1A"/>
                 <w:sz w:val="19"/>
               </w:rPr>
-              <w:t>EXT-10</w:t>
-            </w:r>
-          </w:p>
-        </w:tc>
-        <w:tc>
-          <w:tcPr>
-            <w:tcW w:type="dxa" w:w="5216"/>
+              <w:t>3</w:t>
+            </w:r>
+          </w:p>
+        </w:tc>
+        <w:tc>
+          <w:tcPr>
+            <w:tcW w:type="dxa" w:w="5272"/>
           </w:tcPr>
           <w:p>
             <w:pPr>
@@ -11029,152 +13193,52 @@
                 <w:color w:val="1A1A1A"/>
                 <w:sz w:val="19"/>
               </w:rPr>
-              <w:t>What authorises VAT withholding from seller proceeds</w:t>
-            </w:r>
-          </w:p>
-        </w:tc>
-        <w:tc>
-          <w:tcPr>
-            <w:tcW w:type="dxa" w:w="2948"/>
-          </w:tcPr>
-          <w:p>
-            <w:pPr>
-              <w:spacing w:after="40" w:before="40"/>
-            </w:pPr>
-            <w:r/>
-            <w:r>
-              <w:rPr>
-                <w:b w:val="0"/>
-                <w:i w:val="0"/>
-                <w:color w:val="1A1A1A"/>
-                <w:sz w:val="19"/>
-              </w:rPr>
-              <w:t>E9-S3, gate G4, and EXT-4</w:t>
-            </w:r>
-          </w:p>
-        </w:tc>
-      </w:tr>
-      <w:tr>
-        <w:tc>
-          <w:tcPr>
-            <w:tcW w:type="dxa" w:w="1134"/>
-          </w:tcPr>
-          <w:p>
-            <w:pPr>
-              <w:spacing w:after="40" w:before="40"/>
-            </w:pPr>
-            <w:r/>
-            <w:r>
-              <w:rPr>
-                <w:b w:val="0"/>
-                <w:i w:val="0"/>
-                <w:color w:val="1A1A1A"/>
-                <w:sz w:val="19"/>
-              </w:rPr>
-              <w:t>EXT-11</w:t>
-            </w:r>
-          </w:p>
-        </w:tc>
-        <w:tc>
-          <w:tcPr>
-            <w:tcW w:type="dxa" w:w="5216"/>
-          </w:tcPr>
-          <w:p>
-            <w:pPr>
-              <w:spacing w:after="40" w:before="40"/>
-            </w:pPr>
-            <w:r/>
-            <w:r>
-              <w:rPr>
-                <w:b w:val="0"/>
-                <w:i w:val="0"/>
-                <w:color w:val="1A1A1A"/>
-                <w:sz w:val="19"/>
-              </w:rPr>
-              <w:t>Which data-transfer rule governs, the internal policy's or the published policy's</w:t>
-            </w:r>
-          </w:p>
-        </w:tc>
-        <w:tc>
-          <w:tcPr>
-            <w:tcW w:type="dxa" w:w="2948"/>
-          </w:tcPr>
-          <w:p>
-            <w:pPr>
-              <w:spacing w:after="40" w:before="40"/>
-            </w:pPr>
-            <w:r/>
-            <w:r>
-              <w:rPr>
-                <w:b w:val="0"/>
-                <w:i w:val="0"/>
-                <w:color w:val="1A1A1A"/>
-                <w:sz w:val="19"/>
-              </w:rPr>
-              <w:t>D4, E3-S2, E8-S1, and the region row of EXT-2</w:t>
-            </w:r>
-          </w:p>
-        </w:tc>
-      </w:tr>
-      <w:tr>
-        <w:tc>
-          <w:tcPr>
-            <w:tcW w:type="dxa" w:w="1134"/>
-          </w:tcPr>
-          <w:p>
-            <w:pPr>
-              <w:spacing w:after="40" w:before="40"/>
-            </w:pPr>
-            <w:r/>
-            <w:r>
-              <w:rPr>
-                <w:b w:val="0"/>
-                <w:i w:val="0"/>
-                <w:color w:val="1A1A1A"/>
-                <w:sz w:val="19"/>
-              </w:rPr>
-              <w:t>EXT-12</w:t>
-            </w:r>
-          </w:p>
-        </w:tc>
-        <w:tc>
-          <w:tcPr>
-            <w:tcW w:type="dxa" w:w="5216"/>
-          </w:tcPr>
-          <w:p>
-            <w:pPr>
-              <w:spacing w:after="40" w:before="40"/>
-            </w:pPr>
-            <w:r/>
-            <w:r>
-              <w:rPr>
-                <w:b w:val="0"/>
-                <w:i w:val="0"/>
-                <w:color w:val="1A1A1A"/>
-                <w:sz w:val="19"/>
-              </w:rPr>
-              <w:t>Entity name, registered address, canonical domain, and whether the ID Standard is under revision</w:t>
-            </w:r>
-          </w:p>
-        </w:tc>
-        <w:tc>
-          <w:tcPr>
-            <w:tcW w:type="dxa" w:w="2948"/>
-          </w:tcPr>
-          <w:p>
-            <w:pPr>
-              <w:spacing w:after="40" w:before="40"/>
-            </w:pPr>
-            <w:r/>
-            <w:r>
-              <w:rPr>
-                <w:b w:val="0"/>
-                <w:i w:val="0"/>
-                <w:color w:val="1A1A1A"/>
-                <w:sz w:val="19"/>
-              </w:rPr>
-              <w:t>E9-S2, E8-S2, EXT-3, and all instrument generation</w:t>
-            </w:r>
+              <w:t>The SBR-ALD-LOCYYXX-NNN format.</w:t>
+            </w:r>
+          </w:p>
+          <w:p>
+            <w:pPr>
+              <w:spacing w:after="40" w:before="0"/>
+            </w:pPr>
+            <w:r>
+              <w:rPr>
+                <w:b w:val="0"/>
+                <w:i/>
+                <w:color w:val="5A5A5A"/>
+                <w:sz w:val="17"/>
+              </w:rPr>
+              <w:t>Format: the format written the way the other four are written, with separators, and one line each on what YY and XX stand for. Allied Service Provider is introduced as the fourteenth category and its identifier is printed without separators, and neither YY nor XX is defined anywhere in the document. LOCYYXX is seven unbroken characters, so at least three readings fit what is printed: YY a two-digit year with XX an undefined code, YYXX a single YYMM year and month, or a segment boundary somewhere else. The other four approved formats carry YYYYMMDD, so MM is the token this document already uses for a month, which makes YYMM a candidate rather than a conclusion. The reading changes the build, not the presentation: NNN is a per-prefix, per-day counter in the database, so a year-scoped identifier and a month-scoped one need different counters and run out of three digits at different volumes for one location.</w:t>
+            </w:r>
+          </w:p>
+        </w:tc>
+        <w:tc>
+          <w:tcPr>
+            <w:tcW w:type="dxa" w:w="3515"/>
+            <w:shd w:val="clear" w:fill="FFFDF2"/>
+          </w:tcPr>
+          <w:p>
+            <w:pPr>
+              <w:spacing w:after="40" w:before="40"/>
+            </w:pPr>
+            <w:r/>
+            <w:r>
+              <w:rPr>
+                <w:b w:val="0"/>
+                <w:i/>
+                <w:color w:val="5A5A5A"/>
+                <w:sz w:val="18"/>
+              </w:rPr>
+            </w:r>
+          </w:p>
+          <w:p>
+            <w:pPr>
+              <w:spacing w:after="40"/>
+            </w:pPr>
+          </w:p>
+          <w:p>
+            <w:pPr>
+              <w:spacing w:after="40"/>
+            </w:pPr>
           </w:p>
         </w:tc>
       </w:tr>
@@ -11186,16 +13250,2316 @@
     </w:p>
     <w:p>
       <w:pPr>
-        <w:spacing w:before="80" w:after="120"/>
+        <w:spacing w:before="160" w:after="80"/>
+      </w:pPr>
+      <w:r>
+        <w:rPr>
+          <w:b/>
+          <w:color w:val="1A1A1A"/>
+          <w:sz w:val="23"/>
+        </w:rPr>
+        <w:t>And one instruction rather than a question</w:t>
+      </w:r>
+    </w:p>
+    <w:tbl>
+      <w:tblPr>
+        <w:tblStyle w:val="TableGrid"/>
+        <w:tblW w:type="auto" w:w="0"/>
+        <w:jc w:val="left"/>
+        <w:tblLook w:firstColumn="1" w:firstRow="1" w:lastColumn="0" w:lastRow="0" w:noHBand="0" w:noVBand="1" w:val="04A0"/>
+      </w:tblPr>
+      <w:tblGrid>
+        <w:gridCol w:w="3099"/>
+        <w:gridCol w:w="3099"/>
+        <w:gridCol w:w="3099"/>
+      </w:tblGrid>
+      <w:tr>
+        <w:tc>
+          <w:tcPr>
+            <w:tcW w:type="dxa" w:w="510"/>
+            <w:shd w:val="clear" w:fill="EDEDED"/>
+          </w:tcPr>
+          <w:p>
+            <w:pPr>
+              <w:spacing w:after="40" w:before="40"/>
+            </w:pPr>
+            <w:r/>
+            <w:r>
+              <w:rPr>
+                <w:b/>
+                <w:i w:val="0"/>
+                <w:color w:val="1A1A1A"/>
+                <w:sz w:val="18"/>
+              </w:rPr>
+              <w:t>#</w:t>
+            </w:r>
+          </w:p>
+        </w:tc>
+        <w:tc>
+          <w:tcPr>
+            <w:tcW w:type="dxa" w:w="5272"/>
+            <w:shd w:val="clear" w:fill="EDEDED"/>
+          </w:tcPr>
+          <w:p>
+            <w:pPr>
+              <w:spacing w:after="40" w:before="40"/>
+            </w:pPr>
+            <w:r/>
+            <w:r>
+              <w:rPr>
+                <w:b/>
+                <w:i w:val="0"/>
+                <w:color w:val="1A1A1A"/>
+                <w:sz w:val="18"/>
+              </w:rPr>
+              <w:t>What to provide, and the exact form it has to take</w:t>
+            </w:r>
+          </w:p>
+        </w:tc>
+        <w:tc>
+          <w:tcPr>
+            <w:tcW w:type="dxa" w:w="3515"/>
+            <w:shd w:val="clear" w:fill="EDEDED"/>
+          </w:tcPr>
+          <w:p>
+            <w:pPr>
+              <w:spacing w:after="40" w:before="40"/>
+            </w:pPr>
+            <w:r/>
+            <w:r>
+              <w:rPr>
+                <w:b/>
+                <w:i w:val="0"/>
+                <w:color w:val="1A1A1A"/>
+                <w:sz w:val="18"/>
+              </w:rPr>
+              <w:t>WRITE YOUR ANSWER HERE</w:t>
+            </w:r>
+          </w:p>
+        </w:tc>
+      </w:tr>
+      <w:tr>
+        <w:tc>
+          <w:tcPr>
+            <w:tcW w:type="dxa" w:w="510"/>
+          </w:tcPr>
+          <w:p>
+            <w:pPr>
+              <w:spacing w:after="40" w:before="40"/>
+            </w:pPr>
+            <w:r/>
+            <w:r>
+              <w:rPr>
+                <w:b/>
+                <w:i w:val="0"/>
+                <w:color w:val="1A1A1A"/>
+                <w:sz w:val="19"/>
+              </w:rPr>
+              <w:t>4</w:t>
+            </w:r>
+          </w:p>
+        </w:tc>
+        <w:tc>
+          <w:tcPr>
+            <w:tcW w:type="dxa" w:w="5272"/>
+          </w:tcPr>
+          <w:p>
+            <w:pPr>
+              <w:spacing w:after="40" w:before="40"/>
+            </w:pPr>
+            <w:r/>
+            <w:r>
+              <w:rPr>
+                <w:b w:val="0"/>
+                <w:i w:val="0"/>
+                <w:color w:val="1A1A1A"/>
+                <w:sz w:val="19"/>
+              </w:rPr>
+              <w:t>Who runs the production-impact query, and when.</w:t>
+            </w:r>
+          </w:p>
+          <w:p>
+            <w:pPr>
+              <w:spacing w:after="40" w:before="0"/>
+            </w:pPr>
+            <w:r>
+              <w:rPr>
+                <w:b w:val="0"/>
+                <w:i/>
+                <w:color w:val="5A5A5A"/>
+                <w:sz w:val="17"/>
+              </w:rPr>
+              <w:t>Format: a name and a date, or grant the access. "Run the production-impact query before remediation" came back addressed to us. Nobody on this side has production database access, which is stated in the escalation the instruction is answering. The query itself is written and ready.</w:t>
+            </w:r>
+          </w:p>
+        </w:tc>
+        <w:tc>
+          <w:tcPr>
+            <w:tcW w:type="dxa" w:w="3515"/>
+            <w:shd w:val="clear" w:fill="FFFDF2"/>
+          </w:tcPr>
+          <w:p>
+            <w:pPr>
+              <w:spacing w:after="40" w:before="40"/>
+            </w:pPr>
+            <w:r/>
+            <w:r>
+              <w:rPr>
+                <w:b w:val="0"/>
+                <w:i/>
+                <w:color w:val="5A5A5A"/>
+                <w:sz w:val="18"/>
+              </w:rPr>
+            </w:r>
+          </w:p>
+          <w:p>
+            <w:pPr>
+              <w:spacing w:after="40"/>
+            </w:pPr>
+          </w:p>
+          <w:p>
+            <w:pPr>
+              <w:spacing w:after="40"/>
+            </w:pPr>
+          </w:p>
+        </w:tc>
+      </w:tr>
+    </w:tbl>
+    <w:p>
+      <w:pPr>
+        <w:spacing w:after="40"/>
+      </w:pPr>
+    </w:p>
+    <w:p>
+      <w:pPr>
+        <w:spacing w:before="200" w:after="80"/>
+      </w:pPr>
+      <w:r>
+        <w:rPr>
+          <w:b/>
+          <w:color w:val="1A1A1A"/>
+          <w:sz w:val="23"/>
+        </w:rPr>
+        <w:t>Answered 6 August, not asked again</w:t>
+      </w:r>
+    </w:p>
+    <w:p>
+      <w:pPr>
+        <w:spacing w:before="0" w:after="120"/>
+      </w:pPr>
+      <w:r>
+        <w:rPr>
+          <w:b/>
+          <w:color w:val="1A1A1A"/>
+          <w:sz w:val="20"/>
+        </w:rPr>
+        <w:t xml:space="preserve">Do not answer any of these four. </w:t>
+      </w:r>
+      <w:r>
+        <w:rPr>
+          <w:b w:val="0"/>
+          <w:color w:val="1A1A1A"/>
+          <w:sz w:val="20"/>
+        </w:rPr>
+        <w:t>They stood on this page in the morning. Three were answered directly that afternoon and the fourth follows from one of the three, so none of them is a question any more. They are kept here because a schedule that quietly drops an item cannot show that it was ever settled.</w:t>
+      </w:r>
+    </w:p>
+    <w:p>
+      <w:pPr>
+        <w:pStyle w:val="ListBullet"/>
+        <w:spacing w:after="80"/>
+        <w:ind w:left="397" w:hanging="198"/>
+      </w:pPr>
+      <w:r>
+        <w:rPr>
+          <w:b/>
+          <w:color w:val="1A1A1A"/>
+          <w:sz w:val="19"/>
+        </w:rPr>
+        <w:t>A building material seller is coded ALD</w:t>
+      </w:r>
+      <w:r>
+        <w:rPr>
+          <w:b w:val="0"/>
+          <w:color w:val="1A1A1A"/>
+          <w:sz w:val="19"/>
+        </w:rPr>
+        <w:t>, not SUP. That was the one real collision in the fourteen-category list. SUP Material Supplier stays in the list and now wants a description that does not read as the same business, which is a wording point for ID Standard Version 2 rather than a question for this note.</w:t>
+      </w:r>
+    </w:p>
+    <w:p>
+      <w:pPr>
+        <w:pStyle w:val="ListBullet"/>
+        <w:spacing w:after="80"/>
+        <w:ind w:left="397" w:hanging="198"/>
+      </w:pPr>
+      <w:r>
+        <w:rPr>
+          <w:b/>
+          <w:color w:val="1A1A1A"/>
+          <w:sz w:val="19"/>
+        </w:rPr>
+        <w:t>The TYPE list is BUY, SEL, DD, PRO and PRT, and no others for now</w:t>
+      </w:r>
+      <w:r>
+        <w:rPr>
+          <w:b w:val="0"/>
+          <w:color w:val="1A1A1A"/>
+          <w:sz w:val="19"/>
+        </w:rPr>
+        <w:t>. A validator can reject a sixth value, which is exactly what it could not do while the list was introduced with the word "including". The words "for now" are taken at face value: the five live somewhere they can be extended without a schema change.</w:t>
+      </w:r>
+    </w:p>
+    <w:p>
+      <w:pPr>
+        <w:pStyle w:val="ListBullet"/>
+        <w:spacing w:after="80"/>
+        <w:ind w:left="397" w:hanging="198"/>
+      </w:pPr>
+      <w:r>
+        <w:rPr>
+          <w:b/>
+          <w:color w:val="1A1A1A"/>
+          <w:sz w:val="19"/>
+        </w:rPr>
+        <w:t>SBR-CASE-DD is approved as a third case type</w:t>
+      </w:r>
+      <w:r>
+        <w:rPr>
+          <w:b w:val="0"/>
+          <w:color w:val="1A1A1A"/>
+          <w:sz w:val="19"/>
+        </w:rPr>
+        <w:t>. The identifiers this platform has already issued under it are valid rather than awaiting a disposition, and no remediation follows from it. It is the one answer of the three with a retrospective effect, and the effect is that nothing has to be undone. It also makes row 2 above slightly larger rather than smaller, because a third approved case format ends in -NNN.</w:t>
+      </w:r>
+    </w:p>
+    <w:p>
+      <w:pPr>
+        <w:pStyle w:val="ListBullet"/>
+        <w:spacing w:after="80"/>
+        <w:ind w:left="397" w:hanging="198"/>
+      </w:pPr>
+      <w:r>
+        <w:rPr>
+          <w:b/>
+          <w:color w:val="1A1A1A"/>
+          <w:sz w:val="19"/>
+        </w:rPr>
+        <w:t>The fourth gap goes with the first</w:t>
+      </w:r>
+      <w:r>
+        <w:rPr>
+          <w:b w:val="0"/>
+          <w:color w:val="1A1A1A"/>
+          <w:sz w:val="19"/>
+        </w:rPr>
+        <w:t>. The source row is headed "the three uncoded trades" and names four, and the fourth is the building material seller. It is in scope, because it has just been given a code.</w:t>
+      </w:r>
+    </w:p>
+    <w:p>
+      <w:pPr>
+        <w:spacing w:before="120" w:after="120"/>
+      </w:pPr>
+      <w:r>
+        <w:rPr>
+          <w:b/>
+          <w:color w:val="1A1A1A"/>
+          <w:sz w:val="20"/>
+        </w:rPr>
+        <w:t xml:space="preserve">These three answers carry no name and no role, </w:t>
+      </w:r>
+      <w:r>
+        <w:rPr>
+          <w:b w:val="0"/>
+          <w:color w:val="1A1A1A"/>
+          <w:sz w:val="20"/>
+        </w:rPr>
+        <w:t>which every other answer recorded against EXT-8 does. That is not a fourth question and it does not hold anything up, but a decision without a person on it is not a decision this record can cite later. One line closes it.</w:t>
+      </w:r>
+    </w:p>
+    <w:tbl>
+      <w:tblPr>
+        <w:tblStyle w:val="TableGrid"/>
+        <w:tblW w:type="auto" w:w="0"/>
+        <w:jc w:val="left"/>
+        <w:tblLook w:firstColumn="1" w:firstRow="1" w:lastColumn="0" w:lastRow="0" w:noHBand="0" w:noVBand="1" w:val="04A0"/>
+      </w:tblPr>
+      <w:tblGrid>
+        <w:gridCol w:w="3099"/>
+        <w:gridCol w:w="3099"/>
+        <w:gridCol w:w="3099"/>
+      </w:tblGrid>
+      <w:tr>
+        <w:tc>
+          <w:tcPr>
+            <w:tcW w:type="dxa" w:w="510"/>
+            <w:shd w:val="clear" w:fill="EDEDED"/>
+          </w:tcPr>
+          <w:p>
+            <w:pPr>
+              <w:spacing w:after="40" w:before="40"/>
+            </w:pPr>
+            <w:r/>
+            <w:r>
+              <w:rPr>
+                <w:b/>
+                <w:i w:val="0"/>
+                <w:color w:val="1A1A1A"/>
+                <w:sz w:val="18"/>
+              </w:rPr>
+              <w:t>#</w:t>
+            </w:r>
+          </w:p>
+        </w:tc>
+        <w:tc>
+          <w:tcPr>
+            <w:tcW w:type="dxa" w:w="5272"/>
+            <w:shd w:val="clear" w:fill="EDEDED"/>
+          </w:tcPr>
+          <w:p>
+            <w:pPr>
+              <w:spacing w:after="40" w:before="40"/>
+            </w:pPr>
+            <w:r/>
+            <w:r>
+              <w:rPr>
+                <w:b/>
+                <w:i w:val="0"/>
+                <w:color w:val="1A1A1A"/>
+                <w:sz w:val="18"/>
+              </w:rPr>
+              <w:t>What to provide, and the exact form it has to take</w:t>
+            </w:r>
+          </w:p>
+        </w:tc>
+        <w:tc>
+          <w:tcPr>
+            <w:tcW w:type="dxa" w:w="3515"/>
+            <w:shd w:val="clear" w:fill="EDEDED"/>
+          </w:tcPr>
+          <w:p>
+            <w:pPr>
+              <w:spacing w:after="40" w:before="40"/>
+            </w:pPr>
+            <w:r/>
+            <w:r>
+              <w:rPr>
+                <w:b/>
+                <w:i w:val="0"/>
+                <w:color w:val="1A1A1A"/>
+                <w:sz w:val="18"/>
+              </w:rPr>
+              <w:t>WRITE YOUR ANSWER HERE</w:t>
+            </w:r>
+          </w:p>
+        </w:tc>
+      </w:tr>
+      <w:tr>
+        <w:tc>
+          <w:tcPr>
+            <w:tcW w:type="dxa" w:w="510"/>
+          </w:tcPr>
+          <w:p>
+            <w:pPr>
+              <w:spacing w:after="40" w:before="40"/>
+            </w:pPr>
+            <w:r/>
+            <w:r>
+              <w:rPr>
+                <w:b/>
+                <w:i w:val="0"/>
+                <w:color w:val="1A1A1A"/>
+                <w:sz w:val="19"/>
+              </w:rPr>
+              <w:t>5</w:t>
+            </w:r>
+          </w:p>
+        </w:tc>
+        <w:tc>
+          <w:tcPr>
+            <w:tcW w:type="dxa" w:w="5272"/>
+          </w:tcPr>
+          <w:p>
+            <w:pPr>
+              <w:spacing w:after="40" w:before="40"/>
+            </w:pPr>
+            <w:r/>
+            <w:r>
+              <w:rPr>
+                <w:b w:val="0"/>
+                <w:i w:val="0"/>
+                <w:color w:val="1A1A1A"/>
+                <w:sz w:val="19"/>
+              </w:rPr>
+              <w:t>A name and a role against the three answers of 6 August.</w:t>
+            </w:r>
+          </w:p>
+          <w:p>
+            <w:pPr>
+              <w:spacing w:after="40" w:before="0"/>
+            </w:pPr>
+            <w:r>
+              <w:rPr>
+                <w:b w:val="0"/>
+                <w:i/>
+                <w:color w:val="5A5A5A"/>
+                <w:sz w:val="17"/>
+              </w:rPr>
+              <w:t>Format: one name and one role covering all three. They were relayed rather than returned in a document, so there is no file to cite and nobody named on them. This record has already objected once, at EXT-11, to an answer attributed to a department rather than to a person, on the ground that a department cannot approve anything, and the same standard applies to answers this project is pleased to receive.</w:t>
+            </w:r>
+          </w:p>
+        </w:tc>
+        <w:tc>
+          <w:tcPr>
+            <w:tcW w:type="dxa" w:w="3515"/>
+            <w:shd w:val="clear" w:fill="FFFDF2"/>
+          </w:tcPr>
+          <w:p>
+            <w:pPr>
+              <w:spacing w:after="40" w:before="40"/>
+            </w:pPr>
+            <w:r/>
+            <w:r>
+              <w:rPr>
+                <w:b w:val="0"/>
+                <w:i/>
+                <w:color w:val="5A5A5A"/>
+                <w:sz w:val="18"/>
+              </w:rPr>
+            </w:r>
+          </w:p>
+          <w:p>
+            <w:pPr>
+              <w:spacing w:after="40"/>
+            </w:pPr>
+          </w:p>
+          <w:p>
+            <w:pPr>
+              <w:spacing w:after="40"/>
+            </w:pPr>
+          </w:p>
+        </w:tc>
+      </w:tr>
+    </w:tbl>
+    <w:p>
+      <w:pPr>
+        <w:spacing w:after="40"/>
+      </w:pPr>
+    </w:p>
+    <w:p>
+      <w:pPr>
+        <w:spacing w:before="0" w:after="160"/>
       </w:pPr>
       <w:r>
         <w:rPr>
           <w:b w:val="0"/>
           <w:i w:val="0"/>
           <w:color w:val="5A5A5A"/>
+          <w:sz w:val="17"/>
+        </w:rPr>
+        <w:t>Leave no row empty. If a row does not apply, write "not applicable" and one line saying why. If you cannot answer it today, write "pending" and the date you expect to have it. A blank cannot be told apart from an unread row.</w:t>
+      </w:r>
+    </w:p>
+    <w:tbl>
+      <w:tblPr>
+        <w:tblStyle w:val="TableGrid"/>
+        <w:tblW w:type="auto" w:w="0"/>
+        <w:jc w:val="left"/>
+        <w:tblLook w:firstColumn="1" w:firstRow="1" w:lastColumn="0" w:lastRow="0" w:noHBand="0" w:noVBand="1" w:val="04A0"/>
+      </w:tblPr>
+      <w:tblGrid>
+        <w:gridCol w:w="9298"/>
+      </w:tblGrid>
+      <w:tr>
+        <w:tc>
+          <w:tcPr>
+            <w:tcW w:type="dxa" w:w="9298"/>
+            <w:shd w:val="clear" w:fill="EDEDED"/>
+          </w:tcPr>
+          <w:p>
+            <w:pPr>
+              <w:spacing w:after="40" w:before="40"/>
+            </w:pPr>
+            <w:r/>
+            <w:r>
+              <w:rPr>
+                <w:b/>
+                <w:i w:val="0"/>
+                <w:color w:val="5A5A5A"/>
+                <w:sz w:val="17"/>
+              </w:rPr>
+              <w:t>OPTIONAL  ·  suggested wording, if you would rather reply in prose than fill the table above</w:t>
+            </w:r>
+          </w:p>
+        </w:tc>
+      </w:tr>
+      <w:tr>
+        <w:tc>
+          <w:tcPr>
+            <w:tcW w:type="dxa" w:w="9298"/>
+            <w:shd w:val="clear" w:fill="F7F7F7"/>
+          </w:tcPr>
+          <w:p>
+            <w:pPr>
+              <w:spacing w:after="40" w:before="40"/>
+            </w:pPr>
+            <w:r/>
+            <w:r>
+              <w:rPr>
+                <w:b w:val="0"/>
+                <w:i/>
+                <w:color w:val="1A1A1A"/>
+                <w:sz w:val="19"/>
+              </w:rPr>
+              <w:t>Surveyor as a record-type segment is [SUR / SVR] and Surulere keeps SUR in the location</w:t>
+            </w:r>
+          </w:p>
+        </w:tc>
+      </w:tr>
+      <w:tr>
+        <w:tc>
+          <w:tcPr>
+            <w:tcW w:type="dxa" w:w="9298"/>
+            <w:shd w:val="clear" w:fill="F7F7F7"/>
+          </w:tcPr>
+          <w:p>
+            <w:pPr>
+              <w:spacing w:after="40" w:before="40"/>
+            </w:pPr>
+            <w:r/>
+            <w:r>
+              <w:rPr>
+                <w:b w:val="0"/>
+                <w:i/>
+                <w:color w:val="1A1A1A"/>
+                <w:sz w:val="19"/>
+              </w:rPr>
+              <w:t>segment: [yes/no]. UUID replaces NNN in all the approved formats / applies only to</w:t>
+            </w:r>
+          </w:p>
+        </w:tc>
+      </w:tr>
+      <w:tr>
+        <w:tc>
+          <w:tcPr>
+            <w:tcW w:type="dxa" w:w="9298"/>
+            <w:shd w:val="clear" w:fill="F7F7F7"/>
+          </w:tcPr>
+          <w:p>
+            <w:pPr>
+              <w:spacing w:after="40" w:before="40"/>
+            </w:pPr>
+            <w:r/>
+            <w:r>
+              <w:rPr>
+                <w:b w:val="0"/>
+                <w:i/>
+                <w:color w:val="1A1A1A"/>
+                <w:sz w:val="19"/>
+              </w:rPr>
+              <w:t>[scope]. The ALD identifier format is [format], where YY means [meaning] and XX means</w:t>
+            </w:r>
+          </w:p>
+        </w:tc>
+      </w:tr>
+      <w:tr>
+        <w:tc>
+          <w:tcPr>
+            <w:tcW w:type="dxa" w:w="9298"/>
+            <w:shd w:val="clear" w:fill="F7F7F7"/>
+          </w:tcPr>
+          <w:p>
+            <w:pPr>
+              <w:spacing w:after="40" w:before="40"/>
+            </w:pPr>
+            <w:r/>
+            <w:r>
+              <w:rPr>
+                <w:b w:val="0"/>
+                <w:i/>
+                <w:color w:val="1A1A1A"/>
+                <w:sz w:val="19"/>
+              </w:rPr>
+              <w:t>[meaning]. The production-impact query will be run by [name] on [date]. The building</w:t>
+            </w:r>
+          </w:p>
+        </w:tc>
+      </w:tr>
+      <w:tr>
+        <w:tc>
+          <w:tcPr>
+            <w:tcW w:type="dxa" w:w="9298"/>
+            <w:shd w:val="clear" w:fill="F7F7F7"/>
+          </w:tcPr>
+          <w:p>
+            <w:pPr>
+              <w:spacing w:after="40" w:before="40"/>
+            </w:pPr>
+            <w:r/>
+            <w:r>
+              <w:rPr>
+                <w:b w:val="0"/>
+                <w:i/>
+                <w:color w:val="1A1A1A"/>
+                <w:sz w:val="19"/>
+              </w:rPr>
+              <w:t>material seller, TYPE list and SBR-CASE-DD answers of 6 August were given by [name],</w:t>
+            </w:r>
+          </w:p>
+        </w:tc>
+      </w:tr>
+      <w:tr>
+        <w:tc>
+          <w:tcPr>
+            <w:tcW w:type="dxa" w:w="9298"/>
+            <w:shd w:val="clear" w:fill="F7F7F7"/>
+          </w:tcPr>
+          <w:p>
+            <w:pPr>
+              <w:spacing w:after="40" w:before="40"/>
+            </w:pPr>
+            <w:r/>
+            <w:r>
+              <w:rPr>
+                <w:b w:val="0"/>
+                <w:i/>
+                <w:color w:val="1A1A1A"/>
+                <w:sz w:val="19"/>
+              </w:rPr>
+              <w:t>role [role].</w:t>
+            </w:r>
+          </w:p>
+        </w:tc>
+      </w:tr>
+    </w:tbl>
+    <w:p>
+      <w:pPr>
+        <w:spacing w:after="40"/>
+      </w:pPr>
+    </w:p>
+    <w:p>
+      <w:pPr>
+        <w:spacing w:before="160" w:after="200"/>
+      </w:pPr>
+      <w:r>
+        <w:rPr>
+          <w:b/>
+          <w:color w:val="5A5A5A"/>
+          <w:sz w:val="18"/>
+        </w:rPr>
+        <w:t xml:space="preserve">Records we update when this lands, so you can see where your answer goes: </w:t>
+      </w:r>
+      <w:r>
+        <w:rPr>
+          <w:color w:val="5A5A5A"/>
+          <w:sz w:val="18"/>
+        </w:rPr>
+        <w:t>The EXT-8 entry and the E9-S2 criteria in the outstanding backlog. The answer section in the escalation record. The delivery board and the build checklist. Nothing is encoded before ID Standard Version 2 is issued, which the EXT-12 answer sets for 13 August 2026.</w:t>
+      </w:r>
+    </w:p>
+    <w:tbl>
+      <w:tblPr>
+        <w:tblStyle w:val="TableGrid"/>
+        <w:tblW w:type="auto" w:w="0"/>
+        <w:jc w:val="left"/>
+        <w:tblLook w:firstColumn="1" w:firstRow="1" w:lastColumn="0" w:lastRow="0" w:noHBand="0" w:noVBand="1" w:val="04A0"/>
+      </w:tblPr>
+      <w:tblGrid>
+        <w:gridCol w:w="4649"/>
+        <w:gridCol w:w="4649"/>
+      </w:tblGrid>
+      <w:tr>
+        <w:tc>
+          <w:tcPr>
+            <w:tcW w:type="dxa" w:w="6803"/>
+            <w:gridSpan w:val="2"/>
+            <w:shd w:val="clear" w:fill="D9D9D9"/>
+          </w:tcPr>
+          <w:p>
+            <w:pPr>
+              <w:spacing w:after="40" w:before="40"/>
+            </w:pPr>
+            <w:r/>
+            <w:r>
+              <w:rPr>
+                <w:b/>
+                <w:i w:val="0"/>
+                <w:color w:val="1A1A1A"/>
+                <w:sz w:val="19"/>
+              </w:rPr>
+              <w:t>SIGN-OFF  ·  EXT-8  ·  complete this even if some rows above are still pending</w:t>
+            </w:r>
+          </w:p>
+        </w:tc>
+      </w:tr>
+      <w:tr>
+        <w:tc>
+          <w:tcPr>
+            <w:tcW w:type="dxa" w:w="2494"/>
+          </w:tcPr>
+          <w:p>
+            <w:pPr>
+              <w:spacing w:after="40" w:before="40"/>
+            </w:pPr>
+            <w:r/>
+            <w:r>
+              <w:rPr>
+                <w:b/>
+                <w:i w:val="0"/>
+                <w:color w:val="1A1A1A"/>
+                <w:sz w:val="19"/>
+              </w:rPr>
+              <w:t>Given by</w:t>
+            </w:r>
+          </w:p>
+          <w:p>
+            <w:pPr>
+              <w:spacing w:after="40" w:before="0"/>
+            </w:pPr>
+            <w:r>
+              <w:rPr>
+                <w:b w:val="0"/>
+                <w:i/>
+                <w:color w:val="5A5A5A"/>
+                <w:sz w:val="16"/>
+              </w:rPr>
+              <w:t>Full name, printed</w:t>
+            </w:r>
+          </w:p>
+        </w:tc>
+        <w:tc>
+          <w:tcPr>
+            <w:tcW w:type="dxa" w:w="6803"/>
+            <w:shd w:val="clear" w:fill="FFFDF2"/>
+          </w:tcPr>
+          <w:p>
+            <w:pPr>
+              <w:spacing w:after="40" w:before="40"/>
+            </w:pPr>
+            <w:r/>
+            <w:r>
+              <w:rPr>
+                <w:b w:val="0"/>
+                <w:i w:val="0"/>
+                <w:color w:val="1A1A1A"/>
+                <w:sz w:val="19"/>
+              </w:rPr>
+            </w:r>
+          </w:p>
+          <w:p>
+            <w:pPr>
+              <w:spacing w:after="40"/>
+            </w:pPr>
+          </w:p>
+        </w:tc>
+      </w:tr>
+      <w:tr>
+        <w:tc>
+          <w:tcPr>
+            <w:tcW w:type="dxa" w:w="2494"/>
+          </w:tcPr>
+          <w:p>
+            <w:pPr>
+              <w:spacing w:after="40" w:before="40"/>
+            </w:pPr>
+            <w:r/>
+            <w:r>
+              <w:rPr>
+                <w:b/>
+                <w:i w:val="0"/>
+                <w:color w:val="1A1A1A"/>
+                <w:sz w:val="19"/>
+              </w:rPr>
+              <w:t>Role</w:t>
+            </w:r>
+          </w:p>
+          <w:p>
+            <w:pPr>
+              <w:spacing w:after="40" w:before="0"/>
+            </w:pPr>
+            <w:r>
+              <w:rPr>
+                <w:b w:val="0"/>
+                <w:i/>
+                <w:color w:val="5A5A5A"/>
+                <w:sz w:val="16"/>
+              </w:rPr>
+              <w:t>Your role, so the record shows who had the authority</w:t>
+            </w:r>
+          </w:p>
+        </w:tc>
+        <w:tc>
+          <w:tcPr>
+            <w:tcW w:type="dxa" w:w="6803"/>
+            <w:shd w:val="clear" w:fill="FFFDF2"/>
+          </w:tcPr>
+          <w:p>
+            <w:pPr>
+              <w:spacing w:after="40" w:before="40"/>
+            </w:pPr>
+            <w:r/>
+            <w:r>
+              <w:rPr>
+                <w:b w:val="0"/>
+                <w:i w:val="0"/>
+                <w:color w:val="1A1A1A"/>
+                <w:sz w:val="19"/>
+              </w:rPr>
+            </w:r>
+          </w:p>
+          <w:p>
+            <w:pPr>
+              <w:spacing w:after="40"/>
+            </w:pPr>
+          </w:p>
+        </w:tc>
+      </w:tr>
+      <w:tr>
+        <w:tc>
+          <w:tcPr>
+            <w:tcW w:type="dxa" w:w="2494"/>
+          </w:tcPr>
+          <w:p>
+            <w:pPr>
+              <w:spacing w:after="40" w:before="40"/>
+            </w:pPr>
+            <w:r/>
+            <w:r>
+              <w:rPr>
+                <w:b/>
+                <w:i w:val="0"/>
+                <w:color w:val="1A1A1A"/>
+                <w:sz w:val="19"/>
+              </w:rPr>
+              <w:t>Date</w:t>
+            </w:r>
+          </w:p>
+          <w:p>
+            <w:pPr>
+              <w:spacing w:after="40" w:before="0"/>
+            </w:pPr>
+            <w:r>
+              <w:rPr>
+                <w:b w:val="0"/>
+                <w:i/>
+                <w:color w:val="5A5A5A"/>
+                <w:sz w:val="16"/>
+              </w:rPr>
+              <w:t>DD / MM / YYYY</w:t>
+            </w:r>
+          </w:p>
+        </w:tc>
+        <w:tc>
+          <w:tcPr>
+            <w:tcW w:type="dxa" w:w="6803"/>
+            <w:shd w:val="clear" w:fill="FFFDF2"/>
+          </w:tcPr>
+          <w:p>
+            <w:pPr>
+              <w:spacing w:after="40" w:before="40"/>
+            </w:pPr>
+            <w:r/>
+            <w:r>
+              <w:rPr>
+                <w:b w:val="0"/>
+                <w:i w:val="0"/>
+                <w:color w:val="1A1A1A"/>
+                <w:sz w:val="19"/>
+              </w:rPr>
+            </w:r>
+          </w:p>
+          <w:p>
+            <w:pPr>
+              <w:spacing w:after="40"/>
+            </w:pPr>
+          </w:p>
+        </w:tc>
+      </w:tr>
+      <w:tr>
+        <w:tc>
+          <w:tcPr>
+            <w:tcW w:type="dxa" w:w="2494"/>
+          </w:tcPr>
+          <w:p>
+            <w:pPr>
+              <w:spacing w:after="40" w:before="40"/>
+            </w:pPr>
+            <w:r/>
+            <w:r>
+              <w:rPr>
+                <w:b/>
+                <w:i w:val="0"/>
+                <w:color w:val="1A1A1A"/>
+                <w:sz w:val="19"/>
+              </w:rPr>
+              <w:t>Attachments enclosed</w:t>
+            </w:r>
+          </w:p>
+          <w:p>
+            <w:pPr>
+              <w:spacing w:after="40" w:before="0"/>
+            </w:pPr>
+            <w:r>
+              <w:rPr>
+                <w:b w:val="0"/>
+                <w:i/>
+                <w:color w:val="5A5A5A"/>
+                <w:sz w:val="16"/>
+              </w:rPr>
+              <w:t>List them, or write "none"</w:t>
+            </w:r>
+          </w:p>
+        </w:tc>
+        <w:tc>
+          <w:tcPr>
+            <w:tcW w:type="dxa" w:w="6803"/>
+            <w:shd w:val="clear" w:fill="FFFDF2"/>
+          </w:tcPr>
+          <w:p>
+            <w:pPr>
+              <w:spacing w:after="40" w:before="40"/>
+            </w:pPr>
+            <w:r/>
+            <w:r>
+              <w:rPr>
+                <w:b w:val="0"/>
+                <w:i w:val="0"/>
+                <w:color w:val="1A1A1A"/>
+                <w:sz w:val="19"/>
+              </w:rPr>
+            </w:r>
+          </w:p>
+          <w:p>
+            <w:pPr>
+              <w:spacing w:after="40"/>
+            </w:pPr>
+          </w:p>
+        </w:tc>
+      </w:tr>
+      <w:tr>
+        <w:tc>
+          <w:tcPr>
+            <w:tcW w:type="dxa" w:w="2494"/>
+          </w:tcPr>
+          <w:p>
+            <w:pPr>
+              <w:spacing w:after="40" w:before="40"/>
+            </w:pPr>
+            <w:r/>
+            <w:r>
+              <w:rPr>
+                <w:b/>
+                <w:i w:val="0"/>
+                <w:color w:val="1A1A1A"/>
+                <w:sz w:val="19"/>
+              </w:rPr>
+              <w:t>Rows I could not answer today</w:t>
+            </w:r>
+          </w:p>
+          <w:p>
+            <w:pPr>
+              <w:spacing w:after="40" w:before="0"/>
+            </w:pPr>
+            <w:r>
+              <w:rPr>
+                <w:b w:val="0"/>
+                <w:i/>
+                <w:color w:val="5A5A5A"/>
+                <w:sz w:val="16"/>
+              </w:rPr>
+              <w:t>Row numbers, and when you expect to have them</w:t>
+            </w:r>
+          </w:p>
+        </w:tc>
+        <w:tc>
+          <w:tcPr>
+            <w:tcW w:type="dxa" w:w="6803"/>
+            <w:shd w:val="clear" w:fill="FFFDF2"/>
+          </w:tcPr>
+          <w:p>
+            <w:pPr>
+              <w:spacing w:after="40" w:before="40"/>
+            </w:pPr>
+            <w:r/>
+            <w:r>
+              <w:rPr>
+                <w:b w:val="0"/>
+                <w:i w:val="0"/>
+                <w:color w:val="1A1A1A"/>
+                <w:sz w:val="19"/>
+              </w:rPr>
+            </w:r>
+          </w:p>
+          <w:p>
+            <w:pPr>
+              <w:spacing w:after="40"/>
+            </w:pPr>
+          </w:p>
+        </w:tc>
+      </w:tr>
+    </w:tbl>
+    <w:p>
+      <w:pPr>
+        <w:spacing w:after="40"/>
+      </w:pPr>
+    </w:p>
+    <w:p>
+      <w:r>
+        <w:br w:type="page"/>
+      </w:r>
+    </w:p>
+    <w:p>
+      <w:pPr>
+        <w:spacing w:before="0" w:after="20"/>
+      </w:pPr>
+      <w:r>
+        <w:rPr>
+          <w:b/>
+          <w:color w:val="1A1A1A"/>
+          <w:sz w:val="36"/>
+        </w:rPr>
+        <w:t>EXT-9</w:t>
+      </w:r>
+    </w:p>
+    <w:p>
+      <w:pPr>
+        <w:spacing w:after="120"/>
+      </w:pPr>
+      <w:r>
+        <w:rPr>
+          <w:b/>
+          <w:color w:val="1A1A1A"/>
+          <w:sz w:val="23"/>
+        </w:rPr>
+        <w:t>The structure is settled and the number is not</w:t>
+      </w:r>
+    </w:p>
+    <w:p>
+      <w:pPr>
+        <w:spacing w:after="200"/>
+        <w:pBdr>
+          <w:bottom w:val="single" w:sz="6" w:space="6" w:color="999999"/>
+        </w:pBdr>
+      </w:pPr>
+      <w:r>
+        <w:rPr>
+          <w:i/>
+          <w:color w:val="5A5A5A"/>
           <w:sz w:val="19"/>
         </w:rPr>
-        <w:t>If you are holding ENG-DR-2026-08-06-01 and have not replied to it yet, that document is the more urgent of the two. It blocks work that is already scheduled.</w:t>
+        <w:t>Owner: Finance     |     Closes the commission half of E9-S3, and rows 8 and 9 of EXT-4. Answered 6 August 2026 by Finance.</w:t>
+      </w:r>
+    </w:p>
+    <w:p>
+      <w:pPr>
+        <w:spacing w:before="0" w:after="120"/>
+      </w:pPr>
+      <w:r>
+        <w:rPr>
+          <w:b/>
+          <w:color w:val="1A1A1A"/>
+          <w:sz w:val="20"/>
+        </w:rPr>
+        <w:t xml:space="preserve">Two of the three questions closed and are not reopened. </w:t>
+      </w:r>
+      <w:r>
+        <w:rPr>
+          <w:b w:val="0"/>
+          <w:color w:val="1A1A1A"/>
+          <w:sz w:val="20"/>
+        </w:rPr>
+        <w:t>Commission is two-sided, charged to both parties. The buyer's share is collected from the buyer and must not be withheld from the seller's proceeds. Both are clear and both are implementable.</w:t>
+      </w:r>
+    </w:p>
+    <w:p>
+      <w:pPr>
+        <w:spacing w:before="0" w:after="120"/>
+      </w:pPr>
+      <w:r>
+        <w:rPr>
+          <w:b/>
+          <w:color w:val="1A1A1A"/>
+          <w:sz w:val="20"/>
+        </w:rPr>
+        <w:t xml:space="preserve">The rate is given twice in the same document, at two different numbers. </w:t>
+      </w:r>
+      <w:r>
+        <w:rPr>
+          <w:b w:val="0"/>
+          <w:color w:val="1A1A1A"/>
+          <w:sz w:val="20"/>
+        </w:rPr>
+        <w:t>On a NGN 50,000,000 sale that is NGN 2,500,000 per side against NGN 5,000,000 per side. It is not a rounding difference and it is not something engineering can pick.</w:t>
+      </w:r>
+    </w:p>
+    <w:tbl>
+      <w:tblPr>
+        <w:tblStyle w:val="TableGrid"/>
+        <w:tblW w:type="auto" w:w="0"/>
+        <w:jc w:val="left"/>
+        <w:tblLook w:firstColumn="1" w:firstRow="1" w:lastColumn="0" w:lastRow="0" w:noHBand="0" w:noVBand="1" w:val="04A0"/>
+      </w:tblPr>
+      <w:tblGrid>
+        <w:gridCol w:w="3099"/>
+        <w:gridCol w:w="3099"/>
+        <w:gridCol w:w="3099"/>
+      </w:tblGrid>
+      <w:tr>
+        <w:tc>
+          <w:tcPr>
+            <w:tcW w:type="dxa" w:w="2948"/>
+            <w:shd w:val="clear" w:fill="EDEDED"/>
+          </w:tcPr>
+          <w:p>
+            <w:pPr>
+              <w:spacing w:after="40" w:before="40"/>
+            </w:pPr>
+            <w:r/>
+            <w:r>
+              <w:rPr>
+                <w:b/>
+                <w:i w:val="0"/>
+                <w:color w:val="1A1A1A"/>
+                <w:sz w:val="19"/>
+              </w:rPr>
+              <w:t>Where in the document</w:t>
+            </w:r>
+          </w:p>
+        </w:tc>
+        <w:tc>
+          <w:tcPr>
+            <w:tcW w:type="dxa" w:w="3175"/>
+            <w:shd w:val="clear" w:fill="EDEDED"/>
+          </w:tcPr>
+          <w:p>
+            <w:pPr>
+              <w:spacing w:after="40" w:before="40"/>
+            </w:pPr>
+            <w:r/>
+            <w:r>
+              <w:rPr>
+                <w:b/>
+                <w:i w:val="0"/>
+                <w:color w:val="1A1A1A"/>
+                <w:sz w:val="19"/>
+              </w:rPr>
+              <w:t>Question 1</w:t>
+            </w:r>
+          </w:p>
+        </w:tc>
+        <w:tc>
+          <w:tcPr>
+            <w:tcW w:type="dxa" w:w="3175"/>
+            <w:shd w:val="clear" w:fill="EDEDED"/>
+          </w:tcPr>
+          <w:p>
+            <w:pPr>
+              <w:spacing w:after="40" w:before="40"/>
+            </w:pPr>
+            <w:r/>
+            <w:r>
+              <w:rPr>
+                <w:b/>
+                <w:i w:val="0"/>
+                <w:color w:val="1A1A1A"/>
+                <w:sz w:val="19"/>
+              </w:rPr>
+              <w:t>Question 3</w:t>
+            </w:r>
+          </w:p>
+        </w:tc>
+      </w:tr>
+      <w:tr>
+        <w:tc>
+          <w:tcPr>
+            <w:tcW w:type="dxa" w:w="2948"/>
+          </w:tcPr>
+          <w:p>
+            <w:pPr>
+              <w:spacing w:after="40" w:before="40"/>
+            </w:pPr>
+            <w:r/>
+            <w:r>
+              <w:rPr>
+                <w:b w:val="0"/>
+                <w:i w:val="0"/>
+                <w:color w:val="1A1A1A"/>
+                <w:sz w:val="19"/>
+              </w:rPr>
+              <w:t>Response box</w:t>
+            </w:r>
+          </w:p>
+        </w:tc>
+        <w:tc>
+          <w:tcPr>
+            <w:tcW w:type="dxa" w:w="3175"/>
+          </w:tcPr>
+          <w:p>
+            <w:pPr>
+              <w:spacing w:after="40" w:before="40"/>
+            </w:pPr>
+            <w:r/>
+            <w:r>
+              <w:rPr>
+                <w:b w:val="0"/>
+                <w:i w:val="0"/>
+                <w:color w:val="1A1A1A"/>
+                <w:sz w:val="19"/>
+              </w:rPr>
+              <w:t>"5% to the seller and 5% to the buyer"</w:t>
+            </w:r>
+          </w:p>
+        </w:tc>
+        <w:tc>
+          <w:tcPr>
+            <w:tcW w:type="dxa" w:w="3175"/>
+          </w:tcPr>
+          <w:p>
+            <w:pPr>
+              <w:spacing w:after="40" w:before="40"/>
+            </w:pPr>
+            <w:r/>
+            <w:r>
+              <w:rPr>
+                <w:b w:val="0"/>
+                <w:i w:val="0"/>
+                <w:color w:val="1A1A1A"/>
+                <w:sz w:val="19"/>
+              </w:rPr>
+              <w:t>"5% is the standard rate for each party"</w:t>
+            </w:r>
+          </w:p>
+        </w:tc>
+      </w:tr>
+      <w:tr>
+        <w:tc>
+          <w:tcPr>
+            <w:tcW w:type="dxa" w:w="2948"/>
+          </w:tcPr>
+          <w:p>
+            <w:pPr>
+              <w:spacing w:after="40" w:before="40"/>
+            </w:pPr>
+            <w:r/>
+            <w:r>
+              <w:rPr>
+                <w:b w:val="0"/>
+                <w:i w:val="0"/>
+                <w:color w:val="1A1A1A"/>
+                <w:sz w:val="19"/>
+              </w:rPr>
+              <w:t>Collation sheet, same questions</w:t>
+            </w:r>
+          </w:p>
+        </w:tc>
+        <w:tc>
+          <w:tcPr>
+            <w:tcW w:type="dxa" w:w="3175"/>
+          </w:tcPr>
+          <w:p>
+            <w:pPr>
+              <w:spacing w:after="40" w:before="40"/>
+            </w:pPr>
+            <w:r/>
+            <w:r>
+              <w:rPr>
+                <w:b w:val="0"/>
+                <w:i w:val="0"/>
+                <w:color w:val="1A1A1A"/>
+                <w:sz w:val="19"/>
+              </w:rPr>
+              <w:t>"Two-sided: 10% seller and 10% buyer"</w:t>
+            </w:r>
+          </w:p>
+        </w:tc>
+        <w:tc>
+          <w:tcPr>
+            <w:tcW w:type="dxa" w:w="3175"/>
+          </w:tcPr>
+          <w:p>
+            <w:pPr>
+              <w:spacing w:after="40" w:before="40"/>
+            </w:pPr>
+            <w:r/>
+            <w:r>
+              <w:rPr>
+                <w:b w:val="0"/>
+                <w:i w:val="0"/>
+                <w:color w:val="1A1A1A"/>
+                <w:sz w:val="19"/>
+              </w:rPr>
+              <w:t>"10% standard; editable by authorised user"</w:t>
+            </w:r>
+          </w:p>
+        </w:tc>
+      </w:tr>
+    </w:tbl>
+    <w:p>
+      <w:pPr>
+        <w:spacing w:after="40"/>
+      </w:pPr>
+    </w:p>
+    <w:p>
+      <w:pPr>
+        <w:spacing w:before="0" w:after="120"/>
+      </w:pPr>
+      <w:r>
+        <w:rPr>
+          <w:b/>
+          <w:color w:val="1A1A1A"/>
+          <w:sz w:val="20"/>
+        </w:rPr>
+        <w:t xml:space="preserve">What the signed instrument says, offered so this can be confirmed in one line rather than re-derived. </w:t>
+      </w:r>
+      <w:r>
+        <w:rPr>
+          <w:b w:val="0"/>
+          <w:color w:val="1A1A1A"/>
+          <w:sz w:val="20"/>
+        </w:rPr>
+        <w:t>Clause 5 of the seller Power of Attorney authorises the donee to deduct from source 10% brokerage and commission. 5 plus 5 comes to exactly that 10 per cent. 10 plus 10 comes to twice it. That is an observation about arithmetic, not us choosing the rate.</w:t>
+      </w:r>
+    </w:p>
+    <w:p>
+      <w:pPr>
+        <w:spacing w:before="0" w:after="80"/>
+      </w:pPr>
+      <w:r>
+        <w:rPr>
+          <w:b w:val="0"/>
+          <w:i w:val="0"/>
+          <w:color w:val="1A1A1A"/>
+          <w:sz w:val="20"/>
+        </w:rPr>
+        <w:t>Two things to note about it. The clause authorises deduction from the seller, so even at 5 plus 5 the buyer's half has no authority in that instrument and needs a buyer-facing one, which is EXT-4 row 8. And terms of service section 5(a) promises a minimum 5 per cent from each side, which the response box matches and the collation sheet does not.</w:t>
+      </w:r>
+    </w:p>
+    <w:p>
+      <w:pPr>
+        <w:spacing w:before="0" w:after="160"/>
+      </w:pPr>
+      <w:r>
+        <w:rPr>
+          <w:b w:val="0"/>
+          <w:i w:val="0"/>
+          <w:color w:val="1A1A1A"/>
+          <w:sz w:val="20"/>
+        </w:rPr>
+        <w:t>What the platform does today, so the size of the change is visible either way: one rate is set at 5 per cent in the escrow constants and applied once, to the seller side only. A buyer-side charge does not exist yet at any rate.</w:t>
+      </w:r>
+    </w:p>
+    <w:tbl>
+      <w:tblPr>
+        <w:tblStyle w:val="TableGrid"/>
+        <w:tblW w:type="auto" w:w="0"/>
+        <w:jc w:val="left"/>
+        <w:tblLook w:firstColumn="1" w:firstRow="1" w:lastColumn="0" w:lastRow="0" w:noHBand="0" w:noVBand="1" w:val="04A0"/>
+      </w:tblPr>
+      <w:tblGrid>
+        <w:gridCol w:w="3099"/>
+        <w:gridCol w:w="3099"/>
+        <w:gridCol w:w="3099"/>
+      </w:tblGrid>
+      <w:tr>
+        <w:tc>
+          <w:tcPr>
+            <w:tcW w:type="dxa" w:w="510"/>
+            <w:shd w:val="clear" w:fill="EDEDED"/>
+          </w:tcPr>
+          <w:p>
+            <w:pPr>
+              <w:spacing w:after="40" w:before="40"/>
+            </w:pPr>
+            <w:r/>
+            <w:r>
+              <w:rPr>
+                <w:b/>
+                <w:i w:val="0"/>
+                <w:color w:val="1A1A1A"/>
+                <w:sz w:val="18"/>
+              </w:rPr>
+              <w:t>#</w:t>
+            </w:r>
+          </w:p>
+        </w:tc>
+        <w:tc>
+          <w:tcPr>
+            <w:tcW w:type="dxa" w:w="5272"/>
+            <w:shd w:val="clear" w:fill="EDEDED"/>
+          </w:tcPr>
+          <w:p>
+            <w:pPr>
+              <w:spacing w:after="40" w:before="40"/>
+            </w:pPr>
+            <w:r/>
+            <w:r>
+              <w:rPr>
+                <w:b/>
+                <w:i w:val="0"/>
+                <w:color w:val="1A1A1A"/>
+                <w:sz w:val="18"/>
+              </w:rPr>
+              <w:t>What to provide, and the exact form it has to take</w:t>
+            </w:r>
+          </w:p>
+        </w:tc>
+        <w:tc>
+          <w:tcPr>
+            <w:tcW w:type="dxa" w:w="3515"/>
+            <w:shd w:val="clear" w:fill="EDEDED"/>
+          </w:tcPr>
+          <w:p>
+            <w:pPr>
+              <w:spacing w:after="40" w:before="40"/>
+            </w:pPr>
+            <w:r/>
+            <w:r>
+              <w:rPr>
+                <w:b/>
+                <w:i w:val="0"/>
+                <w:color w:val="1A1A1A"/>
+                <w:sz w:val="18"/>
+              </w:rPr>
+              <w:t>WRITE YOUR ANSWER HERE</w:t>
+            </w:r>
+          </w:p>
+        </w:tc>
+      </w:tr>
+      <w:tr>
+        <w:tc>
+          <w:tcPr>
+            <w:tcW w:type="dxa" w:w="510"/>
+          </w:tcPr>
+          <w:p>
+            <w:pPr>
+              <w:spacing w:after="40" w:before="40"/>
+            </w:pPr>
+            <w:r/>
+            <w:r>
+              <w:rPr>
+                <w:b/>
+                <w:i w:val="0"/>
+                <w:color w:val="1A1A1A"/>
+                <w:sz w:val="19"/>
+              </w:rPr>
+              <w:t>1</w:t>
+            </w:r>
+          </w:p>
+        </w:tc>
+        <w:tc>
+          <w:tcPr>
+            <w:tcW w:type="dxa" w:w="5272"/>
+          </w:tcPr>
+          <w:p>
+            <w:pPr>
+              <w:spacing w:after="40" w:before="40"/>
+            </w:pPr>
+            <w:r/>
+            <w:r>
+              <w:rPr>
+                <w:b w:val="0"/>
+                <w:i w:val="0"/>
+                <w:color w:val="1A1A1A"/>
+                <w:sz w:val="19"/>
+              </w:rPr>
+              <w:t>The rate per side.</w:t>
+            </w:r>
+          </w:p>
+          <w:p>
+            <w:pPr>
+              <w:spacing w:after="40" w:before="0"/>
+            </w:pPr>
+            <w:r>
+              <w:rPr>
+                <w:b w:val="0"/>
+                <w:i/>
+                <w:color w:val="5A5A5A"/>
+                <w:sz w:val="17"/>
+              </w:rPr>
+              <w:t>Format: one number, and confirmation it is per side rather than combined.</w:t>
+            </w:r>
+          </w:p>
+        </w:tc>
+        <w:tc>
+          <w:tcPr>
+            <w:tcW w:type="dxa" w:w="3515"/>
+            <w:shd w:val="clear" w:fill="FFFDF2"/>
+          </w:tcPr>
+          <w:p>
+            <w:pPr>
+              <w:spacing w:after="40" w:before="40"/>
+            </w:pPr>
+            <w:r/>
+            <w:r>
+              <w:rPr>
+                <w:b w:val="0"/>
+                <w:i/>
+                <w:color w:val="5A5A5A"/>
+                <w:sz w:val="18"/>
+              </w:rPr>
+            </w:r>
+          </w:p>
+          <w:p>
+            <w:pPr>
+              <w:spacing w:after="40"/>
+            </w:pPr>
+          </w:p>
+          <w:p>
+            <w:pPr>
+              <w:spacing w:after="40"/>
+            </w:pPr>
+          </w:p>
+        </w:tc>
+      </w:tr>
+      <w:tr>
+        <w:tc>
+          <w:tcPr>
+            <w:tcW w:type="dxa" w:w="510"/>
+          </w:tcPr>
+          <w:p>
+            <w:pPr>
+              <w:spacing w:after="40" w:before="40"/>
+            </w:pPr>
+            <w:r/>
+            <w:r>
+              <w:rPr>
+                <w:b/>
+                <w:i w:val="0"/>
+                <w:color w:val="1A1A1A"/>
+                <w:sz w:val="19"/>
+              </w:rPr>
+              <w:t>2</w:t>
+            </w:r>
+          </w:p>
+        </w:tc>
+        <w:tc>
+          <w:tcPr>
+            <w:tcW w:type="dxa" w:w="5272"/>
+          </w:tcPr>
+          <w:p>
+            <w:pPr>
+              <w:spacing w:after="40" w:before="40"/>
+            </w:pPr>
+            <w:r/>
+            <w:r>
+              <w:rPr>
+                <w:b w:val="0"/>
+                <w:i w:val="0"/>
+                <w:color w:val="1A1A1A"/>
+                <w:sz w:val="19"/>
+              </w:rPr>
+              <w:t>Who "authorised users" means.</w:t>
+            </w:r>
+          </w:p>
+          <w:p>
+            <w:pPr>
+              <w:spacing w:after="40" w:before="0"/>
+            </w:pPr>
+            <w:r>
+              <w:rPr>
+                <w:b w:val="0"/>
+                <w:i/>
+                <w:color w:val="5A5A5A"/>
+                <w:sz w:val="17"/>
+              </w:rPr>
+              <w:t>Format: the role or roles, and whether a second approval is required. Question 3 says the application must allow authorised users to edit the commission rate for an approved transaction-specific variation. A per-transaction rate override moves money, so it ships behind a flag that is off until Finance, Legal and technical sign-off, and the flag is named in the pull request that adds it.</w:t>
+            </w:r>
+          </w:p>
+        </w:tc>
+        <w:tc>
+          <w:tcPr>
+            <w:tcW w:type="dxa" w:w="3515"/>
+            <w:shd w:val="clear" w:fill="FFFDF2"/>
+          </w:tcPr>
+          <w:p>
+            <w:pPr>
+              <w:spacing w:after="40" w:before="40"/>
+            </w:pPr>
+            <w:r/>
+            <w:r>
+              <w:rPr>
+                <w:b w:val="0"/>
+                <w:i/>
+                <w:color w:val="5A5A5A"/>
+                <w:sz w:val="18"/>
+              </w:rPr>
+            </w:r>
+          </w:p>
+          <w:p>
+            <w:pPr>
+              <w:spacing w:after="40"/>
+            </w:pPr>
+          </w:p>
+          <w:p>
+            <w:pPr>
+              <w:spacing w:after="40"/>
+            </w:pPr>
+          </w:p>
+        </w:tc>
+      </w:tr>
+      <w:tr>
+        <w:tc>
+          <w:tcPr>
+            <w:tcW w:type="dxa" w:w="510"/>
+          </w:tcPr>
+          <w:p>
+            <w:pPr>
+              <w:spacing w:after="40" w:before="40"/>
+            </w:pPr>
+            <w:r/>
+            <w:r>
+              <w:rPr>
+                <w:b/>
+                <w:i w:val="0"/>
+                <w:color w:val="1A1A1A"/>
+                <w:sz w:val="19"/>
+              </w:rPr>
+              <w:t>3</w:t>
+            </w:r>
+          </w:p>
+        </w:tc>
+        <w:tc>
+          <w:tcPr>
+            <w:tcW w:type="dxa" w:w="5272"/>
+          </w:tcPr>
+          <w:p>
+            <w:pPr>
+              <w:spacing w:after="40" w:before="40"/>
+            </w:pPr>
+            <w:r/>
+            <w:r>
+              <w:rPr>
+                <w:b w:val="0"/>
+                <w:i w:val="0"/>
+                <w:color w:val="1A1A1A"/>
+                <w:sz w:val="19"/>
+              </w:rPr>
+              <w:t>Whether a variation is capped.</w:t>
+            </w:r>
+          </w:p>
+          <w:p>
+            <w:pPr>
+              <w:spacing w:after="40" w:before="0"/>
+            </w:pPr>
+            <w:r>
+              <w:rPr>
+                <w:b w:val="0"/>
+                <w:i/>
+                <w:color w:val="5A5A5A"/>
+                <w:sz w:val="17"/>
+              </w:rPr>
+              <w:t>Format: a floor and a ceiling, or "no cap". Without one, an editable rate is an editable rate all the way to zero.</w:t>
+            </w:r>
+          </w:p>
+        </w:tc>
+        <w:tc>
+          <w:tcPr>
+            <w:tcW w:type="dxa" w:w="3515"/>
+            <w:shd w:val="clear" w:fill="FFFDF2"/>
+          </w:tcPr>
+          <w:p>
+            <w:pPr>
+              <w:spacing w:after="40" w:before="40"/>
+            </w:pPr>
+            <w:r/>
+            <w:r>
+              <w:rPr>
+                <w:b w:val="0"/>
+                <w:i/>
+                <w:color w:val="5A5A5A"/>
+                <w:sz w:val="18"/>
+              </w:rPr>
+            </w:r>
+          </w:p>
+          <w:p>
+            <w:pPr>
+              <w:spacing w:after="40"/>
+            </w:pPr>
+          </w:p>
+          <w:p>
+            <w:pPr>
+              <w:spacing w:after="40"/>
+            </w:pPr>
+          </w:p>
+        </w:tc>
+      </w:tr>
+    </w:tbl>
+    <w:p>
+      <w:pPr>
+        <w:spacing w:after="40"/>
+      </w:pPr>
+    </w:p>
+    <w:p>
+      <w:pPr>
+        <w:spacing w:before="0" w:after="160"/>
+      </w:pPr>
+      <w:r>
+        <w:rPr>
+          <w:b w:val="0"/>
+          <w:i w:val="0"/>
+          <w:color w:val="5A5A5A"/>
+          <w:sz w:val="17"/>
+        </w:rPr>
+        <w:t>Leave no row empty. If a row does not apply, write "not applicable" and one line saying why. If you cannot answer it today, write "pending" and the date you expect to have it. A blank cannot be told apart from an unread row.</w:t>
+      </w:r>
+    </w:p>
+    <w:tbl>
+      <w:tblPr>
+        <w:tblStyle w:val="TableGrid"/>
+        <w:tblW w:type="auto" w:w="0"/>
+        <w:jc w:val="left"/>
+        <w:tblLook w:firstColumn="1" w:firstRow="1" w:lastColumn="0" w:lastRow="0" w:noHBand="0" w:noVBand="1" w:val="04A0"/>
+      </w:tblPr>
+      <w:tblGrid>
+        <w:gridCol w:w="9298"/>
+      </w:tblGrid>
+      <w:tr>
+        <w:tc>
+          <w:tcPr>
+            <w:tcW w:type="dxa" w:w="9298"/>
+            <w:shd w:val="clear" w:fill="EDEDED"/>
+          </w:tcPr>
+          <w:p>
+            <w:pPr>
+              <w:spacing w:after="40" w:before="40"/>
+            </w:pPr>
+            <w:r/>
+            <w:r>
+              <w:rPr>
+                <w:b/>
+                <w:i w:val="0"/>
+                <w:color w:val="5A5A5A"/>
+                <w:sz w:val="17"/>
+              </w:rPr>
+              <w:t>OPTIONAL  ·  suggested wording, if you would rather reply in prose than fill the table above</w:t>
+            </w:r>
+          </w:p>
+        </w:tc>
+      </w:tr>
+      <w:tr>
+        <w:tc>
+          <w:tcPr>
+            <w:tcW w:type="dxa" w:w="9298"/>
+            <w:shd w:val="clear" w:fill="F7F7F7"/>
+          </w:tcPr>
+          <w:p>
+            <w:pPr>
+              <w:spacing w:after="40" w:before="40"/>
+            </w:pPr>
+            <w:r/>
+            <w:r>
+              <w:rPr>
+                <w:b w:val="0"/>
+                <w:i/>
+                <w:color w:val="1A1A1A"/>
+                <w:sz w:val="19"/>
+              </w:rPr>
+              <w:t>Commission is [number] per cent per side, charged to both the buyer and the seller.</w:t>
+            </w:r>
+          </w:p>
+        </w:tc>
+      </w:tr>
+      <w:tr>
+        <w:tc>
+          <w:tcPr>
+            <w:tcW w:type="dxa" w:w="9298"/>
+            <w:shd w:val="clear" w:fill="F7F7F7"/>
+          </w:tcPr>
+          <w:p>
+            <w:pPr>
+              <w:spacing w:after="40" w:before="40"/>
+            </w:pPr>
+            <w:r/>
+            <w:r>
+              <w:rPr>
+                <w:b w:val="0"/>
+                <w:i/>
+                <w:color w:val="1A1A1A"/>
+                <w:sz w:val="19"/>
+              </w:rPr>
+              <w:t>Authorised users for a transaction-specific variation are [roles], and a variation does /</w:t>
+            </w:r>
+          </w:p>
+        </w:tc>
+      </w:tr>
+      <w:tr>
+        <w:tc>
+          <w:tcPr>
+            <w:tcW w:type="dxa" w:w="9298"/>
+            <w:shd w:val="clear" w:fill="F7F7F7"/>
+          </w:tcPr>
+          <w:p>
+            <w:pPr>
+              <w:spacing w:after="40" w:before="40"/>
+            </w:pPr>
+            <w:r/>
+            <w:r>
+              <w:rPr>
+                <w:b w:val="0"/>
+                <w:i/>
+                <w:color w:val="1A1A1A"/>
+                <w:sz w:val="19"/>
+              </w:rPr>
+              <w:t>does not require a second approval. A varied rate must stay between [floor] and [ceiling]</w:t>
+            </w:r>
+          </w:p>
+        </w:tc>
+      </w:tr>
+      <w:tr>
+        <w:tc>
+          <w:tcPr>
+            <w:tcW w:type="dxa" w:w="9298"/>
+            <w:shd w:val="clear" w:fill="F7F7F7"/>
+          </w:tcPr>
+          <w:p>
+            <w:pPr>
+              <w:spacing w:after="40" w:before="40"/>
+            </w:pPr>
+            <w:r/>
+            <w:r>
+              <w:rPr>
+                <w:b w:val="0"/>
+                <w:i/>
+                <w:color w:val="1A1A1A"/>
+                <w:sz w:val="19"/>
+              </w:rPr>
+              <w:t>per cent, or: no cap.</w:t>
+            </w:r>
+          </w:p>
+        </w:tc>
+      </w:tr>
+    </w:tbl>
+    <w:p>
+      <w:pPr>
+        <w:spacing w:after="40"/>
+      </w:pPr>
+    </w:p>
+    <w:p>
+      <w:pPr>
+        <w:spacing w:before="160" w:after="200"/>
+      </w:pPr>
+      <w:r>
+        <w:rPr>
+          <w:b/>
+          <w:color w:val="5A5A5A"/>
+          <w:sz w:val="18"/>
+        </w:rPr>
+        <w:t xml:space="preserve">Records we update when this lands, so you can see where your answer goes: </w:t>
+      </w:r>
+      <w:r>
+        <w:rPr>
+          <w:color w:val="5A5A5A"/>
+          <w:sz w:val="18"/>
+        </w:rPr>
+        <w:t>The EXT-9 entry and the E9-S3 entry in the outstanding backlog. The answer section in the escalation record. Section 4 and Appendix C of the financial governance specification. The delivery board and the build checklist. The rate itself lands in the escrow constants when E9-S3 is built, not before.</w:t>
+      </w:r>
+    </w:p>
+    <w:tbl>
+      <w:tblPr>
+        <w:tblStyle w:val="TableGrid"/>
+        <w:tblW w:type="auto" w:w="0"/>
+        <w:jc w:val="left"/>
+        <w:tblLook w:firstColumn="1" w:firstRow="1" w:lastColumn="0" w:lastRow="0" w:noHBand="0" w:noVBand="1" w:val="04A0"/>
+      </w:tblPr>
+      <w:tblGrid>
+        <w:gridCol w:w="4649"/>
+        <w:gridCol w:w="4649"/>
+      </w:tblGrid>
+      <w:tr>
+        <w:tc>
+          <w:tcPr>
+            <w:tcW w:type="dxa" w:w="6803"/>
+            <w:gridSpan w:val="2"/>
+            <w:shd w:val="clear" w:fill="D9D9D9"/>
+          </w:tcPr>
+          <w:p>
+            <w:pPr>
+              <w:spacing w:after="40" w:before="40"/>
+            </w:pPr>
+            <w:r/>
+            <w:r>
+              <w:rPr>
+                <w:b/>
+                <w:i w:val="0"/>
+                <w:color w:val="1A1A1A"/>
+                <w:sz w:val="19"/>
+              </w:rPr>
+              <w:t>SIGN-OFF  ·  EXT-9  ·  complete this even if some rows above are still pending</w:t>
+            </w:r>
+          </w:p>
+        </w:tc>
+      </w:tr>
+      <w:tr>
+        <w:tc>
+          <w:tcPr>
+            <w:tcW w:type="dxa" w:w="2494"/>
+          </w:tcPr>
+          <w:p>
+            <w:pPr>
+              <w:spacing w:after="40" w:before="40"/>
+            </w:pPr>
+            <w:r/>
+            <w:r>
+              <w:rPr>
+                <w:b/>
+                <w:i w:val="0"/>
+                <w:color w:val="1A1A1A"/>
+                <w:sz w:val="19"/>
+              </w:rPr>
+              <w:t>Given by</w:t>
+            </w:r>
+          </w:p>
+          <w:p>
+            <w:pPr>
+              <w:spacing w:after="40" w:before="0"/>
+            </w:pPr>
+            <w:r>
+              <w:rPr>
+                <w:b w:val="0"/>
+                <w:i/>
+                <w:color w:val="5A5A5A"/>
+                <w:sz w:val="16"/>
+              </w:rPr>
+              <w:t>Full name, printed</w:t>
+            </w:r>
+          </w:p>
+        </w:tc>
+        <w:tc>
+          <w:tcPr>
+            <w:tcW w:type="dxa" w:w="6803"/>
+            <w:shd w:val="clear" w:fill="FFFDF2"/>
+          </w:tcPr>
+          <w:p>
+            <w:pPr>
+              <w:spacing w:after="40" w:before="40"/>
+            </w:pPr>
+            <w:r/>
+            <w:r>
+              <w:rPr>
+                <w:b w:val="0"/>
+                <w:i w:val="0"/>
+                <w:color w:val="1A1A1A"/>
+                <w:sz w:val="19"/>
+              </w:rPr>
+            </w:r>
+          </w:p>
+          <w:p>
+            <w:pPr>
+              <w:spacing w:after="40"/>
+            </w:pPr>
+          </w:p>
+        </w:tc>
+      </w:tr>
+      <w:tr>
+        <w:tc>
+          <w:tcPr>
+            <w:tcW w:type="dxa" w:w="2494"/>
+          </w:tcPr>
+          <w:p>
+            <w:pPr>
+              <w:spacing w:after="40" w:before="40"/>
+            </w:pPr>
+            <w:r/>
+            <w:r>
+              <w:rPr>
+                <w:b/>
+                <w:i w:val="0"/>
+                <w:color w:val="1A1A1A"/>
+                <w:sz w:val="19"/>
+              </w:rPr>
+              <w:t>Role</w:t>
+            </w:r>
+          </w:p>
+          <w:p>
+            <w:pPr>
+              <w:spacing w:after="40" w:before="0"/>
+            </w:pPr>
+            <w:r>
+              <w:rPr>
+                <w:b w:val="0"/>
+                <w:i/>
+                <w:color w:val="5A5A5A"/>
+                <w:sz w:val="16"/>
+              </w:rPr>
+              <w:t>Your role, so the record shows who had the authority</w:t>
+            </w:r>
+          </w:p>
+        </w:tc>
+        <w:tc>
+          <w:tcPr>
+            <w:tcW w:type="dxa" w:w="6803"/>
+            <w:shd w:val="clear" w:fill="FFFDF2"/>
+          </w:tcPr>
+          <w:p>
+            <w:pPr>
+              <w:spacing w:after="40" w:before="40"/>
+            </w:pPr>
+            <w:r/>
+            <w:r>
+              <w:rPr>
+                <w:b w:val="0"/>
+                <w:i w:val="0"/>
+                <w:color w:val="1A1A1A"/>
+                <w:sz w:val="19"/>
+              </w:rPr>
+            </w:r>
+          </w:p>
+          <w:p>
+            <w:pPr>
+              <w:spacing w:after="40"/>
+            </w:pPr>
+          </w:p>
+        </w:tc>
+      </w:tr>
+      <w:tr>
+        <w:tc>
+          <w:tcPr>
+            <w:tcW w:type="dxa" w:w="2494"/>
+          </w:tcPr>
+          <w:p>
+            <w:pPr>
+              <w:spacing w:after="40" w:before="40"/>
+            </w:pPr>
+            <w:r/>
+            <w:r>
+              <w:rPr>
+                <w:b/>
+                <w:i w:val="0"/>
+                <w:color w:val="1A1A1A"/>
+                <w:sz w:val="19"/>
+              </w:rPr>
+              <w:t>Date</w:t>
+            </w:r>
+          </w:p>
+          <w:p>
+            <w:pPr>
+              <w:spacing w:after="40" w:before="0"/>
+            </w:pPr>
+            <w:r>
+              <w:rPr>
+                <w:b w:val="0"/>
+                <w:i/>
+                <w:color w:val="5A5A5A"/>
+                <w:sz w:val="16"/>
+              </w:rPr>
+              <w:t>DD / MM / YYYY</w:t>
+            </w:r>
+          </w:p>
+        </w:tc>
+        <w:tc>
+          <w:tcPr>
+            <w:tcW w:type="dxa" w:w="6803"/>
+            <w:shd w:val="clear" w:fill="FFFDF2"/>
+          </w:tcPr>
+          <w:p>
+            <w:pPr>
+              <w:spacing w:after="40" w:before="40"/>
+            </w:pPr>
+            <w:r/>
+            <w:r>
+              <w:rPr>
+                <w:b w:val="0"/>
+                <w:i w:val="0"/>
+                <w:color w:val="1A1A1A"/>
+                <w:sz w:val="19"/>
+              </w:rPr>
+            </w:r>
+          </w:p>
+          <w:p>
+            <w:pPr>
+              <w:spacing w:after="40"/>
+            </w:pPr>
+          </w:p>
+        </w:tc>
+      </w:tr>
+      <w:tr>
+        <w:tc>
+          <w:tcPr>
+            <w:tcW w:type="dxa" w:w="2494"/>
+          </w:tcPr>
+          <w:p>
+            <w:pPr>
+              <w:spacing w:after="40" w:before="40"/>
+            </w:pPr>
+            <w:r/>
+            <w:r>
+              <w:rPr>
+                <w:b/>
+                <w:i w:val="0"/>
+                <w:color w:val="1A1A1A"/>
+                <w:sz w:val="19"/>
+              </w:rPr>
+              <w:t>Attachments enclosed</w:t>
+            </w:r>
+          </w:p>
+          <w:p>
+            <w:pPr>
+              <w:spacing w:after="40" w:before="0"/>
+            </w:pPr>
+            <w:r>
+              <w:rPr>
+                <w:b w:val="0"/>
+                <w:i/>
+                <w:color w:val="5A5A5A"/>
+                <w:sz w:val="16"/>
+              </w:rPr>
+              <w:t>List them, or write "none"</w:t>
+            </w:r>
+          </w:p>
+        </w:tc>
+        <w:tc>
+          <w:tcPr>
+            <w:tcW w:type="dxa" w:w="6803"/>
+            <w:shd w:val="clear" w:fill="FFFDF2"/>
+          </w:tcPr>
+          <w:p>
+            <w:pPr>
+              <w:spacing w:after="40" w:before="40"/>
+            </w:pPr>
+            <w:r/>
+            <w:r>
+              <w:rPr>
+                <w:b w:val="0"/>
+                <w:i w:val="0"/>
+                <w:color w:val="1A1A1A"/>
+                <w:sz w:val="19"/>
+              </w:rPr>
+            </w:r>
+          </w:p>
+          <w:p>
+            <w:pPr>
+              <w:spacing w:after="40"/>
+            </w:pPr>
+          </w:p>
+        </w:tc>
+      </w:tr>
+      <w:tr>
+        <w:tc>
+          <w:tcPr>
+            <w:tcW w:type="dxa" w:w="2494"/>
+          </w:tcPr>
+          <w:p>
+            <w:pPr>
+              <w:spacing w:after="40" w:before="40"/>
+            </w:pPr>
+            <w:r/>
+            <w:r>
+              <w:rPr>
+                <w:b/>
+                <w:i w:val="0"/>
+                <w:color w:val="1A1A1A"/>
+                <w:sz w:val="19"/>
+              </w:rPr>
+              <w:t>Rows I could not answer today</w:t>
+            </w:r>
+          </w:p>
+          <w:p>
+            <w:pPr>
+              <w:spacing w:after="40" w:before="0"/>
+            </w:pPr>
+            <w:r>
+              <w:rPr>
+                <w:b w:val="0"/>
+                <w:i/>
+                <w:color w:val="5A5A5A"/>
+                <w:sz w:val="16"/>
+              </w:rPr>
+              <w:t>Row numbers, and when you expect to have them</w:t>
+            </w:r>
+          </w:p>
+        </w:tc>
+        <w:tc>
+          <w:tcPr>
+            <w:tcW w:type="dxa" w:w="6803"/>
+            <w:shd w:val="clear" w:fill="FFFDF2"/>
+          </w:tcPr>
+          <w:p>
+            <w:pPr>
+              <w:spacing w:after="40" w:before="40"/>
+            </w:pPr>
+            <w:r/>
+            <w:r>
+              <w:rPr>
+                <w:b w:val="0"/>
+                <w:i w:val="0"/>
+                <w:color w:val="1A1A1A"/>
+                <w:sz w:val="19"/>
+              </w:rPr>
+            </w:r>
+          </w:p>
+          <w:p>
+            <w:pPr>
+              <w:spacing w:after="40"/>
+            </w:pPr>
+          </w:p>
+        </w:tc>
+      </w:tr>
+    </w:tbl>
+    <w:p>
+      <w:pPr>
+        <w:spacing w:after="40"/>
+      </w:pPr>
+    </w:p>
+    <w:p>
+      <w:pPr>
+        <w:spacing w:before="280" w:after="80"/>
+      </w:pPr>
+      <w:r>
+        <w:rPr>
+          <w:b/>
+          <w:color w:val="1A1A1A"/>
+          <w:sz w:val="23"/>
+        </w:rPr>
+        <w:t>One more thing about the returned copy, which is not a question</w:t>
+      </w:r>
+    </w:p>
+    <w:p>
+      <w:pPr>
+        <w:spacing w:before="0" w:after="120"/>
+      </w:pPr>
+      <w:r>
+        <w:rPr>
+          <w:b w:val="0"/>
+          <w:i w:val="0"/>
+          <w:color w:val="1A1A1A"/>
+          <w:sz w:val="20"/>
+        </w:rPr>
+        <w:t>The completed copy of ENG-DR-2026-08-06-01 differs from the copy that was dispatched in six places, and four of those changes rewrote the question text rather than the answer boxes. All four changed a quotation of Power of Attorney clause 5 from 10 per cent to 5 per cent. The signed instrument says 10 per cent.</w:t>
+      </w:r>
+    </w:p>
+    <w:p>
+      <w:pPr>
+        <w:spacing w:before="0" w:after="120"/>
+      </w:pPr>
+      <w:r>
+        <w:rPr>
+          <w:b/>
+          <w:color w:val="1A1A1A"/>
+          <w:sz w:val="20"/>
+        </w:rPr>
+        <w:t xml:space="preserve">This is recorded rather than asked about, because it needs no decision. The copy we sent was accurate. </w:t>
+      </w:r>
+      <w:r>
+        <w:rPr>
+          <w:b w:val="0"/>
+          <w:color w:val="1A1A1A"/>
+          <w:sz w:val="20"/>
+        </w:rPr>
+        <w:t>One consequence does matter for the rate question above: the edited preamble now reads that 5 plus 5 is the Power of Attorney's 5% at source, which does not add up in either direction and cannot be used to settle anything. The dispatched wording is the one to read.</w:t>
+      </w:r>
+    </w:p>
+    <w:p>
+      <w:pPr>
+        <w:spacing w:before="0" w:after="120"/>
+      </w:pPr>
+      <w:r>
+        <w:rPr>
+          <w:b w:val="0"/>
+          <w:i w:val="0"/>
+          <w:color w:val="1A1A1A"/>
+          <w:sz w:val="20"/>
+        </w:rPr>
+        <w:t>The dispatched cover invited exactly this: "If you disagree with a fact stated here, say so in the box." Saying it in the box leaves both readings on the record. Editing the question leaves only one, and it is the one the instrument does not support.</w:t>
       </w:r>
     </w:p>
     <w:p>
@@ -12776,7 +17140,7 @@
           <w:color w:val="5A5A5A"/>
           <w:sz w:val="18"/>
         </w:rPr>
-        <w:t>The region sub-decision inside ADR-0004 stays open. It is row 3 of EXT-2 and it depends on EXT-11, so it is deliberately not asked again here.</w:t>
+        <w:t>The region sub-decision inside ADR-0004 moved on 6 August and is now takeable. It used to wait on EXT-11, and EXT-11 came back that day and closed. Takeable is not taken. Somebody still has to choose Nigerian or non-Nigerian, and the choice is asked for at EXT-2 rows 3 and 4 rather than a second time here. What changed is that answering it no longer depends on anybody else.</w:t>
       </w:r>
     </w:p>
     <w:p>
@@ -14660,6 +19024,170 @@
                 <w:color w:val="1A1A1A"/>
                 <w:sz w:val="20"/>
               </w:rPr>
+              <w:t>EXT-8</w:t>
+            </w:r>
+          </w:p>
+        </w:tc>
+        <w:tc>
+          <w:tcPr>
+            <w:tcW w:type="dxa" w:w="2494"/>
+            <w:shd w:val="clear" w:fill="FFFDF2"/>
+          </w:tcPr>
+          <w:p>
+            <w:pPr>
+              <w:spacing w:after="160" w:before="160"/>
+            </w:pPr>
+            <w:r/>
+            <w:r>
+              <w:rPr>
+                <w:b w:val="0"/>
+                <w:i w:val="0"/>
+                <w:color w:val="1A1A1A"/>
+                <w:sz w:val="20"/>
+              </w:rPr>
+            </w:r>
+          </w:p>
+        </w:tc>
+        <w:tc>
+          <w:tcPr>
+            <w:tcW w:type="dxa" w:w="1474"/>
+            <w:shd w:val="clear" w:fill="FFFDF2"/>
+          </w:tcPr>
+          <w:p>
+            <w:pPr>
+              <w:spacing w:after="160" w:before="160"/>
+            </w:pPr>
+            <w:r/>
+            <w:r>
+              <w:rPr>
+                <w:b w:val="0"/>
+                <w:i w:val="0"/>
+                <w:color w:val="1A1A1A"/>
+                <w:sz w:val="20"/>
+              </w:rPr>
+            </w:r>
+          </w:p>
+        </w:tc>
+        <w:tc>
+          <w:tcPr>
+            <w:tcW w:type="dxa" w:w="3969"/>
+            <w:shd w:val="clear" w:fill="FFFDF2"/>
+          </w:tcPr>
+          <w:p>
+            <w:pPr>
+              <w:spacing w:after="160" w:before="160"/>
+            </w:pPr>
+            <w:r/>
+            <w:r>
+              <w:rPr>
+                <w:b w:val="0"/>
+                <w:i w:val="0"/>
+                <w:color w:val="1A1A1A"/>
+                <w:sz w:val="20"/>
+              </w:rPr>
+            </w:r>
+          </w:p>
+        </w:tc>
+      </w:tr>
+      <w:tr>
+        <w:tc>
+          <w:tcPr>
+            <w:tcW w:type="dxa" w:w="1361"/>
+          </w:tcPr>
+          <w:p>
+            <w:pPr>
+              <w:spacing w:after="160" w:before="160"/>
+            </w:pPr>
+            <w:r/>
+            <w:r>
+              <w:rPr>
+                <w:b w:val="0"/>
+                <w:i w:val="0"/>
+                <w:color w:val="1A1A1A"/>
+                <w:sz w:val="20"/>
+              </w:rPr>
+              <w:t>EXT-9</w:t>
+            </w:r>
+          </w:p>
+        </w:tc>
+        <w:tc>
+          <w:tcPr>
+            <w:tcW w:type="dxa" w:w="2494"/>
+            <w:shd w:val="clear" w:fill="FFFDF2"/>
+          </w:tcPr>
+          <w:p>
+            <w:pPr>
+              <w:spacing w:after="160" w:before="160"/>
+            </w:pPr>
+            <w:r/>
+            <w:r>
+              <w:rPr>
+                <w:b w:val="0"/>
+                <w:i w:val="0"/>
+                <w:color w:val="1A1A1A"/>
+                <w:sz w:val="20"/>
+              </w:rPr>
+            </w:r>
+          </w:p>
+        </w:tc>
+        <w:tc>
+          <w:tcPr>
+            <w:tcW w:type="dxa" w:w="1474"/>
+            <w:shd w:val="clear" w:fill="FFFDF2"/>
+          </w:tcPr>
+          <w:p>
+            <w:pPr>
+              <w:spacing w:after="160" w:before="160"/>
+            </w:pPr>
+            <w:r/>
+            <w:r>
+              <w:rPr>
+                <w:b w:val="0"/>
+                <w:i w:val="0"/>
+                <w:color w:val="1A1A1A"/>
+                <w:sz w:val="20"/>
+              </w:rPr>
+            </w:r>
+          </w:p>
+        </w:tc>
+        <w:tc>
+          <w:tcPr>
+            <w:tcW w:type="dxa" w:w="3969"/>
+            <w:shd w:val="clear" w:fill="FFFDF2"/>
+          </w:tcPr>
+          <w:p>
+            <w:pPr>
+              <w:spacing w:after="160" w:before="160"/>
+            </w:pPr>
+            <w:r/>
+            <w:r>
+              <w:rPr>
+                <w:b w:val="0"/>
+                <w:i w:val="0"/>
+                <w:color w:val="1A1A1A"/>
+                <w:sz w:val="20"/>
+              </w:rPr>
+            </w:r>
+          </w:p>
+        </w:tc>
+      </w:tr>
+      <w:tr>
+        <w:tc>
+          <w:tcPr>
+            <w:tcW w:type="dxa" w:w="1361"/>
+          </w:tcPr>
+          <w:p>
+            <w:pPr>
+              <w:spacing w:after="160" w:before="160"/>
+            </w:pPr>
+            <w:r/>
+            <w:r>
+              <w:rPr>
+                <w:b w:val="0"/>
+                <w:i w:val="0"/>
+                <w:color w:val="1A1A1A"/>
+                <w:sz w:val="20"/>
+              </w:rPr>
               <w:t>ADR-0003</w:t>
             </w:r>
           </w:p>
@@ -14894,6 +19422,20 @@
       <w:pPr>
         <w:spacing w:after="40"/>
       </w:pPr>
+    </w:p>
+    <w:p>
+      <w:pPr>
+        <w:spacing w:before="80" w:after="40"/>
+      </w:pPr>
+      <w:r>
+        <w:rPr>
+          <w:b w:val="0"/>
+          <w:i w:val="0"/>
+          <w:color w:val="5A5A5A"/>
+          <w:sz w:val="18"/>
+        </w:rPr>
+        <w:t>The EXT-8 and EXT-9 rows are for the follow-up asked in Part B. They are not for the answers given on 6 August, which are already recorded.</w:t>
+      </w:r>
     </w:p>
     <w:p>
       <w:pPr>
